--- a/renads-api/docs/diccionario_datos.docx
+++ b/renads-api/docs/diccionario_datos.docx
@@ -57,7 +57,7 @@
           <w:i/>
           <w:sz w:val="18"/>
         </w:rPr>
-        <w:t>Fuente: esquemas de base de datos de los módulos 1, 2 y 3 (docs/db_schema_*.md).</w:t>
+        <w:t>Fuente: esquemas de base de datos de los módulos 1, 2 y 3 y el diagrama ER global (docs/db_schema_*.md).</w:t>
       </w:r>
     </w:p>
     <w:p>
@@ -22457,6 +22457,792 @@
         <w:t>bitacora_auditoria &gt;── django_content_type  (genérico)</w:t>
       </w:r>
     </w:p>
+    <w:p/>
+    <w:p>
+      <w:r>
+        <w:br w:type="page"/>
+      </w:r>
+    </w:p>
+    <w:p>
+      <w:pPr>
+        <w:pStyle w:val="Heading1"/>
+      </w:pPr>
+      <w:r>
+        <w:t>Diagrama Entidad-Relación (global)</w:t>
+      </w:r>
+    </w:p>
+    <w:p>
+      <w:r>
+        <w:rPr>
+          <w:sz w:val="19"/>
+        </w:rPr>
+        <w:t>Diagrama entidad-relación consolidado de los 3 módulos. Las tablas conservan nombres en español; entre paréntesis se indica la clase Django (inglés) y el módulo de origen.</w:t>
+      </w:r>
+    </w:p>
+    <w:p>
+      <w:r>
+        <w:rPr>
+          <w:sz w:val="19"/>
+        </w:rPr>
+        <w:t>- **M1** = Gestionar Convenios (`convenios`)</w:t>
+      </w:r>
+    </w:p>
+    <w:p>
+      <w:r>
+        <w:rPr>
+          <w:sz w:val="19"/>
+        </w:rPr>
+        <w:t>- **M2** = Registrar Internados (`internados`)</w:t>
+      </w:r>
+    </w:p>
+    <w:p>
+      <w:r>
+        <w:rPr>
+          <w:sz w:val="19"/>
+        </w:rPr>
+        <w:t>- **M3** = Registrar Actividades (`actividades`)</w:t>
+      </w:r>
+    </w:p>
+    <w:p>
+      <w:r>
+        <w:rPr>
+          <w:sz w:val="19"/>
+        </w:rPr>
+        <w:t>- **DJ** = nativo de Django</w:t>
+      </w:r>
+    </w:p>
+    <w:p>
+      <w:r>
+        <w:rPr>
+          <w:sz w:val="19"/>
+        </w:rPr>
+        <w:t>Notación: `─&lt;` indica "uno a muchos" (la cresta apunta al lado *muchos*). `┄┄` indica relación **polimórfica** vía `django_content_type`.</w:t>
+      </w:r>
+    </w:p>
+    <w:p>
+      <w:r>
+        <w:rPr>
+          <w:sz w:val="19"/>
+        </w:rPr>
+        <w:t>---</w:t>
+      </w:r>
+    </w:p>
+    <w:p>
+      <w:pPr>
+        <w:pStyle w:val="Heading2"/>
+      </w:pPr>
+      <w:r>
+        <w:t>1. Diagrama (Mermaid)</w:t>
+      </w:r>
+    </w:p>
+    <w:p>
+      <w:r>
+        <w:rPr>
+          <w:i/>
+          <w:sz w:val="18"/>
+        </w:rPr>
+        <w:t>Diagrama ER (fuente Mermaid — renderizable en visores Mermaid):</w:t>
+      </w:r>
+    </w:p>
+    <w:p>
+      <w:r>
+        <w:rPr>
+          <w:rFonts w:ascii="Consolas" w:hAnsi="Consolas"/>
+          <w:sz w:val="15"/>
+        </w:rPr>
+        <w:t>erDiagram</w:t>
+        <w:br/>
+        <w:t xml:space="preserve">    %% ===== Catálogos clave =====</w:t>
+        <w:br/>
+        <w:t xml:space="preserve">    region ||--o{ gobierno_regional : ""</w:t>
+        <w:br/>
+        <w:t xml:space="preserve">    ambito_geografico_sanitario ||--o{ ipress : ""</w:t>
+        <w:br/>
+        <w:br/>
+        <w:t xml:space="preserve">    %% ===== M1: Jerarquía GORE =====</w:t>
+        <w:br/>
+        <w:t xml:space="preserve">    gobierno_regional ||--o{ organo_regional : ""</w:t>
+        <w:br/>
+        <w:t xml:space="preserve">    organo_regional ||--o{ unidad_ejecutora : ""</w:t>
+        <w:br/>
+        <w:t xml:space="preserve">    unidad_ejecutora ||--o{ ipress : ""</w:t>
+        <w:br/>
+        <w:br/>
+        <w:t xml:space="preserve">    %% ===== M1: Universidad =====</w:t>
+        <w:br/>
+        <w:t xml:space="preserve">    universidad ||--o{ autoridad_universidad : ""</w:t>
+        <w:br/>
+        <w:t xml:space="preserve">    universidad ||--o{ facultad : ""</w:t>
+        <w:br/>
+        <w:t xml:space="preserve">    universidad ||--o{ local_universidad : ""</w:t>
+        <w:br/>
+        <w:t xml:space="preserve">    facultad ||--o{ carrera_profesional : ""</w:t>
+        <w:br/>
+        <w:t xml:space="preserve">    especialidad ||--o{ carrera_profesional : ""</w:t>
+        <w:br/>
+        <w:t xml:space="preserve">    nivel_academico ||--o{ carrera_profesional : ""</w:t>
+        <w:br/>
+        <w:br/>
+        <w:t xml:space="preserve">    %% ===== M1: Convenio =====</w:t>
+        <w:br/>
+        <w:t xml:space="preserve">    tipo_convenio ||--o{ convenio : ""</w:t>
+        <w:br/>
+        <w:t xml:space="preserve">    convenio ||--o{ convenio : "marco→especifico"</w:t>
+        <w:br/>
+        <w:t xml:space="preserve">    plantilla_convenio ||--o{ convenio : ""</w:t>
+        <w:br/>
+        <w:t xml:space="preserve">    estado_convenio ||--o{ convenio : ""</w:t>
+        <w:br/>
+        <w:t xml:space="preserve">    convenio ||--o{ participante_convenio : ""</w:t>
+        <w:br/>
+        <w:t xml:space="preserve">    convenio ||--o{ historial_estado_convenio : ""</w:t>
+        <w:br/>
+        <w:t xml:space="preserve">    convenio ||--o{ evaluacion_tecnica : ""</w:t>
+        <w:br/>
+        <w:t xml:space="preserve">    convenio ||--o{ opinion_conapres : ""</w:t>
+        <w:br/>
+        <w:t xml:space="preserve">    convenio ||--o{ campo_clinico : ""</w:t>
+        <w:br/>
+        <w:t xml:space="preserve">    convenio ||--o{ opinion_juridica : ""</w:t>
+        <w:br/>
+        <w:t xml:space="preserve">    convenio ||--o{ firma : ""</w:t>
+        <w:br/>
+        <w:t xml:space="preserve">    convenio ||--o{ publicacion : ""</w:t>
+        <w:br/>
+        <w:t xml:space="preserve">    ipress ||--o{ campo_clinico : ""</w:t>
+        <w:br/>
+        <w:t xml:space="preserve">    carrera_profesional ||--o{ campo_clinico : ""</w:t>
+        <w:br/>
+        <w:br/>
+        <w:t xml:space="preserve">    %% ===== M2: Internado =====</w:t>
+        <w:br/>
+        <w:t xml:space="preserve">    estudiante ||--o{ interno : ""</w:t>
+        <w:br/>
+        <w:t xml:space="preserve">    convenio ||--o{ interno : ""</w:t>
+        <w:br/>
+        <w:t xml:space="preserve">    campo_clinico ||--o{ interno : ""</w:t>
+        <w:br/>
+        <w:t xml:space="preserve">    ipress ||--o{ interno : "sede principal"</w:t>
+        <w:br/>
+        <w:t xml:space="preserve">    tutor ||--o{ interno : ""</w:t>
+        <w:br/>
+        <w:t xml:space="preserve">    universidad ||--o{ estudiante : ""</w:t>
+        <w:br/>
+        <w:t xml:space="preserve">    carrera_profesional ||--o{ estudiante : ""</w:t>
+        <w:br/>
+        <w:t xml:space="preserve">    parentesco ||--o{ estudiante : "contacto emergencia"</w:t>
+        <w:br/>
+        <w:t xml:space="preserve">    interno ||--o{ historial_estado_internado : ""</w:t>
+        <w:br/>
+        <w:t xml:space="preserve">    interno ||--o{ historial_tutor : ""</w:t>
+        <w:br/>
+        <w:t xml:space="preserve">    interno ||--o{ rotacion : ""</w:t>
+        <w:br/>
+        <w:t xml:space="preserve">    ipress ||--o{ rotacion : "origen/destino"</w:t>
+        <w:br/>
+        <w:t xml:space="preserve">    servicio_area ||--o{ rotacion : ""</w:t>
+        <w:br/>
+        <w:t xml:space="preserve">    rotacion ||--o{ autorizacion_rotacion : ""</w:t>
+        <w:br/>
+        <w:t xml:space="preserve">    participante_convenio ||--o{ autorizacion_rotacion : ""</w:t>
+        <w:br/>
+        <w:t xml:space="preserve">    rotacion ||--o{ historial_estado_rotacion : ""</w:t>
+        <w:br/>
+        <w:br/>
+        <w:t xml:space="preserve">    %% ===== M3: Actividad =====</w:t>
+        <w:br/>
+        <w:t xml:space="preserve">    estudiante ||--o{ actividad_docente_asistencial : ""</w:t>
+        <w:br/>
+        <w:t xml:space="preserve">    interno ||--o{ actividad_docente_asistencial : ""</w:t>
+        <w:br/>
+        <w:t xml:space="preserve">    ipress ||--o{ actividad_docente_asistencial : ""</w:t>
+        <w:br/>
+        <w:t xml:space="preserve">    rotacion ||--o{ actividad_docente_asistencial : "opcional"</w:t>
+        <w:br/>
+        <w:t xml:space="preserve">    tutor ||--o{ actividad_docente_asistencial : ""</w:t>
+        <w:br/>
+        <w:t xml:space="preserve">    servicio_area ||--o{ actividad_docente_asistencial : ""</w:t>
+        <w:br/>
+        <w:t xml:space="preserve">    tipo_actividad ||--o{ actividad_docente_asistencial : ""</w:t>
+        <w:br/>
+        <w:t xml:space="preserve">    actividad_docente_asistencial ||--o{ validacion_actividad : ""</w:t>
+        <w:br/>
+        <w:t xml:space="preserve">    actividad_docente_asistencial ||--o{ historial_estado_actividad : ""</w:t>
+        <w:br/>
+        <w:br/>
+        <w:t xml:space="preserve">    %% ===== Transversales (polimórficas) =====</w:t>
+        <w:br/>
+        <w:t xml:space="preserve">    documento }o--|| django_content_type : "genérico"</w:t>
+        <w:br/>
+        <w:t xml:space="preserve">    bitacora_auditoria }o--|| django_content_type : "genérico"</w:t>
+        <w:br/>
+        <w:t xml:space="preserve">    representante }o--|| django_content_type : "genérico"</w:t>
+        <w:br/>
+        <w:t xml:space="preserve">    perfil_usuario_entidad }o--|| django_content_type : "genérico"</w:t>
+      </w:r>
+    </w:p>
+    <w:p/>
+    <w:p>
+      <w:r>
+        <w:rPr>
+          <w:sz w:val="19"/>
+        </w:rPr>
+        <w:t>---</w:t>
+      </w:r>
+    </w:p>
+    <w:p>
+      <w:pPr>
+        <w:pStyle w:val="Heading2"/>
+      </w:pPr>
+      <w:r>
+        <w:t>2. Relaciones polimórficas (vía django_content_type)</w:t>
+      </w:r>
+    </w:p>
+    <w:tbl>
+      <w:tblPr>
+        <w:tblStyle w:val="LightGrid-Accent1"/>
+        <w:tblW w:type="auto" w:w="0"/>
+        <w:tblLook w:firstColumn="1" w:firstRow="1" w:lastColumn="0" w:lastRow="0" w:noHBand="0" w:noVBand="1" w:val="04A0"/>
+      </w:tblPr>
+      <w:tblGrid>
+        <w:gridCol w:w="2880"/>
+        <w:gridCol w:w="2880"/>
+        <w:gridCol w:w="2880"/>
+      </w:tblGrid>
+      <w:tr>
+        <w:tc>
+          <w:tcPr>
+            <w:tcW w:type="dxa" w:w="2880"/>
+          </w:tcPr>
+          <w:p>
+            <w:r/>
+            <w:r>
+              <w:rPr>
+                <w:b/>
+                <w:color w:val="FFFFFF"/>
+                <w:sz w:val="18"/>
+              </w:rPr>
+              <w:t>Tabla</w:t>
+            </w:r>
+          </w:p>
+        </w:tc>
+        <w:tc>
+          <w:tcPr>
+            <w:tcW w:type="dxa" w:w="2880"/>
+          </w:tcPr>
+          <w:p>
+            <w:r/>
+            <w:r>
+              <w:rPr>
+                <w:b/>
+                <w:color w:val="FFFFFF"/>
+                <w:sz w:val="18"/>
+              </w:rPr>
+              <w:t>Apunta a</w:t>
+            </w:r>
+          </w:p>
+        </w:tc>
+        <w:tc>
+          <w:tcPr>
+            <w:tcW w:type="dxa" w:w="2880"/>
+          </w:tcPr>
+          <w:p>
+            <w:r/>
+            <w:r>
+              <w:rPr>
+                <w:b/>
+                <w:color w:val="FFFFFF"/>
+                <w:sz w:val="18"/>
+              </w:rPr>
+              <w:t>Propósito</w:t>
+            </w:r>
+          </w:p>
+        </w:tc>
+      </w:tr>
+      <w:tr>
+        <w:tc>
+          <w:tcPr>
+            <w:tcW w:type="dxa" w:w="2880"/>
+          </w:tcPr>
+          <w:p>
+            <w:r>
+              <w:rPr>
+                <w:sz w:val="18"/>
+              </w:rPr>
+              <w:t>representante (M1)</w:t>
+            </w:r>
+          </w:p>
+        </w:tc>
+        <w:tc>
+          <w:tcPr>
+            <w:tcW w:type="dxa" w:w="2880"/>
+          </w:tcPr>
+          <w:p>
+            <w:r>
+              <w:rPr>
+                <w:sz w:val="18"/>
+              </w:rPr>
+              <w:t>organo_minsa, organo_regional, unidad_ejecutora, ipress, conapres</w:t>
+            </w:r>
+          </w:p>
+        </w:tc>
+        <w:tc>
+          <w:tcPr>
+            <w:tcW w:type="dxa" w:w="2880"/>
+          </w:tcPr>
+          <w:p>
+            <w:r>
+              <w:rPr>
+                <w:sz w:val="18"/>
+              </w:rPr>
+              <w:t>Representantes/autoridades por jerarquía</w:t>
+            </w:r>
+          </w:p>
+        </w:tc>
+      </w:tr>
+      <w:tr>
+        <w:tc>
+          <w:tcPr>
+            <w:tcW w:type="dxa" w:w="2880"/>
+          </w:tcPr>
+          <w:p>
+            <w:r>
+              <w:rPr>
+                <w:sz w:val="18"/>
+              </w:rPr>
+              <w:t>perfil_usuario_entidad (M1)</w:t>
+            </w:r>
+          </w:p>
+        </w:tc>
+        <w:tc>
+          <w:tcPr>
+            <w:tcW w:type="dxa" w:w="2880"/>
+          </w:tcPr>
+          <w:p>
+            <w:r>
+              <w:rPr>
+                <w:sz w:val="18"/>
+              </w:rPr>
+              <w:t>cualquier entidad organizacional</w:t>
+            </w:r>
+          </w:p>
+        </w:tc>
+        <w:tc>
+          <w:tcPr>
+            <w:tcW w:type="dxa" w:w="2880"/>
+          </w:tcPr>
+          <w:p>
+            <w:r>
+              <w:rPr>
+                <w:sz w:val="18"/>
+              </w:rPr>
+              <w:t>Vínculo usuario↔entidad↔rol</w:t>
+            </w:r>
+          </w:p>
+        </w:tc>
+      </w:tr>
+      <w:tr>
+        <w:tc>
+          <w:tcPr>
+            <w:tcW w:type="dxa" w:w="2880"/>
+          </w:tcPr>
+          <w:p>
+            <w:r>
+              <w:rPr>
+                <w:sz w:val="18"/>
+              </w:rPr>
+              <w:t>convenio.solicitante (M1)</w:t>
+            </w:r>
+          </w:p>
+        </w:tc>
+        <w:tc>
+          <w:tcPr>
+            <w:tcW w:type="dxa" w:w="2880"/>
+          </w:tcPr>
+          <w:p>
+            <w:r>
+              <w:rPr>
+                <w:sz w:val="18"/>
+              </w:rPr>
+              <w:t>universidad, organo_regional, …</w:t>
+            </w:r>
+          </w:p>
+        </w:tc>
+        <w:tc>
+          <w:tcPr>
+            <w:tcW w:type="dxa" w:w="2880"/>
+          </w:tcPr>
+          <w:p>
+            <w:r>
+              <w:rPr>
+                <w:sz w:val="18"/>
+              </w:rPr>
+              <w:t>Entidad solicitante</w:t>
+            </w:r>
+          </w:p>
+        </w:tc>
+      </w:tr>
+      <w:tr>
+        <w:tc>
+          <w:tcPr>
+            <w:tcW w:type="dxa" w:w="2880"/>
+          </w:tcPr>
+          <w:p>
+            <w:r>
+              <w:rPr>
+                <w:sz w:val="18"/>
+              </w:rPr>
+              <w:t>participante_convenio (M1)</w:t>
+            </w:r>
+          </w:p>
+        </w:tc>
+        <w:tc>
+          <w:tcPr>
+            <w:tcW w:type="dxa" w:w="2880"/>
+          </w:tcPr>
+          <w:p>
+            <w:r>
+              <w:rPr>
+                <w:sz w:val="18"/>
+              </w:rPr>
+              <w:t>cualquier entidad</w:t>
+            </w:r>
+          </w:p>
+        </w:tc>
+        <w:tc>
+          <w:tcPr>
+            <w:tcW w:type="dxa" w:w="2880"/>
+          </w:tcPr>
+          <w:p>
+            <w:r>
+              <w:rPr>
+                <w:sz w:val="18"/>
+              </w:rPr>
+              <w:t>Entidades participantes/firmantes</w:t>
+            </w:r>
+          </w:p>
+        </w:tc>
+      </w:tr>
+      <w:tr>
+        <w:tc>
+          <w:tcPr>
+            <w:tcW w:type="dxa" w:w="2880"/>
+          </w:tcPr>
+          <w:p>
+            <w:r>
+              <w:rPr>
+                <w:sz w:val="18"/>
+              </w:rPr>
+              <w:t>firma.firmante (M1)</w:t>
+            </w:r>
+          </w:p>
+        </w:tc>
+        <w:tc>
+          <w:tcPr>
+            <w:tcW w:type="dxa" w:w="2880"/>
+          </w:tcPr>
+          <w:p>
+            <w:r>
+              <w:rPr>
+                <w:sz w:val="18"/>
+              </w:rPr>
+              <w:t>organo_minsa, universidad, …</w:t>
+            </w:r>
+          </w:p>
+        </w:tc>
+        <w:tc>
+          <w:tcPr>
+            <w:tcW w:type="dxa" w:w="2880"/>
+          </w:tcPr>
+          <w:p>
+            <w:r>
+              <w:rPr>
+                <w:sz w:val="18"/>
+              </w:rPr>
+              <w:t>Entidad firmante</w:t>
+            </w:r>
+          </w:p>
+        </w:tc>
+      </w:tr>
+      <w:tr>
+        <w:tc>
+          <w:tcPr>
+            <w:tcW w:type="dxa" w:w="2880"/>
+          </w:tcPr>
+          <w:p>
+            <w:r>
+              <w:rPr>
+                <w:sz w:val="18"/>
+              </w:rPr>
+              <w:t>documento (M1)</w:t>
+            </w:r>
+          </w:p>
+        </w:tc>
+        <w:tc>
+          <w:tcPr>
+            <w:tcW w:type="dxa" w:w="2880"/>
+          </w:tcPr>
+          <w:p>
+            <w:r>
+              <w:rPr>
+                <w:sz w:val="18"/>
+              </w:rPr>
+              <w:t>toda tabla del flujo</w:t>
+            </w:r>
+          </w:p>
+        </w:tc>
+        <w:tc>
+          <w:tcPr>
+            <w:tcW w:type="dxa" w:w="2880"/>
+          </w:tcPr>
+          <w:p>
+            <w:r>
+              <w:rPr>
+                <w:sz w:val="18"/>
+              </w:rPr>
+              <w:t>Adjuntos PDF (repositorio externo)</w:t>
+            </w:r>
+          </w:p>
+        </w:tc>
+      </w:tr>
+      <w:tr>
+        <w:tc>
+          <w:tcPr>
+            <w:tcW w:type="dxa" w:w="2880"/>
+          </w:tcPr>
+          <w:p>
+            <w:r>
+              <w:rPr>
+                <w:sz w:val="18"/>
+              </w:rPr>
+              <w:t>bitacora_auditoria (M1)</w:t>
+            </w:r>
+          </w:p>
+        </w:tc>
+        <w:tc>
+          <w:tcPr>
+            <w:tcW w:type="dxa" w:w="2880"/>
+          </w:tcPr>
+          <w:p>
+            <w:r>
+              <w:rPr>
+                <w:sz w:val="18"/>
+              </w:rPr>
+              <w:t>cualquier entidad</w:t>
+            </w:r>
+          </w:p>
+        </w:tc>
+        <w:tc>
+          <w:tcPr>
+            <w:tcW w:type="dxa" w:w="2880"/>
+          </w:tcPr>
+          <w:p>
+            <w:r>
+              <w:rPr>
+                <w:sz w:val="18"/>
+              </w:rPr>
+              <w:t>Auditoría de operaciones críticas</w:t>
+            </w:r>
+          </w:p>
+        </w:tc>
+      </w:tr>
+    </w:tbl>
+    <w:p/>
+    <w:p>
+      <w:r>
+        <w:rPr>
+          <w:sz w:val="19"/>
+        </w:rPr>
+        <w:t>---</w:t>
+      </w:r>
+    </w:p>
+    <w:p>
+      <w:pPr>
+        <w:pStyle w:val="Heading2"/>
+      </w:pPr>
+      <w:r>
+        <w:t>3. Puentes entre módulos</w:t>
+      </w:r>
+    </w:p>
+    <w:p>
+      <w:r>
+        <w:rPr>
+          <w:rFonts w:ascii="Consolas" w:hAnsi="Consolas"/>
+          <w:sz w:val="15"/>
+        </w:rPr>
+        <w:t>M1 (conventions)                M2 (internships)              M3 (activities)</w:t>
+        <w:br/>
+        <w:t>────────────────                ────────────────              ───────────────</w:t>
+        <w:br/>
+        <w:t>convenio ───────────────────────&gt; interno</w:t>
+        <w:br/>
+        <w:t>campo_clinico ──────────────────&gt; interno</w:t>
+        <w:br/>
+        <w:t>ipress ─────────────────────────&gt; interno / rotacion ─────&gt; actividad_docente_asistencial</w:t>
+        <w:br/>
+        <w:t>universidad ────────────────────&gt; estudiante</w:t>
+        <w:br/>
+        <w:t>carrera_profesional ────────────&gt; estudiante</w:t>
+        <w:br/>
+        <w:t>participante_convenio ──────────&gt; autorizacion_rotacion</w:t>
+        <w:br/>
+        <w:t xml:space="preserve">                                  estudiante ─────────────────&gt; actividad_docente_asistencial</w:t>
+        <w:br/>
+        <w:t xml:space="preserve">                                  interno ─────────────────────&gt; actividad_docente_asistencial</w:t>
+        <w:br/>
+        <w:t xml:space="preserve">                                  tutor / rotacion / servicio_area ──&gt; actividad_docente_asistencial</w:t>
+        <w:br/>
+        <w:t>documento (M1) ─ genérico ──────&gt; [cualquier tabla de M1/M2/M3]</w:t>
+        <w:br/>
+        <w:t>bitacora_auditoria (M1) ─ genérico ─&gt; [cualquier tabla]</w:t>
+      </w:r>
+    </w:p>
+    <w:p/>
+    <w:p>
+      <w:r>
+        <w:rPr>
+          <w:sz w:val="19"/>
+        </w:rPr>
+        <w:t>---</w:t>
+      </w:r>
+    </w:p>
+    <w:p>
+      <w:pPr>
+        <w:pStyle w:val="Heading2"/>
+      </w:pPr>
+      <w:r>
+        <w:t>4. Mapa apps Django ↔ tablas</w:t>
+      </w:r>
+    </w:p>
+    <w:tbl>
+      <w:tblPr>
+        <w:tblStyle w:val="LightGrid-Accent1"/>
+        <w:tblW w:type="auto" w:w="0"/>
+        <w:tblLook w:firstColumn="1" w:firstRow="1" w:lastColumn="0" w:lastRow="0" w:noHBand="0" w:noVBand="1" w:val="04A0"/>
+      </w:tblPr>
+      <w:tblGrid>
+        <w:gridCol w:w="4320"/>
+        <w:gridCol w:w="4320"/>
+      </w:tblGrid>
+      <w:tr>
+        <w:tc>
+          <w:tcPr>
+            <w:tcW w:type="dxa" w:w="4320"/>
+          </w:tcPr>
+          <w:p>
+            <w:r/>
+            <w:r>
+              <w:rPr>
+                <w:b/>
+                <w:color w:val="FFFFFF"/>
+                <w:sz w:val="18"/>
+              </w:rPr>
+              <w:t>App</w:t>
+            </w:r>
+          </w:p>
+        </w:tc>
+        <w:tc>
+          <w:tcPr>
+            <w:tcW w:type="dxa" w:w="4320"/>
+          </w:tcPr>
+          <w:p>
+            <w:r/>
+            <w:r>
+              <w:rPr>
+                <w:b/>
+                <w:color w:val="FFFFFF"/>
+                <w:sz w:val="18"/>
+              </w:rPr>
+              <w:t>Tablas (db_table)</w:t>
+            </w:r>
+          </w:p>
+        </w:tc>
+      </w:tr>
+      <w:tr>
+        <w:tc>
+          <w:tcPr>
+            <w:tcW w:type="dxa" w:w="4320"/>
+          </w:tcPr>
+          <w:p>
+            <w:r>
+              <w:rPr>
+                <w:sz w:val="18"/>
+              </w:rPr>
+              <w:t>**Gestionar Convenios** (convenios, M1)</w:t>
+            </w:r>
+          </w:p>
+        </w:tc>
+        <w:tc>
+          <w:tcPr>
+            <w:tcW w:type="dxa" w:w="4320"/>
+          </w:tcPr>
+          <w:p>
+            <w:r>
+              <w:rPr>
+                <w:sz w:val="18"/>
+              </w:rPr>
+              <w:t>ubigeo, region, ambito_geografico_sanitario, tipo_convenio, estado_convenio, tipo_documento, tipo_gestion_universidad, tipo_entidad_universidad, tipo_autorizacion, nivel_academico, especialidad, tipo_autoridad_firmante, tipo_organo_regional, tipo_unidad_ejecutora, tipo_organo_minsa, cargo_ejecutivo, motivo_observacion, motivo_rechazo, motivo_cierre, gobierno_regional, organo_regional, unidad_ejecutora, ipress, organo_minsa, conapres, representante, universidad, autoridad_universidad, facultad, carrera_profesional, local_universidad, perfil_usuario_entidad, plantilla_convenio, convenio, participante_convenio, historial_estado_convenio, evaluacion_tecnica, opinion_conapres, campo_clinico, opinion_juridica, firma, publicacion, documento, bitacora_auditoria</w:t>
+            </w:r>
+          </w:p>
+        </w:tc>
+      </w:tr>
+      <w:tr>
+        <w:tc>
+          <w:tcPr>
+            <w:tcW w:type="dxa" w:w="4320"/>
+          </w:tcPr>
+          <w:p>
+            <w:r>
+              <w:rPr>
+                <w:sz w:val="18"/>
+              </w:rPr>
+              <w:t>**Registrar Internados** (internados, M2)</w:t>
+            </w:r>
+          </w:p>
+        </w:tc>
+        <w:tc>
+          <w:tcPr>
+            <w:tcW w:type="dxa" w:w="4320"/>
+          </w:tcPr>
+          <w:p>
+            <w:r>
+              <w:rPr>
+                <w:sz w:val="18"/>
+              </w:rPr>
+              <w:t>estado_internado, estado_rotacion, servicio_area, tipo_documento_identidad, parentesco, estudiante, tutor, interno, historial_estado_internado, historial_tutor, rotacion, autorizacion_rotacion, historial_estado_rotacion</w:t>
+            </w:r>
+          </w:p>
+        </w:tc>
+      </w:tr>
+      <w:tr>
+        <w:tc>
+          <w:tcPr>
+            <w:tcW w:type="dxa" w:w="4320"/>
+          </w:tcPr>
+          <w:p>
+            <w:r>
+              <w:rPr>
+                <w:sz w:val="18"/>
+              </w:rPr>
+              <w:t>**Registrar Actividades** (actividades, M3)</w:t>
+            </w:r>
+          </w:p>
+        </w:tc>
+        <w:tc>
+          <w:tcPr>
+            <w:tcW w:type="dxa" w:w="4320"/>
+          </w:tcPr>
+          <w:p>
+            <w:r>
+              <w:rPr>
+                <w:sz w:val="18"/>
+              </w:rPr>
+              <w:t>tipo_actividad, estado_actividad, actividad_docente_asistencial, validacion_actividad, historial_estado_actividad</w:t>
+            </w:r>
+          </w:p>
+        </w:tc>
+      </w:tr>
+    </w:tbl>
     <w:p/>
     <w:sectPr>
       <w:pgSz w:w="12240" w:h="15840"/>

--- a/renads-api/docs/diccionario_datos.docx
+++ b/renads-api/docs/diccionario_datos.docx
@@ -45,7 +45,7 @@
         <w:rPr>
           <w:sz w:val="20"/>
         </w:rPr>
-        <w:t>Generado el 17/07/2026</w:t>
+        <w:t>Generado el 20/07/2026</w:t>
       </w:r>
     </w:p>
     <w:p>
@@ -547,7 +547,7 @@
               <w:rPr>
                 <w:sz w:val="18"/>
               </w:rPr>
-              <w:t>valores: CARRERA_PROFESIONAL, SEGUNDA_ESPECIALIDAD, MAESTRIA, DOCTORADO</w:t>
+              <w:t>valores: PREGRADO, SEGUNDA_ESPECIALIDAD, MAESTRIA, DOCTORADO</w:t>
             </w:r>
           </w:p>
         </w:tc>
@@ -2984,6 +2984,60 @@
               <w:rPr>
                 <w:sz w:val="18"/>
               </w:rPr>
+              <w:t>referencia_logo</w:t>
+            </w:r>
+          </w:p>
+        </w:tc>
+        <w:tc>
+          <w:tcPr>
+            <w:tcW w:type="dxa" w:w="2160"/>
+          </w:tcPr>
+          <w:p>
+            <w:r>
+              <w:rPr>
+                <w:sz w:val="18"/>
+              </w:rPr>
+              <w:t>varchar(500)</w:t>
+            </w:r>
+          </w:p>
+        </w:tc>
+        <w:tc>
+          <w:tcPr>
+            <w:tcW w:type="dxa" w:w="2160"/>
+          </w:tcPr>
+          <w:p>
+            <w:r>
+              <w:rPr>
+                <w:sz w:val="18"/>
+              </w:rPr>
+              <w:t>Sí</w:t>
+            </w:r>
+          </w:p>
+        </w:tc>
+        <w:tc>
+          <w:tcPr>
+            <w:tcW w:type="dxa" w:w="2160"/>
+          </w:tcPr>
+          <w:p>
+            <w:r>
+              <w:rPr>
+                <w:sz w:val="18"/>
+              </w:rPr>
+              <w:t>Referencia externa del logo (repositorio externo)</w:t>
+            </w:r>
+          </w:p>
+        </w:tc>
+      </w:tr>
+      <w:tr>
+        <w:tc>
+          <w:tcPr>
+            <w:tcW w:type="dxa" w:w="2160"/>
+          </w:tcPr>
+          <w:p>
+            <w:r>
+              <w:rPr>
+                <w:sz w:val="18"/>
+              </w:rPr>
               <w:t>activo</w:t>
             </w:r>
           </w:p>
@@ -5660,20 +5714,20 @@
               <w:rPr>
                 <w:sz w:val="18"/>
               </w:rPr>
-              <w:t>facultad_id</w:t>
-            </w:r>
-          </w:p>
-        </w:tc>
-        <w:tc>
-          <w:tcPr>
-            <w:tcW w:type="dxa" w:w="2160"/>
-          </w:tcPr>
-          <w:p>
-            <w:r>
-              <w:rPr>
-                <w:sz w:val="18"/>
-              </w:rPr>
-              <w:t>FK → facultad</w:t>
+              <w:t>nombre</w:t>
+            </w:r>
+          </w:p>
+        </w:tc>
+        <w:tc>
+          <w:tcPr>
+            <w:tcW w:type="dxa" w:w="2160"/>
+          </w:tcPr>
+          <w:p>
+            <w:r>
+              <w:rPr>
+                <w:sz w:val="18"/>
+              </w:rPr>
+              <w:t>varchar(255)</w:t>
             </w:r>
           </w:p>
         </w:tc>
@@ -5699,7 +5753,7 @@
               <w:rPr>
                 <w:sz w:val="18"/>
               </w:rPr>
-              <w:t>Facultad</w:t>
+              <w:t>Nombre de la carrera o programa</w:t>
             </w:r>
           </w:p>
         </w:tc>
@@ -5714,20 +5768,20 @@
               <w:rPr>
                 <w:sz w:val="18"/>
               </w:rPr>
-              <w:t>nombre</w:t>
-            </w:r>
-          </w:p>
-        </w:tc>
-        <w:tc>
-          <w:tcPr>
-            <w:tcW w:type="dxa" w:w="2160"/>
-          </w:tcPr>
-          <w:p>
-            <w:r>
-              <w:rPr>
-                <w:sz w:val="18"/>
-              </w:rPr>
-              <w:t>varchar(255)</w:t>
+              <w:t>nivel_academico_id</w:t>
+            </w:r>
+          </w:p>
+        </w:tc>
+        <w:tc>
+          <w:tcPr>
+            <w:tcW w:type="dxa" w:w="2160"/>
+          </w:tcPr>
+          <w:p>
+            <w:r>
+              <w:rPr>
+                <w:sz w:val="18"/>
+              </w:rPr>
+              <w:t>FK → nivel_academico</w:t>
             </w:r>
           </w:p>
         </w:tc>
@@ -5753,115 +5807,7 @@
               <w:rPr>
                 <w:sz w:val="18"/>
               </w:rPr>
-              <w:t>Nombre de la carrera o programa</w:t>
-            </w:r>
-          </w:p>
-        </w:tc>
-      </w:tr>
-      <w:tr>
-        <w:tc>
-          <w:tcPr>
-            <w:tcW w:type="dxa" w:w="2160"/>
-          </w:tcPr>
-          <w:p>
-            <w:r>
-              <w:rPr>
-                <w:sz w:val="18"/>
-              </w:rPr>
-              <w:t>nivel_academico_id</w:t>
-            </w:r>
-          </w:p>
-        </w:tc>
-        <w:tc>
-          <w:tcPr>
-            <w:tcW w:type="dxa" w:w="2160"/>
-          </w:tcPr>
-          <w:p>
-            <w:r>
-              <w:rPr>
-                <w:sz w:val="18"/>
-              </w:rPr>
-              <w:t>FK → nivel_academico</w:t>
-            </w:r>
-          </w:p>
-        </w:tc>
-        <w:tc>
-          <w:tcPr>
-            <w:tcW w:type="dxa" w:w="2160"/>
-          </w:tcPr>
-          <w:p>
-            <w:r>
-              <w:rPr>
-                <w:sz w:val="18"/>
-              </w:rPr>
-              <w:t>No</w:t>
-            </w:r>
-          </w:p>
-        </w:tc>
-        <w:tc>
-          <w:tcPr>
-            <w:tcW w:type="dxa" w:w="2160"/>
-          </w:tcPr>
-          <w:p>
-            <w:r>
-              <w:rPr>
-                <w:sz w:val="18"/>
-              </w:rPr>
               <w:t>Carrera profesional / segunda especialidad / maestría / doctorado</w:t>
-            </w:r>
-          </w:p>
-        </w:tc>
-      </w:tr>
-      <w:tr>
-        <w:tc>
-          <w:tcPr>
-            <w:tcW w:type="dxa" w:w="2160"/>
-          </w:tcPr>
-          <w:p>
-            <w:r>
-              <w:rPr>
-                <w:sz w:val="18"/>
-              </w:rPr>
-              <w:t>especialidad_id</w:t>
-            </w:r>
-          </w:p>
-        </w:tc>
-        <w:tc>
-          <w:tcPr>
-            <w:tcW w:type="dxa" w:w="2160"/>
-          </w:tcPr>
-          <w:p>
-            <w:r>
-              <w:rPr>
-                <w:sz w:val="18"/>
-              </w:rPr>
-              <w:t>FK → especialidad</w:t>
-            </w:r>
-          </w:p>
-        </w:tc>
-        <w:tc>
-          <w:tcPr>
-            <w:tcW w:type="dxa" w:w="2160"/>
-          </w:tcPr>
-          <w:p>
-            <w:r>
-              <w:rPr>
-                <w:sz w:val="18"/>
-              </w:rPr>
-              <w:t>Sí</w:t>
-            </w:r>
-          </w:p>
-        </w:tc>
-        <w:tc>
-          <w:tcPr>
-            <w:tcW w:type="dxa" w:w="2160"/>
-          </w:tcPr>
-          <w:p>
-            <w:r>
-              <w:rPr>
-                <w:sz w:val="18"/>
-              </w:rPr>
-              <w:t>Especialidad asociada</w:t>
             </w:r>
           </w:p>
         </w:tc>
@@ -13661,6 +13607,60 @@
                 <w:sz w:val="18"/>
               </w:rPr>
               <w:t>Versión previa reemplazada (RNF-DOC-04 / AUD-04)</w:t>
+            </w:r>
+          </w:p>
+        </w:tc>
+      </w:tr>
+      <w:tr>
+        <w:tc>
+          <w:tcPr>
+            <w:tcW w:type="dxa" w:w="2160"/>
+          </w:tcPr>
+          <w:p>
+            <w:r>
+              <w:rPr>
+                <w:sz w:val="18"/>
+              </w:rPr>
+              <w:t>documento_anexo_id</w:t>
+            </w:r>
+          </w:p>
+        </w:tc>
+        <w:tc>
+          <w:tcPr>
+            <w:tcW w:type="dxa" w:w="2160"/>
+          </w:tcPr>
+          <w:p>
+            <w:r>
+              <w:rPr>
+                <w:sz w:val="18"/>
+              </w:rPr>
+              <w:t>FK → documentos_anexos (módulo 2)</w:t>
+            </w:r>
+          </w:p>
+        </w:tc>
+        <w:tc>
+          <w:tcPr>
+            <w:tcW w:type="dxa" w:w="2160"/>
+          </w:tcPr>
+          <w:p>
+            <w:r>
+              <w:rPr>
+                <w:sz w:val="18"/>
+              </w:rPr>
+              <w:t>Sí</w:t>
+            </w:r>
+          </w:p>
+        </w:tc>
+        <w:tc>
+          <w:tcPr>
+            <w:tcW w:type="dxa" w:w="2160"/>
+          </w:tcPr>
+          <w:p>
+            <w:r>
+              <w:rPr>
+                <w:sz w:val="18"/>
+              </w:rPr>
+              <w:t>Anexo (declaración jurada) al que corresponde el documento; nulo para documentos que no son anexos. Cuando se define, el versionado se discrimina por (objeto, documento_anexo) en lugar de por tipo_documento</w:t>
             </w:r>
           </w:p>
         </w:tc>
@@ -14443,7 +14443,9 @@
         <w:br/>
         <w:t>universidad ──&lt; autoridad_universidad</w:t>
         <w:br/>
-        <w:t>universidad ──&lt; facultad ──&lt; carrera_profesional &gt;── nivel_academico / especialidad</w:t>
+        <w:t>universidad ──&lt; facultad</w:t>
+        <w:br/>
+        <w:t>carrera_profesional &gt;── nivel_academico</w:t>
         <w:br/>
         <w:t>universidad ──&lt; local_universidad &gt;── region</w:t>
         <w:br/>
@@ -14480,7 +14482,9 @@
         <w:t>convenio ──&lt; publicacion</w:t>
         <w:br/>
         <w:br/>
-        <w:t>documento          &gt;── django_content_type   (genérico → cualquier tabla del flujo)</w:t>
+        <w:t>documento          &gt;── django_content_type   (genérico → cualquier tabla del flujo / anexos por actor)</w:t>
+        <w:br/>
+        <w:t>documento          &gt;── documentos_anexos      (módulo 2; nulo salvo anexos por actor)</w:t>
         <w:br/>
         <w:t>bitacora_auditoria &gt;── django_content_type   (genérico → cualquier entidad)</w:t>
       </w:r>
@@ -14769,6 +14773,88 @@
                 <w:sz w:val="18"/>
               </w:rPr>
               <w:t>—</w:t>
+            </w:r>
+          </w:p>
+        </w:tc>
+      </w:tr>
+      <w:tr>
+        <w:tc>
+          <w:tcPr>
+            <w:tcW w:type="dxa" w:w="2880"/>
+          </w:tcPr>
+          <w:p>
+            <w:r>
+              <w:rPr>
+                <w:sz w:val="18"/>
+              </w:rPr>
+              <w:t>periodo_academico</w:t>
+            </w:r>
+          </w:p>
+        </w:tc>
+        <w:tc>
+          <w:tcPr>
+            <w:tcW w:type="dxa" w:w="2880"/>
+          </w:tcPr>
+          <w:p>
+            <w:r>
+              <w:rPr>
+                <w:sz w:val="18"/>
+              </w:rPr>
+              <w:t>Periodo académico (semestre) del estudiante — aplica al nivel Pregrado (RN-19)</w:t>
+            </w:r>
+          </w:p>
+        </w:tc>
+        <w:tc>
+          <w:tcPr>
+            <w:tcW w:type="dxa" w:w="2880"/>
+          </w:tcPr>
+          <w:p>
+            <w:r>
+              <w:rPr>
+                <w:sz w:val="18"/>
+              </w:rPr>
+              <w:t>—</w:t>
+            </w:r>
+          </w:p>
+        </w:tc>
+      </w:tr>
+      <w:tr>
+        <w:tc>
+          <w:tcPr>
+            <w:tcW w:type="dxa" w:w="2880"/>
+          </w:tcPr>
+          <w:p>
+            <w:r>
+              <w:rPr>
+                <w:sz w:val="18"/>
+              </w:rPr>
+              <w:t>documentos_anexos</w:t>
+            </w:r>
+          </w:p>
+        </w:tc>
+        <w:tc>
+          <w:tcPr>
+            <w:tcW w:type="dxa" w:w="2880"/>
+          </w:tcPr>
+          <w:p>
+            <w:r>
+              <w:rPr>
+                <w:sz w:val="18"/>
+              </w:rPr>
+              <w:t>Catálogo maestro de documentos requeridos **por actor** (declaraciones juradas, resolución del cargo, documento de identidad) a adjuntar tras el registro</w:t>
+            </w:r>
+          </w:p>
+        </w:tc>
+        <w:tc>
+          <w:tcPr>
+            <w:tcW w:type="dxa" w:w="2880"/>
+          </w:tcPr>
+          <w:p>
+            <w:r>
+              <w:rPr>
+                <w:sz w:val="18"/>
+              </w:rPr>
+              <w:t>tipo_actor (choices: INTERNO / AUTORIDAD_UNIVERSIDAD / REPRESENTANTE, default INTERNO), descripcion (text), obligatorio (bool, default True)</w:t>
             </w:r>
           </w:p>
         </w:tc>
@@ -14834,6 +14920,40 @@
         <w:t>`PADRE`, `MADRE`, `HERMANO`, `CONYUGE`, `HIJO`, `ABUELO`, `TIO`, `OTRO`.</w:t>
       </w:r>
     </w:p>
+    <w:p>
+      <w:r>
+        <w:rPr>
+          <w:b/>
+          <w:sz w:val="20"/>
+        </w:rPr>
+        <w:t>Valores de periodo_academico (semilla)</w:t>
+      </w:r>
+    </w:p>
+    <w:p>
+      <w:r>
+        <w:rPr>
+          <w:sz w:val="18"/>
+        </w:rPr>
+        <w:t>`2025-I`, `2025-II`, `2026-I`, `2026-II` (nombre `Semestre &lt;codigo&gt;`).</w:t>
+      </w:r>
+    </w:p>
+    <w:p>
+      <w:r>
+        <w:rPr>
+          <w:b/>
+          <w:sz w:val="20"/>
+        </w:rPr>
+        <w:t>Valores de documentos_anexos (semilla)</w:t>
+      </w:r>
+    </w:p>
+    <w:p>
+      <w:r>
+        <w:rPr>
+          <w:sz w:val="18"/>
+        </w:rPr>
+        <w:t>**`tipo_actor = INTERNO`** (declaraciones juradas del estudiante): `DJ_DATOS` (Declaración jurada de veracidad de datos), `DJ_ANTECEDENTES` (Declaración jurada de no tener antecedentes penales/policiales), `DJ_SALUD` (Declaración jurada de aptitud de salud), `DJ_CONFIDENCIALIDAD` (Compromiso de confidencialidad). **`tipo_actor = AUTORIDAD_UNIVERSIDAD`**: `RESOL_AUTUNI` (Resolución de designación del cargo), `DNI_AUTUNI` (Documento de identidad). **`tipo_actor = REPRESENTANTE`** (incluye autoridades de CONAPRES): `RESOL_REP` (Resolución de designación del cargo), `DNI_REP` (Documento de identidad). Todos con `obligatorio = True`.</w:t>
+      </w:r>
+    </w:p>
     <w:p/>
     <w:p>
       <w:pPr>
@@ -15680,6 +15800,114 @@
                 <w:sz w:val="18"/>
               </w:rPr>
               <w:t>Carrera / programa</w:t>
+            </w:r>
+          </w:p>
+        </w:tc>
+      </w:tr>
+      <w:tr>
+        <w:tc>
+          <w:tcPr>
+            <w:tcW w:type="dxa" w:w="2160"/>
+          </w:tcPr>
+          <w:p>
+            <w:r>
+              <w:rPr>
+                <w:sz w:val="18"/>
+              </w:rPr>
+              <w:t>periodo_academico_id</w:t>
+            </w:r>
+          </w:p>
+        </w:tc>
+        <w:tc>
+          <w:tcPr>
+            <w:tcW w:type="dxa" w:w="2160"/>
+          </w:tcPr>
+          <w:p>
+            <w:r>
+              <w:rPr>
+                <w:sz w:val="18"/>
+              </w:rPr>
+              <w:t>FK → periodo_academico</w:t>
+            </w:r>
+          </w:p>
+        </w:tc>
+        <w:tc>
+          <w:tcPr>
+            <w:tcW w:type="dxa" w:w="2160"/>
+          </w:tcPr>
+          <w:p>
+            <w:r>
+              <w:rPr>
+                <w:sz w:val="18"/>
+              </w:rPr>
+              <w:t>Sí</w:t>
+            </w:r>
+          </w:p>
+        </w:tc>
+        <w:tc>
+          <w:tcPr>
+            <w:tcW w:type="dxa" w:w="2160"/>
+          </w:tcPr>
+          <w:p>
+            <w:r>
+              <w:rPr>
+                <w:sz w:val="18"/>
+              </w:rPr>
+              <w:t>Periodo académico (obligatorio para nivel PREGRADO — RN-19; PROTECT)</w:t>
+            </w:r>
+          </w:p>
+        </w:tc>
+      </w:tr>
+      <w:tr>
+        <w:tc>
+          <w:tcPr>
+            <w:tcW w:type="dxa" w:w="2160"/>
+          </w:tcPr>
+          <w:p>
+            <w:r>
+              <w:rPr>
+                <w:sz w:val="18"/>
+              </w:rPr>
+              <w:t>especialidad_id</w:t>
+            </w:r>
+          </w:p>
+        </w:tc>
+        <w:tc>
+          <w:tcPr>
+            <w:tcW w:type="dxa" w:w="2160"/>
+          </w:tcPr>
+          <w:p>
+            <w:r>
+              <w:rPr>
+                <w:sz w:val="18"/>
+              </w:rPr>
+              <w:t>FK → especialidad</w:t>
+            </w:r>
+          </w:p>
+        </w:tc>
+        <w:tc>
+          <w:tcPr>
+            <w:tcW w:type="dxa" w:w="2160"/>
+          </w:tcPr>
+          <w:p>
+            <w:r>
+              <w:rPr>
+                <w:sz w:val="18"/>
+              </w:rPr>
+              <w:t>Sí</w:t>
+            </w:r>
+          </w:p>
+        </w:tc>
+        <w:tc>
+          <w:tcPr>
+            <w:tcW w:type="dxa" w:w="2160"/>
+          </w:tcPr>
+          <w:p>
+            <w:r>
+              <w:rPr>
+                <w:sz w:val="18"/>
+              </w:rPr>
+              <w:t>Especialidad (obligatoria para niveles distintos de PREGRADO — RN-19; SET_NULL)</w:t>
             </w:r>
           </w:p>
         </w:tc>
@@ -17547,6 +17775,60 @@
               <w:rPr>
                 <w:sz w:val="18"/>
               </w:rPr>
+              <w:t>estado_declaraciones</w:t>
+            </w:r>
+          </w:p>
+        </w:tc>
+        <w:tc>
+          <w:tcPr>
+            <w:tcW w:type="dxa" w:w="2160"/>
+          </w:tcPr>
+          <w:p>
+            <w:r>
+              <w:rPr>
+                <w:sz w:val="18"/>
+              </w:rPr>
+              <w:t>varchar(20)</w:t>
+            </w:r>
+          </w:p>
+        </w:tc>
+        <w:tc>
+          <w:tcPr>
+            <w:tcW w:type="dxa" w:w="2160"/>
+          </w:tcPr>
+          <w:p>
+            <w:r>
+              <w:rPr>
+                <w:sz w:val="18"/>
+              </w:rPr>
+              <w:t>No</w:t>
+            </w:r>
+          </w:p>
+        </w:tc>
+        <w:tc>
+          <w:tcPr>
+            <w:tcW w:type="dxa" w:w="2160"/>
+          </w:tcPr>
+          <w:p>
+            <w:r>
+              <w:rPr>
+                <w:sz w:val="18"/>
+              </w:rPr>
+              <w:t>Estado de las declaraciones juradas del interno (RN-23). Valores: PENDIENTE (default), COMPLETAS, OBSERVADAS, VALIDADAS</w:t>
+            </w:r>
+          </w:p>
+        </w:tc>
+      </w:tr>
+      <w:tr>
+        <w:tc>
+          <w:tcPr>
+            <w:tcW w:type="dxa" w:w="2160"/>
+          </w:tcPr>
+          <w:p>
+            <w:r>
+              <w:rPr>
+                <w:sz w:val="18"/>
+              </w:rPr>
               <w:t>fecha_inicio</w:t>
             </w:r>
           </w:p>
@@ -20409,6 +20691,8 @@
           <w:sz w:val="16"/>
         </w:rPr>
         <w:t>estudiante &gt;── universidad / carrera_profesional / tipo_documento_identidad / parentesco (contacto_emergencia_parentesco_id)</w:t>
+        <w:br/>
+        <w:t>estudiante &gt;── periodo_academico / especialidad   (uno u otro según nivel — RN-19)</w:t>
         <w:br/>
         <w:t>tutor   &gt;── especialidad / ipress / tipo_documento_identidad</w:t>
         <w:br/>
@@ -22576,10 +22860,6 @@
         <w:br/>
         <w:t xml:space="preserve">    universidad ||--o{ local_universidad : ""</w:t>
         <w:br/>
-        <w:t xml:space="preserve">    facultad ||--o{ carrera_profesional : ""</w:t>
-        <w:br/>
-        <w:t xml:space="preserve">    especialidad ||--o{ carrera_profesional : ""</w:t>
-        <w:br/>
         <w:t xml:space="preserve">    nivel_academico ||--o{ carrera_profesional : ""</w:t>
         <w:br/>
         <w:br/>
@@ -22632,6 +22912,10 @@
         <w:br/>
         <w:t xml:space="preserve">    parentesco ||--o{ estudiante : "contacto emergencia"</w:t>
         <w:br/>
+        <w:t xml:space="preserve">    periodo_academico ||--o{ estudiante : "Pregrado (RN-19)"</w:t>
+        <w:br/>
+        <w:t xml:space="preserve">    especialidad ||--o{ estudiante : "otro nivel (RN-19)"</w:t>
+        <w:br/>
         <w:t xml:space="preserve">    interno ||--o{ historial_estado_internado : ""</w:t>
         <w:br/>
         <w:t xml:space="preserve">    interno ||--o{ historial_tutor : ""</w:t>
@@ -22647,6 +22931,16 @@
         <w:t xml:space="preserve">    participante_convenio ||--o{ autorizacion_rotacion : ""</w:t>
         <w:br/>
         <w:t xml:space="preserve">    rotacion ||--o{ historial_estado_rotacion : ""</w:t>
+        <w:br/>
+        <w:t xml:space="preserve">    %% Catálogo maestro de documentos requeridos por actor (interno / autoridad universidad /</w:t>
+        <w:br/>
+        <w:t xml:space="preserve">    %% representante-CONAPRES) vía tipo_actor; el adjunto real por entidad se guarda en `documento`</w:t>
+        <w:br/>
+        <w:t xml:space="preserve">    %% (FK documento_anexo_id, versionado por (objeto, documento_anexo)).</w:t>
+        <w:br/>
+        <w:t xml:space="preserve">    documentos_anexos {</w:t>
+        <w:br/>
+        <w:t xml:space="preserve">    }</w:t>
         <w:br/>
         <w:br/>
         <w:t xml:space="preserve">    %% ===== M3: Actividad =====</w:t>
@@ -22671,6 +22965,8 @@
         <w:br/>
         <w:br/>
         <w:t xml:space="preserve">    %% ===== Transversales (polimórficas) =====</w:t>
+        <w:br/>
+        <w:t xml:space="preserve">    documento }o--o| documentos_anexos : "anexo (nulo salvo anexos por actor)"</w:t>
         <w:br/>
         <w:t xml:space="preserve">    documento }o--|| django_content_type : "genérico"</w:t>
         <w:br/>
@@ -23083,6 +23379,8 @@
         <w:t>universidad ────────────────────&gt; estudiante</w:t>
         <w:br/>
         <w:t>carrera_profesional ────────────&gt; estudiante</w:t>
+        <w:br/>
+        <w:t xml:space="preserve">                                  estudiante &gt;── periodo_academico / especialidad (RN-19)</w:t>
         <w:br/>
         <w:t>participante_convenio ──────────&gt; autorizacion_rotacion</w:t>
         <w:br/>
@@ -23209,7 +23507,7 @@
               <w:rPr>
                 <w:sz w:val="18"/>
               </w:rPr>
-              <w:t>estado_internado, estado_rotacion, servicio_area, tipo_documento_identidad, parentesco, estudiante, tutor, interno, historial_estado_internado, historial_tutor, rotacion, autorizacion_rotacion, historial_estado_rotacion</w:t>
+              <w:t>estado_internado, estado_rotacion, servicio_area, tipo_documento_identidad, parentesco, periodo_academico, documentos_anexos, estudiante, tutor, interno, historial_estado_internado, historial_tutor, rotacion, autorizacion_rotacion, historial_estado_rotacion</w:t>
             </w:r>
           </w:p>
         </w:tc>

--- a/renads-api/docs/diccionario_datos.docx
+++ b/renads-api/docs/diccionario_datos.docx
@@ -45,7 +45,7 @@
         <w:rPr>
           <w:sz w:val="20"/>
         </w:rPr>
-        <w:t>Generado el 20/07/2026</w:t>
+        <w:t>Generado el 22/07/2026</w:t>
       </w:r>
     </w:p>
     <w:p>
@@ -1253,7 +1253,7 @@
               <w:rPr>
                 <w:sz w:val="18"/>
               </w:rPr>
-              <w:t>Referencia externa del logo (repositorio externo)</w:t>
+              <w:t>Logo institucional (ImageField; guarda el path del objeto en el repositorio de medios). Nullable.</w:t>
             </w:r>
           </w:p>
         </w:tc>
@@ -1825,7 +1825,7 @@
               <w:rPr>
                 <w:sz w:val="18"/>
               </w:rPr>
-              <w:t>Referencia externa del logo (repositorio externo)</w:t>
+              <w:t>Logo institucional (ImageField; guarda el path del objeto en el repositorio de medios). Nullable.</w:t>
             </w:r>
           </w:p>
         </w:tc>
@@ -2397,7 +2397,7 @@
               <w:rPr>
                 <w:sz w:val="18"/>
               </w:rPr>
-              <w:t>Referencia externa del logo (repositorio externo)</w:t>
+              <w:t>Logo institucional (ImageField; guarda el path del objeto en el repositorio de medios). Nullable.</w:t>
             </w:r>
           </w:p>
         </w:tc>
@@ -3023,7 +3023,7 @@
               <w:rPr>
                 <w:sz w:val="18"/>
               </w:rPr>
-              <w:t>Referencia externa del logo (repositorio externo)</w:t>
+              <w:t>Logo institucional (ImageField; guarda el path del objeto en el repositorio de medios). Nullable.</w:t>
             </w:r>
           </w:p>
         </w:tc>
@@ -4631,7 +4631,7 @@
               <w:rPr>
                 <w:sz w:val="18"/>
               </w:rPr>
-              <w:t>Referencia externa del logo (repositorio externo)</w:t>
+              <w:t>Logo institucional (ImageField; guarda el path del objeto en el repositorio de medios). Nullable.</w:t>
             </w:r>
           </w:p>
         </w:tc>
@@ -13445,6 +13445,60 @@
                 <w:sz w:val="18"/>
               </w:rPr>
               <w:t>Nombre del archivo</w:t>
+            </w:r>
+          </w:p>
+        </w:tc>
+      </w:tr>
+      <w:tr>
+        <w:tc>
+          <w:tcPr>
+            <w:tcW w:type="dxa" w:w="2160"/>
+          </w:tcPr>
+          <w:p>
+            <w:r>
+              <w:rPr>
+                <w:sz w:val="18"/>
+              </w:rPr>
+              <w:t>texto_extraido</w:t>
+            </w:r>
+          </w:p>
+        </w:tc>
+        <w:tc>
+          <w:tcPr>
+            <w:tcW w:type="dxa" w:w="2160"/>
+          </w:tcPr>
+          <w:p>
+            <w:r>
+              <w:rPr>
+                <w:sz w:val="18"/>
+              </w:rPr>
+              <w:t>text</w:t>
+            </w:r>
+          </w:p>
+        </w:tc>
+        <w:tc>
+          <w:tcPr>
+            <w:tcW w:type="dxa" w:w="2160"/>
+          </w:tcPr>
+          <w:p>
+            <w:r>
+              <w:rPr>
+                <w:sz w:val="18"/>
+              </w:rPr>
+              <w:t>No (default '')</w:t>
+            </w:r>
+          </w:p>
+        </w:tc>
+        <w:tc>
+          <w:tcPr>
+            <w:tcW w:type="dxa" w:w="2160"/>
+          </w:tcPr>
+          <w:p>
+            <w:r>
+              <w:rPr>
+                <w:sz w:val="18"/>
+              </w:rPr>
+              <w:t>Texto extraído del PDF por Document AI (OCR genérico). Vacío para imágenes o cuando la extracción está deshabilitada/falla (best-effort)</w:t>
             </w:r>
           </w:p>
         </w:tc>
@@ -15976,20 +16030,20 @@
               <w:rPr>
                 <w:sz w:val="18"/>
               </w:rPr>
-              <w:t>anio_academico</w:t>
-            </w:r>
-          </w:p>
-        </w:tc>
-        <w:tc>
-          <w:tcPr>
-            <w:tcW w:type="dxa" w:w="2160"/>
-          </w:tcPr>
-          <w:p>
-            <w:r>
-              <w:rPr>
-                <w:sz w:val="18"/>
-              </w:rPr>
-              <w:t>int</w:t>
+              <w:t>nota_promedio_ponderado</w:t>
+            </w:r>
+          </w:p>
+        </w:tc>
+        <w:tc>
+          <w:tcPr>
+            <w:tcW w:type="dxa" w:w="2160"/>
+          </w:tcPr>
+          <w:p>
+            <w:r>
+              <w:rPr>
+                <w:sz w:val="18"/>
+              </w:rPr>
+              <w:t>decimal(4,2)</w:t>
             </w:r>
           </w:p>
         </w:tc>
@@ -16015,223 +16069,7 @@
               <w:rPr>
                 <w:sz w:val="18"/>
               </w:rPr>
-              <w:t>Año académico</w:t>
-            </w:r>
-          </w:p>
-        </w:tc>
-      </w:tr>
-      <w:tr>
-        <w:tc>
-          <w:tcPr>
-            <w:tcW w:type="dxa" w:w="2160"/>
-          </w:tcPr>
-          <w:p>
-            <w:r>
-              <w:rPr>
-                <w:sz w:val="18"/>
-              </w:rPr>
-              <w:t>nota_promedio_ponderado</w:t>
-            </w:r>
-          </w:p>
-        </w:tc>
-        <w:tc>
-          <w:tcPr>
-            <w:tcW w:type="dxa" w:w="2160"/>
-          </w:tcPr>
-          <w:p>
-            <w:r>
-              <w:rPr>
-                <w:sz w:val="18"/>
-              </w:rPr>
-              <w:t>decimal(4,2)</w:t>
-            </w:r>
-          </w:p>
-        </w:tc>
-        <w:tc>
-          <w:tcPr>
-            <w:tcW w:type="dxa" w:w="2160"/>
-          </w:tcPr>
-          <w:p>
-            <w:r>
-              <w:rPr>
-                <w:sz w:val="18"/>
-              </w:rPr>
-              <w:t>Sí</w:t>
-            </w:r>
-          </w:p>
-        </w:tc>
-        <w:tc>
-          <w:tcPr>
-            <w:tcW w:type="dxa" w:w="2160"/>
-          </w:tcPr>
-          <w:p>
-            <w:r>
-              <w:rPr>
-                <w:sz w:val="18"/>
-              </w:rPr>
               <w:t>Nota promedio ponderado (escala 0–20)</w:t>
-            </w:r>
-          </w:p>
-        </w:tc>
-      </w:tr>
-      <w:tr>
-        <w:tc>
-          <w:tcPr>
-            <w:tcW w:type="dxa" w:w="2160"/>
-          </w:tcPr>
-          <w:p>
-            <w:r>
-              <w:rPr>
-                <w:sz w:val="18"/>
-              </w:rPr>
-              <w:t>contacto_emergencia_nombre</w:t>
-            </w:r>
-          </w:p>
-        </w:tc>
-        <w:tc>
-          <w:tcPr>
-            <w:tcW w:type="dxa" w:w="2160"/>
-          </w:tcPr>
-          <w:p>
-            <w:r>
-              <w:rPr>
-                <w:sz w:val="18"/>
-              </w:rPr>
-              <w:t>varchar(255)</w:t>
-            </w:r>
-          </w:p>
-        </w:tc>
-        <w:tc>
-          <w:tcPr>
-            <w:tcW w:type="dxa" w:w="2160"/>
-          </w:tcPr>
-          <w:p>
-            <w:r>
-              <w:rPr>
-                <w:sz w:val="18"/>
-              </w:rPr>
-              <w:t>Sí</w:t>
-            </w:r>
-          </w:p>
-        </w:tc>
-        <w:tc>
-          <w:tcPr>
-            <w:tcW w:type="dxa" w:w="2160"/>
-          </w:tcPr>
-          <w:p>
-            <w:r>
-              <w:rPr>
-                <w:sz w:val="18"/>
-              </w:rPr>
-              <w:t>Nombre del contacto de emergencia</w:t>
-            </w:r>
-          </w:p>
-        </w:tc>
-      </w:tr>
-      <w:tr>
-        <w:tc>
-          <w:tcPr>
-            <w:tcW w:type="dxa" w:w="2160"/>
-          </w:tcPr>
-          <w:p>
-            <w:r>
-              <w:rPr>
-                <w:sz w:val="18"/>
-              </w:rPr>
-              <w:t>contacto_emergencia_telefono</w:t>
-            </w:r>
-          </w:p>
-        </w:tc>
-        <w:tc>
-          <w:tcPr>
-            <w:tcW w:type="dxa" w:w="2160"/>
-          </w:tcPr>
-          <w:p>
-            <w:r>
-              <w:rPr>
-                <w:sz w:val="18"/>
-              </w:rPr>
-              <w:t>varchar(30)</w:t>
-            </w:r>
-          </w:p>
-        </w:tc>
-        <w:tc>
-          <w:tcPr>
-            <w:tcW w:type="dxa" w:w="2160"/>
-          </w:tcPr>
-          <w:p>
-            <w:r>
-              <w:rPr>
-                <w:sz w:val="18"/>
-              </w:rPr>
-              <w:t>Sí</w:t>
-            </w:r>
-          </w:p>
-        </w:tc>
-        <w:tc>
-          <w:tcPr>
-            <w:tcW w:type="dxa" w:w="2160"/>
-          </w:tcPr>
-          <w:p>
-            <w:r>
-              <w:rPr>
-                <w:sz w:val="18"/>
-              </w:rPr>
-              <w:t>Teléfono del contacto de emergencia</w:t>
-            </w:r>
-          </w:p>
-        </w:tc>
-      </w:tr>
-      <w:tr>
-        <w:tc>
-          <w:tcPr>
-            <w:tcW w:type="dxa" w:w="2160"/>
-          </w:tcPr>
-          <w:p>
-            <w:r>
-              <w:rPr>
-                <w:sz w:val="18"/>
-              </w:rPr>
-              <w:t>contacto_emergencia_parentesco_id</w:t>
-            </w:r>
-          </w:p>
-        </w:tc>
-        <w:tc>
-          <w:tcPr>
-            <w:tcW w:type="dxa" w:w="2160"/>
-          </w:tcPr>
-          <w:p>
-            <w:r>
-              <w:rPr>
-                <w:sz w:val="18"/>
-              </w:rPr>
-              <w:t>FK → parentesco</w:t>
-            </w:r>
-          </w:p>
-        </w:tc>
-        <w:tc>
-          <w:tcPr>
-            <w:tcW w:type="dxa" w:w="2160"/>
-          </w:tcPr>
-          <w:p>
-            <w:r>
-              <w:rPr>
-                <w:sz w:val="18"/>
-              </w:rPr>
-              <w:t>Sí</w:t>
-            </w:r>
-          </w:p>
-        </w:tc>
-        <w:tc>
-          <w:tcPr>
-            <w:tcW w:type="dxa" w:w="2160"/>
-          </w:tcPr>
-          <w:p>
-            <w:r>
-              <w:rPr>
-                <w:sz w:val="18"/>
-              </w:rPr>
-              <w:t>Parentesco del contacto de emergencia</w:t>
             </w:r>
           </w:p>
         </w:tc>
@@ -17253,6 +17091,255 @@
         <w:pStyle w:val="Heading3"/>
       </w:pPr>
       <w:r>
+        <w:t>tutor_universidad</w:t>
+      </w:r>
+    </w:p>
+    <w:tbl>
+      <w:tblPr>
+        <w:tblStyle w:val="LightGrid-Accent1"/>
+        <w:tblW w:type="auto" w:w="0"/>
+        <w:tblLook w:firstColumn="1" w:firstRow="1" w:lastColumn="0" w:lastRow="0" w:noHBand="0" w:noVBand="1" w:val="04A0"/>
+      </w:tblPr>
+      <w:tblGrid>
+        <w:gridCol w:w="2160"/>
+        <w:gridCol w:w="2160"/>
+        <w:gridCol w:w="2160"/>
+        <w:gridCol w:w="2160"/>
+      </w:tblGrid>
+      <w:tr>
+        <w:tc>
+          <w:tcPr>
+            <w:tcW w:type="dxa" w:w="2160"/>
+          </w:tcPr>
+          <w:p>
+            <w:r/>
+            <w:r>
+              <w:rPr>
+                <w:b/>
+                <w:color w:val="FFFFFF"/>
+                <w:sz w:val="18"/>
+              </w:rPr>
+              <w:t>Campo</w:t>
+            </w:r>
+          </w:p>
+        </w:tc>
+        <w:tc>
+          <w:tcPr>
+            <w:tcW w:type="dxa" w:w="2160"/>
+          </w:tcPr>
+          <w:p>
+            <w:r/>
+            <w:r>
+              <w:rPr>
+                <w:b/>
+                <w:color w:val="FFFFFF"/>
+                <w:sz w:val="18"/>
+              </w:rPr>
+              <w:t>Tipo</w:t>
+            </w:r>
+          </w:p>
+        </w:tc>
+        <w:tc>
+          <w:tcPr>
+            <w:tcW w:type="dxa" w:w="2160"/>
+          </w:tcPr>
+          <w:p>
+            <w:r/>
+            <w:r>
+              <w:rPr>
+                <w:b/>
+                <w:color w:val="FFFFFF"/>
+                <w:sz w:val="18"/>
+              </w:rPr>
+              <w:t>Nulo</w:t>
+            </w:r>
+          </w:p>
+        </w:tc>
+        <w:tc>
+          <w:tcPr>
+            <w:tcW w:type="dxa" w:w="2160"/>
+          </w:tcPr>
+          <w:p>
+            <w:r/>
+            <w:r>
+              <w:rPr>
+                <w:b/>
+                <w:color w:val="FFFFFF"/>
+                <w:sz w:val="18"/>
+              </w:rPr>
+              <w:t>Descripción</w:t>
+            </w:r>
+          </w:p>
+        </w:tc>
+      </w:tr>
+      <w:tr>
+        <w:tc>
+          <w:tcPr>
+            <w:tcW w:type="dxa" w:w="2160"/>
+          </w:tcPr>
+          <w:p>
+            <w:r>
+              <w:rPr>
+                <w:sz w:val="18"/>
+              </w:rPr>
+              <w:t>id</w:t>
+            </w:r>
+          </w:p>
+        </w:tc>
+        <w:tc>
+          <w:tcPr>
+            <w:tcW w:type="dxa" w:w="2160"/>
+          </w:tcPr>
+          <w:p>
+            <w:r>
+              <w:rPr>
+                <w:sz w:val="18"/>
+              </w:rPr>
+              <w:t>PK</w:t>
+            </w:r>
+          </w:p>
+        </w:tc>
+        <w:tc>
+          <w:tcPr>
+            <w:tcW w:type="dxa" w:w="2160"/>
+          </w:tcPr>
+          <w:p>
+            <w:r>
+              <w:rPr>
+                <w:sz w:val="18"/>
+              </w:rPr>
+              <w:t>No</w:t>
+            </w:r>
+          </w:p>
+        </w:tc>
+        <w:tc>
+          <w:tcPr>
+            <w:tcW w:type="dxa" w:w="2160"/>
+          </w:tcPr>
+          <w:p>
+            <w:r>
+              <w:rPr>
+                <w:sz w:val="18"/>
+              </w:rPr>
+            </w:r>
+          </w:p>
+        </w:tc>
+      </w:tr>
+      <w:tr>
+        <w:tc>
+          <w:tcPr>
+            <w:tcW w:type="dxa" w:w="2160"/>
+          </w:tcPr>
+          <w:p>
+            <w:r>
+              <w:rPr>
+                <w:sz w:val="18"/>
+              </w:rPr>
+              <w:t>tutor_id</w:t>
+            </w:r>
+          </w:p>
+        </w:tc>
+        <w:tc>
+          <w:tcPr>
+            <w:tcW w:type="dxa" w:w="2160"/>
+          </w:tcPr>
+          <w:p>
+            <w:r>
+              <w:rPr>
+                <w:sz w:val="18"/>
+              </w:rPr>
+              <w:t>FK → tutor</w:t>
+            </w:r>
+          </w:p>
+        </w:tc>
+        <w:tc>
+          <w:tcPr>
+            <w:tcW w:type="dxa" w:w="2160"/>
+          </w:tcPr>
+          <w:p>
+            <w:r>
+              <w:rPr>
+                <w:sz w:val="18"/>
+              </w:rPr>
+              <w:t>No</w:t>
+            </w:r>
+          </w:p>
+        </w:tc>
+        <w:tc>
+          <w:tcPr>
+            <w:tcW w:type="dxa" w:w="2160"/>
+          </w:tcPr>
+          <w:p>
+            <w:r>
+              <w:rPr>
+                <w:sz w:val="18"/>
+              </w:rPr>
+              <w:t>Tutor (CASCADE)</w:t>
+            </w:r>
+          </w:p>
+        </w:tc>
+      </w:tr>
+      <w:tr>
+        <w:tc>
+          <w:tcPr>
+            <w:tcW w:type="dxa" w:w="2160"/>
+          </w:tcPr>
+          <w:p>
+            <w:r>
+              <w:rPr>
+                <w:sz w:val="18"/>
+              </w:rPr>
+              <w:t>universidad_id</w:t>
+            </w:r>
+          </w:p>
+        </w:tc>
+        <w:tc>
+          <w:tcPr>
+            <w:tcW w:type="dxa" w:w="2160"/>
+          </w:tcPr>
+          <w:p>
+            <w:r>
+              <w:rPr>
+                <w:sz w:val="18"/>
+              </w:rPr>
+              <w:t>FK → universidad</w:t>
+            </w:r>
+          </w:p>
+        </w:tc>
+        <w:tc>
+          <w:tcPr>
+            <w:tcW w:type="dxa" w:w="2160"/>
+          </w:tcPr>
+          <w:p>
+            <w:r>
+              <w:rPr>
+                <w:sz w:val="18"/>
+              </w:rPr>
+              <w:t>No</w:t>
+            </w:r>
+          </w:p>
+        </w:tc>
+        <w:tc>
+          <w:tcPr>
+            <w:tcW w:type="dxa" w:w="2160"/>
+          </w:tcPr>
+          <w:p>
+            <w:r>
+              <w:rPr>
+                <w:sz w:val="18"/>
+              </w:rPr>
+              <w:t>Universidad (PROTECT)</w:t>
+            </w:r>
+          </w:p>
+        </w:tc>
+      </w:tr>
+    </w:tbl>
+    <w:p/>
+    <w:p>
+      <w:pPr>
+        <w:pStyle w:val="Heading3"/>
+      </w:pPr>
+      <w:r>
         <w:t>interno</w:t>
       </w:r>
     </w:p>
@@ -17815,6 +17902,168 @@
                 <w:sz w:val="18"/>
               </w:rPr>
               <w:t>Estado de las declaraciones juradas del interno (RN-23). Valores: PENDIENTE (default), COMPLETAS, OBSERVADAS, VALIDADAS</w:t>
+            </w:r>
+          </w:p>
+        </w:tc>
+      </w:tr>
+      <w:tr>
+        <w:tc>
+          <w:tcPr>
+            <w:tcW w:type="dxa" w:w="2160"/>
+          </w:tcPr>
+          <w:p>
+            <w:r>
+              <w:rPr>
+                <w:sz w:val="18"/>
+              </w:rPr>
+              <w:t>contacto_emergencia_nombre</w:t>
+            </w:r>
+          </w:p>
+        </w:tc>
+        <w:tc>
+          <w:tcPr>
+            <w:tcW w:type="dxa" w:w="2160"/>
+          </w:tcPr>
+          <w:p>
+            <w:r>
+              <w:rPr>
+                <w:sz w:val="18"/>
+              </w:rPr>
+              <w:t>varchar(255)</w:t>
+            </w:r>
+          </w:p>
+        </w:tc>
+        <w:tc>
+          <w:tcPr>
+            <w:tcW w:type="dxa" w:w="2160"/>
+          </w:tcPr>
+          <w:p>
+            <w:r>
+              <w:rPr>
+                <w:sz w:val="18"/>
+              </w:rPr>
+              <w:t>Sí</w:t>
+            </w:r>
+          </w:p>
+        </w:tc>
+        <w:tc>
+          <w:tcPr>
+            <w:tcW w:type="dxa" w:w="2160"/>
+          </w:tcPr>
+          <w:p>
+            <w:r>
+              <w:rPr>
+                <w:sz w:val="18"/>
+              </w:rPr>
+              <w:t>Nombre del contacto de emergencia</w:t>
+            </w:r>
+          </w:p>
+        </w:tc>
+      </w:tr>
+      <w:tr>
+        <w:tc>
+          <w:tcPr>
+            <w:tcW w:type="dxa" w:w="2160"/>
+          </w:tcPr>
+          <w:p>
+            <w:r>
+              <w:rPr>
+                <w:sz w:val="18"/>
+              </w:rPr>
+              <w:t>contacto_emergencia_telefono</w:t>
+            </w:r>
+          </w:p>
+        </w:tc>
+        <w:tc>
+          <w:tcPr>
+            <w:tcW w:type="dxa" w:w="2160"/>
+          </w:tcPr>
+          <w:p>
+            <w:r>
+              <w:rPr>
+                <w:sz w:val="18"/>
+              </w:rPr>
+              <w:t>varchar(30)</w:t>
+            </w:r>
+          </w:p>
+        </w:tc>
+        <w:tc>
+          <w:tcPr>
+            <w:tcW w:type="dxa" w:w="2160"/>
+          </w:tcPr>
+          <w:p>
+            <w:r>
+              <w:rPr>
+                <w:sz w:val="18"/>
+              </w:rPr>
+              <w:t>Sí</w:t>
+            </w:r>
+          </w:p>
+        </w:tc>
+        <w:tc>
+          <w:tcPr>
+            <w:tcW w:type="dxa" w:w="2160"/>
+          </w:tcPr>
+          <w:p>
+            <w:r>
+              <w:rPr>
+                <w:sz w:val="18"/>
+              </w:rPr>
+              <w:t>Teléfono del contacto de emergencia</w:t>
+            </w:r>
+          </w:p>
+        </w:tc>
+      </w:tr>
+      <w:tr>
+        <w:tc>
+          <w:tcPr>
+            <w:tcW w:type="dxa" w:w="2160"/>
+          </w:tcPr>
+          <w:p>
+            <w:r>
+              <w:rPr>
+                <w:sz w:val="18"/>
+              </w:rPr>
+              <w:t>contacto_emergencia_parentesco_id</w:t>
+            </w:r>
+          </w:p>
+        </w:tc>
+        <w:tc>
+          <w:tcPr>
+            <w:tcW w:type="dxa" w:w="2160"/>
+          </w:tcPr>
+          <w:p>
+            <w:r>
+              <w:rPr>
+                <w:sz w:val="18"/>
+              </w:rPr>
+              <w:t>FK → parentesco</w:t>
+            </w:r>
+          </w:p>
+        </w:tc>
+        <w:tc>
+          <w:tcPr>
+            <w:tcW w:type="dxa" w:w="2160"/>
+          </w:tcPr>
+          <w:p>
+            <w:r>
+              <w:rPr>
+                <w:sz w:val="18"/>
+              </w:rPr>
+              <w:t>Sí</w:t>
+            </w:r>
+          </w:p>
+        </w:tc>
+        <w:tc>
+          <w:tcPr>
+            <w:tcW w:type="dxa" w:w="2160"/>
+          </w:tcPr>
+          <w:p>
+            <w:r>
+              <w:rPr>
+                <w:sz w:val="18"/>
+              </w:rPr>
+              <w:t>Parentesco del contacto de emergencia (PROTECT)</w:t>
             </w:r>
           </w:p>
         </w:tc>
@@ -20690,11 +20939,13 @@
           <w:rFonts w:ascii="Consolas" w:hAnsi="Consolas"/>
           <w:sz w:val="16"/>
         </w:rPr>
-        <w:t>estudiante &gt;── universidad / carrera_profesional / tipo_documento_identidad / parentesco (contacto_emergencia_parentesco_id)</w:t>
+        <w:t>estudiante &gt;── universidad / carrera_profesional / tipo_documento_identidad</w:t>
         <w:br/>
         <w:t>estudiante &gt;── periodo_academico / especialidad   (uno u otro según nivel — RN-19)</w:t>
         <w:br/>
         <w:t>tutor   &gt;── especialidad / ipress / tipo_documento_identidad</w:t>
+        <w:br/>
+        <w:t>tutor   ──&lt; tutor_universidad &gt;── universidad   (1 a 2 universidades — RN-24)</w:t>
         <w:br/>
         <w:br/>
         <w:t>interno &gt;── estudiante</w:t>
@@ -20706,6 +20957,8 @@
         <w:t>interno &gt;── ipress (sede principal)</w:t>
         <w:br/>
         <w:t>interno &gt;── tutor</w:t>
+        <w:br/>
+        <w:t>interno &gt;── parentesco (contacto_emergencia_parentesco_id)</w:t>
         <w:br/>
         <w:t>interno &gt;── ambito_geografico_sanitario</w:t>
         <w:br/>
@@ -22908,9 +23161,13 @@
         <w:br/>
         <w:t xml:space="preserve">    universidad ||--o{ estudiante : ""</w:t>
         <w:br/>
+        <w:t xml:space="preserve">    universidad ||--o{ tutor_universidad : ""</w:t>
+        <w:br/>
+        <w:t xml:space="preserve">    tutor ||--o{ tutor_universidad : "1 a 2 (RN-24)"</w:t>
+        <w:br/>
         <w:t xml:space="preserve">    carrera_profesional ||--o{ estudiante : ""</w:t>
         <w:br/>
-        <w:t xml:space="preserve">    parentesco ||--o{ estudiante : "contacto emergencia"</w:t>
+        <w:t xml:space="preserve">    parentesco ||--o{ interno : "contacto emergencia"</w:t>
         <w:br/>
         <w:t xml:space="preserve">    periodo_academico ||--o{ estudiante : "Pregrado (RN-19)"</w:t>
         <w:br/>
@@ -23507,7 +23764,7 @@
               <w:rPr>
                 <w:sz w:val="18"/>
               </w:rPr>
-              <w:t>estado_internado, estado_rotacion, servicio_area, tipo_documento_identidad, parentesco, periodo_academico, documentos_anexos, estudiante, tutor, interno, historial_estado_internado, historial_tutor, rotacion, autorizacion_rotacion, historial_estado_rotacion</w:t>
+              <w:t>estado_internado, estado_rotacion, servicio_area, tipo_documento_identidad, parentesco, periodo_academico, documentos_anexos, estudiante, tutor, tutor_universidad, interno, historial_estado_internado, historial_tutor, rotacion, autorizacion_rotacion, historial_estado_rotacion</w:t>
             </w:r>
           </w:p>
         </w:tc>

--- a/renads-api/docs/diccionario_datos.docx
+++ b/renads-api/docs/diccionario_datos.docx
@@ -45,7 +45,7 @@
         <w:rPr>
           <w:sz w:val="20"/>
         </w:rPr>
-        <w:t>Generado el 21/08/2026</w:t>
+        <w:t>Generado el 02/09/2026</w:t>
       </w:r>
     </w:p>
     <w:p>
@@ -357,7 +357,7 @@
               <w:rPr>
                 <w:sz w:val="18"/>
               </w:rPr>
-              <w:t>tipo_documento</w:t>
+              <w:t>tipo_gestion_universidad</w:t>
             </w:r>
           </w:p>
         </w:tc>
@@ -370,7 +370,7 @@
               <w:rPr>
                 <w:sz w:val="18"/>
               </w:rPr>
-              <w:t>Tipos de documento</w:t>
+              <w:t>Tipo de gestión</w:t>
             </w:r>
           </w:p>
         </w:tc>
@@ -383,7 +383,7 @@
               <w:rPr>
                 <w:sz w:val="18"/>
               </w:rPr>
-              <w:t>—</w:t>
+              <w:t>valores: PUBLICA, PRIVADA</w:t>
             </w:r>
           </w:p>
         </w:tc>
@@ -398,7 +398,7 @@
               <w:rPr>
                 <w:sz w:val="18"/>
               </w:rPr>
-              <w:t>tipo_gestion_universidad</w:t>
+              <w:t>tipo_autorizacion</w:t>
             </w:r>
           </w:p>
         </w:tc>
@@ -411,7 +411,7 @@
               <w:rPr>
                 <w:sz w:val="18"/>
               </w:rPr>
-              <w:t>Tipo de gestión</w:t>
+              <w:t>Estado de autorización SUNEDU</w:t>
             </w:r>
           </w:p>
         </w:tc>
@@ -424,7 +424,7 @@
               <w:rPr>
                 <w:sz w:val="18"/>
               </w:rPr>
-              <w:t>valores: PUBLICA, PRIVADA</w:t>
+              <w:t>valores: LICENCIADA, DENEGADA, PENDIENTE</w:t>
             </w:r>
           </w:p>
         </w:tc>
@@ -439,7 +439,7 @@
               <w:rPr>
                 <w:sz w:val="18"/>
               </w:rPr>
-              <w:t>tipo_entidad_universidad</w:t>
+              <w:t>nivel_academico</w:t>
             </w:r>
           </w:p>
         </w:tc>
@@ -452,7 +452,7 @@
               <w:rPr>
                 <w:sz w:val="18"/>
               </w:rPr>
-              <w:t>Tipo de entidad educativa</w:t>
+              <w:t>Nivel académico de la carrera</w:t>
             </w:r>
           </w:p>
         </w:tc>
@@ -465,7 +465,7 @@
               <w:rPr>
                 <w:sz w:val="18"/>
               </w:rPr>
-              <w:t>valores: UNIVERSIDAD, ESCUELA_POSGRADO, ESCUELA_SUPERIOR, INSTITUTO</w:t>
+              <w:t>valores: PREGRADO, SEGUNDA_ESPECIALIDAD, MAESTRIA, DOCTORADO</w:t>
             </w:r>
           </w:p>
         </w:tc>
@@ -480,7 +480,7 @@
               <w:rPr>
                 <w:sz w:val="18"/>
               </w:rPr>
-              <w:t>tipo_autorizacion</w:t>
+              <w:t>especialidad</w:t>
             </w:r>
           </w:p>
         </w:tc>
@@ -493,7 +493,7 @@
               <w:rPr>
                 <w:sz w:val="18"/>
               </w:rPr>
-              <w:t>Estado de autorización SUNEDU</w:t>
+              <w:t>Especialidades de salud (seed: 46 especialidades médicas, nomenclatura oficial CONAREME)</w:t>
             </w:r>
           </w:p>
         </w:tc>
@@ -506,7 +506,7 @@
               <w:rPr>
                 <w:sz w:val="18"/>
               </w:rPr>
-              <w:t>valores: LICENCIADA, DENEGADA, PENDIENTE</w:t>
+              <w:t>—</w:t>
             </w:r>
           </w:p>
         </w:tc>
@@ -521,7 +521,7 @@
               <w:rPr>
                 <w:sz w:val="18"/>
               </w:rPr>
-              <w:t>nivel_academico</w:t>
+              <w:t>tipo_autoridad_firmante</w:t>
             </w:r>
           </w:p>
         </w:tc>
@@ -534,7 +534,7 @@
               <w:rPr>
                 <w:sz w:val="18"/>
               </w:rPr>
-              <w:t>Nivel académico de la carrera</w:t>
+              <w:t>Tipo de autoridad firmante</w:t>
             </w:r>
           </w:p>
         </w:tc>
@@ -547,7 +547,7 @@
               <w:rPr>
                 <w:sz w:val="18"/>
               </w:rPr>
-              <w:t>valores: PREGRADO, SEGUNDA_ESPECIALIDAD, MAESTRIA, DOCTORADO</w:t>
+              <w:t>—</w:t>
             </w:r>
           </w:p>
         </w:tc>
@@ -562,7 +562,7 @@
               <w:rPr>
                 <w:sz w:val="18"/>
               </w:rPr>
-              <w:t>especialidad</w:t>
+              <w:t>cargo_ejecutivo</w:t>
             </w:r>
           </w:p>
         </w:tc>
@@ -575,7 +575,7 @@
               <w:rPr>
                 <w:sz w:val="18"/>
               </w:rPr>
-              <w:t>Especialidades de salud (seed: 46 especialidades médicas, nomenclatura oficial CONAREME)</w:t>
+              <w:t>Cargos ejecutivos de representantes. **No** hereda de Catalog: FK organo_directivo_id → organo_directorio (1:N, nullable), unicidad (organo_directivo_id, nombre_masculino)</w:t>
             </w:r>
           </w:p>
         </w:tc>
@@ -588,212 +588,7 @@
               <w:rPr>
                 <w:sz w:val="18"/>
               </w:rPr>
-              <w:t>—</w:t>
-            </w:r>
-          </w:p>
-        </w:tc>
-      </w:tr>
-      <w:tr>
-        <w:tc>
-          <w:tcPr>
-            <w:tcW w:type="dxa" w:w="2880"/>
-          </w:tcPr>
-          <w:p>
-            <w:r>
-              <w:rPr>
-                <w:sz w:val="18"/>
-              </w:rPr>
-              <w:t>tipo_autoridad_firmante</w:t>
-            </w:r>
-          </w:p>
-        </w:tc>
-        <w:tc>
-          <w:tcPr>
-            <w:tcW w:type="dxa" w:w="2880"/>
-          </w:tcPr>
-          <w:p>
-            <w:r>
-              <w:rPr>
-                <w:sz w:val="18"/>
-              </w:rPr>
-              <w:t>Tipo de autoridad firmante</w:t>
-            </w:r>
-          </w:p>
-        </w:tc>
-        <w:tc>
-          <w:tcPr>
-            <w:tcW w:type="dxa" w:w="2880"/>
-          </w:tcPr>
-          <w:p>
-            <w:r>
-              <w:rPr>
-                <w:sz w:val="18"/>
-              </w:rPr>
-              <w:t>—</w:t>
-            </w:r>
-          </w:p>
-        </w:tc>
-      </w:tr>
-      <w:tr>
-        <w:tc>
-          <w:tcPr>
-            <w:tcW w:type="dxa" w:w="2880"/>
-          </w:tcPr>
-          <w:p>
-            <w:r>
-              <w:rPr>
-                <w:sz w:val="18"/>
-              </w:rPr>
-              <w:t>tipo_organo_regional</w:t>
-            </w:r>
-          </w:p>
-        </w:tc>
-        <w:tc>
-          <w:tcPr>
-            <w:tcW w:type="dxa" w:w="2880"/>
-          </w:tcPr>
-          <w:p>
-            <w:r>
-              <w:rPr>
-                <w:sz w:val="18"/>
-              </w:rPr>
-              <w:t>Tipo de órgano regional</w:t>
-            </w:r>
-          </w:p>
-        </w:tc>
-        <w:tc>
-          <w:tcPr>
-            <w:tcW w:type="dxa" w:w="2880"/>
-          </w:tcPr>
-          <w:p>
-            <w:r>
-              <w:rPr>
-                <w:sz w:val="18"/>
-              </w:rPr>
-              <w:t>valores: GERESA, DIRESA, DIRIS</w:t>
-            </w:r>
-          </w:p>
-        </w:tc>
-      </w:tr>
-      <w:tr>
-        <w:tc>
-          <w:tcPr>
-            <w:tcW w:type="dxa" w:w="2880"/>
-          </w:tcPr>
-          <w:p>
-            <w:r>
-              <w:rPr>
-                <w:sz w:val="18"/>
-              </w:rPr>
-              <w:t>tipo_unidad_ejecutora</w:t>
-            </w:r>
-          </w:p>
-        </w:tc>
-        <w:tc>
-          <w:tcPr>
-            <w:tcW w:type="dxa" w:w="2880"/>
-          </w:tcPr>
-          <w:p>
-            <w:r>
-              <w:rPr>
-                <w:sz w:val="18"/>
-              </w:rPr>
-              <w:t>Tipo de unidad ejecutora</w:t>
-            </w:r>
-          </w:p>
-        </w:tc>
-        <w:tc>
-          <w:tcPr>
-            <w:tcW w:type="dxa" w:w="2880"/>
-          </w:tcPr>
-          <w:p>
-            <w:r>
-              <w:rPr>
-                <w:sz w:val="18"/>
-              </w:rPr>
-              <w:t>valores: HOSPITAL, INSTITUTO_ESPECIALIZADO, RED_SALUD</w:t>
-            </w:r>
-          </w:p>
-        </w:tc>
-      </w:tr>
-      <w:tr>
-        <w:tc>
-          <w:tcPr>
-            <w:tcW w:type="dxa" w:w="2880"/>
-          </w:tcPr>
-          <w:p>
-            <w:r>
-              <w:rPr>
-                <w:sz w:val="18"/>
-              </w:rPr>
-              <w:t>tipo_organo_minsa</w:t>
-            </w:r>
-          </w:p>
-        </w:tc>
-        <w:tc>
-          <w:tcPr>
-            <w:tcW w:type="dxa" w:w="2880"/>
-          </w:tcPr>
-          <w:p>
-            <w:r>
-              <w:rPr>
-                <w:sz w:val="18"/>
-              </w:rPr>
-              <w:t>Órgano del MINSA</w:t>
-            </w:r>
-          </w:p>
-        </w:tc>
-        <w:tc>
-          <w:tcPr>
-            <w:tcW w:type="dxa" w:w="2880"/>
-          </w:tcPr>
-          <w:p>
-            <w:r>
-              <w:rPr>
-                <w:sz w:val="18"/>
-              </w:rPr>
-              <w:t>valores: DIGEP, OGAJ, SG, VICEPAS</w:t>
-            </w:r>
-          </w:p>
-        </w:tc>
-      </w:tr>
-      <w:tr>
-        <w:tc>
-          <w:tcPr>
-            <w:tcW w:type="dxa" w:w="2880"/>
-          </w:tcPr>
-          <w:p>
-            <w:r>
-              <w:rPr>
-                <w:sz w:val="18"/>
-              </w:rPr>
-              <w:t>cargo_ejecutivo</w:t>
-            </w:r>
-          </w:p>
-        </w:tc>
-        <w:tc>
-          <w:tcPr>
-            <w:tcW w:type="dxa" w:w="2880"/>
-          </w:tcPr>
-          <w:p>
-            <w:r>
-              <w:rPr>
-                <w:sz w:val="18"/>
-              </w:rPr>
-              <w:t>Cargos ejecutivos de representantes</w:t>
-            </w:r>
-          </w:p>
-        </w:tc>
-        <w:tc>
-          <w:tcPr>
-            <w:tcW w:type="dxa" w:w="2880"/>
-          </w:tcPr>
-          <w:p>
-            <w:r>
-              <w:rPr>
-                <w:sz w:val="18"/>
-              </w:rPr>
-              <w:t>—</w:t>
+              <w:t>organo_directivo_id (FK → organo_directorio, null), nombre_masculino, nombre_femenino, activo</w:t>
             </w:r>
           </w:p>
         </w:tc>
@@ -1756,6 +1551,255 @@
         <w:pStyle w:val="Heading3"/>
       </w:pPr>
       <w:r>
+        <w:t>organo</w:t>
+      </w:r>
+    </w:p>
+    <w:tbl>
+      <w:tblPr>
+        <w:tblStyle w:val="LightGrid-Accent1"/>
+        <w:tblW w:type="auto" w:w="0"/>
+        <w:tblLook w:firstColumn="1" w:firstRow="1" w:lastColumn="0" w:lastRow="0" w:noHBand="0" w:noVBand="1" w:val="04A0"/>
+      </w:tblPr>
+      <w:tblGrid>
+        <w:gridCol w:w="2160"/>
+        <w:gridCol w:w="2160"/>
+        <w:gridCol w:w="2160"/>
+        <w:gridCol w:w="2160"/>
+      </w:tblGrid>
+      <w:tr>
+        <w:tc>
+          <w:tcPr>
+            <w:tcW w:type="dxa" w:w="2160"/>
+          </w:tcPr>
+          <w:p>
+            <w:r/>
+            <w:r>
+              <w:rPr>
+                <w:b/>
+                <w:color w:val="FFFFFF"/>
+                <w:sz w:val="18"/>
+              </w:rPr>
+              <w:t>Campo</w:t>
+            </w:r>
+          </w:p>
+        </w:tc>
+        <w:tc>
+          <w:tcPr>
+            <w:tcW w:type="dxa" w:w="2160"/>
+          </w:tcPr>
+          <w:p>
+            <w:r/>
+            <w:r>
+              <w:rPr>
+                <w:b/>
+                <w:color w:val="FFFFFF"/>
+                <w:sz w:val="18"/>
+              </w:rPr>
+              <w:t>Tipo</w:t>
+            </w:r>
+          </w:p>
+        </w:tc>
+        <w:tc>
+          <w:tcPr>
+            <w:tcW w:type="dxa" w:w="2160"/>
+          </w:tcPr>
+          <w:p>
+            <w:r/>
+            <w:r>
+              <w:rPr>
+                <w:b/>
+                <w:color w:val="FFFFFF"/>
+                <w:sz w:val="18"/>
+              </w:rPr>
+              <w:t>Nulo</w:t>
+            </w:r>
+          </w:p>
+        </w:tc>
+        <w:tc>
+          <w:tcPr>
+            <w:tcW w:type="dxa" w:w="2160"/>
+          </w:tcPr>
+          <w:p>
+            <w:r/>
+            <w:r>
+              <w:rPr>
+                <w:b/>
+                <w:color w:val="FFFFFF"/>
+                <w:sz w:val="18"/>
+              </w:rPr>
+              <w:t>Descripción</w:t>
+            </w:r>
+          </w:p>
+        </w:tc>
+      </w:tr>
+      <w:tr>
+        <w:tc>
+          <w:tcPr>
+            <w:tcW w:type="dxa" w:w="2160"/>
+          </w:tcPr>
+          <w:p>
+            <w:r>
+              <w:rPr>
+                <w:sz w:val="18"/>
+              </w:rPr>
+              <w:t>id</w:t>
+            </w:r>
+          </w:p>
+        </w:tc>
+        <w:tc>
+          <w:tcPr>
+            <w:tcW w:type="dxa" w:w="2160"/>
+          </w:tcPr>
+          <w:p>
+            <w:r>
+              <w:rPr>
+                <w:sz w:val="18"/>
+              </w:rPr>
+              <w:t>PK</w:t>
+            </w:r>
+          </w:p>
+        </w:tc>
+        <w:tc>
+          <w:tcPr>
+            <w:tcW w:type="dxa" w:w="2160"/>
+          </w:tcPr>
+          <w:p>
+            <w:r>
+              <w:rPr>
+                <w:sz w:val="18"/>
+              </w:rPr>
+              <w:t>No</w:t>
+            </w:r>
+          </w:p>
+        </w:tc>
+        <w:tc>
+          <w:tcPr>
+            <w:tcW w:type="dxa" w:w="2160"/>
+          </w:tcPr>
+          <w:p>
+            <w:r>
+              <w:rPr>
+                <w:sz w:val="18"/>
+              </w:rPr>
+            </w:r>
+          </w:p>
+        </w:tc>
+      </w:tr>
+      <w:tr>
+        <w:tc>
+          <w:tcPr>
+            <w:tcW w:type="dxa" w:w="2160"/>
+          </w:tcPr>
+          <w:p>
+            <w:r>
+              <w:rPr>
+                <w:sz w:val="18"/>
+              </w:rPr>
+              <w:t>nombre</w:t>
+            </w:r>
+          </w:p>
+        </w:tc>
+        <w:tc>
+          <w:tcPr>
+            <w:tcW w:type="dxa" w:w="2160"/>
+          </w:tcPr>
+          <w:p>
+            <w:r>
+              <w:rPr>
+                <w:sz w:val="18"/>
+              </w:rPr>
+              <w:t>varchar(255)</w:t>
+            </w:r>
+          </w:p>
+        </w:tc>
+        <w:tc>
+          <w:tcPr>
+            <w:tcW w:type="dxa" w:w="2160"/>
+          </w:tcPr>
+          <w:p>
+            <w:r>
+              <w:rPr>
+                <w:sz w:val="18"/>
+              </w:rPr>
+              <w:t>No</w:t>
+            </w:r>
+          </w:p>
+        </w:tc>
+        <w:tc>
+          <w:tcPr>
+            <w:tcW w:type="dxa" w:w="2160"/>
+          </w:tcPr>
+          <w:p>
+            <w:r>
+              <w:rPr>
+                <w:sz w:val="18"/>
+              </w:rPr>
+              <w:t>Nombre del órgano</w:t>
+            </w:r>
+          </w:p>
+        </w:tc>
+      </w:tr>
+      <w:tr>
+        <w:tc>
+          <w:tcPr>
+            <w:tcW w:type="dxa" w:w="2160"/>
+          </w:tcPr>
+          <w:p>
+            <w:r>
+              <w:rPr>
+                <w:sz w:val="18"/>
+              </w:rPr>
+              <w:t>estado</w:t>
+            </w:r>
+          </w:p>
+        </w:tc>
+        <w:tc>
+          <w:tcPr>
+            <w:tcW w:type="dxa" w:w="2160"/>
+          </w:tcPr>
+          <w:p>
+            <w:r>
+              <w:rPr>
+                <w:sz w:val="18"/>
+              </w:rPr>
+              <w:t>bool</w:t>
+            </w:r>
+          </w:p>
+        </w:tc>
+        <w:tc>
+          <w:tcPr>
+            <w:tcW w:type="dxa" w:w="2160"/>
+          </w:tcPr>
+          <w:p>
+            <w:r>
+              <w:rPr>
+                <w:sz w:val="18"/>
+              </w:rPr>
+              <w:t>No</w:t>
+            </w:r>
+          </w:p>
+        </w:tc>
+        <w:tc>
+          <w:tcPr>
+            <w:tcW w:type="dxa" w:w="2160"/>
+          </w:tcPr>
+          <w:p>
+            <w:r>
+              <w:rPr>
+                <w:sz w:val="18"/>
+              </w:rPr>
+              <w:t>Indica si está activo (default true)</w:t>
+            </w:r>
+          </w:p>
+        </w:tc>
+      </w:tr>
+    </w:tbl>
+    <w:p/>
+    <w:p>
+      <w:pPr>
+        <w:pStyle w:val="Heading3"/>
+      </w:pPr>
+      <w:r>
         <w:t>gobierno_regional</w:t>
       </w:r>
     </w:p>
@@ -2008,6 +2052,114 @@
               <w:rPr>
                 <w:sz w:val="18"/>
               </w:rPr>
+              <w:t>sigla</w:t>
+            </w:r>
+          </w:p>
+        </w:tc>
+        <w:tc>
+          <w:tcPr>
+            <w:tcW w:type="dxa" w:w="2160"/>
+          </w:tcPr>
+          <w:p>
+            <w:r>
+              <w:rPr>
+                <w:sz w:val="18"/>
+              </w:rPr>
+              <w:t>varchar(50)</w:t>
+            </w:r>
+          </w:p>
+        </w:tc>
+        <w:tc>
+          <w:tcPr>
+            <w:tcW w:type="dxa" w:w="2160"/>
+          </w:tcPr>
+          <w:p>
+            <w:r>
+              <w:rPr>
+                <w:sz w:val="18"/>
+              </w:rPr>
+              <w:t>Sí</w:t>
+            </w:r>
+          </w:p>
+        </w:tc>
+        <w:tc>
+          <w:tcPr>
+            <w:tcW w:type="dxa" w:w="2160"/>
+          </w:tcPr>
+          <w:p>
+            <w:r>
+              <w:rPr>
+                <w:sz w:val="18"/>
+              </w:rPr>
+              <w:t>Sigla del gobierno regional</w:t>
+            </w:r>
+          </w:p>
+        </w:tc>
+      </w:tr>
+      <w:tr>
+        <w:tc>
+          <w:tcPr>
+            <w:tcW w:type="dxa" w:w="2160"/>
+          </w:tcPr>
+          <w:p>
+            <w:r>
+              <w:rPr>
+                <w:sz w:val="18"/>
+              </w:rPr>
+              <w:t>ubigeo_id</w:t>
+            </w:r>
+          </w:p>
+        </w:tc>
+        <w:tc>
+          <w:tcPr>
+            <w:tcW w:type="dxa" w:w="2160"/>
+          </w:tcPr>
+          <w:p>
+            <w:r>
+              <w:rPr>
+                <w:sz w:val="18"/>
+              </w:rPr>
+              <w:t>FK → ubigeo (PROTECT)</w:t>
+            </w:r>
+          </w:p>
+        </w:tc>
+        <w:tc>
+          <w:tcPr>
+            <w:tcW w:type="dxa" w:w="2160"/>
+          </w:tcPr>
+          <w:p>
+            <w:r>
+              <w:rPr>
+                <w:sz w:val="18"/>
+              </w:rPr>
+              <w:t>Sí</w:t>
+            </w:r>
+          </w:p>
+        </w:tc>
+        <w:tc>
+          <w:tcPr>
+            <w:tcW w:type="dxa" w:w="2160"/>
+          </w:tcPr>
+          <w:p>
+            <w:r>
+              <w:rPr>
+                <w:sz w:val="18"/>
+              </w:rPr>
+              <w:t>Ubicación geográfica (UBIGEO)</w:t>
+            </w:r>
+          </w:p>
+        </w:tc>
+      </w:tr>
+      <w:tr>
+        <w:tc>
+          <w:tcPr>
+            <w:tcW w:type="dxa" w:w="2160"/>
+          </w:tcPr>
+          <w:p>
+            <w:r>
+              <w:rPr>
+                <w:sz w:val="18"/>
+              </w:rPr>
               <w:t>referencia_logo</w:t>
             </w:r>
           </w:p>
@@ -2112,7 +2264,7 @@
         <w:pStyle w:val="Heading3"/>
       </w:pPr>
       <w:r>
-        <w:t>organo_regional</w:t>
+        <w:t>organo_directorio</w:t>
       </w:r>
     </w:p>
     <w:tbl>
@@ -2256,20 +2408,20 @@
               <w:rPr>
                 <w:sz w:val="18"/>
               </w:rPr>
-              <w:t>gobierno_regional_id</w:t>
-            </w:r>
-          </w:p>
-        </w:tc>
-        <w:tc>
-          <w:tcPr>
-            <w:tcW w:type="dxa" w:w="2160"/>
-          </w:tcPr>
-          <w:p>
-            <w:r>
-              <w:rPr>
-                <w:sz w:val="18"/>
-              </w:rPr>
-              <w:t>FK → gobierno_regional</w:t>
+              <w:t>categoria</w:t>
+            </w:r>
+          </w:p>
+        </w:tc>
+        <w:tc>
+          <w:tcPr>
+            <w:tcW w:type="dxa" w:w="2160"/>
+          </w:tcPr>
+          <w:p>
+            <w:r>
+              <w:rPr>
+                <w:sz w:val="18"/>
+              </w:rPr>
+              <w:t>varchar(20) (choices)</w:t>
             </w:r>
           </w:p>
         </w:tc>
@@ -2295,7 +2447,7 @@
               <w:rPr>
                 <w:sz w:val="18"/>
               </w:rPr>
-              <w:t>GORE al que pertenece</w:t>
+              <w:t>Categoría del órgano (discriminador): ORGANO_MINSA / UNIVERSIDAD / GOBIERNO_REGIONAL / MINSA_DIRIS / UNIDAD_EJECUTORA</w:t>
             </w:r>
           </w:p>
         </w:tc>
@@ -2310,46 +2462,46 @@
               <w:rPr>
                 <w:sz w:val="18"/>
               </w:rPr>
-              <w:t>tipo_organo_regional_id</w:t>
-            </w:r>
-          </w:p>
-        </w:tc>
-        <w:tc>
-          <w:tcPr>
-            <w:tcW w:type="dxa" w:w="2160"/>
-          </w:tcPr>
-          <w:p>
-            <w:r>
-              <w:rPr>
-                <w:sz w:val="18"/>
-              </w:rPr>
-              <w:t>FK → tipo_organo_regional</w:t>
-            </w:r>
-          </w:p>
-        </w:tc>
-        <w:tc>
-          <w:tcPr>
-            <w:tcW w:type="dxa" w:w="2160"/>
-          </w:tcPr>
-          <w:p>
-            <w:r>
-              <w:rPr>
-                <w:sz w:val="18"/>
-              </w:rPr>
-              <w:t>No</w:t>
-            </w:r>
-          </w:p>
-        </w:tc>
-        <w:tc>
-          <w:tcPr>
-            <w:tcW w:type="dxa" w:w="2160"/>
-          </w:tcPr>
-          <w:p>
-            <w:r>
-              <w:rPr>
-                <w:sz w:val="18"/>
-              </w:rPr>
-              <w:t>GERESA / DIRESA / DIRIS</w:t>
+              <w:t>gobierno_regional_id</w:t>
+            </w:r>
+          </w:p>
+        </w:tc>
+        <w:tc>
+          <w:tcPr>
+            <w:tcW w:type="dxa" w:w="2160"/>
+          </w:tcPr>
+          <w:p>
+            <w:r>
+              <w:rPr>
+                <w:sz w:val="18"/>
+              </w:rPr>
+              <w:t>FK → gobierno_regional (PROTECT)</w:t>
+            </w:r>
+          </w:p>
+        </w:tc>
+        <w:tc>
+          <w:tcPr>
+            <w:tcW w:type="dxa" w:w="2160"/>
+          </w:tcPr>
+          <w:p>
+            <w:r>
+              <w:rPr>
+                <w:sz w:val="18"/>
+              </w:rPr>
+              <w:t>Sí</w:t>
+            </w:r>
+          </w:p>
+        </w:tc>
+        <w:tc>
+          <w:tcPr>
+            <w:tcW w:type="dxa" w:w="2160"/>
+          </w:tcPr>
+          <w:p>
+            <w:r>
+              <w:rPr>
+                <w:sz w:val="18"/>
+              </w:rPr>
+              <w:t>GORE (solo órganos regionales)</w:t>
             </w:r>
           </w:p>
         </w:tc>
@@ -2472,46 +2624,133 @@
               <w:rPr>
                 <w:sz w:val="18"/>
               </w:rPr>
-              <w:t>direccion</w:t>
-            </w:r>
-          </w:p>
-        </w:tc>
-        <w:tc>
-          <w:tcPr>
-            <w:tcW w:type="dxa" w:w="2160"/>
-          </w:tcPr>
-          <w:p>
-            <w:r>
-              <w:rPr>
-                <w:sz w:val="18"/>
-              </w:rPr>
-              <w:t>varchar(500)</w:t>
-            </w:r>
-          </w:p>
-        </w:tc>
-        <w:tc>
-          <w:tcPr>
-            <w:tcW w:type="dxa" w:w="2160"/>
-          </w:tcPr>
-          <w:p>
-            <w:r>
-              <w:rPr>
-                <w:sz w:val="18"/>
-              </w:rPr>
-              <w:t>Sí</w:t>
-            </w:r>
-          </w:p>
-        </w:tc>
-        <w:tc>
-          <w:tcPr>
-            <w:tcW w:type="dxa" w:w="2160"/>
-          </w:tcPr>
-          <w:p>
-            <w:r>
-              <w:rPr>
-                <w:sz w:val="18"/>
-              </w:rPr>
-              <w:t>Dirección</w:t>
+              <w:t>activo</w:t>
+            </w:r>
+          </w:p>
+        </w:tc>
+        <w:tc>
+          <w:tcPr>
+            <w:tcW w:type="dxa" w:w="2160"/>
+          </w:tcPr>
+          <w:p>
+            <w:r>
+              <w:rPr>
+                <w:sz w:val="18"/>
+              </w:rPr>
+              <w:t>bool</w:t>
+            </w:r>
+          </w:p>
+        </w:tc>
+        <w:tc>
+          <w:tcPr>
+            <w:tcW w:type="dxa" w:w="2160"/>
+          </w:tcPr>
+          <w:p>
+            <w:r>
+              <w:rPr>
+                <w:sz w:val="18"/>
+              </w:rPr>
+              <w:t>No</w:t>
+            </w:r>
+          </w:p>
+        </w:tc>
+        <w:tc>
+          <w:tcPr>
+            <w:tcW w:type="dxa" w:w="2160"/>
+          </w:tcPr>
+          <w:p>
+            <w:r>
+              <w:rPr>
+                <w:sz w:val="18"/>
+              </w:rPr>
+            </w:r>
+          </w:p>
+        </w:tc>
+      </w:tr>
+    </w:tbl>
+    <w:p/>
+    <w:p>
+      <w:pPr>
+        <w:pStyle w:val="Heading3"/>
+      </w:pPr>
+      <w:r>
+        <w:t>cargo_ejecutivo</w:t>
+      </w:r>
+    </w:p>
+    <w:tbl>
+      <w:tblPr>
+        <w:tblStyle w:val="LightGrid-Accent1"/>
+        <w:tblW w:type="auto" w:w="0"/>
+        <w:tblLook w:firstColumn="1" w:firstRow="1" w:lastColumn="0" w:lastRow="0" w:noHBand="0" w:noVBand="1" w:val="04A0"/>
+      </w:tblPr>
+      <w:tblGrid>
+        <w:gridCol w:w="2160"/>
+        <w:gridCol w:w="2160"/>
+        <w:gridCol w:w="2160"/>
+        <w:gridCol w:w="2160"/>
+      </w:tblGrid>
+      <w:tr>
+        <w:tc>
+          <w:tcPr>
+            <w:tcW w:type="dxa" w:w="2160"/>
+          </w:tcPr>
+          <w:p>
+            <w:r/>
+            <w:r>
+              <w:rPr>
+                <w:b/>
+                <w:color w:val="FFFFFF"/>
+                <w:sz w:val="18"/>
+              </w:rPr>
+              <w:t>Campo</w:t>
+            </w:r>
+          </w:p>
+        </w:tc>
+        <w:tc>
+          <w:tcPr>
+            <w:tcW w:type="dxa" w:w="2160"/>
+          </w:tcPr>
+          <w:p>
+            <w:r/>
+            <w:r>
+              <w:rPr>
+                <w:b/>
+                <w:color w:val="FFFFFF"/>
+                <w:sz w:val="18"/>
+              </w:rPr>
+              <w:t>Tipo</w:t>
+            </w:r>
+          </w:p>
+        </w:tc>
+        <w:tc>
+          <w:tcPr>
+            <w:tcW w:type="dxa" w:w="2160"/>
+          </w:tcPr>
+          <w:p>
+            <w:r/>
+            <w:r>
+              <w:rPr>
+                <w:b/>
+                <w:color w:val="FFFFFF"/>
+                <w:sz w:val="18"/>
+              </w:rPr>
+              <w:t>Nulo</w:t>
+            </w:r>
+          </w:p>
+        </w:tc>
+        <w:tc>
+          <w:tcPr>
+            <w:tcW w:type="dxa" w:w="2160"/>
+          </w:tcPr>
+          <w:p>
+            <w:r/>
+            <w:r>
+              <w:rPr>
+                <w:b/>
+                <w:color w:val="FFFFFF"/>
+                <w:sz w:val="18"/>
+              </w:rPr>
+              <w:t>Descripción</w:t>
             </w:r>
           </w:p>
         </w:tc>
@@ -2526,46 +2765,45 @@
               <w:rPr>
                 <w:sz w:val="18"/>
               </w:rPr>
-              <w:t>ubigeo_id</w:t>
-            </w:r>
-          </w:p>
-        </w:tc>
-        <w:tc>
-          <w:tcPr>
-            <w:tcW w:type="dxa" w:w="2160"/>
-          </w:tcPr>
-          <w:p>
-            <w:r>
-              <w:rPr>
-                <w:sz w:val="18"/>
-              </w:rPr>
-              <w:t>FK → ubigeo</w:t>
-            </w:r>
-          </w:p>
-        </w:tc>
-        <w:tc>
-          <w:tcPr>
-            <w:tcW w:type="dxa" w:w="2160"/>
-          </w:tcPr>
-          <w:p>
-            <w:r>
-              <w:rPr>
-                <w:sz w:val="18"/>
-              </w:rPr>
-              <w:t>Sí</w:t>
-            </w:r>
-          </w:p>
-        </w:tc>
-        <w:tc>
-          <w:tcPr>
-            <w:tcW w:type="dxa" w:w="2160"/>
-          </w:tcPr>
-          <w:p>
-            <w:r>
-              <w:rPr>
-                <w:sz w:val="18"/>
-              </w:rPr>
-              <w:t>Ubicación geográfica (UBIGEO)</w:t>
+              <w:t>id</w:t>
+            </w:r>
+          </w:p>
+        </w:tc>
+        <w:tc>
+          <w:tcPr>
+            <w:tcW w:type="dxa" w:w="2160"/>
+          </w:tcPr>
+          <w:p>
+            <w:r>
+              <w:rPr>
+                <w:sz w:val="18"/>
+              </w:rPr>
+              <w:t>PK</w:t>
+            </w:r>
+          </w:p>
+        </w:tc>
+        <w:tc>
+          <w:tcPr>
+            <w:tcW w:type="dxa" w:w="2160"/>
+          </w:tcPr>
+          <w:p>
+            <w:r>
+              <w:rPr>
+                <w:sz w:val="18"/>
+              </w:rPr>
+              <w:t>No</w:t>
+            </w:r>
+          </w:p>
+        </w:tc>
+        <w:tc>
+          <w:tcPr>
+            <w:tcW w:type="dxa" w:w="2160"/>
+          </w:tcPr>
+          <w:p>
+            <w:r>
+              <w:rPr>
+                <w:sz w:val="18"/>
+              </w:rPr>
             </w:r>
           </w:p>
         </w:tc>
@@ -2580,20 +2818,20 @@
               <w:rPr>
                 <w:sz w:val="18"/>
               </w:rPr>
-              <w:t>referencia_logo</w:t>
-            </w:r>
-          </w:p>
-        </w:tc>
-        <w:tc>
-          <w:tcPr>
-            <w:tcW w:type="dxa" w:w="2160"/>
-          </w:tcPr>
-          <w:p>
-            <w:r>
-              <w:rPr>
-                <w:sz w:val="18"/>
-              </w:rPr>
-              <w:t>varchar(500)</w:t>
+              <w:t>organo_directivo_id</w:t>
+            </w:r>
+          </w:p>
+        </w:tc>
+        <w:tc>
+          <w:tcPr>
+            <w:tcW w:type="dxa" w:w="2160"/>
+          </w:tcPr>
+          <w:p>
+            <w:r>
+              <w:rPr>
+                <w:sz w:val="18"/>
+              </w:rPr>
+              <w:t>FK → organo_directorio (PROTECT, related_name='cargos')</w:t>
             </w:r>
           </w:p>
         </w:tc>
@@ -2619,7 +2857,115 @@
               <w:rPr>
                 <w:sz w:val="18"/>
               </w:rPr>
-              <w:t>Logo institucional (ImageField; guarda el path del objeto en el repositorio de medios). Nullable.</w:t>
+              <w:t>Órgano directivo al que pertenece el cargo (nullable en BD y API; filas seed legacy quedan sin asignar)</w:t>
+            </w:r>
+          </w:p>
+        </w:tc>
+      </w:tr>
+      <w:tr>
+        <w:tc>
+          <w:tcPr>
+            <w:tcW w:type="dxa" w:w="2160"/>
+          </w:tcPr>
+          <w:p>
+            <w:r>
+              <w:rPr>
+                <w:sz w:val="18"/>
+              </w:rPr>
+              <w:t>nombre_masculino</w:t>
+            </w:r>
+          </w:p>
+        </w:tc>
+        <w:tc>
+          <w:tcPr>
+            <w:tcW w:type="dxa" w:w="2160"/>
+          </w:tcPr>
+          <w:p>
+            <w:r>
+              <w:rPr>
+                <w:sz w:val="18"/>
+              </w:rPr>
+              <w:t>varchar(255)</w:t>
+            </w:r>
+          </w:p>
+        </w:tc>
+        <w:tc>
+          <w:tcPr>
+            <w:tcW w:type="dxa" w:w="2160"/>
+          </w:tcPr>
+          <w:p>
+            <w:r>
+              <w:rPr>
+                <w:sz w:val="18"/>
+              </w:rPr>
+              <w:t>No</w:t>
+            </w:r>
+          </w:p>
+        </w:tc>
+        <w:tc>
+          <w:tcPr>
+            <w:tcW w:type="dxa" w:w="2160"/>
+          </w:tcPr>
+          <w:p>
+            <w:r>
+              <w:rPr>
+                <w:sz w:val="18"/>
+              </w:rPr>
+              <w:t>Nombre del cargo en masculino</w:t>
+            </w:r>
+          </w:p>
+        </w:tc>
+      </w:tr>
+      <w:tr>
+        <w:tc>
+          <w:tcPr>
+            <w:tcW w:type="dxa" w:w="2160"/>
+          </w:tcPr>
+          <w:p>
+            <w:r>
+              <w:rPr>
+                <w:sz w:val="18"/>
+              </w:rPr>
+              <w:t>nombre_femenino</w:t>
+            </w:r>
+          </w:p>
+        </w:tc>
+        <w:tc>
+          <w:tcPr>
+            <w:tcW w:type="dxa" w:w="2160"/>
+          </w:tcPr>
+          <w:p>
+            <w:r>
+              <w:rPr>
+                <w:sz w:val="18"/>
+              </w:rPr>
+              <w:t>varchar(255)</w:t>
+            </w:r>
+          </w:p>
+        </w:tc>
+        <w:tc>
+          <w:tcPr>
+            <w:tcW w:type="dxa" w:w="2160"/>
+          </w:tcPr>
+          <w:p>
+            <w:r>
+              <w:rPr>
+                <w:sz w:val="18"/>
+              </w:rPr>
+              <w:t>Sí</w:t>
+            </w:r>
+          </w:p>
+        </w:tc>
+        <w:tc>
+          <w:tcPr>
+            <w:tcW w:type="dxa" w:w="2160"/>
+          </w:tcPr>
+          <w:p>
+            <w:r>
+              <w:rPr>
+                <w:sz w:val="18"/>
+              </w:rPr>
+              <w:t>Nombre del cargo en femenino</w:t>
             </w:r>
           </w:p>
         </w:tc>
@@ -2828,46 +3174,46 @@
               <w:rPr>
                 <w:sz w:val="18"/>
               </w:rPr>
-              <w:t>organo_regional_id</w:t>
-            </w:r>
-          </w:p>
-        </w:tc>
-        <w:tc>
-          <w:tcPr>
-            <w:tcW w:type="dxa" w:w="2160"/>
-          </w:tcPr>
-          <w:p>
-            <w:r>
-              <w:rPr>
-                <w:sz w:val="18"/>
-              </w:rPr>
-              <w:t>FK → organo_regional</w:t>
-            </w:r>
-          </w:p>
-        </w:tc>
-        <w:tc>
-          <w:tcPr>
-            <w:tcW w:type="dxa" w:w="2160"/>
-          </w:tcPr>
-          <w:p>
-            <w:r>
-              <w:rPr>
-                <w:sz w:val="18"/>
-              </w:rPr>
-              <w:t>No</w:t>
-            </w:r>
-          </w:p>
-        </w:tc>
-        <w:tc>
-          <w:tcPr>
-            <w:tcW w:type="dxa" w:w="2160"/>
-          </w:tcPr>
-          <w:p>
-            <w:r>
-              <w:rPr>
-                <w:sz w:val="18"/>
-              </w:rPr>
-              <w:t>Órgano regional que la administra</w:t>
+              <w:t>codigo</w:t>
+            </w:r>
+          </w:p>
+        </w:tc>
+        <w:tc>
+          <w:tcPr>
+            <w:tcW w:type="dxa" w:w="2160"/>
+          </w:tcPr>
+          <w:p>
+            <w:r>
+              <w:rPr>
+                <w:sz w:val="18"/>
+              </w:rPr>
+              <w:t>varchar(50)</w:t>
+            </w:r>
+          </w:p>
+        </w:tc>
+        <w:tc>
+          <w:tcPr>
+            <w:tcW w:type="dxa" w:w="2160"/>
+          </w:tcPr>
+          <w:p>
+            <w:r>
+              <w:rPr>
+                <w:sz w:val="18"/>
+              </w:rPr>
+              <w:t>Sí</w:t>
+            </w:r>
+          </w:p>
+        </w:tc>
+        <w:tc>
+          <w:tcPr>
+            <w:tcW w:type="dxa" w:w="2160"/>
+          </w:tcPr>
+          <w:p>
+            <w:r>
+              <w:rPr>
+                <w:sz w:val="18"/>
+              </w:rPr>
+              <w:t>Código presupuestal</w:t>
             </w:r>
           </w:p>
         </w:tc>
@@ -2882,20 +3228,20 @@
               <w:rPr>
                 <w:sz w:val="18"/>
               </w:rPr>
-              <w:t>tipo_unidad_ejecutora_id</w:t>
-            </w:r>
-          </w:p>
-        </w:tc>
-        <w:tc>
-          <w:tcPr>
-            <w:tcW w:type="dxa" w:w="2160"/>
-          </w:tcPr>
-          <w:p>
-            <w:r>
-              <w:rPr>
-                <w:sz w:val="18"/>
-              </w:rPr>
-              <w:t>FK → tipo_unidad_ejecutora</w:t>
+              <w:t>nombre</w:t>
+            </w:r>
+          </w:p>
+        </w:tc>
+        <w:tc>
+          <w:tcPr>
+            <w:tcW w:type="dxa" w:w="2160"/>
+          </w:tcPr>
+          <w:p>
+            <w:r>
+              <w:rPr>
+                <w:sz w:val="18"/>
+              </w:rPr>
+              <w:t>varchar(255)</w:t>
             </w:r>
           </w:p>
         </w:tc>
@@ -2921,7 +3267,7 @@
               <w:rPr>
                 <w:sz w:val="18"/>
               </w:rPr>
-              <w:t>Hospital / Instituto / Red</w:t>
+              <w:t>Nombre</w:t>
             </w:r>
           </w:p>
         </w:tc>
@@ -2936,20 +3282,20 @@
               <w:rPr>
                 <w:sz w:val="18"/>
               </w:rPr>
-              <w:t>nombre</w:t>
-            </w:r>
-          </w:p>
-        </w:tc>
-        <w:tc>
-          <w:tcPr>
-            <w:tcW w:type="dxa" w:w="2160"/>
-          </w:tcPr>
-          <w:p>
-            <w:r>
-              <w:rPr>
-                <w:sz w:val="18"/>
-              </w:rPr>
-              <w:t>varchar(255)</w:t>
+              <w:t>tipo_organo_id</w:t>
+            </w:r>
+          </w:p>
+        </w:tc>
+        <w:tc>
+          <w:tcPr>
+            <w:tcW w:type="dxa" w:w="2160"/>
+          </w:tcPr>
+          <w:p>
+            <w:r>
+              <w:rPr>
+                <w:sz w:val="18"/>
+              </w:rPr>
+              <w:t>FK → organo_directorio (PROTECT)</w:t>
             </w:r>
           </w:p>
         </w:tc>
@@ -2975,7 +3321,7 @@
               <w:rPr>
                 <w:sz w:val="18"/>
               </w:rPr>
-              <w:t>Nombre</w:t>
+              <w:t>Tipo de unidad ejecutora del directorio (categoría UNIDAD_EJECUTORA)</w:t>
             </w:r>
           </w:p>
         </w:tc>
@@ -2990,46 +3336,46 @@
               <w:rPr>
                 <w:sz w:val="18"/>
               </w:rPr>
-              <w:t>codigo</w:t>
-            </w:r>
-          </w:p>
-        </w:tc>
-        <w:tc>
-          <w:tcPr>
-            <w:tcW w:type="dxa" w:w="2160"/>
-          </w:tcPr>
-          <w:p>
-            <w:r>
-              <w:rPr>
-                <w:sz w:val="18"/>
-              </w:rPr>
-              <w:t>varchar(50)</w:t>
-            </w:r>
-          </w:p>
-        </w:tc>
-        <w:tc>
-          <w:tcPr>
-            <w:tcW w:type="dxa" w:w="2160"/>
-          </w:tcPr>
-          <w:p>
-            <w:r>
-              <w:rPr>
-                <w:sz w:val="18"/>
-              </w:rPr>
-              <w:t>Sí</w:t>
-            </w:r>
-          </w:p>
-        </w:tc>
-        <w:tc>
-          <w:tcPr>
-            <w:tcW w:type="dxa" w:w="2160"/>
-          </w:tcPr>
-          <w:p>
-            <w:r>
-              <w:rPr>
-                <w:sz w:val="18"/>
-              </w:rPr>
-              <w:t>Código presupuestal de la unidad ejecutora</w:t>
+              <w:t>gobierno_regional_id</w:t>
+            </w:r>
+          </w:p>
+        </w:tc>
+        <w:tc>
+          <w:tcPr>
+            <w:tcW w:type="dxa" w:w="2160"/>
+          </w:tcPr>
+          <w:p>
+            <w:r>
+              <w:rPr>
+                <w:sz w:val="18"/>
+              </w:rPr>
+              <w:t>FK → gobierno_regional (PROTECT)</w:t>
+            </w:r>
+          </w:p>
+        </w:tc>
+        <w:tc>
+          <w:tcPr>
+            <w:tcW w:type="dxa" w:w="2160"/>
+          </w:tcPr>
+          <w:p>
+            <w:r>
+              <w:rPr>
+                <w:sz w:val="18"/>
+              </w:rPr>
+              <w:t>No</w:t>
+            </w:r>
+          </w:p>
+        </w:tc>
+        <w:tc>
+          <w:tcPr>
+            <w:tcW w:type="dxa" w:w="2160"/>
+          </w:tcPr>
+          <w:p>
+            <w:r>
+              <w:rPr>
+                <w:sz w:val="18"/>
+              </w:rPr>
+              <w:t>Gobierno regional al que pertenece</w:t>
             </w:r>
           </w:p>
         </w:tc>
@@ -4260,362 +4606,6 @@
         <w:pStyle w:val="Heading3"/>
       </w:pPr>
       <w:r>
-        <w:t>organo_minsa</w:t>
-      </w:r>
-    </w:p>
-    <w:tbl>
-      <w:tblPr>
-        <w:tblStyle w:val="LightGrid-Accent1"/>
-        <w:tblW w:type="auto" w:w="0"/>
-        <w:tblLook w:firstColumn="1" w:firstRow="1" w:lastColumn="0" w:lastRow="0" w:noHBand="0" w:noVBand="1" w:val="04A0"/>
-      </w:tblPr>
-      <w:tblGrid>
-        <w:gridCol w:w="2160"/>
-        <w:gridCol w:w="2160"/>
-        <w:gridCol w:w="2160"/>
-        <w:gridCol w:w="2160"/>
-      </w:tblGrid>
-      <w:tr>
-        <w:tc>
-          <w:tcPr>
-            <w:tcW w:type="dxa" w:w="2160"/>
-          </w:tcPr>
-          <w:p>
-            <w:r/>
-            <w:r>
-              <w:rPr>
-                <w:b/>
-                <w:color w:val="FFFFFF"/>
-                <w:sz w:val="18"/>
-              </w:rPr>
-              <w:t>Campo</w:t>
-            </w:r>
-          </w:p>
-        </w:tc>
-        <w:tc>
-          <w:tcPr>
-            <w:tcW w:type="dxa" w:w="2160"/>
-          </w:tcPr>
-          <w:p>
-            <w:r/>
-            <w:r>
-              <w:rPr>
-                <w:b/>
-                <w:color w:val="FFFFFF"/>
-                <w:sz w:val="18"/>
-              </w:rPr>
-              <w:t>Tipo</w:t>
-            </w:r>
-          </w:p>
-        </w:tc>
-        <w:tc>
-          <w:tcPr>
-            <w:tcW w:type="dxa" w:w="2160"/>
-          </w:tcPr>
-          <w:p>
-            <w:r/>
-            <w:r>
-              <w:rPr>
-                <w:b/>
-                <w:color w:val="FFFFFF"/>
-                <w:sz w:val="18"/>
-              </w:rPr>
-              <w:t>Nulo</w:t>
-            </w:r>
-          </w:p>
-        </w:tc>
-        <w:tc>
-          <w:tcPr>
-            <w:tcW w:type="dxa" w:w="2160"/>
-          </w:tcPr>
-          <w:p>
-            <w:r/>
-            <w:r>
-              <w:rPr>
-                <w:b/>
-                <w:color w:val="FFFFFF"/>
-                <w:sz w:val="18"/>
-              </w:rPr>
-              <w:t>Descripción</w:t>
-            </w:r>
-          </w:p>
-        </w:tc>
-      </w:tr>
-      <w:tr>
-        <w:tc>
-          <w:tcPr>
-            <w:tcW w:type="dxa" w:w="2160"/>
-          </w:tcPr>
-          <w:p>
-            <w:r>
-              <w:rPr>
-                <w:sz w:val="18"/>
-              </w:rPr>
-              <w:t>id</w:t>
-            </w:r>
-          </w:p>
-        </w:tc>
-        <w:tc>
-          <w:tcPr>
-            <w:tcW w:type="dxa" w:w="2160"/>
-          </w:tcPr>
-          <w:p>
-            <w:r>
-              <w:rPr>
-                <w:sz w:val="18"/>
-              </w:rPr>
-              <w:t>PK</w:t>
-            </w:r>
-          </w:p>
-        </w:tc>
-        <w:tc>
-          <w:tcPr>
-            <w:tcW w:type="dxa" w:w="2160"/>
-          </w:tcPr>
-          <w:p>
-            <w:r>
-              <w:rPr>
-                <w:sz w:val="18"/>
-              </w:rPr>
-              <w:t>No</w:t>
-            </w:r>
-          </w:p>
-        </w:tc>
-        <w:tc>
-          <w:tcPr>
-            <w:tcW w:type="dxa" w:w="2160"/>
-          </w:tcPr>
-          <w:p>
-            <w:r>
-              <w:rPr>
-                <w:sz w:val="18"/>
-              </w:rPr>
-            </w:r>
-          </w:p>
-        </w:tc>
-      </w:tr>
-      <w:tr>
-        <w:tc>
-          <w:tcPr>
-            <w:tcW w:type="dxa" w:w="2160"/>
-          </w:tcPr>
-          <w:p>
-            <w:r>
-              <w:rPr>
-                <w:sz w:val="18"/>
-              </w:rPr>
-              <w:t>tipo_organo_minsa_id</w:t>
-            </w:r>
-          </w:p>
-        </w:tc>
-        <w:tc>
-          <w:tcPr>
-            <w:tcW w:type="dxa" w:w="2160"/>
-          </w:tcPr>
-          <w:p>
-            <w:r>
-              <w:rPr>
-                <w:sz w:val="18"/>
-              </w:rPr>
-              <w:t>FK → tipo_organo_minsa</w:t>
-            </w:r>
-          </w:p>
-        </w:tc>
-        <w:tc>
-          <w:tcPr>
-            <w:tcW w:type="dxa" w:w="2160"/>
-          </w:tcPr>
-          <w:p>
-            <w:r>
-              <w:rPr>
-                <w:sz w:val="18"/>
-              </w:rPr>
-              <w:t>No</w:t>
-            </w:r>
-          </w:p>
-        </w:tc>
-        <w:tc>
-          <w:tcPr>
-            <w:tcW w:type="dxa" w:w="2160"/>
-          </w:tcPr>
-          <w:p>
-            <w:r>
-              <w:rPr>
-                <w:sz w:val="18"/>
-              </w:rPr>
-              <w:t>DIGEP / OGAJ / SG / VICEPAS</w:t>
-            </w:r>
-          </w:p>
-        </w:tc>
-      </w:tr>
-      <w:tr>
-        <w:tc>
-          <w:tcPr>
-            <w:tcW w:type="dxa" w:w="2160"/>
-          </w:tcPr>
-          <w:p>
-            <w:r>
-              <w:rPr>
-                <w:sz w:val="18"/>
-              </w:rPr>
-              <w:t>nombre</w:t>
-            </w:r>
-          </w:p>
-        </w:tc>
-        <w:tc>
-          <w:tcPr>
-            <w:tcW w:type="dxa" w:w="2160"/>
-          </w:tcPr>
-          <w:p>
-            <w:r>
-              <w:rPr>
-                <w:sz w:val="18"/>
-              </w:rPr>
-              <w:t>varchar(255)</w:t>
-            </w:r>
-          </w:p>
-        </w:tc>
-        <w:tc>
-          <w:tcPr>
-            <w:tcW w:type="dxa" w:w="2160"/>
-          </w:tcPr>
-          <w:p>
-            <w:r>
-              <w:rPr>
-                <w:sz w:val="18"/>
-              </w:rPr>
-              <w:t>No</w:t>
-            </w:r>
-          </w:p>
-        </w:tc>
-        <w:tc>
-          <w:tcPr>
-            <w:tcW w:type="dxa" w:w="2160"/>
-          </w:tcPr>
-          <w:p>
-            <w:r>
-              <w:rPr>
-                <w:sz w:val="18"/>
-              </w:rPr>
-              <w:t>Nombre del órgano</w:t>
-            </w:r>
-          </w:p>
-        </w:tc>
-      </w:tr>
-      <w:tr>
-        <w:tc>
-          <w:tcPr>
-            <w:tcW w:type="dxa" w:w="2160"/>
-          </w:tcPr>
-          <w:p>
-            <w:r>
-              <w:rPr>
-                <w:sz w:val="18"/>
-              </w:rPr>
-              <w:t>siglas</w:t>
-            </w:r>
-          </w:p>
-        </w:tc>
-        <w:tc>
-          <w:tcPr>
-            <w:tcW w:type="dxa" w:w="2160"/>
-          </w:tcPr>
-          <w:p>
-            <w:r>
-              <w:rPr>
-                <w:sz w:val="18"/>
-              </w:rPr>
-              <w:t>varchar(50)</w:t>
-            </w:r>
-          </w:p>
-        </w:tc>
-        <w:tc>
-          <w:tcPr>
-            <w:tcW w:type="dxa" w:w="2160"/>
-          </w:tcPr>
-          <w:p>
-            <w:r>
-              <w:rPr>
-                <w:sz w:val="18"/>
-              </w:rPr>
-              <w:t>Sí</w:t>
-            </w:r>
-          </w:p>
-        </w:tc>
-        <w:tc>
-          <w:tcPr>
-            <w:tcW w:type="dxa" w:w="2160"/>
-          </w:tcPr>
-          <w:p>
-            <w:r>
-              <w:rPr>
-                <w:sz w:val="18"/>
-              </w:rPr>
-              <w:t>Siglas</w:t>
-            </w:r>
-          </w:p>
-        </w:tc>
-      </w:tr>
-      <w:tr>
-        <w:tc>
-          <w:tcPr>
-            <w:tcW w:type="dxa" w:w="2160"/>
-          </w:tcPr>
-          <w:p>
-            <w:r>
-              <w:rPr>
-                <w:sz w:val="18"/>
-              </w:rPr>
-              <w:t>activo</w:t>
-            </w:r>
-          </w:p>
-        </w:tc>
-        <w:tc>
-          <w:tcPr>
-            <w:tcW w:type="dxa" w:w="2160"/>
-          </w:tcPr>
-          <w:p>
-            <w:r>
-              <w:rPr>
-                <w:sz w:val="18"/>
-              </w:rPr>
-              <w:t>bool</w:t>
-            </w:r>
-          </w:p>
-        </w:tc>
-        <w:tc>
-          <w:tcPr>
-            <w:tcW w:type="dxa" w:w="2160"/>
-          </w:tcPr>
-          <w:p>
-            <w:r>
-              <w:rPr>
-                <w:sz w:val="18"/>
-              </w:rPr>
-              <w:t>No</w:t>
-            </w:r>
-          </w:p>
-        </w:tc>
-        <w:tc>
-          <w:tcPr>
-            <w:tcW w:type="dxa" w:w="2160"/>
-          </w:tcPr>
-          <w:p>
-            <w:r>
-              <w:rPr>
-                <w:sz w:val="18"/>
-              </w:rPr>
-            </w:r>
-          </w:p>
-        </w:tc>
-      </w:tr>
-    </w:tbl>
-    <w:p/>
-    <w:p>
-      <w:pPr>
-        <w:pStyle w:val="Heading3"/>
-      </w:pPr>
-      <w:r>
         <w:t>conapres</w:t>
       </w:r>
     </w:p>
@@ -5170,46 +5160,46 @@
               <w:rPr>
                 <w:sz w:val="18"/>
               </w:rPr>
-              <w:t>tipo_gestion_id</w:t>
-            </w:r>
-          </w:p>
-        </w:tc>
-        <w:tc>
-          <w:tcPr>
-            <w:tcW w:type="dxa" w:w="2160"/>
-          </w:tcPr>
-          <w:p>
-            <w:r>
-              <w:rPr>
-                <w:sz w:val="18"/>
-              </w:rPr>
-              <w:t>FK → tipo_gestion_universidad</w:t>
-            </w:r>
-          </w:p>
-        </w:tc>
-        <w:tc>
-          <w:tcPr>
-            <w:tcW w:type="dxa" w:w="2160"/>
-          </w:tcPr>
-          <w:p>
-            <w:r>
-              <w:rPr>
-                <w:sz w:val="18"/>
-              </w:rPr>
-              <w:t>No</w:t>
-            </w:r>
-          </w:p>
-        </w:tc>
-        <w:tc>
-          <w:tcPr>
-            <w:tcW w:type="dxa" w:w="2160"/>
-          </w:tcPr>
-          <w:p>
-            <w:r>
-              <w:rPr>
-                <w:sz w:val="18"/>
-              </w:rPr>
-              <w:t>Pública / privada</w:t>
+              <w:t>numero_ruc</w:t>
+            </w:r>
+          </w:p>
+        </w:tc>
+        <w:tc>
+          <w:tcPr>
+            <w:tcW w:type="dxa" w:w="2160"/>
+          </w:tcPr>
+          <w:p>
+            <w:r>
+              <w:rPr>
+                <w:sz w:val="18"/>
+              </w:rPr>
+              <w:t>varchar(11)</w:t>
+            </w:r>
+          </w:p>
+        </w:tc>
+        <w:tc>
+          <w:tcPr>
+            <w:tcW w:type="dxa" w:w="2160"/>
+          </w:tcPr>
+          <w:p>
+            <w:r>
+              <w:rPr>
+                <w:sz w:val="18"/>
+              </w:rPr>
+              <w:t>Sí</w:t>
+            </w:r>
+          </w:p>
+        </w:tc>
+        <w:tc>
+          <w:tcPr>
+            <w:tcW w:type="dxa" w:w="2160"/>
+          </w:tcPr>
+          <w:p>
+            <w:r>
+              <w:rPr>
+                <w:sz w:val="18"/>
+              </w:rPr>
+              <w:t>Número de RUC</w:t>
             </w:r>
           </w:p>
         </w:tc>
@@ -5224,20 +5214,20 @@
               <w:rPr>
                 <w:sz w:val="18"/>
               </w:rPr>
-              <w:t>tipo_entidad_id</w:t>
-            </w:r>
-          </w:p>
-        </w:tc>
-        <w:tc>
-          <w:tcPr>
-            <w:tcW w:type="dxa" w:w="2160"/>
-          </w:tcPr>
-          <w:p>
-            <w:r>
-              <w:rPr>
-                <w:sz w:val="18"/>
-              </w:rPr>
-              <w:t>FK → tipo_entidad_universidad</w:t>
+              <w:t>tipo_gestion_id</w:t>
+            </w:r>
+          </w:p>
+        </w:tc>
+        <w:tc>
+          <w:tcPr>
+            <w:tcW w:type="dxa" w:w="2160"/>
+          </w:tcPr>
+          <w:p>
+            <w:r>
+              <w:rPr>
+                <w:sz w:val="18"/>
+              </w:rPr>
+              <w:t>FK → tipo_gestion_universidad</w:t>
             </w:r>
           </w:p>
         </w:tc>
@@ -5263,7 +5253,7 @@
               <w:rPr>
                 <w:sz w:val="18"/>
               </w:rPr>
-              <w:t>Universidad / Escuela posgrado / Escuela superior / Instituto</w:t>
+              <w:t>Pública / privada</w:t>
             </w:r>
           </w:p>
         </w:tc>
@@ -5278,20 +5268,20 @@
               <w:rPr>
                 <w:sz w:val="18"/>
               </w:rPr>
-              <w:t>tipo_autorizacion_id</w:t>
-            </w:r>
-          </w:p>
-        </w:tc>
-        <w:tc>
-          <w:tcPr>
-            <w:tcW w:type="dxa" w:w="2160"/>
-          </w:tcPr>
-          <w:p>
-            <w:r>
-              <w:rPr>
-                <w:sz w:val="18"/>
-              </w:rPr>
-              <w:t>FK → tipo_autorizacion</w:t>
+              <w:t>tipo_entidad_id</w:t>
+            </w:r>
+          </w:p>
+        </w:tc>
+        <w:tc>
+          <w:tcPr>
+            <w:tcW w:type="dxa" w:w="2160"/>
+          </w:tcPr>
+          <w:p>
+            <w:r>
+              <w:rPr>
+                <w:sz w:val="18"/>
+              </w:rPr>
+              <w:t>FK → organo_directorio (PROTECT)</w:t>
             </w:r>
           </w:p>
         </w:tc>
@@ -5317,7 +5307,7 @@
               <w:rPr>
                 <w:sz w:val="18"/>
               </w:rPr>
-              <w:t>Licenciada / Denegada / Pendiente</w:t>
+              <w:t>Tipo de entidad del directorio (categoría UNIVERSIDAD, vía limit_choices_to)</w:t>
             </w:r>
           </w:p>
         </w:tc>
@@ -5332,46 +5322,46 @@
               <w:rPr>
                 <w:sz w:val="18"/>
               </w:rPr>
-              <w:t>codigo_inei</w:t>
-            </w:r>
-          </w:p>
-        </w:tc>
-        <w:tc>
-          <w:tcPr>
-            <w:tcW w:type="dxa" w:w="2160"/>
-          </w:tcPr>
-          <w:p>
-            <w:r>
-              <w:rPr>
-                <w:sz w:val="18"/>
-              </w:rPr>
-              <w:t>varchar(20)</w:t>
-            </w:r>
-          </w:p>
-        </w:tc>
-        <w:tc>
-          <w:tcPr>
-            <w:tcW w:type="dxa" w:w="2160"/>
-          </w:tcPr>
-          <w:p>
-            <w:r>
-              <w:rPr>
-                <w:sz w:val="18"/>
-              </w:rPr>
-              <w:t>Sí</w:t>
-            </w:r>
-          </w:p>
-        </w:tc>
-        <w:tc>
-          <w:tcPr>
-            <w:tcW w:type="dxa" w:w="2160"/>
-          </w:tcPr>
-          <w:p>
-            <w:r>
-              <w:rPr>
-                <w:sz w:val="18"/>
-              </w:rPr>
-              <w:t>Código INEI</w:t>
+              <w:t>tipo_autorizacion_id</w:t>
+            </w:r>
+          </w:p>
+        </w:tc>
+        <w:tc>
+          <w:tcPr>
+            <w:tcW w:type="dxa" w:w="2160"/>
+          </w:tcPr>
+          <w:p>
+            <w:r>
+              <w:rPr>
+                <w:sz w:val="18"/>
+              </w:rPr>
+              <w:t>FK → tipo_autorizacion</w:t>
+            </w:r>
+          </w:p>
+        </w:tc>
+        <w:tc>
+          <w:tcPr>
+            <w:tcW w:type="dxa" w:w="2160"/>
+          </w:tcPr>
+          <w:p>
+            <w:r>
+              <w:rPr>
+                <w:sz w:val="18"/>
+              </w:rPr>
+              <w:t>No</w:t>
+            </w:r>
+          </w:p>
+        </w:tc>
+        <w:tc>
+          <w:tcPr>
+            <w:tcW w:type="dxa" w:w="2160"/>
+          </w:tcPr>
+          <w:p>
+            <w:r>
+              <w:rPr>
+                <w:sz w:val="18"/>
+              </w:rPr>
+              <w:t>Licenciada / Denegada / Pendiente</w:t>
             </w:r>
           </w:p>
         </w:tc>
@@ -5386,20 +5376,20 @@
               <w:rPr>
                 <w:sz w:val="18"/>
               </w:rPr>
-              <w:t>fecha_constitucion</w:t>
-            </w:r>
-          </w:p>
-        </w:tc>
-        <w:tc>
-          <w:tcPr>
-            <w:tcW w:type="dxa" w:w="2160"/>
-          </w:tcPr>
-          <w:p>
-            <w:r>
-              <w:rPr>
-                <w:sz w:val="18"/>
-              </w:rPr>
-              <w:t>date</w:t>
+              <w:t>codigo_inei</w:t>
+            </w:r>
+          </w:p>
+        </w:tc>
+        <w:tc>
+          <w:tcPr>
+            <w:tcW w:type="dxa" w:w="2160"/>
+          </w:tcPr>
+          <w:p>
+            <w:r>
+              <w:rPr>
+                <w:sz w:val="18"/>
+              </w:rPr>
+              <w:t>varchar(20)</w:t>
             </w:r>
           </w:p>
         </w:tc>
@@ -5425,7 +5415,7 @@
               <w:rPr>
                 <w:sz w:val="18"/>
               </w:rPr>
-              <w:t>Fecha de constitución</w:t>
+              <w:t>Código INEI</w:t>
             </w:r>
           </w:p>
         </w:tc>
@@ -5440,7 +5430,7 @@
               <w:rPr>
                 <w:sz w:val="18"/>
               </w:rPr>
-              <w:t>fecha_autorizacion</w:t>
+              <w:t>fecha_constitucion</w:t>
             </w:r>
           </w:p>
         </w:tc>
@@ -5479,7 +5469,7 @@
               <w:rPr>
                 <w:sz w:val="18"/>
               </w:rPr>
-              <w:t>Fecha de autorización</w:t>
+              <w:t>Fecha de constitución</w:t>
             </w:r>
           </w:p>
         </w:tc>
@@ -5494,20 +5484,20 @@
               <w:rPr>
                 <w:sz w:val="18"/>
               </w:rPr>
-              <w:t>numero_resolucion</w:t>
-            </w:r>
-          </w:p>
-        </w:tc>
-        <w:tc>
-          <w:tcPr>
-            <w:tcW w:type="dxa" w:w="2160"/>
-          </w:tcPr>
-          <w:p>
-            <w:r>
-              <w:rPr>
-                <w:sz w:val="18"/>
-              </w:rPr>
-              <w:t>varchar(100)</w:t>
+              <w:t>fecha_autorizacion</w:t>
+            </w:r>
+          </w:p>
+        </w:tc>
+        <w:tc>
+          <w:tcPr>
+            <w:tcW w:type="dxa" w:w="2160"/>
+          </w:tcPr>
+          <w:p>
+            <w:r>
+              <w:rPr>
+                <w:sz w:val="18"/>
+              </w:rPr>
+              <w:t>date</w:t>
             </w:r>
           </w:p>
         </w:tc>
@@ -5533,7 +5523,7 @@
               <w:rPr>
                 <w:sz w:val="18"/>
               </w:rPr>
-              <w:t>Número de resolución</w:t>
+              <w:t>Fecha de autorización</w:t>
             </w:r>
           </w:p>
         </w:tc>
@@ -5548,20 +5538,20 @@
               <w:rPr>
                 <w:sz w:val="18"/>
               </w:rPr>
-              <w:t>direccion_legal</w:t>
-            </w:r>
-          </w:p>
-        </w:tc>
-        <w:tc>
-          <w:tcPr>
-            <w:tcW w:type="dxa" w:w="2160"/>
-          </w:tcPr>
-          <w:p>
-            <w:r>
-              <w:rPr>
-                <w:sz w:val="18"/>
-              </w:rPr>
-              <w:t>varchar(500)</w:t>
+              <w:t>numero_resolucion</w:t>
+            </w:r>
+          </w:p>
+        </w:tc>
+        <w:tc>
+          <w:tcPr>
+            <w:tcW w:type="dxa" w:w="2160"/>
+          </w:tcPr>
+          <w:p>
+            <w:r>
+              <w:rPr>
+                <w:sz w:val="18"/>
+              </w:rPr>
+              <w:t>varchar(100)</w:t>
             </w:r>
           </w:p>
         </w:tc>
@@ -5587,7 +5577,7 @@
               <w:rPr>
                 <w:sz w:val="18"/>
               </w:rPr>
-              <w:t>Dirección legal</w:t>
+              <w:t>Número de resolución</w:t>
             </w:r>
           </w:p>
         </w:tc>
@@ -5602,20 +5592,20 @@
               <w:rPr>
                 <w:sz w:val="18"/>
               </w:rPr>
-              <w:t>telefono</w:t>
-            </w:r>
-          </w:p>
-        </w:tc>
-        <w:tc>
-          <w:tcPr>
-            <w:tcW w:type="dxa" w:w="2160"/>
-          </w:tcPr>
-          <w:p>
-            <w:r>
-              <w:rPr>
-                <w:sz w:val="18"/>
-              </w:rPr>
-              <w:t>varchar(30)</w:t>
+              <w:t>direccion_legal</w:t>
+            </w:r>
+          </w:p>
+        </w:tc>
+        <w:tc>
+          <w:tcPr>
+            <w:tcW w:type="dxa" w:w="2160"/>
+          </w:tcPr>
+          <w:p>
+            <w:r>
+              <w:rPr>
+                <w:sz w:val="18"/>
+              </w:rPr>
+              <w:t>varchar(500)</w:t>
             </w:r>
           </w:p>
         </w:tc>
@@ -5641,7 +5631,7 @@
               <w:rPr>
                 <w:sz w:val="18"/>
               </w:rPr>
-              <w:t>Teléfono</w:t>
+              <w:t>Dirección legal</w:t>
             </w:r>
           </w:p>
         </w:tc>
@@ -5656,20 +5646,20 @@
               <w:rPr>
                 <w:sz w:val="18"/>
               </w:rPr>
-              <w:t>correo_institucional</w:t>
-            </w:r>
-          </w:p>
-        </w:tc>
-        <w:tc>
-          <w:tcPr>
-            <w:tcW w:type="dxa" w:w="2160"/>
-          </w:tcPr>
-          <w:p>
-            <w:r>
-              <w:rPr>
-                <w:sz w:val="18"/>
-              </w:rPr>
-              <w:t>varchar(255)</w:t>
+              <w:t>telefono</w:t>
+            </w:r>
+          </w:p>
+        </w:tc>
+        <w:tc>
+          <w:tcPr>
+            <w:tcW w:type="dxa" w:w="2160"/>
+          </w:tcPr>
+          <w:p>
+            <w:r>
+              <w:rPr>
+                <w:sz w:val="18"/>
+              </w:rPr>
+              <w:t>varchar(30)</w:t>
             </w:r>
           </w:p>
         </w:tc>
@@ -5695,7 +5685,7 @@
               <w:rPr>
                 <w:sz w:val="18"/>
               </w:rPr>
-              <w:t>Correo institucional</w:t>
+              <w:t>Teléfono</w:t>
             </w:r>
           </w:p>
         </w:tc>
@@ -5710,20 +5700,20 @@
               <w:rPr>
                 <w:sz w:val="18"/>
               </w:rPr>
-              <w:t>ubigeo_id</w:t>
-            </w:r>
-          </w:p>
-        </w:tc>
-        <w:tc>
-          <w:tcPr>
-            <w:tcW w:type="dxa" w:w="2160"/>
-          </w:tcPr>
-          <w:p>
-            <w:r>
-              <w:rPr>
-                <w:sz w:val="18"/>
-              </w:rPr>
-              <w:t>FK → ubigeo</w:t>
+              <w:t>correo_institucional</w:t>
+            </w:r>
+          </w:p>
+        </w:tc>
+        <w:tc>
+          <w:tcPr>
+            <w:tcW w:type="dxa" w:w="2160"/>
+          </w:tcPr>
+          <w:p>
+            <w:r>
+              <w:rPr>
+                <w:sz w:val="18"/>
+              </w:rPr>
+              <w:t>varchar(255)</w:t>
             </w:r>
           </w:p>
         </w:tc>
@@ -5749,7 +5739,7 @@
               <w:rPr>
                 <w:sz w:val="18"/>
               </w:rPr>
-              <w:t>Ubicación geográfica (UBIGEO)</w:t>
+              <w:t>Correo institucional</w:t>
             </w:r>
           </w:p>
         </w:tc>
@@ -5764,20 +5754,20 @@
               <w:rPr>
                 <w:sz w:val="18"/>
               </w:rPr>
-              <w:t>referencia_logo</w:t>
-            </w:r>
-          </w:p>
-        </w:tc>
-        <w:tc>
-          <w:tcPr>
-            <w:tcW w:type="dxa" w:w="2160"/>
-          </w:tcPr>
-          <w:p>
-            <w:r>
-              <w:rPr>
-                <w:sz w:val="18"/>
-              </w:rPr>
-              <w:t>varchar(500)</w:t>
+              <w:t>ubigeo_id</w:t>
+            </w:r>
+          </w:p>
+        </w:tc>
+        <w:tc>
+          <w:tcPr>
+            <w:tcW w:type="dxa" w:w="2160"/>
+          </w:tcPr>
+          <w:p>
+            <w:r>
+              <w:rPr>
+                <w:sz w:val="18"/>
+              </w:rPr>
+              <w:t>FK → ubigeo</w:t>
             </w:r>
           </w:p>
         </w:tc>
@@ -5803,7 +5793,7 @@
               <w:rPr>
                 <w:sz w:val="18"/>
               </w:rPr>
-              <w:t>Logo institucional (ImageField; guarda el path del objeto en el repositorio de medios). Nullable.</w:t>
+              <w:t>Ubicación geográfica (UBIGEO)</w:t>
             </w:r>
           </w:p>
         </w:tc>
@@ -5818,430 +5808,20 @@
               <w:rPr>
                 <w:sz w:val="18"/>
               </w:rPr>
-              <w:t>activo</w:t>
-            </w:r>
-          </w:p>
-        </w:tc>
-        <w:tc>
-          <w:tcPr>
-            <w:tcW w:type="dxa" w:w="2160"/>
-          </w:tcPr>
-          <w:p>
-            <w:r>
-              <w:rPr>
-                <w:sz w:val="18"/>
-              </w:rPr>
-              <w:t>bool</w:t>
-            </w:r>
-          </w:p>
-        </w:tc>
-        <w:tc>
-          <w:tcPr>
-            <w:tcW w:type="dxa" w:w="2160"/>
-          </w:tcPr>
-          <w:p>
-            <w:r>
-              <w:rPr>
-                <w:sz w:val="18"/>
-              </w:rPr>
-              <w:t>No</w:t>
-            </w:r>
-          </w:p>
-        </w:tc>
-        <w:tc>
-          <w:tcPr>
-            <w:tcW w:type="dxa" w:w="2160"/>
-          </w:tcPr>
-          <w:p>
-            <w:r>
-              <w:rPr>
-                <w:sz w:val="18"/>
-              </w:rPr>
-            </w:r>
-          </w:p>
-        </w:tc>
-      </w:tr>
-    </w:tbl>
-    <w:p/>
-    <w:p>
-      <w:pPr>
-        <w:pStyle w:val="Heading3"/>
-      </w:pPr>
-      <w:r>
-        <w:t>autoridad_universidad</w:t>
-      </w:r>
-    </w:p>
-    <w:tbl>
-      <w:tblPr>
-        <w:tblStyle w:val="LightGrid-Accent1"/>
-        <w:tblW w:type="auto" w:w="0"/>
-        <w:tblLook w:firstColumn="1" w:firstRow="1" w:lastColumn="0" w:lastRow="0" w:noHBand="0" w:noVBand="1" w:val="04A0"/>
-      </w:tblPr>
-      <w:tblGrid>
-        <w:gridCol w:w="2160"/>
-        <w:gridCol w:w="2160"/>
-        <w:gridCol w:w="2160"/>
-        <w:gridCol w:w="2160"/>
-      </w:tblGrid>
-      <w:tr>
-        <w:tc>
-          <w:tcPr>
-            <w:tcW w:type="dxa" w:w="2160"/>
-          </w:tcPr>
-          <w:p>
-            <w:r/>
-            <w:r>
-              <w:rPr>
-                <w:b/>
-                <w:color w:val="FFFFFF"/>
-                <w:sz w:val="18"/>
-              </w:rPr>
-              <w:t>Campo</w:t>
-            </w:r>
-          </w:p>
-        </w:tc>
-        <w:tc>
-          <w:tcPr>
-            <w:tcW w:type="dxa" w:w="2160"/>
-          </w:tcPr>
-          <w:p>
-            <w:r/>
-            <w:r>
-              <w:rPr>
-                <w:b/>
-                <w:color w:val="FFFFFF"/>
-                <w:sz w:val="18"/>
-              </w:rPr>
-              <w:t>Tipo</w:t>
-            </w:r>
-          </w:p>
-        </w:tc>
-        <w:tc>
-          <w:tcPr>
-            <w:tcW w:type="dxa" w:w="2160"/>
-          </w:tcPr>
-          <w:p>
-            <w:r/>
-            <w:r>
-              <w:rPr>
-                <w:b/>
-                <w:color w:val="FFFFFF"/>
-                <w:sz w:val="18"/>
-              </w:rPr>
-              <w:t>Nulo</w:t>
-            </w:r>
-          </w:p>
-        </w:tc>
-        <w:tc>
-          <w:tcPr>
-            <w:tcW w:type="dxa" w:w="2160"/>
-          </w:tcPr>
-          <w:p>
-            <w:r/>
-            <w:r>
-              <w:rPr>
-                <w:b/>
-                <w:color w:val="FFFFFF"/>
-                <w:sz w:val="18"/>
-              </w:rPr>
-              <w:t>Descripción</w:t>
-            </w:r>
-          </w:p>
-        </w:tc>
-      </w:tr>
-      <w:tr>
-        <w:tc>
-          <w:tcPr>
-            <w:tcW w:type="dxa" w:w="2160"/>
-          </w:tcPr>
-          <w:p>
-            <w:r>
-              <w:rPr>
-                <w:sz w:val="18"/>
-              </w:rPr>
-              <w:t>id</w:t>
-            </w:r>
-          </w:p>
-        </w:tc>
-        <w:tc>
-          <w:tcPr>
-            <w:tcW w:type="dxa" w:w="2160"/>
-          </w:tcPr>
-          <w:p>
-            <w:r>
-              <w:rPr>
-                <w:sz w:val="18"/>
-              </w:rPr>
-              <w:t>PK</w:t>
-            </w:r>
-          </w:p>
-        </w:tc>
-        <w:tc>
-          <w:tcPr>
-            <w:tcW w:type="dxa" w:w="2160"/>
-          </w:tcPr>
-          <w:p>
-            <w:r>
-              <w:rPr>
-                <w:sz w:val="18"/>
-              </w:rPr>
-              <w:t>No</w:t>
-            </w:r>
-          </w:p>
-        </w:tc>
-        <w:tc>
-          <w:tcPr>
-            <w:tcW w:type="dxa" w:w="2160"/>
-          </w:tcPr>
-          <w:p>
-            <w:r>
-              <w:rPr>
-                <w:sz w:val="18"/>
-              </w:rPr>
-            </w:r>
-          </w:p>
-        </w:tc>
-      </w:tr>
-      <w:tr>
-        <w:tc>
-          <w:tcPr>
-            <w:tcW w:type="dxa" w:w="2160"/>
-          </w:tcPr>
-          <w:p>
-            <w:r>
-              <w:rPr>
-                <w:sz w:val="18"/>
-              </w:rPr>
-              <w:t>universidad_id</w:t>
-            </w:r>
-          </w:p>
-        </w:tc>
-        <w:tc>
-          <w:tcPr>
-            <w:tcW w:type="dxa" w:w="2160"/>
-          </w:tcPr>
-          <w:p>
-            <w:r>
-              <w:rPr>
-                <w:sz w:val="18"/>
-              </w:rPr>
-              <w:t>FK → universidad</w:t>
-            </w:r>
-          </w:p>
-        </w:tc>
-        <w:tc>
-          <w:tcPr>
-            <w:tcW w:type="dxa" w:w="2160"/>
-          </w:tcPr>
-          <w:p>
-            <w:r>
-              <w:rPr>
-                <w:sz w:val="18"/>
-              </w:rPr>
-              <w:t>No</w:t>
-            </w:r>
-          </w:p>
-        </w:tc>
-        <w:tc>
-          <w:tcPr>
-            <w:tcW w:type="dxa" w:w="2160"/>
-          </w:tcPr>
-          <w:p>
-            <w:r>
-              <w:rPr>
-                <w:sz w:val="18"/>
-              </w:rPr>
-              <w:t>Universidad</w:t>
-            </w:r>
-          </w:p>
-        </w:tc>
-      </w:tr>
-      <w:tr>
-        <w:tc>
-          <w:tcPr>
-            <w:tcW w:type="dxa" w:w="2160"/>
-          </w:tcPr>
-          <w:p>
-            <w:r>
-              <w:rPr>
-                <w:sz w:val="18"/>
-              </w:rPr>
-              <w:t>nombre</w:t>
-            </w:r>
-          </w:p>
-        </w:tc>
-        <w:tc>
-          <w:tcPr>
-            <w:tcW w:type="dxa" w:w="2160"/>
-          </w:tcPr>
-          <w:p>
-            <w:r>
-              <w:rPr>
-                <w:sz w:val="18"/>
-              </w:rPr>
-              <w:t>varchar(255)</w:t>
-            </w:r>
-          </w:p>
-        </w:tc>
-        <w:tc>
-          <w:tcPr>
-            <w:tcW w:type="dxa" w:w="2160"/>
-          </w:tcPr>
-          <w:p>
-            <w:r>
-              <w:rPr>
-                <w:sz w:val="18"/>
-              </w:rPr>
-              <w:t>No</w:t>
-            </w:r>
-          </w:p>
-        </w:tc>
-        <w:tc>
-          <w:tcPr>
-            <w:tcW w:type="dxa" w:w="2160"/>
-          </w:tcPr>
-          <w:p>
-            <w:r>
-              <w:rPr>
-                <w:sz w:val="18"/>
-              </w:rPr>
-              <w:t>Nombre de la autoridad</w:t>
-            </w:r>
-          </w:p>
-        </w:tc>
-      </w:tr>
-      <w:tr>
-        <w:tc>
-          <w:tcPr>
-            <w:tcW w:type="dxa" w:w="2160"/>
-          </w:tcPr>
-          <w:p>
-            <w:r>
-              <w:rPr>
-                <w:sz w:val="18"/>
-              </w:rPr>
-              <w:t>cargo</w:t>
-            </w:r>
-          </w:p>
-        </w:tc>
-        <w:tc>
-          <w:tcPr>
-            <w:tcW w:type="dxa" w:w="2160"/>
-          </w:tcPr>
-          <w:p>
-            <w:r>
-              <w:rPr>
-                <w:sz w:val="18"/>
-              </w:rPr>
-              <w:t>varchar(150)</w:t>
-            </w:r>
-          </w:p>
-        </w:tc>
-        <w:tc>
-          <w:tcPr>
-            <w:tcW w:type="dxa" w:w="2160"/>
-          </w:tcPr>
-          <w:p>
-            <w:r>
-              <w:rPr>
-                <w:sz w:val="18"/>
-              </w:rPr>
-              <w:t>No</w:t>
-            </w:r>
-          </w:p>
-        </w:tc>
-        <w:tc>
-          <w:tcPr>
-            <w:tcW w:type="dxa" w:w="2160"/>
-          </w:tcPr>
-          <w:p>
-            <w:r>
-              <w:rPr>
-                <w:sz w:val="18"/>
-              </w:rPr>
-              <w:t>Cargo</w:t>
-            </w:r>
-          </w:p>
-        </w:tc>
-      </w:tr>
-      <w:tr>
-        <w:tc>
-          <w:tcPr>
-            <w:tcW w:type="dxa" w:w="2160"/>
-          </w:tcPr>
-          <w:p>
-            <w:r>
-              <w:rPr>
-                <w:sz w:val="18"/>
-              </w:rPr>
-              <w:t>fecha_inicio_cargo</w:t>
-            </w:r>
-          </w:p>
-        </w:tc>
-        <w:tc>
-          <w:tcPr>
-            <w:tcW w:type="dxa" w:w="2160"/>
-          </w:tcPr>
-          <w:p>
-            <w:r>
-              <w:rPr>
-                <w:sz w:val="18"/>
-              </w:rPr>
-              <w:t>date</w:t>
-            </w:r>
-          </w:p>
-        </w:tc>
-        <w:tc>
-          <w:tcPr>
-            <w:tcW w:type="dxa" w:w="2160"/>
-          </w:tcPr>
-          <w:p>
-            <w:r>
-              <w:rPr>
-                <w:sz w:val="18"/>
-              </w:rPr>
-              <w:t>No</w:t>
-            </w:r>
-          </w:p>
-        </w:tc>
-        <w:tc>
-          <w:tcPr>
-            <w:tcW w:type="dxa" w:w="2160"/>
-          </w:tcPr>
-          <w:p>
-            <w:r>
-              <w:rPr>
-                <w:sz w:val="18"/>
-              </w:rPr>
-              <w:t>Inicio del cargo</w:t>
-            </w:r>
-          </w:p>
-        </w:tc>
-      </w:tr>
-      <w:tr>
-        <w:tc>
-          <w:tcPr>
-            <w:tcW w:type="dxa" w:w="2160"/>
-          </w:tcPr>
-          <w:p>
-            <w:r>
-              <w:rPr>
-                <w:sz w:val="18"/>
-              </w:rPr>
-              <w:t>fecha_fin_cargo</w:t>
-            </w:r>
-          </w:p>
-        </w:tc>
-        <w:tc>
-          <w:tcPr>
-            <w:tcW w:type="dxa" w:w="2160"/>
-          </w:tcPr>
-          <w:p>
-            <w:r>
-              <w:rPr>
-                <w:sz w:val="18"/>
-              </w:rPr>
-              <w:t>date</w:t>
+              <w:t>referencia_logo</w:t>
+            </w:r>
+          </w:p>
+        </w:tc>
+        <w:tc>
+          <w:tcPr>
+            <w:tcW w:type="dxa" w:w="2160"/>
+          </w:tcPr>
+          <w:p>
+            <w:r>
+              <w:rPr>
+                <w:sz w:val="18"/>
+              </w:rPr>
+              <w:t>varchar(500)</w:t>
             </w:r>
           </w:p>
         </w:tc>
@@ -6267,115 +5847,7 @@
               <w:rPr>
                 <w:sz w:val="18"/>
               </w:rPr>
-              <w:t>Fin del cargo</w:t>
-            </w:r>
-          </w:p>
-        </w:tc>
-      </w:tr>
-      <w:tr>
-        <w:tc>
-          <w:tcPr>
-            <w:tcW w:type="dxa" w:w="2160"/>
-          </w:tcPr>
-          <w:p>
-            <w:r>
-              <w:rPr>
-                <w:sz w:val="18"/>
-              </w:rPr>
-              <w:t>numero_resolucion</w:t>
-            </w:r>
-          </w:p>
-        </w:tc>
-        <w:tc>
-          <w:tcPr>
-            <w:tcW w:type="dxa" w:w="2160"/>
-          </w:tcPr>
-          <w:p>
-            <w:r>
-              <w:rPr>
-                <w:sz w:val="18"/>
-              </w:rPr>
-              <w:t>varchar(100)</w:t>
-            </w:r>
-          </w:p>
-        </w:tc>
-        <w:tc>
-          <w:tcPr>
-            <w:tcW w:type="dxa" w:w="2160"/>
-          </w:tcPr>
-          <w:p>
-            <w:r>
-              <w:rPr>
-                <w:sz w:val="18"/>
-              </w:rPr>
-              <w:t>Sí</w:t>
-            </w:r>
-          </w:p>
-        </w:tc>
-        <w:tc>
-          <w:tcPr>
-            <w:tcW w:type="dxa" w:w="2160"/>
-          </w:tcPr>
-          <w:p>
-            <w:r>
-              <w:rPr>
-                <w:sz w:val="18"/>
-              </w:rPr>
-              <w:t>Número de resolución de designación</w:t>
-            </w:r>
-          </w:p>
-        </w:tc>
-      </w:tr>
-      <w:tr>
-        <w:tc>
-          <w:tcPr>
-            <w:tcW w:type="dxa" w:w="2160"/>
-          </w:tcPr>
-          <w:p>
-            <w:r>
-              <w:rPr>
-                <w:sz w:val="18"/>
-              </w:rPr>
-              <w:t>referencia_documento_resolucion</w:t>
-            </w:r>
-          </w:p>
-        </w:tc>
-        <w:tc>
-          <w:tcPr>
-            <w:tcW w:type="dxa" w:w="2160"/>
-          </w:tcPr>
-          <w:p>
-            <w:r>
-              <w:rPr>
-                <w:sz w:val="18"/>
-              </w:rPr>
-              <w:t>varchar(500)</w:t>
-            </w:r>
-          </w:p>
-        </w:tc>
-        <w:tc>
-          <w:tcPr>
-            <w:tcW w:type="dxa" w:w="2160"/>
-          </w:tcPr>
-          <w:p>
-            <w:r>
-              <w:rPr>
-                <w:sz w:val="18"/>
-              </w:rPr>
-              <w:t>Sí</w:t>
-            </w:r>
-          </w:p>
-        </w:tc>
-        <w:tc>
-          <w:tcPr>
-            <w:tcW w:type="dxa" w:w="2160"/>
-          </w:tcPr>
-          <w:p>
-            <w:r>
-              <w:rPr>
-                <w:sz w:val="18"/>
-              </w:rPr>
-              <w:t>Referencia externa del PDF de la resolución</w:t>
+              <w:t>Logo institucional (ImageField; guarda el path del objeto en el repositorio de medios). Nullable.</w:t>
             </w:r>
           </w:p>
         </w:tc>
@@ -6692,6 +6164,168 @@
               <w:rPr>
                 <w:sz w:val="18"/>
               </w:rPr>
+              <w:t>direccion</w:t>
+            </w:r>
+          </w:p>
+        </w:tc>
+        <w:tc>
+          <w:tcPr>
+            <w:tcW w:type="dxa" w:w="2160"/>
+          </w:tcPr>
+          <w:p>
+            <w:r>
+              <w:rPr>
+                <w:sz w:val="18"/>
+              </w:rPr>
+              <w:t>varchar(255)</w:t>
+            </w:r>
+          </w:p>
+        </w:tc>
+        <w:tc>
+          <w:tcPr>
+            <w:tcW w:type="dxa" w:w="2160"/>
+          </w:tcPr>
+          <w:p>
+            <w:r>
+              <w:rPr>
+                <w:sz w:val="18"/>
+              </w:rPr>
+              <w:t>No</w:t>
+            </w:r>
+          </w:p>
+        </w:tc>
+        <w:tc>
+          <w:tcPr>
+            <w:tcW w:type="dxa" w:w="2160"/>
+          </w:tcPr>
+          <w:p>
+            <w:r>
+              <w:rPr>
+                <w:sz w:val="18"/>
+              </w:rPr>
+              <w:t>Dirección de la facultad (blank, cadena vacía por defecto)</w:t>
+            </w:r>
+          </w:p>
+        </w:tc>
+      </w:tr>
+      <w:tr>
+        <w:tc>
+          <w:tcPr>
+            <w:tcW w:type="dxa" w:w="2160"/>
+          </w:tcPr>
+          <w:p>
+            <w:r>
+              <w:rPr>
+                <w:sz w:val="18"/>
+              </w:rPr>
+              <w:t>ubigeo_id</w:t>
+            </w:r>
+          </w:p>
+        </w:tc>
+        <w:tc>
+          <w:tcPr>
+            <w:tcW w:type="dxa" w:w="2160"/>
+          </w:tcPr>
+          <w:p>
+            <w:r>
+              <w:rPr>
+                <w:sz w:val="18"/>
+              </w:rPr>
+              <w:t>FK → ubigeo (PROTECT)</w:t>
+            </w:r>
+          </w:p>
+        </w:tc>
+        <w:tc>
+          <w:tcPr>
+            <w:tcW w:type="dxa" w:w="2160"/>
+          </w:tcPr>
+          <w:p>
+            <w:r>
+              <w:rPr>
+                <w:sz w:val="18"/>
+              </w:rPr>
+              <w:t>Sí</w:t>
+            </w:r>
+          </w:p>
+        </w:tc>
+        <w:tc>
+          <w:tcPr>
+            <w:tcW w:type="dxa" w:w="2160"/>
+          </w:tcPr>
+          <w:p>
+            <w:r>
+              <w:rPr>
+                <w:sz w:val="18"/>
+              </w:rPr>
+              <w:t>Ubicación geográfica (UBIGEO)</w:t>
+            </w:r>
+          </w:p>
+        </w:tc>
+      </w:tr>
+      <w:tr>
+        <w:tc>
+          <w:tcPr>
+            <w:tcW w:type="dxa" w:w="2160"/>
+          </w:tcPr>
+          <w:p>
+            <w:r>
+              <w:rPr>
+                <w:sz w:val="18"/>
+              </w:rPr>
+              <w:t>referencia_logo</w:t>
+            </w:r>
+          </w:p>
+        </w:tc>
+        <w:tc>
+          <w:tcPr>
+            <w:tcW w:type="dxa" w:w="2160"/>
+          </w:tcPr>
+          <w:p>
+            <w:r>
+              <w:rPr>
+                <w:sz w:val="18"/>
+              </w:rPr>
+              <w:t>varchar(500)</w:t>
+            </w:r>
+          </w:p>
+        </w:tc>
+        <w:tc>
+          <w:tcPr>
+            <w:tcW w:type="dxa" w:w="2160"/>
+          </w:tcPr>
+          <w:p>
+            <w:r>
+              <w:rPr>
+                <w:sz w:val="18"/>
+              </w:rPr>
+              <w:t>Sí</w:t>
+            </w:r>
+          </w:p>
+        </w:tc>
+        <w:tc>
+          <w:tcPr>
+            <w:tcW w:type="dxa" w:w="2160"/>
+          </w:tcPr>
+          <w:p>
+            <w:r>
+              <w:rPr>
+                <w:sz w:val="18"/>
+              </w:rPr>
+              <w:t>Logo institucional (ImageField; guarda el path del objeto en el repositorio de medios). Nullable.</w:t>
+            </w:r>
+          </w:p>
+        </w:tc>
+      </w:tr>
+      <w:tr>
+        <w:tc>
+          <w:tcPr>
+            <w:tcW w:type="dxa" w:w="2160"/>
+          </w:tcPr>
+          <w:p>
+            <w:r>
+              <w:rPr>
+                <w:sz w:val="18"/>
+              </w:rPr>
               <w:t>activo</w:t>
             </w:r>
           </w:p>
@@ -7044,6 +6678,362 @@
         <w:pStyle w:val="Heading3"/>
       </w:pPr>
       <w:r>
+        <w:t>universidad_carrera</w:t>
+      </w:r>
+    </w:p>
+    <w:tbl>
+      <w:tblPr>
+        <w:tblStyle w:val="LightGrid-Accent1"/>
+        <w:tblW w:type="auto" w:w="0"/>
+        <w:tblLook w:firstColumn="1" w:firstRow="1" w:lastColumn="0" w:lastRow="0" w:noHBand="0" w:noVBand="1" w:val="04A0"/>
+      </w:tblPr>
+      <w:tblGrid>
+        <w:gridCol w:w="2160"/>
+        <w:gridCol w:w="2160"/>
+        <w:gridCol w:w="2160"/>
+        <w:gridCol w:w="2160"/>
+      </w:tblGrid>
+      <w:tr>
+        <w:tc>
+          <w:tcPr>
+            <w:tcW w:type="dxa" w:w="2160"/>
+          </w:tcPr>
+          <w:p>
+            <w:r/>
+            <w:r>
+              <w:rPr>
+                <w:b/>
+                <w:color w:val="FFFFFF"/>
+                <w:sz w:val="18"/>
+              </w:rPr>
+              <w:t>Campo</w:t>
+            </w:r>
+          </w:p>
+        </w:tc>
+        <w:tc>
+          <w:tcPr>
+            <w:tcW w:type="dxa" w:w="2160"/>
+          </w:tcPr>
+          <w:p>
+            <w:r/>
+            <w:r>
+              <w:rPr>
+                <w:b/>
+                <w:color w:val="FFFFFF"/>
+                <w:sz w:val="18"/>
+              </w:rPr>
+              <w:t>Tipo</w:t>
+            </w:r>
+          </w:p>
+        </w:tc>
+        <w:tc>
+          <w:tcPr>
+            <w:tcW w:type="dxa" w:w="2160"/>
+          </w:tcPr>
+          <w:p>
+            <w:r/>
+            <w:r>
+              <w:rPr>
+                <w:b/>
+                <w:color w:val="FFFFFF"/>
+                <w:sz w:val="18"/>
+              </w:rPr>
+              <w:t>Nulo</w:t>
+            </w:r>
+          </w:p>
+        </w:tc>
+        <w:tc>
+          <w:tcPr>
+            <w:tcW w:type="dxa" w:w="2160"/>
+          </w:tcPr>
+          <w:p>
+            <w:r/>
+            <w:r>
+              <w:rPr>
+                <w:b/>
+                <w:color w:val="FFFFFF"/>
+                <w:sz w:val="18"/>
+              </w:rPr>
+              <w:t>Descripción</w:t>
+            </w:r>
+          </w:p>
+        </w:tc>
+      </w:tr>
+      <w:tr>
+        <w:tc>
+          <w:tcPr>
+            <w:tcW w:type="dxa" w:w="2160"/>
+          </w:tcPr>
+          <w:p>
+            <w:r>
+              <w:rPr>
+                <w:sz w:val="18"/>
+              </w:rPr>
+              <w:t>id</w:t>
+            </w:r>
+          </w:p>
+        </w:tc>
+        <w:tc>
+          <w:tcPr>
+            <w:tcW w:type="dxa" w:w="2160"/>
+          </w:tcPr>
+          <w:p>
+            <w:r>
+              <w:rPr>
+                <w:sz w:val="18"/>
+              </w:rPr>
+              <w:t>PK</w:t>
+            </w:r>
+          </w:p>
+        </w:tc>
+        <w:tc>
+          <w:tcPr>
+            <w:tcW w:type="dxa" w:w="2160"/>
+          </w:tcPr>
+          <w:p>
+            <w:r>
+              <w:rPr>
+                <w:sz w:val="18"/>
+              </w:rPr>
+              <w:t>No</w:t>
+            </w:r>
+          </w:p>
+        </w:tc>
+        <w:tc>
+          <w:tcPr>
+            <w:tcW w:type="dxa" w:w="2160"/>
+          </w:tcPr>
+          <w:p>
+            <w:r>
+              <w:rPr>
+                <w:sz w:val="18"/>
+              </w:rPr>
+            </w:r>
+          </w:p>
+        </w:tc>
+      </w:tr>
+      <w:tr>
+        <w:tc>
+          <w:tcPr>
+            <w:tcW w:type="dxa" w:w="2160"/>
+          </w:tcPr>
+          <w:p>
+            <w:r>
+              <w:rPr>
+                <w:sz w:val="18"/>
+              </w:rPr>
+              <w:t>universidad_id</w:t>
+            </w:r>
+          </w:p>
+        </w:tc>
+        <w:tc>
+          <w:tcPr>
+            <w:tcW w:type="dxa" w:w="2160"/>
+          </w:tcPr>
+          <w:p>
+            <w:r>
+              <w:rPr>
+                <w:sz w:val="18"/>
+              </w:rPr>
+              <w:t>FK → universidad (PROTECT)</w:t>
+            </w:r>
+          </w:p>
+        </w:tc>
+        <w:tc>
+          <w:tcPr>
+            <w:tcW w:type="dxa" w:w="2160"/>
+          </w:tcPr>
+          <w:p>
+            <w:r>
+              <w:rPr>
+                <w:sz w:val="18"/>
+              </w:rPr>
+              <w:t>No</w:t>
+            </w:r>
+          </w:p>
+        </w:tc>
+        <w:tc>
+          <w:tcPr>
+            <w:tcW w:type="dxa" w:w="2160"/>
+          </w:tcPr>
+          <w:p>
+            <w:r>
+              <w:rPr>
+                <w:sz w:val="18"/>
+              </w:rPr>
+              <w:t>Universidad</w:t>
+            </w:r>
+          </w:p>
+        </w:tc>
+      </w:tr>
+      <w:tr>
+        <w:tc>
+          <w:tcPr>
+            <w:tcW w:type="dxa" w:w="2160"/>
+          </w:tcPr>
+          <w:p>
+            <w:r>
+              <w:rPr>
+                <w:sz w:val="18"/>
+              </w:rPr>
+              <w:t>carrera_profesional_id</w:t>
+            </w:r>
+          </w:p>
+        </w:tc>
+        <w:tc>
+          <w:tcPr>
+            <w:tcW w:type="dxa" w:w="2160"/>
+          </w:tcPr>
+          <w:p>
+            <w:r>
+              <w:rPr>
+                <w:sz w:val="18"/>
+              </w:rPr>
+              <w:t>FK → carrera_profesional (PROTECT)</w:t>
+            </w:r>
+          </w:p>
+        </w:tc>
+        <w:tc>
+          <w:tcPr>
+            <w:tcW w:type="dxa" w:w="2160"/>
+          </w:tcPr>
+          <w:p>
+            <w:r>
+              <w:rPr>
+                <w:sz w:val="18"/>
+              </w:rPr>
+              <w:t>No</w:t>
+            </w:r>
+          </w:p>
+        </w:tc>
+        <w:tc>
+          <w:tcPr>
+            <w:tcW w:type="dxa" w:w="2160"/>
+          </w:tcPr>
+          <w:p>
+            <w:r>
+              <w:rPr>
+                <w:sz w:val="18"/>
+              </w:rPr>
+              <w:t>Carrera profesional</w:t>
+            </w:r>
+          </w:p>
+        </w:tc>
+      </w:tr>
+      <w:tr>
+        <w:tc>
+          <w:tcPr>
+            <w:tcW w:type="dxa" w:w="2160"/>
+          </w:tcPr>
+          <w:p>
+            <w:r>
+              <w:rPr>
+                <w:sz w:val="18"/>
+              </w:rPr>
+              <w:t>facultad_id</w:t>
+            </w:r>
+          </w:p>
+        </w:tc>
+        <w:tc>
+          <w:tcPr>
+            <w:tcW w:type="dxa" w:w="2160"/>
+          </w:tcPr>
+          <w:p>
+            <w:r>
+              <w:rPr>
+                <w:sz w:val="18"/>
+              </w:rPr>
+              <w:t>FK → facultad (PROTECT)</w:t>
+            </w:r>
+          </w:p>
+        </w:tc>
+        <w:tc>
+          <w:tcPr>
+            <w:tcW w:type="dxa" w:w="2160"/>
+          </w:tcPr>
+          <w:p>
+            <w:r>
+              <w:rPr>
+                <w:sz w:val="18"/>
+              </w:rPr>
+              <w:t>No</w:t>
+            </w:r>
+          </w:p>
+        </w:tc>
+        <w:tc>
+          <w:tcPr>
+            <w:tcW w:type="dxa" w:w="2160"/>
+          </w:tcPr>
+          <w:p>
+            <w:r>
+              <w:rPr>
+                <w:sz w:val="18"/>
+              </w:rPr>
+              <w:t>Facultad de la universidad que imparte la carrera (obligatoria en BD y API desde 0032)</w:t>
+            </w:r>
+          </w:p>
+        </w:tc>
+      </w:tr>
+      <w:tr>
+        <w:tc>
+          <w:tcPr>
+            <w:tcW w:type="dxa" w:w="2160"/>
+          </w:tcPr>
+          <w:p>
+            <w:r>
+              <w:rPr>
+                <w:sz w:val="18"/>
+              </w:rPr>
+              <w:t>activo</w:t>
+            </w:r>
+          </w:p>
+        </w:tc>
+        <w:tc>
+          <w:tcPr>
+            <w:tcW w:type="dxa" w:w="2160"/>
+          </w:tcPr>
+          <w:p>
+            <w:r>
+              <w:rPr>
+                <w:sz w:val="18"/>
+              </w:rPr>
+              <w:t>bool</w:t>
+            </w:r>
+          </w:p>
+        </w:tc>
+        <w:tc>
+          <w:tcPr>
+            <w:tcW w:type="dxa" w:w="2160"/>
+          </w:tcPr>
+          <w:p>
+            <w:r>
+              <w:rPr>
+                <w:sz w:val="18"/>
+              </w:rPr>
+              <w:t>No</w:t>
+            </w:r>
+          </w:p>
+        </w:tc>
+        <w:tc>
+          <w:tcPr>
+            <w:tcW w:type="dxa" w:w="2160"/>
+          </w:tcPr>
+          <w:p>
+            <w:r>
+              <w:rPr>
+                <w:sz w:val="18"/>
+              </w:rPr>
+            </w:r>
+          </w:p>
+        </w:tc>
+      </w:tr>
+    </w:tbl>
+    <w:p/>
+    <w:p>
+      <w:pPr>
+        <w:pStyle w:val="Heading3"/>
+      </w:pPr>
+      <w:r>
         <w:t>local_universidad</w:t>
       </w:r>
     </w:p>
@@ -7508,7 +7498,7 @@
         <w:pStyle w:val="Heading3"/>
       </w:pPr>
       <w:r>
-        <w:t>representante</w:t>
+        <w:t>organo_representante</w:t>
       </w:r>
     </w:p>
     <w:tbl>
@@ -7652,20 +7642,20 @@
               <w:rPr>
                 <w:sz w:val="18"/>
               </w:rPr>
-              <w:t>tipo_contenido_id</w:t>
-            </w:r>
-          </w:p>
-        </w:tc>
-        <w:tc>
-          <w:tcPr>
-            <w:tcW w:type="dxa" w:w="2160"/>
-          </w:tcPr>
-          <w:p>
-            <w:r>
-              <w:rPr>
-                <w:sz w:val="18"/>
-              </w:rPr>
-              <w:t>FK → django_content_type</w:t>
+              <w:t>organo_directorio_id</w:t>
+            </w:r>
+          </w:p>
+        </w:tc>
+        <w:tc>
+          <w:tcPr>
+            <w:tcW w:type="dxa" w:w="2160"/>
+          </w:tcPr>
+          <w:p>
+            <w:r>
+              <w:rPr>
+                <w:sz w:val="18"/>
+              </w:rPr>
+              <w:t>FK → organo_directorio (PROTECT)</w:t>
             </w:r>
           </w:p>
         </w:tc>
@@ -7691,7 +7681,7 @@
               <w:rPr>
                 <w:sz w:val="18"/>
               </w:rPr>
-              <w:t>Tipo de entidad representada</w:t>
+              <w:t>Órgano del directorio representado</w:t>
             </w:r>
           </w:p>
         </w:tc>
@@ -7706,20 +7696,20 @@
               <w:rPr>
                 <w:sz w:val="18"/>
               </w:rPr>
-              <w:t>id_objeto</w:t>
-            </w:r>
-          </w:p>
-        </w:tc>
-        <w:tc>
-          <w:tcPr>
-            <w:tcW w:type="dxa" w:w="2160"/>
-          </w:tcPr>
-          <w:p>
-            <w:r>
-              <w:rPr>
-                <w:sz w:val="18"/>
-              </w:rPr>
-              <w:t>int</w:t>
+              <w:t>nombre</w:t>
+            </w:r>
+          </w:p>
+        </w:tc>
+        <w:tc>
+          <w:tcPr>
+            <w:tcW w:type="dxa" w:w="2160"/>
+          </w:tcPr>
+          <w:p>
+            <w:r>
+              <w:rPr>
+                <w:sz w:val="18"/>
+              </w:rPr>
+              <w:t>varchar(255)</w:t>
             </w:r>
           </w:p>
         </w:tc>
@@ -7745,7 +7735,7 @@
               <w:rPr>
                 <w:sz w:val="18"/>
               </w:rPr>
-              <w:t>Identificador de la entidad representada</w:t>
+              <w:t>Nombre del representante</w:t>
             </w:r>
           </w:p>
         </w:tc>
@@ -7760,20 +7750,20 @@
               <w:rPr>
                 <w:sz w:val="18"/>
               </w:rPr>
-              <w:t>nombre</w:t>
-            </w:r>
-          </w:p>
-        </w:tc>
-        <w:tc>
-          <w:tcPr>
-            <w:tcW w:type="dxa" w:w="2160"/>
-          </w:tcPr>
-          <w:p>
-            <w:r>
-              <w:rPr>
-                <w:sz w:val="18"/>
-              </w:rPr>
-              <w:t>varchar(255)</w:t>
+              <w:t>tipo_documento_identidad_id</w:t>
+            </w:r>
+          </w:p>
+        </w:tc>
+        <w:tc>
+          <w:tcPr>
+            <w:tcW w:type="dxa" w:w="2160"/>
+          </w:tcPr>
+          <w:p>
+            <w:r>
+              <w:rPr>
+                <w:sz w:val="18"/>
+              </w:rPr>
+              <w:t>FK → tipo_documento_identidad (módulo 2, PROTECT)</w:t>
             </w:r>
           </w:p>
         </w:tc>
@@ -7799,7 +7789,7 @@
               <w:rPr>
                 <w:sz w:val="18"/>
               </w:rPr>
-              <w:t>Nombre del representante</w:t>
+              <w:t>Tipo de documento de identidad</w:t>
             </w:r>
           </w:p>
         </w:tc>
@@ -7814,20 +7804,20 @@
               <w:rPr>
                 <w:sz w:val="18"/>
               </w:rPr>
-              <w:t>cargo_ejecutivo_id</w:t>
-            </w:r>
-          </w:p>
-        </w:tc>
-        <w:tc>
-          <w:tcPr>
-            <w:tcW w:type="dxa" w:w="2160"/>
-          </w:tcPr>
-          <w:p>
-            <w:r>
-              <w:rPr>
-                <w:sz w:val="18"/>
-              </w:rPr>
-              <w:t>FK → cargo_ejecutivo</w:t>
+              <w:t>numero_documento_identidad</w:t>
+            </w:r>
+          </w:p>
+        </w:tc>
+        <w:tc>
+          <w:tcPr>
+            <w:tcW w:type="dxa" w:w="2160"/>
+          </w:tcPr>
+          <w:p>
+            <w:r>
+              <w:rPr>
+                <w:sz w:val="18"/>
+              </w:rPr>
+              <w:t>varchar(20)</w:t>
             </w:r>
           </w:p>
         </w:tc>
@@ -7853,7 +7843,7 @@
               <w:rPr>
                 <w:sz w:val="18"/>
               </w:rPr>
-              <w:t>Cargo (catálogo)</w:t>
+              <w:t>Número de documento de identidad</w:t>
             </w:r>
           </w:p>
         </w:tc>
@@ -7868,46 +7858,46 @@
               <w:rPr>
                 <w:sz w:val="18"/>
               </w:rPr>
-              <w:t>origen</w:t>
-            </w:r>
-          </w:p>
-        </w:tc>
-        <w:tc>
-          <w:tcPr>
-            <w:tcW w:type="dxa" w:w="2160"/>
-          </w:tcPr>
-          <w:p>
-            <w:r>
-              <w:rPr>
-                <w:sz w:val="18"/>
-              </w:rPr>
-              <w:t>varchar(30)</w:t>
-            </w:r>
-          </w:p>
-        </w:tc>
-        <w:tc>
-          <w:tcPr>
-            <w:tcW w:type="dxa" w:w="2160"/>
-          </w:tcPr>
-          <w:p>
-            <w:r>
-              <w:rPr>
-                <w:sz w:val="18"/>
-              </w:rPr>
-              <w:t>Sí</w:t>
-            </w:r>
-          </w:p>
-        </w:tc>
-        <w:tc>
-          <w:tcPr>
-            <w:tcW w:type="dxa" w:w="2160"/>
-          </w:tcPr>
-          <w:p>
-            <w:r>
-              <w:rPr>
-                <w:sz w:val="18"/>
-              </w:rPr>
-              <w:t>Solo para CONAPRES: MINSA / GOBIERNO_REGIONAL / ASOCIACION_FACULTADES</w:t>
+              <w:t>sexo</w:t>
+            </w:r>
+          </w:p>
+        </w:tc>
+        <w:tc>
+          <w:tcPr>
+            <w:tcW w:type="dxa" w:w="2160"/>
+          </w:tcPr>
+          <w:p>
+            <w:r>
+              <w:rPr>
+                <w:sz w:val="18"/>
+              </w:rPr>
+              <w:t>varchar(1)</w:t>
+            </w:r>
+          </w:p>
+        </w:tc>
+        <w:tc>
+          <w:tcPr>
+            <w:tcW w:type="dxa" w:w="2160"/>
+          </w:tcPr>
+          <w:p>
+            <w:r>
+              <w:rPr>
+                <w:sz w:val="18"/>
+              </w:rPr>
+              <w:t>No</w:t>
+            </w:r>
+          </w:p>
+        </w:tc>
+        <w:tc>
+          <w:tcPr>
+            <w:tcW w:type="dxa" w:w="2160"/>
+          </w:tcPr>
+          <w:p>
+            <w:r>
+              <w:rPr>
+                <w:sz w:val="18"/>
+              </w:rPr>
+              <w:t>M / F</w:t>
             </w:r>
           </w:p>
         </w:tc>
@@ -7922,46 +7912,46 @@
               <w:rPr>
                 <w:sz w:val="18"/>
               </w:rPr>
-              <w:t>fecha_inicio</w:t>
-            </w:r>
-          </w:p>
-        </w:tc>
-        <w:tc>
-          <w:tcPr>
-            <w:tcW w:type="dxa" w:w="2160"/>
-          </w:tcPr>
-          <w:p>
-            <w:r>
-              <w:rPr>
-                <w:sz w:val="18"/>
-              </w:rPr>
-              <w:t>date</w:t>
-            </w:r>
-          </w:p>
-        </w:tc>
-        <w:tc>
-          <w:tcPr>
-            <w:tcW w:type="dxa" w:w="2160"/>
-          </w:tcPr>
-          <w:p>
-            <w:r>
-              <w:rPr>
-                <w:sz w:val="18"/>
-              </w:rPr>
-              <w:t>Sí</w:t>
-            </w:r>
-          </w:p>
-        </w:tc>
-        <w:tc>
-          <w:tcPr>
-            <w:tcW w:type="dxa" w:w="2160"/>
-          </w:tcPr>
-          <w:p>
-            <w:r>
-              <w:rPr>
-                <w:sz w:val="18"/>
-              </w:rPr>
-              <w:t>Inicio de participación / cargo</w:t>
+              <w:t>cargo_ejecutivo_id</w:t>
+            </w:r>
+          </w:p>
+        </w:tc>
+        <w:tc>
+          <w:tcPr>
+            <w:tcW w:type="dxa" w:w="2160"/>
+          </w:tcPr>
+          <w:p>
+            <w:r>
+              <w:rPr>
+                <w:sz w:val="18"/>
+              </w:rPr>
+              <w:t>FK → cargo_ejecutivo (PROTECT)</w:t>
+            </w:r>
+          </w:p>
+        </w:tc>
+        <w:tc>
+          <w:tcPr>
+            <w:tcW w:type="dxa" w:w="2160"/>
+          </w:tcPr>
+          <w:p>
+            <w:r>
+              <w:rPr>
+                <w:sz w:val="18"/>
+              </w:rPr>
+              <w:t>No</w:t>
+            </w:r>
+          </w:p>
+        </w:tc>
+        <w:tc>
+          <w:tcPr>
+            <w:tcW w:type="dxa" w:w="2160"/>
+          </w:tcPr>
+          <w:p>
+            <w:r>
+              <w:rPr>
+                <w:sz w:val="18"/>
+              </w:rPr>
+              <w:t>Cargo ejecutivo</w:t>
             </w:r>
           </w:p>
         </w:tc>
@@ -7976,7 +7966,7 @@
               <w:rPr>
                 <w:sz w:val="18"/>
               </w:rPr>
-              <w:t>fecha_fin</w:t>
+              <w:t>fecha_inicio_designacion</w:t>
             </w:r>
           </w:p>
         </w:tc>
@@ -8002,20 +7992,20 @@
               <w:rPr>
                 <w:sz w:val="18"/>
               </w:rPr>
-              <w:t>Sí</w:t>
-            </w:r>
-          </w:p>
-        </w:tc>
-        <w:tc>
-          <w:tcPr>
-            <w:tcW w:type="dxa" w:w="2160"/>
-          </w:tcPr>
-          <w:p>
-            <w:r>
-              <w:rPr>
-                <w:sz w:val="18"/>
-              </w:rPr>
-              <w:t>Fin de participación / cargo</w:t>
+              <w:t>No</w:t>
+            </w:r>
+          </w:p>
+        </w:tc>
+        <w:tc>
+          <w:tcPr>
+            <w:tcW w:type="dxa" w:w="2160"/>
+          </w:tcPr>
+          <w:p>
+            <w:r>
+              <w:rPr>
+                <w:sz w:val="18"/>
+              </w:rPr>
+              <w:t>Inicio de la designación</w:t>
             </w:r>
           </w:p>
         </w:tc>
@@ -8030,6 +8020,168 @@
               <w:rPr>
                 <w:sz w:val="18"/>
               </w:rPr>
+              <w:t>numero_resolucion_designacion</w:t>
+            </w:r>
+          </w:p>
+        </w:tc>
+        <w:tc>
+          <w:tcPr>
+            <w:tcW w:type="dxa" w:w="2160"/>
+          </w:tcPr>
+          <w:p>
+            <w:r>
+              <w:rPr>
+                <w:sz w:val="18"/>
+              </w:rPr>
+              <w:t>varchar(100)</w:t>
+            </w:r>
+          </w:p>
+        </w:tc>
+        <w:tc>
+          <w:tcPr>
+            <w:tcW w:type="dxa" w:w="2160"/>
+          </w:tcPr>
+          <w:p>
+            <w:r>
+              <w:rPr>
+                <w:sz w:val="18"/>
+              </w:rPr>
+              <w:t>Sí</w:t>
+            </w:r>
+          </w:p>
+        </w:tc>
+        <w:tc>
+          <w:tcPr>
+            <w:tcW w:type="dxa" w:w="2160"/>
+          </w:tcPr>
+          <w:p>
+            <w:r>
+              <w:rPr>
+                <w:sz w:val="18"/>
+              </w:rPr>
+              <w:t>Número de resolución de designación</w:t>
+            </w:r>
+          </w:p>
+        </w:tc>
+      </w:tr>
+      <w:tr>
+        <w:tc>
+          <w:tcPr>
+            <w:tcW w:type="dxa" w:w="2160"/>
+          </w:tcPr>
+          <w:p>
+            <w:r>
+              <w:rPr>
+                <w:sz w:val="18"/>
+              </w:rPr>
+              <w:t>numero_resolucion_facultades</w:t>
+            </w:r>
+          </w:p>
+        </w:tc>
+        <w:tc>
+          <w:tcPr>
+            <w:tcW w:type="dxa" w:w="2160"/>
+          </w:tcPr>
+          <w:p>
+            <w:r>
+              <w:rPr>
+                <w:sz w:val="18"/>
+              </w:rPr>
+              <w:t>varchar(100)</w:t>
+            </w:r>
+          </w:p>
+        </w:tc>
+        <w:tc>
+          <w:tcPr>
+            <w:tcW w:type="dxa" w:w="2160"/>
+          </w:tcPr>
+          <w:p>
+            <w:r>
+              <w:rPr>
+                <w:sz w:val="18"/>
+              </w:rPr>
+              <w:t>Sí</w:t>
+            </w:r>
+          </w:p>
+        </w:tc>
+        <w:tc>
+          <w:tcPr>
+            <w:tcW w:type="dxa" w:w="2160"/>
+          </w:tcPr>
+          <w:p>
+            <w:r>
+              <w:rPr>
+                <w:sz w:val="18"/>
+              </w:rPr>
+              <w:t>Número de resolución que otorga facultades al representante</w:t>
+            </w:r>
+          </w:p>
+        </w:tc>
+      </w:tr>
+      <w:tr>
+        <w:tc>
+          <w:tcPr>
+            <w:tcW w:type="dxa" w:w="2160"/>
+          </w:tcPr>
+          <w:p>
+            <w:r>
+              <w:rPr>
+                <w:sz w:val="18"/>
+              </w:rPr>
+              <w:t>fecha_inicio_facultades</w:t>
+            </w:r>
+          </w:p>
+        </w:tc>
+        <w:tc>
+          <w:tcPr>
+            <w:tcW w:type="dxa" w:w="2160"/>
+          </w:tcPr>
+          <w:p>
+            <w:r>
+              <w:rPr>
+                <w:sz w:val="18"/>
+              </w:rPr>
+              <w:t>date</w:t>
+            </w:r>
+          </w:p>
+        </w:tc>
+        <w:tc>
+          <w:tcPr>
+            <w:tcW w:type="dxa" w:w="2160"/>
+          </w:tcPr>
+          <w:p>
+            <w:r>
+              <w:rPr>
+                <w:sz w:val="18"/>
+              </w:rPr>
+              <w:t>Sí</w:t>
+            </w:r>
+          </w:p>
+        </w:tc>
+        <w:tc>
+          <w:tcPr>
+            <w:tcW w:type="dxa" w:w="2160"/>
+          </w:tcPr>
+          <w:p>
+            <w:r>
+              <w:rPr>
+                <w:sz w:val="18"/>
+              </w:rPr>
+              <w:t>Otorgamiento de facultades</w:t>
+            </w:r>
+          </w:p>
+        </w:tc>
+      </w:tr>
+      <w:tr>
+        <w:tc>
+          <w:tcPr>
+            <w:tcW w:type="dxa" w:w="2160"/>
+          </w:tcPr>
+          <w:p>
+            <w:r>
+              <w:rPr>
+                <w:sz w:val="18"/>
+              </w:rPr>
               <w:t>activo</w:t>
             </w:r>
           </w:p>
@@ -8069,6 +8221,903 @@
               <w:rPr>
                 <w:sz w:val="18"/>
               </w:rPr>
+            </w:r>
+          </w:p>
+        </w:tc>
+      </w:tr>
+    </w:tbl>
+    <w:p/>
+    <w:p>
+      <w:pPr>
+        <w:pStyle w:val="Heading3"/>
+      </w:pPr>
+      <w:r>
+        <w:t>historial_organo_representante</w:t>
+      </w:r>
+    </w:p>
+    <w:tbl>
+      <w:tblPr>
+        <w:tblStyle w:val="LightGrid-Accent1"/>
+        <w:tblW w:type="auto" w:w="0"/>
+        <w:tblLook w:firstColumn="1" w:firstRow="1" w:lastColumn="0" w:lastRow="0" w:noHBand="0" w:noVBand="1" w:val="04A0"/>
+      </w:tblPr>
+      <w:tblGrid>
+        <w:gridCol w:w="2160"/>
+        <w:gridCol w:w="2160"/>
+        <w:gridCol w:w="2160"/>
+        <w:gridCol w:w="2160"/>
+      </w:tblGrid>
+      <w:tr>
+        <w:tc>
+          <w:tcPr>
+            <w:tcW w:type="dxa" w:w="2160"/>
+          </w:tcPr>
+          <w:p>
+            <w:r/>
+            <w:r>
+              <w:rPr>
+                <w:b/>
+                <w:color w:val="FFFFFF"/>
+                <w:sz w:val="18"/>
+              </w:rPr>
+              <w:t>Campo</w:t>
+            </w:r>
+          </w:p>
+        </w:tc>
+        <w:tc>
+          <w:tcPr>
+            <w:tcW w:type="dxa" w:w="2160"/>
+          </w:tcPr>
+          <w:p>
+            <w:r/>
+            <w:r>
+              <w:rPr>
+                <w:b/>
+                <w:color w:val="FFFFFF"/>
+                <w:sz w:val="18"/>
+              </w:rPr>
+              <w:t>Tipo</w:t>
+            </w:r>
+          </w:p>
+        </w:tc>
+        <w:tc>
+          <w:tcPr>
+            <w:tcW w:type="dxa" w:w="2160"/>
+          </w:tcPr>
+          <w:p>
+            <w:r/>
+            <w:r>
+              <w:rPr>
+                <w:b/>
+                <w:color w:val="FFFFFF"/>
+                <w:sz w:val="18"/>
+              </w:rPr>
+              <w:t>Nulo</w:t>
+            </w:r>
+          </w:p>
+        </w:tc>
+        <w:tc>
+          <w:tcPr>
+            <w:tcW w:type="dxa" w:w="2160"/>
+          </w:tcPr>
+          <w:p>
+            <w:r/>
+            <w:r>
+              <w:rPr>
+                <w:b/>
+                <w:color w:val="FFFFFF"/>
+                <w:sz w:val="18"/>
+              </w:rPr>
+              <w:t>Descripción</w:t>
+            </w:r>
+          </w:p>
+        </w:tc>
+      </w:tr>
+      <w:tr>
+        <w:tc>
+          <w:tcPr>
+            <w:tcW w:type="dxa" w:w="2160"/>
+          </w:tcPr>
+          <w:p>
+            <w:r>
+              <w:rPr>
+                <w:sz w:val="18"/>
+              </w:rPr>
+              <w:t>id</w:t>
+            </w:r>
+          </w:p>
+        </w:tc>
+        <w:tc>
+          <w:tcPr>
+            <w:tcW w:type="dxa" w:w="2160"/>
+          </w:tcPr>
+          <w:p>
+            <w:r>
+              <w:rPr>
+                <w:sz w:val="18"/>
+              </w:rPr>
+              <w:t>PK</w:t>
+            </w:r>
+          </w:p>
+        </w:tc>
+        <w:tc>
+          <w:tcPr>
+            <w:tcW w:type="dxa" w:w="2160"/>
+          </w:tcPr>
+          <w:p>
+            <w:r>
+              <w:rPr>
+                <w:sz w:val="18"/>
+              </w:rPr>
+              <w:t>No</w:t>
+            </w:r>
+          </w:p>
+        </w:tc>
+        <w:tc>
+          <w:tcPr>
+            <w:tcW w:type="dxa" w:w="2160"/>
+          </w:tcPr>
+          <w:p>
+            <w:r>
+              <w:rPr>
+                <w:sz w:val="18"/>
+              </w:rPr>
+            </w:r>
+          </w:p>
+        </w:tc>
+      </w:tr>
+      <w:tr>
+        <w:tc>
+          <w:tcPr>
+            <w:tcW w:type="dxa" w:w="2160"/>
+          </w:tcPr>
+          <w:p>
+            <w:r>
+              <w:rPr>
+                <w:sz w:val="18"/>
+              </w:rPr>
+              <w:t>representante_id</w:t>
+            </w:r>
+          </w:p>
+        </w:tc>
+        <w:tc>
+          <w:tcPr>
+            <w:tcW w:type="dxa" w:w="2160"/>
+          </w:tcPr>
+          <w:p>
+            <w:r>
+              <w:rPr>
+                <w:sz w:val="18"/>
+              </w:rPr>
+              <w:t>FK → organo_representante (PROTECT)</w:t>
+            </w:r>
+          </w:p>
+        </w:tc>
+        <w:tc>
+          <w:tcPr>
+            <w:tcW w:type="dxa" w:w="2160"/>
+          </w:tcPr>
+          <w:p>
+            <w:r>
+              <w:rPr>
+                <w:sz w:val="18"/>
+              </w:rPr>
+              <w:t>No</w:t>
+            </w:r>
+          </w:p>
+        </w:tc>
+        <w:tc>
+          <w:tcPr>
+            <w:tcW w:type="dxa" w:w="2160"/>
+          </w:tcPr>
+          <w:p>
+            <w:r>
+              <w:rPr>
+                <w:sz w:val="18"/>
+              </w:rPr>
+              <w:t>Representante dado de baja</w:t>
+            </w:r>
+          </w:p>
+        </w:tc>
+      </w:tr>
+      <w:tr>
+        <w:tc>
+          <w:tcPr>
+            <w:tcW w:type="dxa" w:w="2160"/>
+          </w:tcPr>
+          <w:p>
+            <w:r>
+              <w:rPr>
+                <w:sz w:val="18"/>
+              </w:rPr>
+              <w:t>organo_directorio_id</w:t>
+            </w:r>
+          </w:p>
+        </w:tc>
+        <w:tc>
+          <w:tcPr>
+            <w:tcW w:type="dxa" w:w="2160"/>
+          </w:tcPr>
+          <w:p>
+            <w:r>
+              <w:rPr>
+                <w:sz w:val="18"/>
+              </w:rPr>
+              <w:t>FK → organo_directorio (PROTECT)</w:t>
+            </w:r>
+          </w:p>
+        </w:tc>
+        <w:tc>
+          <w:tcPr>
+            <w:tcW w:type="dxa" w:w="2160"/>
+          </w:tcPr>
+          <w:p>
+            <w:r>
+              <w:rPr>
+                <w:sz w:val="18"/>
+              </w:rPr>
+              <w:t>No</w:t>
+            </w:r>
+          </w:p>
+        </w:tc>
+        <w:tc>
+          <w:tcPr>
+            <w:tcW w:type="dxa" w:w="2160"/>
+          </w:tcPr>
+          <w:p>
+            <w:r>
+              <w:rPr>
+                <w:sz w:val="18"/>
+              </w:rPr>
+              <w:t>Órgano del directorio representado</w:t>
+            </w:r>
+          </w:p>
+        </w:tc>
+      </w:tr>
+      <w:tr>
+        <w:tc>
+          <w:tcPr>
+            <w:tcW w:type="dxa" w:w="2160"/>
+          </w:tcPr>
+          <w:p>
+            <w:r>
+              <w:rPr>
+                <w:sz w:val="18"/>
+              </w:rPr>
+              <w:t>nombre</w:t>
+            </w:r>
+          </w:p>
+        </w:tc>
+        <w:tc>
+          <w:tcPr>
+            <w:tcW w:type="dxa" w:w="2160"/>
+          </w:tcPr>
+          <w:p>
+            <w:r>
+              <w:rPr>
+                <w:sz w:val="18"/>
+              </w:rPr>
+              <w:t>varchar(255)</w:t>
+            </w:r>
+          </w:p>
+        </w:tc>
+        <w:tc>
+          <w:tcPr>
+            <w:tcW w:type="dxa" w:w="2160"/>
+          </w:tcPr>
+          <w:p>
+            <w:r>
+              <w:rPr>
+                <w:sz w:val="18"/>
+              </w:rPr>
+              <w:t>No</w:t>
+            </w:r>
+          </w:p>
+        </w:tc>
+        <w:tc>
+          <w:tcPr>
+            <w:tcW w:type="dxa" w:w="2160"/>
+          </w:tcPr>
+          <w:p>
+            <w:r>
+              <w:rPr>
+                <w:sz w:val="18"/>
+              </w:rPr>
+              <w:t>Nombre del representante</w:t>
+            </w:r>
+          </w:p>
+        </w:tc>
+      </w:tr>
+      <w:tr>
+        <w:tc>
+          <w:tcPr>
+            <w:tcW w:type="dxa" w:w="2160"/>
+          </w:tcPr>
+          <w:p>
+            <w:r>
+              <w:rPr>
+                <w:sz w:val="18"/>
+              </w:rPr>
+              <w:t>tipo_documento_identidad_id</w:t>
+            </w:r>
+          </w:p>
+        </w:tc>
+        <w:tc>
+          <w:tcPr>
+            <w:tcW w:type="dxa" w:w="2160"/>
+          </w:tcPr>
+          <w:p>
+            <w:r>
+              <w:rPr>
+                <w:sz w:val="18"/>
+              </w:rPr>
+              <w:t>FK → tipo_documento_identidad (módulo 2)</w:t>
+            </w:r>
+          </w:p>
+        </w:tc>
+        <w:tc>
+          <w:tcPr>
+            <w:tcW w:type="dxa" w:w="2160"/>
+          </w:tcPr>
+          <w:p>
+            <w:r>
+              <w:rPr>
+                <w:sz w:val="18"/>
+              </w:rPr>
+              <w:t>No</w:t>
+            </w:r>
+          </w:p>
+        </w:tc>
+        <w:tc>
+          <w:tcPr>
+            <w:tcW w:type="dxa" w:w="2160"/>
+          </w:tcPr>
+          <w:p>
+            <w:r>
+              <w:rPr>
+                <w:sz w:val="18"/>
+              </w:rPr>
+              <w:t>Tipo de documento de identidad</w:t>
+            </w:r>
+          </w:p>
+        </w:tc>
+      </w:tr>
+      <w:tr>
+        <w:tc>
+          <w:tcPr>
+            <w:tcW w:type="dxa" w:w="2160"/>
+          </w:tcPr>
+          <w:p>
+            <w:r>
+              <w:rPr>
+                <w:sz w:val="18"/>
+              </w:rPr>
+              <w:t>numero_documento_identidad</w:t>
+            </w:r>
+          </w:p>
+        </w:tc>
+        <w:tc>
+          <w:tcPr>
+            <w:tcW w:type="dxa" w:w="2160"/>
+          </w:tcPr>
+          <w:p>
+            <w:r>
+              <w:rPr>
+                <w:sz w:val="18"/>
+              </w:rPr>
+              <w:t>varchar(20)</w:t>
+            </w:r>
+          </w:p>
+        </w:tc>
+        <w:tc>
+          <w:tcPr>
+            <w:tcW w:type="dxa" w:w="2160"/>
+          </w:tcPr>
+          <w:p>
+            <w:r>
+              <w:rPr>
+                <w:sz w:val="18"/>
+              </w:rPr>
+              <w:t>No</w:t>
+            </w:r>
+          </w:p>
+        </w:tc>
+        <w:tc>
+          <w:tcPr>
+            <w:tcW w:type="dxa" w:w="2160"/>
+          </w:tcPr>
+          <w:p>
+            <w:r>
+              <w:rPr>
+                <w:sz w:val="18"/>
+              </w:rPr>
+              <w:t>Número de documento de identidad</w:t>
+            </w:r>
+          </w:p>
+        </w:tc>
+      </w:tr>
+      <w:tr>
+        <w:tc>
+          <w:tcPr>
+            <w:tcW w:type="dxa" w:w="2160"/>
+          </w:tcPr>
+          <w:p>
+            <w:r>
+              <w:rPr>
+                <w:sz w:val="18"/>
+              </w:rPr>
+              <w:t>sexo</w:t>
+            </w:r>
+          </w:p>
+        </w:tc>
+        <w:tc>
+          <w:tcPr>
+            <w:tcW w:type="dxa" w:w="2160"/>
+          </w:tcPr>
+          <w:p>
+            <w:r>
+              <w:rPr>
+                <w:sz w:val="18"/>
+              </w:rPr>
+              <w:t>varchar(1)</w:t>
+            </w:r>
+          </w:p>
+        </w:tc>
+        <w:tc>
+          <w:tcPr>
+            <w:tcW w:type="dxa" w:w="2160"/>
+          </w:tcPr>
+          <w:p>
+            <w:r>
+              <w:rPr>
+                <w:sz w:val="18"/>
+              </w:rPr>
+              <w:t>No</w:t>
+            </w:r>
+          </w:p>
+        </w:tc>
+        <w:tc>
+          <w:tcPr>
+            <w:tcW w:type="dxa" w:w="2160"/>
+          </w:tcPr>
+          <w:p>
+            <w:r>
+              <w:rPr>
+                <w:sz w:val="18"/>
+              </w:rPr>
+              <w:t>M / F</w:t>
+            </w:r>
+          </w:p>
+        </w:tc>
+      </w:tr>
+      <w:tr>
+        <w:tc>
+          <w:tcPr>
+            <w:tcW w:type="dxa" w:w="2160"/>
+          </w:tcPr>
+          <w:p>
+            <w:r>
+              <w:rPr>
+                <w:sz w:val="18"/>
+              </w:rPr>
+              <w:t>cargo_ejecutivo_id</w:t>
+            </w:r>
+          </w:p>
+        </w:tc>
+        <w:tc>
+          <w:tcPr>
+            <w:tcW w:type="dxa" w:w="2160"/>
+          </w:tcPr>
+          <w:p>
+            <w:r>
+              <w:rPr>
+                <w:sz w:val="18"/>
+              </w:rPr>
+              <w:t>FK → cargo_ejecutivo (PROTECT)</w:t>
+            </w:r>
+          </w:p>
+        </w:tc>
+        <w:tc>
+          <w:tcPr>
+            <w:tcW w:type="dxa" w:w="2160"/>
+          </w:tcPr>
+          <w:p>
+            <w:r>
+              <w:rPr>
+                <w:sz w:val="18"/>
+              </w:rPr>
+              <w:t>No</w:t>
+            </w:r>
+          </w:p>
+        </w:tc>
+        <w:tc>
+          <w:tcPr>
+            <w:tcW w:type="dxa" w:w="2160"/>
+          </w:tcPr>
+          <w:p>
+            <w:r>
+              <w:rPr>
+                <w:sz w:val="18"/>
+              </w:rPr>
+              <w:t>Cargo ejecutivo</w:t>
+            </w:r>
+          </w:p>
+        </w:tc>
+      </w:tr>
+      <w:tr>
+        <w:tc>
+          <w:tcPr>
+            <w:tcW w:type="dxa" w:w="2160"/>
+          </w:tcPr>
+          <w:p>
+            <w:r>
+              <w:rPr>
+                <w:sz w:val="18"/>
+              </w:rPr>
+              <w:t>fecha_inicio_designacion</w:t>
+            </w:r>
+          </w:p>
+        </w:tc>
+        <w:tc>
+          <w:tcPr>
+            <w:tcW w:type="dxa" w:w="2160"/>
+          </w:tcPr>
+          <w:p>
+            <w:r>
+              <w:rPr>
+                <w:sz w:val="18"/>
+              </w:rPr>
+              <w:t>date</w:t>
+            </w:r>
+          </w:p>
+        </w:tc>
+        <w:tc>
+          <w:tcPr>
+            <w:tcW w:type="dxa" w:w="2160"/>
+          </w:tcPr>
+          <w:p>
+            <w:r>
+              <w:rPr>
+                <w:sz w:val="18"/>
+              </w:rPr>
+              <w:t>No</w:t>
+            </w:r>
+          </w:p>
+        </w:tc>
+        <w:tc>
+          <w:tcPr>
+            <w:tcW w:type="dxa" w:w="2160"/>
+          </w:tcPr>
+          <w:p>
+            <w:r>
+              <w:rPr>
+                <w:sz w:val="18"/>
+              </w:rPr>
+              <w:t>Inicio de la designación</w:t>
+            </w:r>
+          </w:p>
+        </w:tc>
+      </w:tr>
+      <w:tr>
+        <w:tc>
+          <w:tcPr>
+            <w:tcW w:type="dxa" w:w="2160"/>
+          </w:tcPr>
+          <w:p>
+            <w:r>
+              <w:rPr>
+                <w:sz w:val="18"/>
+              </w:rPr>
+              <w:t>numero_resolucion_designacion</w:t>
+            </w:r>
+          </w:p>
+        </w:tc>
+        <w:tc>
+          <w:tcPr>
+            <w:tcW w:type="dxa" w:w="2160"/>
+          </w:tcPr>
+          <w:p>
+            <w:r>
+              <w:rPr>
+                <w:sz w:val="18"/>
+              </w:rPr>
+              <w:t>varchar(100)</w:t>
+            </w:r>
+          </w:p>
+        </w:tc>
+        <w:tc>
+          <w:tcPr>
+            <w:tcW w:type="dxa" w:w="2160"/>
+          </w:tcPr>
+          <w:p>
+            <w:r>
+              <w:rPr>
+                <w:sz w:val="18"/>
+              </w:rPr>
+              <w:t>Sí</w:t>
+            </w:r>
+          </w:p>
+        </w:tc>
+        <w:tc>
+          <w:tcPr>
+            <w:tcW w:type="dxa" w:w="2160"/>
+          </w:tcPr>
+          <w:p>
+            <w:r>
+              <w:rPr>
+                <w:sz w:val="18"/>
+              </w:rPr>
+              <w:t>Número de resolución de designación</w:t>
+            </w:r>
+          </w:p>
+        </w:tc>
+      </w:tr>
+      <w:tr>
+        <w:tc>
+          <w:tcPr>
+            <w:tcW w:type="dxa" w:w="2160"/>
+          </w:tcPr>
+          <w:p>
+            <w:r>
+              <w:rPr>
+                <w:sz w:val="18"/>
+              </w:rPr>
+              <w:t>numero_resolucion_facultades</w:t>
+            </w:r>
+          </w:p>
+        </w:tc>
+        <w:tc>
+          <w:tcPr>
+            <w:tcW w:type="dxa" w:w="2160"/>
+          </w:tcPr>
+          <w:p>
+            <w:r>
+              <w:rPr>
+                <w:sz w:val="18"/>
+              </w:rPr>
+              <w:t>varchar(100)</w:t>
+            </w:r>
+          </w:p>
+        </w:tc>
+        <w:tc>
+          <w:tcPr>
+            <w:tcW w:type="dxa" w:w="2160"/>
+          </w:tcPr>
+          <w:p>
+            <w:r>
+              <w:rPr>
+                <w:sz w:val="18"/>
+              </w:rPr>
+              <w:t>Sí</w:t>
+            </w:r>
+          </w:p>
+        </w:tc>
+        <w:tc>
+          <w:tcPr>
+            <w:tcW w:type="dxa" w:w="2160"/>
+          </w:tcPr>
+          <w:p>
+            <w:r>
+              <w:rPr>
+                <w:sz w:val="18"/>
+              </w:rPr>
+              <w:t>Número de resolución que otorga facultades al representante</w:t>
+            </w:r>
+          </w:p>
+        </w:tc>
+      </w:tr>
+      <w:tr>
+        <w:tc>
+          <w:tcPr>
+            <w:tcW w:type="dxa" w:w="2160"/>
+          </w:tcPr>
+          <w:p>
+            <w:r>
+              <w:rPr>
+                <w:sz w:val="18"/>
+              </w:rPr>
+              <w:t>fecha_inicio_facultades</w:t>
+            </w:r>
+          </w:p>
+        </w:tc>
+        <w:tc>
+          <w:tcPr>
+            <w:tcW w:type="dxa" w:w="2160"/>
+          </w:tcPr>
+          <w:p>
+            <w:r>
+              <w:rPr>
+                <w:sz w:val="18"/>
+              </w:rPr>
+              <w:t>date</w:t>
+            </w:r>
+          </w:p>
+        </w:tc>
+        <w:tc>
+          <w:tcPr>
+            <w:tcW w:type="dxa" w:w="2160"/>
+          </w:tcPr>
+          <w:p>
+            <w:r>
+              <w:rPr>
+                <w:sz w:val="18"/>
+              </w:rPr>
+              <w:t>Sí</w:t>
+            </w:r>
+          </w:p>
+        </w:tc>
+        <w:tc>
+          <w:tcPr>
+            <w:tcW w:type="dxa" w:w="2160"/>
+          </w:tcPr>
+          <w:p>
+            <w:r>
+              <w:rPr>
+                <w:sz w:val="18"/>
+              </w:rPr>
+              <w:t>Otorgamiento de facultades</w:t>
+            </w:r>
+          </w:p>
+        </w:tc>
+      </w:tr>
+      <w:tr>
+        <w:tc>
+          <w:tcPr>
+            <w:tcW w:type="dxa" w:w="2160"/>
+          </w:tcPr>
+          <w:p>
+            <w:r>
+              <w:rPr>
+                <w:sz w:val="18"/>
+              </w:rPr>
+              <w:t>fecha_baja</w:t>
+            </w:r>
+          </w:p>
+        </w:tc>
+        <w:tc>
+          <w:tcPr>
+            <w:tcW w:type="dxa" w:w="2160"/>
+          </w:tcPr>
+          <w:p>
+            <w:r>
+              <w:rPr>
+                <w:sz w:val="18"/>
+              </w:rPr>
+              <w:t>date</w:t>
+            </w:r>
+          </w:p>
+        </w:tc>
+        <w:tc>
+          <w:tcPr>
+            <w:tcW w:type="dxa" w:w="2160"/>
+          </w:tcPr>
+          <w:p>
+            <w:r>
+              <w:rPr>
+                <w:sz w:val="18"/>
+              </w:rPr>
+              <w:t>No</w:t>
+            </w:r>
+          </w:p>
+        </w:tc>
+        <w:tc>
+          <w:tcPr>
+            <w:tcW w:type="dxa" w:w="2160"/>
+          </w:tcPr>
+          <w:p>
+            <w:r>
+              <w:rPr>
+                <w:sz w:val="18"/>
+              </w:rPr>
+              <w:t>Fecha en que se dio de baja al representante</w:t>
+            </w:r>
+          </w:p>
+        </w:tc>
+      </w:tr>
+      <w:tr>
+        <w:tc>
+          <w:tcPr>
+            <w:tcW w:type="dxa" w:w="2160"/>
+          </w:tcPr>
+          <w:p>
+            <w:r>
+              <w:rPr>
+                <w:sz w:val="18"/>
+              </w:rPr>
+              <w:t>motivo</w:t>
+            </w:r>
+          </w:p>
+        </w:tc>
+        <w:tc>
+          <w:tcPr>
+            <w:tcW w:type="dxa" w:w="2160"/>
+          </w:tcPr>
+          <w:p>
+            <w:r>
+              <w:rPr>
+                <w:sz w:val="18"/>
+              </w:rPr>
+              <w:t>varchar(255)</w:t>
+            </w:r>
+          </w:p>
+        </w:tc>
+        <w:tc>
+          <w:tcPr>
+            <w:tcW w:type="dxa" w:w="2160"/>
+          </w:tcPr>
+          <w:p>
+            <w:r>
+              <w:rPr>
+                <w:sz w:val="18"/>
+              </w:rPr>
+              <w:t>Sí</w:t>
+            </w:r>
+          </w:p>
+        </w:tc>
+        <w:tc>
+          <w:tcPr>
+            <w:tcW w:type="dxa" w:w="2160"/>
+          </w:tcPr>
+          <w:p>
+            <w:r>
+              <w:rPr>
+                <w:sz w:val="18"/>
+              </w:rPr>
+              <w:t>Motivo de la baja</w:t>
+            </w:r>
+          </w:p>
+        </w:tc>
+      </w:tr>
+      <w:tr>
+        <w:tc>
+          <w:tcPr>
+            <w:tcW w:type="dxa" w:w="2160"/>
+          </w:tcPr>
+          <w:p>
+            <w:r>
+              <w:rPr>
+                <w:sz w:val="18"/>
+              </w:rPr>
+              <w:t>creado_en</w:t>
+            </w:r>
+          </w:p>
+        </w:tc>
+        <w:tc>
+          <w:tcPr>
+            <w:tcW w:type="dxa" w:w="2160"/>
+          </w:tcPr>
+          <w:p>
+            <w:r>
+              <w:rPr>
+                <w:sz w:val="18"/>
+              </w:rPr>
+              <w:t>datetime</w:t>
+            </w:r>
+          </w:p>
+        </w:tc>
+        <w:tc>
+          <w:tcPr>
+            <w:tcW w:type="dxa" w:w="2160"/>
+          </w:tcPr>
+          <w:p>
+            <w:r>
+              <w:rPr>
+                <w:sz w:val="18"/>
+              </w:rPr>
+              <w:t>No</w:t>
+            </w:r>
+          </w:p>
+        </w:tc>
+        <w:tc>
+          <w:tcPr>
+            <w:tcW w:type="dxa" w:w="2160"/>
+          </w:tcPr>
+          <w:p>
+            <w:r>
+              <w:rPr>
+                <w:sz w:val="18"/>
+              </w:rPr>
+              <w:t>Fecha y hora de creación del histórico</w:t>
             </w:r>
           </w:p>
         </w:tc>
@@ -9214,20 +10263,20 @@
               <w:rPr>
                 <w:sz w:val="18"/>
               </w:rPr>
-              <w:t>plantilla_id</w:t>
-            </w:r>
-          </w:p>
-        </w:tc>
-        <w:tc>
-          <w:tcPr>
-            <w:tcW w:type="dxa" w:w="2160"/>
-          </w:tcPr>
-          <w:p>
-            <w:r>
-              <w:rPr>
-                <w:sz w:val="18"/>
-              </w:rPr>
-              <w:t>FK → plantilla_convenio</w:t>
+              <w:t>convenio_origen_id</w:t>
+            </w:r>
+          </w:p>
+        </w:tc>
+        <w:tc>
+          <w:tcPr>
+            <w:tcW w:type="dxa" w:w="2160"/>
+          </w:tcPr>
+          <w:p>
+            <w:r>
+              <w:rPr>
+                <w:sz w:val="18"/>
+              </w:rPr>
+              <w:t>FK → convenio (self, PROTECT)</w:t>
             </w:r>
           </w:p>
         </w:tc>
@@ -9253,7 +10302,7 @@
               <w:rPr>
                 <w:sz w:val="18"/>
               </w:rPr>
-              <w:t>Plantilla utilizada</w:t>
+              <w:t>Convenio (Marco o Específico) que esta adenda amplía (related_name='adendas')</w:t>
             </w:r>
           </w:p>
         </w:tc>
@@ -9268,46 +10317,46 @@
               <w:rPr>
                 <w:sz w:val="18"/>
               </w:rPr>
-              <w:t>codigo</w:t>
-            </w:r>
-          </w:p>
-        </w:tc>
-        <w:tc>
-          <w:tcPr>
-            <w:tcW w:type="dxa" w:w="2160"/>
-          </w:tcPr>
-          <w:p>
-            <w:r>
-              <w:rPr>
-                <w:sz w:val="18"/>
-              </w:rPr>
-              <w:t>varchar(50)</w:t>
-            </w:r>
-          </w:p>
-        </w:tc>
-        <w:tc>
-          <w:tcPr>
-            <w:tcW w:type="dxa" w:w="2160"/>
-          </w:tcPr>
-          <w:p>
-            <w:r>
-              <w:rPr>
-                <w:sz w:val="18"/>
-              </w:rPr>
-              <w:t>Sí</w:t>
-            </w:r>
-          </w:p>
-        </w:tc>
-        <w:tc>
-          <w:tcPr>
-            <w:tcW w:type="dxa" w:w="2160"/>
-          </w:tcPr>
-          <w:p>
-            <w:r>
-              <w:rPr>
-                <w:sz w:val="18"/>
-              </w:rPr>
-              <w:t>Código oficial</w:t>
+              <w:t>es_adenda</w:t>
+            </w:r>
+          </w:p>
+        </w:tc>
+        <w:tc>
+          <w:tcPr>
+            <w:tcW w:type="dxa" w:w="2160"/>
+          </w:tcPr>
+          <w:p>
+            <w:r>
+              <w:rPr>
+                <w:sz w:val="18"/>
+              </w:rPr>
+              <w:t>bool</w:t>
+            </w:r>
+          </w:p>
+        </w:tc>
+        <w:tc>
+          <w:tcPr>
+            <w:tcW w:type="dxa" w:w="2160"/>
+          </w:tcPr>
+          <w:p>
+            <w:r>
+              <w:rPr>
+                <w:sz w:val="18"/>
+              </w:rPr>
+              <w:t>No (default false)</w:t>
+            </w:r>
+          </w:p>
+        </w:tc>
+        <w:tc>
+          <w:tcPr>
+            <w:tcW w:type="dxa" w:w="2160"/>
+          </w:tcPr>
+          <w:p>
+            <w:r>
+              <w:rPr>
+                <w:sz w:val="18"/>
+              </w:rPr>
+              <w:t>Marca la fila como adenda de ampliación (derivable de convenio_origen; explícito para filtros)</w:t>
             </w:r>
           </w:p>
         </w:tc>
@@ -9322,46 +10371,46 @@
               <w:rPr>
                 <w:sz w:val="18"/>
               </w:rPr>
-              <w:t>titulo</w:t>
-            </w:r>
-          </w:p>
-        </w:tc>
-        <w:tc>
-          <w:tcPr>
-            <w:tcW w:type="dxa" w:w="2160"/>
-          </w:tcPr>
-          <w:p>
-            <w:r>
-              <w:rPr>
-                <w:sz w:val="18"/>
-              </w:rPr>
-              <w:t>varchar(255)</w:t>
-            </w:r>
-          </w:p>
-        </w:tc>
-        <w:tc>
-          <w:tcPr>
-            <w:tcW w:type="dxa" w:w="2160"/>
-          </w:tcPr>
-          <w:p>
-            <w:r>
-              <w:rPr>
-                <w:sz w:val="18"/>
-              </w:rPr>
-              <w:t>No</w:t>
-            </w:r>
-          </w:p>
-        </w:tc>
-        <w:tc>
-          <w:tcPr>
-            <w:tcW w:type="dxa" w:w="2160"/>
-          </w:tcPr>
-          <w:p>
-            <w:r>
-              <w:rPr>
-                <w:sz w:val="18"/>
-              </w:rPr>
-              <w:t>Título / denominación</w:t>
+              <w:t>plantilla_id</w:t>
+            </w:r>
+          </w:p>
+        </w:tc>
+        <w:tc>
+          <w:tcPr>
+            <w:tcW w:type="dxa" w:w="2160"/>
+          </w:tcPr>
+          <w:p>
+            <w:r>
+              <w:rPr>
+                <w:sz w:val="18"/>
+              </w:rPr>
+              <w:t>FK → plantilla_convenio</w:t>
+            </w:r>
+          </w:p>
+        </w:tc>
+        <w:tc>
+          <w:tcPr>
+            <w:tcW w:type="dxa" w:w="2160"/>
+          </w:tcPr>
+          <w:p>
+            <w:r>
+              <w:rPr>
+                <w:sz w:val="18"/>
+              </w:rPr>
+              <w:t>Sí</w:t>
+            </w:r>
+          </w:p>
+        </w:tc>
+        <w:tc>
+          <w:tcPr>
+            <w:tcW w:type="dxa" w:w="2160"/>
+          </w:tcPr>
+          <w:p>
+            <w:r>
+              <w:rPr>
+                <w:sz w:val="18"/>
+              </w:rPr>
+              <w:t>Plantilla utilizada</w:t>
             </w:r>
           </w:p>
         </w:tc>
@@ -9376,46 +10425,46 @@
               <w:rPr>
                 <w:sz w:val="18"/>
               </w:rPr>
-              <w:t>solicitante_tipo_contenido_id</w:t>
-            </w:r>
-          </w:p>
-        </w:tc>
-        <w:tc>
-          <w:tcPr>
-            <w:tcW w:type="dxa" w:w="2160"/>
-          </w:tcPr>
-          <w:p>
-            <w:r>
-              <w:rPr>
-                <w:sz w:val="18"/>
-              </w:rPr>
-              <w:t>FK → django_content_type</w:t>
-            </w:r>
-          </w:p>
-        </w:tc>
-        <w:tc>
-          <w:tcPr>
-            <w:tcW w:type="dxa" w:w="2160"/>
-          </w:tcPr>
-          <w:p>
-            <w:r>
-              <w:rPr>
-                <w:sz w:val="18"/>
-              </w:rPr>
-              <w:t>No</w:t>
-            </w:r>
-          </w:p>
-        </w:tc>
-        <w:tc>
-          <w:tcPr>
-            <w:tcW w:type="dxa" w:w="2160"/>
-          </w:tcPr>
-          <w:p>
-            <w:r>
-              <w:rPr>
-                <w:sz w:val="18"/>
-              </w:rPr>
-              <w:t>Tipo de entidad solicitante</w:t>
+              <w:t>nomenclatura</w:t>
+            </w:r>
+          </w:p>
+        </w:tc>
+        <w:tc>
+          <w:tcPr>
+            <w:tcW w:type="dxa" w:w="2160"/>
+          </w:tcPr>
+          <w:p>
+            <w:r>
+              <w:rPr>
+                <w:sz w:val="18"/>
+              </w:rPr>
+              <w:t>varchar(50)</w:t>
+            </w:r>
+          </w:p>
+        </w:tc>
+        <w:tc>
+          <w:tcPr>
+            <w:tcW w:type="dxa" w:w="2160"/>
+          </w:tcPr>
+          <w:p>
+            <w:r>
+              <w:rPr>
+                <w:sz w:val="18"/>
+              </w:rPr>
+              <w:t>Sí</w:t>
+            </w:r>
+          </w:p>
+        </w:tc>
+        <w:tc>
+          <w:tcPr>
+            <w:tcW w:type="dxa" w:w="2160"/>
+          </w:tcPr>
+          <w:p>
+            <w:r>
+              <w:rPr>
+                <w:sz w:val="18"/>
+              </w:rPr>
+              <w:t>Nomenclatura oficial del Convenio Marco (se asigna al aprobar DIGEP; renombra a codigo). No editable por PATCH libre: la fija el gate de registrar_evaluacion_tecnica (solo Marco validado)</w:t>
             </w:r>
           </w:p>
         </w:tc>
@@ -9430,20 +10479,20 @@
               <w:rPr>
                 <w:sz w:val="18"/>
               </w:rPr>
-              <w:t>solicitante_id_objeto</w:t>
-            </w:r>
-          </w:p>
-        </w:tc>
-        <w:tc>
-          <w:tcPr>
-            <w:tcW w:type="dxa" w:w="2160"/>
-          </w:tcPr>
-          <w:p>
-            <w:r>
-              <w:rPr>
-                <w:sz w:val="18"/>
-              </w:rPr>
-              <w:t>int</w:t>
+              <w:t>titulo</w:t>
+            </w:r>
+          </w:p>
+        </w:tc>
+        <w:tc>
+          <w:tcPr>
+            <w:tcW w:type="dxa" w:w="2160"/>
+          </w:tcPr>
+          <w:p>
+            <w:r>
+              <w:rPr>
+                <w:sz w:val="18"/>
+              </w:rPr>
+              <w:t>varchar(255)</w:t>
             </w:r>
           </w:p>
         </w:tc>
@@ -9469,7 +10518,7 @@
               <w:rPr>
                 <w:sz w:val="18"/>
               </w:rPr>
-              <w:t>Identificador de la entidad solicitante</w:t>
+              <w:t>Título / denominación</w:t>
             </w:r>
           </w:p>
         </w:tc>
@@ -9484,20 +10533,20 @@
               <w:rPr>
                 <w:sz w:val="18"/>
               </w:rPr>
-              <w:t>organo_regional_id</w:t>
-            </w:r>
-          </w:p>
-        </w:tc>
-        <w:tc>
-          <w:tcPr>
-            <w:tcW w:type="dxa" w:w="2160"/>
-          </w:tcPr>
-          <w:p>
-            <w:r>
-              <w:rPr>
-                <w:sz w:val="18"/>
-              </w:rPr>
-              <w:t>FK → organo_regional</w:t>
+              <w:t>solicitante_tipo_contenido_id</w:t>
+            </w:r>
+          </w:p>
+        </w:tc>
+        <w:tc>
+          <w:tcPr>
+            <w:tcW w:type="dxa" w:w="2160"/>
+          </w:tcPr>
+          <w:p>
+            <w:r>
+              <w:rPr>
+                <w:sz w:val="18"/>
+              </w:rPr>
+              <w:t>FK → django_content_type</w:t>
             </w:r>
           </w:p>
         </w:tc>
@@ -9523,7 +10572,7 @@
               <w:rPr>
                 <w:sz w:val="18"/>
               </w:rPr>
-              <w:t>Órgano regional (GERESA/DIRESA/DIRIS) parte del convenio. Su tipo se deriva de la entidad</w:t>
+              <w:t>Tipo de entidad solicitante</w:t>
             </w:r>
           </w:p>
         </w:tc>
@@ -9538,6 +10587,114 @@
               <w:rPr>
                 <w:sz w:val="18"/>
               </w:rPr>
+              <w:t>solicitante_id_objeto</w:t>
+            </w:r>
+          </w:p>
+        </w:tc>
+        <w:tc>
+          <w:tcPr>
+            <w:tcW w:type="dxa" w:w="2160"/>
+          </w:tcPr>
+          <w:p>
+            <w:r>
+              <w:rPr>
+                <w:sz w:val="18"/>
+              </w:rPr>
+              <w:t>int</w:t>
+            </w:r>
+          </w:p>
+        </w:tc>
+        <w:tc>
+          <w:tcPr>
+            <w:tcW w:type="dxa" w:w="2160"/>
+          </w:tcPr>
+          <w:p>
+            <w:r>
+              <w:rPr>
+                <w:sz w:val="18"/>
+              </w:rPr>
+              <w:t>No</w:t>
+            </w:r>
+          </w:p>
+        </w:tc>
+        <w:tc>
+          <w:tcPr>
+            <w:tcW w:type="dxa" w:w="2160"/>
+          </w:tcPr>
+          <w:p>
+            <w:r>
+              <w:rPr>
+                <w:sz w:val="18"/>
+              </w:rPr>
+              <w:t>Identificador de la entidad solicitante</w:t>
+            </w:r>
+          </w:p>
+        </w:tc>
+      </w:tr>
+      <w:tr>
+        <w:tc>
+          <w:tcPr>
+            <w:tcW w:type="dxa" w:w="2160"/>
+          </w:tcPr>
+          <w:p>
+            <w:r>
+              <w:rPr>
+                <w:sz w:val="18"/>
+              </w:rPr>
+              <w:t>organo_directorio_id</w:t>
+            </w:r>
+          </w:p>
+        </w:tc>
+        <w:tc>
+          <w:tcPr>
+            <w:tcW w:type="dxa" w:w="2160"/>
+          </w:tcPr>
+          <w:p>
+            <w:r>
+              <w:rPr>
+                <w:sz w:val="18"/>
+              </w:rPr>
+              <w:t>FK → organo_directorio</w:t>
+            </w:r>
+          </w:p>
+        </w:tc>
+        <w:tc>
+          <w:tcPr>
+            <w:tcW w:type="dxa" w:w="2160"/>
+          </w:tcPr>
+          <w:p>
+            <w:r>
+              <w:rPr>
+                <w:sz w:val="18"/>
+              </w:rPr>
+              <w:t>No</w:t>
+            </w:r>
+          </w:p>
+        </w:tc>
+        <w:tc>
+          <w:tcPr>
+            <w:tcW w:type="dxa" w:w="2160"/>
+          </w:tcPr>
+          <w:p>
+            <w:r>
+              <w:rPr>
+                <w:sz w:val="18"/>
+              </w:rPr>
+              <w:t>Órgano del directorio (GERESA/DIRESA/DIRIS) parte del convenio. Su tipo se deriva de la entidad</w:t>
+            </w:r>
+          </w:p>
+        </w:tc>
+      </w:tr>
+      <w:tr>
+        <w:tc>
+          <w:tcPr>
+            <w:tcW w:type="dxa" w:w="2160"/>
+          </w:tcPr>
+          <w:p>
+            <w:r>
+              <w:rPr>
+                <w:sz w:val="18"/>
+              </w:rPr>
               <w:t>universidad_id</w:t>
             </w:r>
           </w:p>
@@ -9578,6 +10735,114 @@
                 <w:sz w:val="18"/>
               </w:rPr>
               <w:t>Universidad parte del convenio. Su tipo de entidad se deriva de la entidad</w:t>
+            </w:r>
+          </w:p>
+        </w:tc>
+      </w:tr>
+      <w:tr>
+        <w:tc>
+          <w:tcPr>
+            <w:tcW w:type="dxa" w:w="2160"/>
+          </w:tcPr>
+          <w:p>
+            <w:r>
+              <w:rPr>
+                <w:sz w:val="18"/>
+              </w:rPr>
+              <w:t>unidad_ejecutora_id</w:t>
+            </w:r>
+          </w:p>
+        </w:tc>
+        <w:tc>
+          <w:tcPr>
+            <w:tcW w:type="dxa" w:w="2160"/>
+          </w:tcPr>
+          <w:p>
+            <w:r>
+              <w:rPr>
+                <w:sz w:val="18"/>
+              </w:rPr>
+              <w:t>FK → unidad_ejecutora (PROTECT)</w:t>
+            </w:r>
+          </w:p>
+        </w:tc>
+        <w:tc>
+          <w:tcPr>
+            <w:tcW w:type="dxa" w:w="2160"/>
+          </w:tcPr>
+          <w:p>
+            <w:r>
+              <w:rPr>
+                <w:sz w:val="18"/>
+              </w:rPr>
+              <w:t>Sí</w:t>
+            </w:r>
+          </w:p>
+        </w:tc>
+        <w:tc>
+          <w:tcPr>
+            <w:tcW w:type="dxa" w:w="2160"/>
+          </w:tcPr>
+          <w:p>
+            <w:r>
+              <w:rPr>
+                <w:sz w:val="18"/>
+              </w:rPr>
+              <w:t>Unidad ejecutora parte del Convenio Específico (nula en Marco; related_name='convenios')</w:t>
+            </w:r>
+          </w:p>
+        </w:tc>
+      </w:tr>
+      <w:tr>
+        <w:tc>
+          <w:tcPr>
+            <w:tcW w:type="dxa" w:w="2160"/>
+          </w:tcPr>
+          <w:p>
+            <w:r>
+              <w:rPr>
+                <w:sz w:val="18"/>
+              </w:rPr>
+              <w:t>facultad_id</w:t>
+            </w:r>
+          </w:p>
+        </w:tc>
+        <w:tc>
+          <w:tcPr>
+            <w:tcW w:type="dxa" w:w="2160"/>
+          </w:tcPr>
+          <w:p>
+            <w:r>
+              <w:rPr>
+                <w:sz w:val="18"/>
+              </w:rPr>
+              <w:t>FK → facultad (PROTECT)</w:t>
+            </w:r>
+          </w:p>
+        </w:tc>
+        <w:tc>
+          <w:tcPr>
+            <w:tcW w:type="dxa" w:w="2160"/>
+          </w:tcPr>
+          <w:p>
+            <w:r>
+              <w:rPr>
+                <w:sz w:val="18"/>
+              </w:rPr>
+              <w:t>Sí</w:t>
+            </w:r>
+          </w:p>
+        </w:tc>
+        <w:tc>
+          <w:tcPr>
+            <w:tcW w:type="dxa" w:w="2160"/>
+          </w:tcPr>
+          <w:p>
+            <w:r>
+              <w:rPr>
+                <w:sz w:val="18"/>
+              </w:rPr>
+              <w:t>Facultad (de la universidad del Marco) parte del Convenio Específico (nula en Marco; related_name='convenios')</w:t>
             </w:r>
           </w:p>
         </w:tc>
@@ -10491,6 +11756,587 @@
         <w:pStyle w:val="Heading3"/>
       </w:pPr>
       <w:r>
+        <w:t>parte_convenio</w:t>
+      </w:r>
+    </w:p>
+    <w:tbl>
+      <w:tblPr>
+        <w:tblStyle w:val="LightGrid-Accent1"/>
+        <w:tblW w:type="auto" w:w="0"/>
+        <w:tblLook w:firstColumn="1" w:firstRow="1" w:lastColumn="0" w:lastRow="0" w:noHBand="0" w:noVBand="1" w:val="04A0"/>
+      </w:tblPr>
+      <w:tblGrid>
+        <w:gridCol w:w="2160"/>
+        <w:gridCol w:w="2160"/>
+        <w:gridCol w:w="2160"/>
+        <w:gridCol w:w="2160"/>
+      </w:tblGrid>
+      <w:tr>
+        <w:tc>
+          <w:tcPr>
+            <w:tcW w:type="dxa" w:w="2160"/>
+          </w:tcPr>
+          <w:p>
+            <w:r/>
+            <w:r>
+              <w:rPr>
+                <w:b/>
+                <w:color w:val="FFFFFF"/>
+                <w:sz w:val="18"/>
+              </w:rPr>
+              <w:t>Campo</w:t>
+            </w:r>
+          </w:p>
+        </w:tc>
+        <w:tc>
+          <w:tcPr>
+            <w:tcW w:type="dxa" w:w="2160"/>
+          </w:tcPr>
+          <w:p>
+            <w:r/>
+            <w:r>
+              <w:rPr>
+                <w:b/>
+                <w:color w:val="FFFFFF"/>
+                <w:sz w:val="18"/>
+              </w:rPr>
+              <w:t>Tipo</w:t>
+            </w:r>
+          </w:p>
+        </w:tc>
+        <w:tc>
+          <w:tcPr>
+            <w:tcW w:type="dxa" w:w="2160"/>
+          </w:tcPr>
+          <w:p>
+            <w:r/>
+            <w:r>
+              <w:rPr>
+                <w:b/>
+                <w:color w:val="FFFFFF"/>
+                <w:sz w:val="18"/>
+              </w:rPr>
+              <w:t>Nulo</w:t>
+            </w:r>
+          </w:p>
+        </w:tc>
+        <w:tc>
+          <w:tcPr>
+            <w:tcW w:type="dxa" w:w="2160"/>
+          </w:tcPr>
+          <w:p>
+            <w:r/>
+            <w:r>
+              <w:rPr>
+                <w:b/>
+                <w:color w:val="FFFFFF"/>
+                <w:sz w:val="18"/>
+              </w:rPr>
+              <w:t>Descripción</w:t>
+            </w:r>
+          </w:p>
+        </w:tc>
+      </w:tr>
+      <w:tr>
+        <w:tc>
+          <w:tcPr>
+            <w:tcW w:type="dxa" w:w="2160"/>
+          </w:tcPr>
+          <w:p>
+            <w:r>
+              <w:rPr>
+                <w:sz w:val="18"/>
+              </w:rPr>
+              <w:t>id</w:t>
+            </w:r>
+          </w:p>
+        </w:tc>
+        <w:tc>
+          <w:tcPr>
+            <w:tcW w:type="dxa" w:w="2160"/>
+          </w:tcPr>
+          <w:p>
+            <w:r>
+              <w:rPr>
+                <w:sz w:val="18"/>
+              </w:rPr>
+              <w:t>PK</w:t>
+            </w:r>
+          </w:p>
+        </w:tc>
+        <w:tc>
+          <w:tcPr>
+            <w:tcW w:type="dxa" w:w="2160"/>
+          </w:tcPr>
+          <w:p>
+            <w:r>
+              <w:rPr>
+                <w:sz w:val="18"/>
+              </w:rPr>
+              <w:t>No</w:t>
+            </w:r>
+          </w:p>
+        </w:tc>
+        <w:tc>
+          <w:tcPr>
+            <w:tcW w:type="dxa" w:w="2160"/>
+          </w:tcPr>
+          <w:p>
+            <w:r>
+              <w:rPr>
+                <w:sz w:val="18"/>
+              </w:rPr>
+            </w:r>
+          </w:p>
+        </w:tc>
+      </w:tr>
+      <w:tr>
+        <w:tc>
+          <w:tcPr>
+            <w:tcW w:type="dxa" w:w="2160"/>
+          </w:tcPr>
+          <w:p>
+            <w:r>
+              <w:rPr>
+                <w:sz w:val="18"/>
+              </w:rPr>
+              <w:t>convenio_id</w:t>
+            </w:r>
+          </w:p>
+        </w:tc>
+        <w:tc>
+          <w:tcPr>
+            <w:tcW w:type="dxa" w:w="2160"/>
+          </w:tcPr>
+          <w:p>
+            <w:r>
+              <w:rPr>
+                <w:sz w:val="18"/>
+              </w:rPr>
+              <w:t>FK → convenio (CASCADE)</w:t>
+            </w:r>
+          </w:p>
+        </w:tc>
+        <w:tc>
+          <w:tcPr>
+            <w:tcW w:type="dxa" w:w="2160"/>
+          </w:tcPr>
+          <w:p>
+            <w:r>
+              <w:rPr>
+                <w:sz w:val="18"/>
+              </w:rPr>
+              <w:t>No</w:t>
+            </w:r>
+          </w:p>
+        </w:tc>
+        <w:tc>
+          <w:tcPr>
+            <w:tcW w:type="dxa" w:w="2160"/>
+          </w:tcPr>
+          <w:p>
+            <w:r>
+              <w:rPr>
+                <w:sz w:val="18"/>
+              </w:rPr>
+              <w:t>Convenio al que pertenece la parte (related_name='partes_firmantes')</w:t>
+            </w:r>
+          </w:p>
+        </w:tc>
+      </w:tr>
+      <w:tr>
+        <w:tc>
+          <w:tcPr>
+            <w:tcW w:type="dxa" w:w="2160"/>
+          </w:tcPr>
+          <w:p>
+            <w:r>
+              <w:rPr>
+                <w:sz w:val="18"/>
+              </w:rPr>
+              <w:t>rol</w:t>
+            </w:r>
+          </w:p>
+        </w:tc>
+        <w:tc>
+          <w:tcPr>
+            <w:tcW w:type="dxa" w:w="2160"/>
+          </w:tcPr>
+          <w:p>
+            <w:r>
+              <w:rPr>
+                <w:sz w:val="18"/>
+              </w:rPr>
+              <w:t>varchar(20)</w:t>
+            </w:r>
+          </w:p>
+        </w:tc>
+        <w:tc>
+          <w:tcPr>
+            <w:tcW w:type="dxa" w:w="2160"/>
+          </w:tcPr>
+          <w:p>
+            <w:r>
+              <w:rPr>
+                <w:sz w:val="18"/>
+              </w:rPr>
+              <w:t>No</w:t>
+            </w:r>
+          </w:p>
+        </w:tc>
+        <w:tc>
+          <w:tcPr>
+            <w:tcW w:type="dxa" w:w="2160"/>
+          </w:tcPr>
+          <w:p>
+            <w:r>
+              <w:rPr>
+                <w:sz w:val="18"/>
+              </w:rPr>
+              <w:t>Rol institucional: MINSA / UNIVERSIDAD / GOBIERNO_REGIONAL / UNIDAD_EJECUTORA / FACULTAD</w:t>
+            </w:r>
+          </w:p>
+        </w:tc>
+      </w:tr>
+      <w:tr>
+        <w:tc>
+          <w:tcPr>
+            <w:tcW w:type="dxa" w:w="2160"/>
+          </w:tcPr>
+          <w:p>
+            <w:r>
+              <w:rPr>
+                <w:sz w:val="18"/>
+              </w:rPr>
+              <w:t>organo_directorio_id</w:t>
+            </w:r>
+          </w:p>
+        </w:tc>
+        <w:tc>
+          <w:tcPr>
+            <w:tcW w:type="dxa" w:w="2160"/>
+          </w:tcPr>
+          <w:p>
+            <w:r>
+              <w:rPr>
+                <w:sz w:val="18"/>
+              </w:rPr>
+              <w:t>FK → organo_directorio (PROTECT)</w:t>
+            </w:r>
+          </w:p>
+        </w:tc>
+        <w:tc>
+          <w:tcPr>
+            <w:tcW w:type="dxa" w:w="2160"/>
+          </w:tcPr>
+          <w:p>
+            <w:r>
+              <w:rPr>
+                <w:sz w:val="18"/>
+              </w:rPr>
+              <w:t>No</w:t>
+            </w:r>
+          </w:p>
+        </w:tc>
+        <w:tc>
+          <w:tcPr>
+            <w:tcW w:type="dxa" w:w="2160"/>
+          </w:tcPr>
+          <w:p>
+            <w:r>
+              <w:rPr>
+                <w:sz w:val="18"/>
+              </w:rPr>
+              <w:t>Órgano del directorio que representa la parte</w:t>
+            </w:r>
+          </w:p>
+        </w:tc>
+      </w:tr>
+      <w:tr>
+        <w:tc>
+          <w:tcPr>
+            <w:tcW w:type="dxa" w:w="2160"/>
+          </w:tcPr>
+          <w:p>
+            <w:r>
+              <w:rPr>
+                <w:sz w:val="18"/>
+              </w:rPr>
+              <w:t>organo_representante_id</w:t>
+            </w:r>
+          </w:p>
+        </w:tc>
+        <w:tc>
+          <w:tcPr>
+            <w:tcW w:type="dxa" w:w="2160"/>
+          </w:tcPr>
+          <w:p>
+            <w:r>
+              <w:rPr>
+                <w:sz w:val="18"/>
+              </w:rPr>
+              <w:t>FK → organo_representante (PROTECT)</w:t>
+            </w:r>
+          </w:p>
+        </w:tc>
+        <w:tc>
+          <w:tcPr>
+            <w:tcW w:type="dxa" w:w="2160"/>
+          </w:tcPr>
+          <w:p>
+            <w:r>
+              <w:rPr>
+                <w:sz w:val="18"/>
+              </w:rPr>
+              <w:t>Sí</w:t>
+            </w:r>
+          </w:p>
+        </w:tc>
+        <w:tc>
+          <w:tcPr>
+            <w:tcW w:type="dxa" w:w="2160"/>
+          </w:tcPr>
+          <w:p>
+            <w:r>
+              <w:rPr>
+                <w:sz w:val="18"/>
+              </w:rPr>
+              <w:t>Representante que firma por la parte</w:t>
+            </w:r>
+          </w:p>
+        </w:tc>
+      </w:tr>
+      <w:tr>
+        <w:tc>
+          <w:tcPr>
+            <w:tcW w:type="dxa" w:w="2160"/>
+          </w:tcPr>
+          <w:p>
+            <w:r>
+              <w:rPr>
+                <w:sz w:val="18"/>
+              </w:rPr>
+              <w:t>cargo_ejecutivo_id</w:t>
+            </w:r>
+          </w:p>
+        </w:tc>
+        <w:tc>
+          <w:tcPr>
+            <w:tcW w:type="dxa" w:w="2160"/>
+          </w:tcPr>
+          <w:p>
+            <w:r>
+              <w:rPr>
+                <w:sz w:val="18"/>
+              </w:rPr>
+              <w:t>FK → cargo_ejecutivo (PROTECT)</w:t>
+            </w:r>
+          </w:p>
+        </w:tc>
+        <w:tc>
+          <w:tcPr>
+            <w:tcW w:type="dxa" w:w="2160"/>
+          </w:tcPr>
+          <w:p>
+            <w:r>
+              <w:rPr>
+                <w:sz w:val="18"/>
+              </w:rPr>
+              <w:t>Sí</w:t>
+            </w:r>
+          </w:p>
+        </w:tc>
+        <w:tc>
+          <w:tcPr>
+            <w:tcW w:type="dxa" w:w="2160"/>
+          </w:tcPr>
+          <w:p>
+            <w:r>
+              <w:rPr>
+                <w:sz w:val="18"/>
+              </w:rPr>
+              <w:t>Cargo ejecutivo del representante</w:t>
+            </w:r>
+          </w:p>
+        </w:tc>
+      </w:tr>
+      <w:tr>
+        <w:tc>
+          <w:tcPr>
+            <w:tcW w:type="dxa" w:w="2160"/>
+          </w:tcPr>
+          <w:p>
+            <w:r>
+              <w:rPr>
+                <w:sz w:val="18"/>
+              </w:rPr>
+              <w:t>orden</w:t>
+            </w:r>
+          </w:p>
+        </w:tc>
+        <w:tc>
+          <w:tcPr>
+            <w:tcW w:type="dxa" w:w="2160"/>
+          </w:tcPr>
+          <w:p>
+            <w:r>
+              <w:rPr>
+                <w:sz w:val="18"/>
+              </w:rPr>
+              <w:t>smallint</w:t>
+            </w:r>
+          </w:p>
+        </w:tc>
+        <w:tc>
+          <w:tcPr>
+            <w:tcW w:type="dxa" w:w="2160"/>
+          </w:tcPr>
+          <w:p>
+            <w:r>
+              <w:rPr>
+                <w:sz w:val="18"/>
+              </w:rPr>
+              <w:t>No (default 1)</w:t>
+            </w:r>
+          </w:p>
+        </w:tc>
+        <w:tc>
+          <w:tcPr>
+            <w:tcW w:type="dxa" w:w="2160"/>
+          </w:tcPr>
+          <w:p>
+            <w:r>
+              <w:rPr>
+                <w:sz w:val="18"/>
+              </w:rPr>
+              <w:t>Orden de firma dentro del rol (apoderado = 2)</w:t>
+            </w:r>
+          </w:p>
+        </w:tc>
+      </w:tr>
+      <w:tr>
+        <w:tc>
+          <w:tcPr>
+            <w:tcW w:type="dxa" w:w="2160"/>
+          </w:tcPr>
+          <w:p>
+            <w:r>
+              <w:rPr>
+                <w:sz w:val="18"/>
+              </w:rPr>
+              <w:t>es_firmante</w:t>
+            </w:r>
+          </w:p>
+        </w:tc>
+        <w:tc>
+          <w:tcPr>
+            <w:tcW w:type="dxa" w:w="2160"/>
+          </w:tcPr>
+          <w:p>
+            <w:r>
+              <w:rPr>
+                <w:sz w:val="18"/>
+              </w:rPr>
+              <w:t>bool</w:t>
+            </w:r>
+          </w:p>
+        </w:tc>
+        <w:tc>
+          <w:tcPr>
+            <w:tcW w:type="dxa" w:w="2160"/>
+          </w:tcPr>
+          <w:p>
+            <w:r>
+              <w:rPr>
+                <w:sz w:val="18"/>
+              </w:rPr>
+              <w:t>No (default true)</w:t>
+            </w:r>
+          </w:p>
+        </w:tc>
+        <w:tc>
+          <w:tcPr>
+            <w:tcW w:type="dxa" w:w="2160"/>
+          </w:tcPr>
+          <w:p>
+            <w:r>
+              <w:rPr>
+                <w:sz w:val="18"/>
+              </w:rPr>
+              <w:t>Indica si la parte firma el convenio</w:t>
+            </w:r>
+          </w:p>
+        </w:tc>
+      </w:tr>
+      <w:tr>
+        <w:tc>
+          <w:tcPr>
+            <w:tcW w:type="dxa" w:w="2160"/>
+          </w:tcPr>
+          <w:p>
+            <w:r>
+              <w:rPr>
+                <w:sz w:val="18"/>
+              </w:rPr>
+              <w:t>creado_en</w:t>
+            </w:r>
+          </w:p>
+        </w:tc>
+        <w:tc>
+          <w:tcPr>
+            <w:tcW w:type="dxa" w:w="2160"/>
+          </w:tcPr>
+          <w:p>
+            <w:r>
+              <w:rPr>
+                <w:sz w:val="18"/>
+              </w:rPr>
+              <w:t>datetime</w:t>
+            </w:r>
+          </w:p>
+        </w:tc>
+        <w:tc>
+          <w:tcPr>
+            <w:tcW w:type="dxa" w:w="2160"/>
+          </w:tcPr>
+          <w:p>
+            <w:r>
+              <w:rPr>
+                <w:sz w:val="18"/>
+              </w:rPr>
+              <w:t>No</w:t>
+            </w:r>
+          </w:p>
+        </w:tc>
+        <w:tc>
+          <w:tcPr>
+            <w:tcW w:type="dxa" w:w="2160"/>
+          </w:tcPr>
+          <w:p>
+            <w:r>
+              <w:rPr>
+                <w:sz w:val="18"/>
+              </w:rPr>
+            </w:r>
+          </w:p>
+        </w:tc>
+      </w:tr>
+    </w:tbl>
+    <w:p>
+      <w:r>
+        <w:rPr>
+          <w:i/>
+          <w:sz w:val="18"/>
+        </w:rPr>
+        <w:t>Restricción única: (convenio_id, rol, orden)</w:t>
+      </w:r>
+    </w:p>
+    <w:p/>
+    <w:p>
+      <w:pPr>
+        <w:pStyle w:val="Heading3"/>
+      </w:pPr>
+      <w:r>
         <w:t>historial_estado_convenio</w:t>
       </w:r>
     </w:p>
@@ -11314,20 +13160,20 @@
               <w:rPr>
                 <w:sz w:val="18"/>
               </w:rPr>
-              <w:t>organo_minsa_id</w:t>
-            </w:r>
-          </w:p>
-        </w:tc>
-        <w:tc>
-          <w:tcPr>
-            <w:tcW w:type="dxa" w:w="2160"/>
-          </w:tcPr>
-          <w:p>
-            <w:r>
-              <w:rPr>
-                <w:sz w:val="18"/>
-              </w:rPr>
-              <w:t>FK → organo_minsa</w:t>
+              <w:t>organo_directorio_id</w:t>
+            </w:r>
+          </w:p>
+        </w:tc>
+        <w:tc>
+          <w:tcPr>
+            <w:tcW w:type="dxa" w:w="2160"/>
+          </w:tcPr>
+          <w:p>
+            <w:r>
+              <w:rPr>
+                <w:sz w:val="18"/>
+              </w:rPr>
+              <w:t>FK → organo_directorio (SET_NULL)</w:t>
             </w:r>
           </w:p>
         </w:tc>
@@ -11353,7 +13199,7 @@
               <w:rPr>
                 <w:sz w:val="18"/>
               </w:rPr>
-              <w:t>Unidad evaluadora (DIGEP)</w:t>
+              <w:t>Unidad evaluadora (DIGEP) del directorio</w:t>
             </w:r>
           </w:p>
         </w:tc>
@@ -12402,6 +14248,114 @@
               <w:rPr>
                 <w:sz w:val="18"/>
               </w:rPr>
+              <w:t>numero_resolucion_conapres</w:t>
+            </w:r>
+          </w:p>
+        </w:tc>
+        <w:tc>
+          <w:tcPr>
+            <w:tcW w:type="dxa" w:w="2160"/>
+          </w:tcPr>
+          <w:p>
+            <w:r>
+              <w:rPr>
+                <w:sz w:val="18"/>
+              </w:rPr>
+              <w:t>varchar(100)</w:t>
+            </w:r>
+          </w:p>
+        </w:tc>
+        <w:tc>
+          <w:tcPr>
+            <w:tcW w:type="dxa" w:w="2160"/>
+          </w:tcPr>
+          <w:p>
+            <w:r>
+              <w:rPr>
+                <w:sz w:val="18"/>
+              </w:rPr>
+              <w:t>Sí (blank)</w:t>
+            </w:r>
+          </w:p>
+        </w:tc>
+        <w:tc>
+          <w:tcPr>
+            <w:tcW w:type="dxa" w:w="2160"/>
+          </w:tcPr>
+          <w:p>
+            <w:r>
+              <w:rPr>
+                <w:sz w:val="18"/>
+              </w:rPr>
+              <w:t>Número de la resolución CONAPRES que autoriza los campos clínicos de la sede</w:t>
+            </w:r>
+          </w:p>
+        </w:tc>
+      </w:tr>
+      <w:tr>
+        <w:tc>
+          <w:tcPr>
+            <w:tcW w:type="dxa" w:w="2160"/>
+          </w:tcPr>
+          <w:p>
+            <w:r>
+              <w:rPr>
+                <w:sz w:val="18"/>
+              </w:rPr>
+              <w:t>fecha_resolucion_conapres</w:t>
+            </w:r>
+          </w:p>
+        </w:tc>
+        <w:tc>
+          <w:tcPr>
+            <w:tcW w:type="dxa" w:w="2160"/>
+          </w:tcPr>
+          <w:p>
+            <w:r>
+              <w:rPr>
+                <w:sz w:val="18"/>
+              </w:rPr>
+              <w:t>date</w:t>
+            </w:r>
+          </w:p>
+        </w:tc>
+        <w:tc>
+          <w:tcPr>
+            <w:tcW w:type="dxa" w:w="2160"/>
+          </w:tcPr>
+          <w:p>
+            <w:r>
+              <w:rPr>
+                <w:sz w:val="18"/>
+              </w:rPr>
+              <w:t>Sí</w:t>
+            </w:r>
+          </w:p>
+        </w:tc>
+        <w:tc>
+          <w:tcPr>
+            <w:tcW w:type="dxa" w:w="2160"/>
+          </w:tcPr>
+          <w:p>
+            <w:r>
+              <w:rPr>
+                <w:sz w:val="18"/>
+              </w:rPr>
+              <w:t>Fecha de la resolución CONAPRES</w:t>
+            </w:r>
+          </w:p>
+        </w:tc>
+      </w:tr>
+      <w:tr>
+        <w:tc>
+          <w:tcPr>
+            <w:tcW w:type="dxa" w:w="2160"/>
+          </w:tcPr>
+          <w:p>
+            <w:r>
+              <w:rPr>
+                <w:sz w:val="18"/>
+              </w:rPr>
               <w:t>creado_en</w:t>
             </w:r>
           </w:p>
@@ -15058,7 +17012,7 @@
         <w:pStyle w:val="Heading3"/>
       </w:pPr>
       <w:r>
-        <w:t>documento</w:t>
+        <w:t>documento_adjunto</w:t>
       </w:r>
     </w:p>
     <w:tbl>
@@ -15202,20 +17156,20 @@
               <w:rPr>
                 <w:sz w:val="18"/>
               </w:rPr>
-              <w:t>tipo_documento_id</w:t>
-            </w:r>
-          </w:p>
-        </w:tc>
-        <w:tc>
-          <w:tcPr>
-            <w:tcW w:type="dxa" w:w="2160"/>
-          </w:tcPr>
-          <w:p>
-            <w:r>
-              <w:rPr>
-                <w:sz w:val="18"/>
-              </w:rPr>
-              <w:t>FK → tipo_documento</w:t>
+              <w:t>tipo_contenido_id</w:t>
+            </w:r>
+          </w:p>
+        </w:tc>
+        <w:tc>
+          <w:tcPr>
+            <w:tcW w:type="dxa" w:w="2160"/>
+          </w:tcPr>
+          <w:p>
+            <w:r>
+              <w:rPr>
+                <w:sz w:val="18"/>
+              </w:rPr>
+              <w:t>FK → django_content_type</w:t>
             </w:r>
           </w:p>
         </w:tc>
@@ -15241,7 +17195,7 @@
               <w:rPr>
                 <w:sz w:val="18"/>
               </w:rPr>
-              <w:t>Tipo de documento</w:t>
+              <w:t>Tabla destino</w:t>
             </w:r>
           </w:p>
         </w:tc>
@@ -15256,20 +17210,20 @@
               <w:rPr>
                 <w:sz w:val="18"/>
               </w:rPr>
-              <w:t>tipo_contenido_id</w:t>
-            </w:r>
-          </w:p>
-        </w:tc>
-        <w:tc>
-          <w:tcPr>
-            <w:tcW w:type="dxa" w:w="2160"/>
-          </w:tcPr>
-          <w:p>
-            <w:r>
-              <w:rPr>
-                <w:sz w:val="18"/>
-              </w:rPr>
-              <w:t>FK → django_content_type</w:t>
+              <w:t>id_objeto</w:t>
+            </w:r>
+          </w:p>
+        </w:tc>
+        <w:tc>
+          <w:tcPr>
+            <w:tcW w:type="dxa" w:w="2160"/>
+          </w:tcPr>
+          <w:p>
+            <w:r>
+              <w:rPr>
+                <w:sz w:val="18"/>
+              </w:rPr>
+              <w:t>int</w:t>
             </w:r>
           </w:p>
         </w:tc>
@@ -15295,7 +17249,7 @@
               <w:rPr>
                 <w:sz w:val="18"/>
               </w:rPr>
-              <w:t>Tabla destino</w:t>
+              <w:t>Registro destino</w:t>
             </w:r>
           </w:p>
         </w:tc>
@@ -15310,20 +17264,20 @@
               <w:rPr>
                 <w:sz w:val="18"/>
               </w:rPr>
-              <w:t>id_objeto</w:t>
-            </w:r>
-          </w:p>
-        </w:tc>
-        <w:tc>
-          <w:tcPr>
-            <w:tcW w:type="dxa" w:w="2160"/>
-          </w:tcPr>
-          <w:p>
-            <w:r>
-              <w:rPr>
-                <w:sz w:val="18"/>
-              </w:rPr>
-              <w:t>int</w:t>
+              <w:t>referencia_externa</w:t>
+            </w:r>
+          </w:p>
+        </w:tc>
+        <w:tc>
+          <w:tcPr>
+            <w:tcW w:type="dxa" w:w="2160"/>
+          </w:tcPr>
+          <w:p>
+            <w:r>
+              <w:rPr>
+                <w:sz w:val="18"/>
+              </w:rPr>
+              <w:t>varchar(500)</w:t>
             </w:r>
           </w:p>
         </w:tc>
@@ -15349,7 +17303,7 @@
               <w:rPr>
                 <w:sz w:val="18"/>
               </w:rPr>
-              <w:t>Registro destino</w:t>
+              <w:t>Clave/URL del archivo en el repositorio externo</w:t>
             </w:r>
           </w:p>
         </w:tc>
@@ -15364,20 +17318,20 @@
               <w:rPr>
                 <w:sz w:val="18"/>
               </w:rPr>
-              <w:t>referencia_externa</w:t>
-            </w:r>
-          </w:p>
-        </w:tc>
-        <w:tc>
-          <w:tcPr>
-            <w:tcW w:type="dxa" w:w="2160"/>
-          </w:tcPr>
-          <w:p>
-            <w:r>
-              <w:rPr>
-                <w:sz w:val="18"/>
-              </w:rPr>
-              <w:t>varchar(500)</w:t>
+              <w:t>version</w:t>
+            </w:r>
+          </w:p>
+        </w:tc>
+        <w:tc>
+          <w:tcPr>
+            <w:tcW w:type="dxa" w:w="2160"/>
+          </w:tcPr>
+          <w:p>
+            <w:r>
+              <w:rPr>
+                <w:sz w:val="18"/>
+              </w:rPr>
+              <w:t>int</w:t>
             </w:r>
           </w:p>
         </w:tc>
@@ -15403,7 +17357,7 @@
               <w:rPr>
                 <w:sz w:val="18"/>
               </w:rPr>
-              <w:t>Clave/URL del archivo en el repositorio externo</w:t>
+              <w:t>Versión</w:t>
             </w:r>
           </w:p>
         </w:tc>
@@ -15418,20 +17372,20 @@
               <w:rPr>
                 <w:sz w:val="18"/>
               </w:rPr>
-              <w:t>nombre_archivo</w:t>
-            </w:r>
-          </w:p>
-        </w:tc>
-        <w:tc>
-          <w:tcPr>
-            <w:tcW w:type="dxa" w:w="2160"/>
-          </w:tcPr>
-          <w:p>
-            <w:r>
-              <w:rPr>
-                <w:sz w:val="18"/>
-              </w:rPr>
-              <w:t>varchar(255)</w:t>
+              <w:t>estado</w:t>
+            </w:r>
+          </w:p>
+        </w:tc>
+        <w:tc>
+          <w:tcPr>
+            <w:tcW w:type="dxa" w:w="2160"/>
+          </w:tcPr>
+          <w:p>
+            <w:r>
+              <w:rPr>
+                <w:sz w:val="18"/>
+              </w:rPr>
+              <w:t>varchar(20)</w:t>
             </w:r>
           </w:p>
         </w:tc>
@@ -15457,7 +17411,7 @@
               <w:rPr>
                 <w:sz w:val="18"/>
               </w:rPr>
-              <w:t>Nombre del archivo</w:t>
+              <w:t>ACTIVO / REEMPLAZADO / ANULADO / OBSERVADO / VALIDADO</w:t>
             </w:r>
           </w:p>
         </w:tc>
@@ -15472,46 +17426,46 @@
               <w:rPr>
                 <w:sz w:val="18"/>
               </w:rPr>
-              <w:t>texto_extraido</w:t>
-            </w:r>
-          </w:p>
-        </w:tc>
-        <w:tc>
-          <w:tcPr>
-            <w:tcW w:type="dxa" w:w="2160"/>
-          </w:tcPr>
-          <w:p>
-            <w:r>
-              <w:rPr>
-                <w:sz w:val="18"/>
-              </w:rPr>
-              <w:t>text</w:t>
-            </w:r>
-          </w:p>
-        </w:tc>
-        <w:tc>
-          <w:tcPr>
-            <w:tcW w:type="dxa" w:w="2160"/>
-          </w:tcPr>
-          <w:p>
-            <w:r>
-              <w:rPr>
-                <w:sz w:val="18"/>
-              </w:rPr>
-              <w:t>No (default '')</w:t>
-            </w:r>
-          </w:p>
-        </w:tc>
-        <w:tc>
-          <w:tcPr>
-            <w:tcW w:type="dxa" w:w="2160"/>
-          </w:tcPr>
-          <w:p>
-            <w:r>
-              <w:rPr>
-                <w:sz w:val="18"/>
-              </w:rPr>
-              <w:t>Texto extraído del PDF por Document AI (OCR genérico). Vacío para imágenes o cuando la extracción está deshabilitada/falla (best-effort)</w:t>
+              <w:t>version_anterior_id</w:t>
+            </w:r>
+          </w:p>
+        </w:tc>
+        <w:tc>
+          <w:tcPr>
+            <w:tcW w:type="dxa" w:w="2160"/>
+          </w:tcPr>
+          <w:p>
+            <w:r>
+              <w:rPr>
+                <w:sz w:val="18"/>
+              </w:rPr>
+              <w:t>FK → documento_adjunto (self)</w:t>
+            </w:r>
+          </w:p>
+        </w:tc>
+        <w:tc>
+          <w:tcPr>
+            <w:tcW w:type="dxa" w:w="2160"/>
+          </w:tcPr>
+          <w:p>
+            <w:r>
+              <w:rPr>
+                <w:sz w:val="18"/>
+              </w:rPr>
+              <w:t>Sí</w:t>
+            </w:r>
+          </w:p>
+        </w:tc>
+        <w:tc>
+          <w:tcPr>
+            <w:tcW w:type="dxa" w:w="2160"/>
+          </w:tcPr>
+          <w:p>
+            <w:r>
+              <w:rPr>
+                <w:sz w:val="18"/>
+              </w:rPr>
+              <w:t>Versión previa reemplazada (RNF-DOC-04 / AUD-04)</w:t>
             </w:r>
           </w:p>
         </w:tc>
@@ -15526,168 +17480,6 @@
               <w:rPr>
                 <w:sz w:val="18"/>
               </w:rPr>
-              <w:t>version</w:t>
-            </w:r>
-          </w:p>
-        </w:tc>
-        <w:tc>
-          <w:tcPr>
-            <w:tcW w:type="dxa" w:w="2160"/>
-          </w:tcPr>
-          <w:p>
-            <w:r>
-              <w:rPr>
-                <w:sz w:val="18"/>
-              </w:rPr>
-              <w:t>int</w:t>
-            </w:r>
-          </w:p>
-        </w:tc>
-        <w:tc>
-          <w:tcPr>
-            <w:tcW w:type="dxa" w:w="2160"/>
-          </w:tcPr>
-          <w:p>
-            <w:r>
-              <w:rPr>
-                <w:sz w:val="18"/>
-              </w:rPr>
-              <w:t>No</w:t>
-            </w:r>
-          </w:p>
-        </w:tc>
-        <w:tc>
-          <w:tcPr>
-            <w:tcW w:type="dxa" w:w="2160"/>
-          </w:tcPr>
-          <w:p>
-            <w:r>
-              <w:rPr>
-                <w:sz w:val="18"/>
-              </w:rPr>
-              <w:t>Versión</w:t>
-            </w:r>
-          </w:p>
-        </w:tc>
-      </w:tr>
-      <w:tr>
-        <w:tc>
-          <w:tcPr>
-            <w:tcW w:type="dxa" w:w="2160"/>
-          </w:tcPr>
-          <w:p>
-            <w:r>
-              <w:rPr>
-                <w:sz w:val="18"/>
-              </w:rPr>
-              <w:t>estado</w:t>
-            </w:r>
-          </w:p>
-        </w:tc>
-        <w:tc>
-          <w:tcPr>
-            <w:tcW w:type="dxa" w:w="2160"/>
-          </w:tcPr>
-          <w:p>
-            <w:r>
-              <w:rPr>
-                <w:sz w:val="18"/>
-              </w:rPr>
-              <w:t>varchar(20)</w:t>
-            </w:r>
-          </w:p>
-        </w:tc>
-        <w:tc>
-          <w:tcPr>
-            <w:tcW w:type="dxa" w:w="2160"/>
-          </w:tcPr>
-          <w:p>
-            <w:r>
-              <w:rPr>
-                <w:sz w:val="18"/>
-              </w:rPr>
-              <w:t>No</w:t>
-            </w:r>
-          </w:p>
-        </w:tc>
-        <w:tc>
-          <w:tcPr>
-            <w:tcW w:type="dxa" w:w="2160"/>
-          </w:tcPr>
-          <w:p>
-            <w:r>
-              <w:rPr>
-                <w:sz w:val="18"/>
-              </w:rPr>
-              <w:t>ACTIVO / REEMPLAZADO / ANULADO / OBSERVADO / VALIDADO</w:t>
-            </w:r>
-          </w:p>
-        </w:tc>
-      </w:tr>
-      <w:tr>
-        <w:tc>
-          <w:tcPr>
-            <w:tcW w:type="dxa" w:w="2160"/>
-          </w:tcPr>
-          <w:p>
-            <w:r>
-              <w:rPr>
-                <w:sz w:val="18"/>
-              </w:rPr>
-              <w:t>version_anterior_id</w:t>
-            </w:r>
-          </w:p>
-        </w:tc>
-        <w:tc>
-          <w:tcPr>
-            <w:tcW w:type="dxa" w:w="2160"/>
-          </w:tcPr>
-          <w:p>
-            <w:r>
-              <w:rPr>
-                <w:sz w:val="18"/>
-              </w:rPr>
-              <w:t>FK → documento (self)</w:t>
-            </w:r>
-          </w:p>
-        </w:tc>
-        <w:tc>
-          <w:tcPr>
-            <w:tcW w:type="dxa" w:w="2160"/>
-          </w:tcPr>
-          <w:p>
-            <w:r>
-              <w:rPr>
-                <w:sz w:val="18"/>
-              </w:rPr>
-              <w:t>Sí</w:t>
-            </w:r>
-          </w:p>
-        </w:tc>
-        <w:tc>
-          <w:tcPr>
-            <w:tcW w:type="dxa" w:w="2160"/>
-          </w:tcPr>
-          <w:p>
-            <w:r>
-              <w:rPr>
-                <w:sz w:val="18"/>
-              </w:rPr>
-              <w:t>Versión previa reemplazada (RNF-DOC-04 / AUD-04)</w:t>
-            </w:r>
-          </w:p>
-        </w:tc>
-      </w:tr>
-      <w:tr>
-        <w:tc>
-          <w:tcPr>
-            <w:tcW w:type="dxa" w:w="2160"/>
-          </w:tcPr>
-          <w:p>
-            <w:r>
-              <w:rPr>
-                <w:sz w:val="18"/>
-              </w:rPr>
               <w:t>documento_anexo_id</w:t>
             </w:r>
           </w:p>
@@ -15701,33 +17493,33 @@
               <w:rPr>
                 <w:sz w:val="18"/>
               </w:rPr>
-              <w:t>FK → documentos_anexos (módulo 2)</w:t>
-            </w:r>
-          </w:p>
-        </w:tc>
-        <w:tc>
-          <w:tcPr>
-            <w:tcW w:type="dxa" w:w="2160"/>
-          </w:tcPr>
-          <w:p>
-            <w:r>
-              <w:rPr>
-                <w:sz w:val="18"/>
-              </w:rPr>
-              <w:t>Sí</w:t>
-            </w:r>
-          </w:p>
-        </w:tc>
-        <w:tc>
-          <w:tcPr>
-            <w:tcW w:type="dxa" w:w="2160"/>
-          </w:tcPr>
-          <w:p>
-            <w:r>
-              <w:rPr>
-                <w:sz w:val="18"/>
-              </w:rPr>
-              <w:t>Anexo (declaración jurada) al que corresponde el documento; nulo para documentos que no son anexos. Cuando se define, el versionado se discrimina por (objeto, documento_anexo) en lugar de por tipo_documento</w:t>
+              <w:t>FK → documento_anexo (módulo 2, PROTECT)</w:t>
+            </w:r>
+          </w:p>
+        </w:tc>
+        <w:tc>
+          <w:tcPr>
+            <w:tcW w:type="dxa" w:w="2160"/>
+          </w:tcPr>
+          <w:p>
+            <w:r>
+              <w:rPr>
+                <w:sz w:val="18"/>
+              </w:rPr>
+              <w:t>**No**</w:t>
+            </w:r>
+          </w:p>
+        </w:tc>
+        <w:tc>
+          <w:tcPr>
+            <w:tcW w:type="dxa" w:w="2160"/>
+          </w:tcPr>
+          <w:p>
+            <w:r>
+              <w:rPr>
+                <w:sz w:val="18"/>
+              </w:rPr>
+              <w:t>Anexo/tipo al que corresponde el documento. **Único discriminador de versionado** (par (objeto, documento_anexo))</w:t>
             </w:r>
           </w:p>
         </w:tc>
@@ -16483,15 +18275,17 @@
           <w:rFonts w:ascii="Consolas" w:hAnsi="Consolas"/>
           <w:sz w:val="16"/>
         </w:rPr>
-        <w:t>ubigeo (distrito INEI) &gt;──&lt; organo_regional / unidad_ejecutora / ipress / universidad / local_universidad   (también estudiante / tutor del módulo 2)</w:t>
+        <w:t>ubigeo (distrito INEI) &gt;──&lt; unidad_ejecutora / ipress / universidad / facultad / gobierno_regional / local_universidad   (también estudiante / tutor del módulo 2)</w:t>
         <w:br/>
-        <w:t>gobierno_regional ──&lt; organo_regional ──&lt; unidad_ejecutora ──&lt; ipress</w:t>
+        <w:t>gobierno_regional ──&lt; organo_directorio</w:t>
         <w:br/>
-        <w:t>gobierno_regional &gt;── region</w:t>
+        <w:t>gobierno_regional ──&lt; unidad_ejecutora ──&lt; ipress</w:t>
         <w:br/>
-        <w:t>organo_regional &gt;── tipo_organo_regional</w:t>
+        <w:t>gobierno_regional &gt;── region / ubigeo</w:t>
         <w:br/>
-        <w:t>unidad_ejecutora &gt;── tipo_unidad_ejecutora</w:t>
+        <w:t>organo_directorio (categoria: ORGANO_MINSA / UNIVERSIDAD / GOBIERNO_REGIONAL / MINSA_DIRIS / UNIDAD_EJECUTORA) &gt;── gobierno_regional (opcional, solo regionales)</w:t>
+        <w:br/>
+        <w:t>unidad_ejecutora &gt;── gobierno_regional / tipo_organo (→ organo_directorio, categoría UNIDAD_EJECUTORA) / ubigeo</w:t>
         <w:br/>
         <w:t>ipress &gt;── ambito_geografico_sanitario</w:t>
         <w:br/>
@@ -16500,21 +18294,23 @@
         <w:t>ipress &gt;── categoria / tipo_clasificacion / microred</w:t>
         <w:br/>
         <w:br/>
-        <w:t>organo_minsa &gt;── tipo_organo_minsa</w:t>
-        <w:br/>
         <w:t>conapres</w:t>
         <w:br/>
         <w:br/>
-        <w:t>representante &gt;── django_content_type (entidad representada: organo_minsa / organo_regional / unidad_ejecutora / ipress / conapres)</w:t>
+        <w:t>organo_representante &gt;── organo_directorio</w:t>
         <w:br/>
-        <w:t>representante &gt;── cargo_ejecutivo</w:t>
+        <w:t>organo_representante &gt;── cargo_ejecutivo &gt;── organo_directorio   (cargo pertenece a un órgano directivo, 1:N)</w:t>
+        <w:br/>
+        <w:t>organo_representante &gt;── tipo_documento_identidad (módulo 2)</w:t>
+        <w:br/>
+        <w:t>organo_representante ──&lt; historial_organo_representante   (baja del anterior al designar uno nuevo)</w:t>
         <w:br/>
         <w:br/>
-        <w:t>universidad &gt;── tipo_gestion_universidad / tipo_entidad_universidad / tipo_autorizacion</w:t>
+        <w:t>universidad &gt;── tipo_gestion_universidad / tipo_entidad (→ organo_directorio, categoría UNIVERSIDAD) / tipo_autorizacion</w:t>
         <w:br/>
-        <w:t>universidad ──&lt; autoridad_universidad</w:t>
+        <w:t>universidad ──&lt; facultad &gt;── ubigeo</w:t>
         <w:br/>
-        <w:t>universidad ──&lt; facultad</w:t>
+        <w:t>universidad ──&lt; universidad_carrera &gt;── carrera_profesional   (carreras que dicta cada universidad)</w:t>
         <w:br/>
         <w:t>carrera_profesional &gt;── nivel_academico</w:t>
         <w:br/>
@@ -16534,13 +18330,17 @@
         <w:br/>
         <w:t>convenio &gt;── django_content_type (entidad solicitante, polimórfico)</w:t>
         <w:br/>
+        <w:t>convenio &gt;── organo_directorio / universidad</w:t>
+        <w:br/>
         <w:t>convenio &gt;── estado_convenio (estado_actual)</w:t>
         <w:br/>
         <w:t>convenio ──&lt; participante_convenio &gt;── django_content_type (participante polimórfico)</w:t>
         <w:br/>
+        <w:t>convenio ──&lt; parte_convenio &gt;── organo_directorio / organo_representante / cargo_ejecutivo   (partes firmantes por rol)</w:t>
+        <w:br/>
         <w:t>convenio ──&lt; historial_estado_convenio &gt;── estado_convenio</w:t>
         <w:br/>
-        <w:t>convenio ──&lt; evaluacion_tecnica &gt;── organo_minsa</w:t>
+        <w:t>convenio ──&lt; evaluacion_tecnica &gt;── organo_directorio</w:t>
         <w:br/>
         <w:t>convenio ──&lt; opinion_conapres                    (solo Específico)</w:t>
         <w:br/>
@@ -16557,9 +18357,9 @@
         <w:t>convenio ──&lt; publicacion</w:t>
         <w:br/>
         <w:br/>
-        <w:t>documento          &gt;── django_content_type   (genérico → cualquier tabla del flujo / anexos por actor)</w:t>
+        <w:t>documento_adjunto  &gt;── django_content_type   (genérico → cualquier tabla del flujo / anexos por actor)</w:t>
         <w:br/>
-        <w:t>documento          &gt;── documentos_anexos      (módulo 2; nulo salvo anexos por actor)</w:t>
+        <w:t>documento_adjunto  &gt;── documento_anexo        (módulo 2; obligatorio, único discriminador de versionado)</w:t>
         <w:br/>
         <w:t>bitacora_auditoria &gt;── django_content_type   (genérico → cualquier entidad)</w:t>
       </w:r>
@@ -16903,7 +18703,7 @@
               <w:rPr>
                 <w:sz w:val="18"/>
               </w:rPr>
-              <w:t>documentos_anexos</w:t>
+              <w:t>documento_anexo</w:t>
             </w:r>
           </w:p>
         </w:tc>
@@ -16916,7 +18716,7 @@
               <w:rPr>
                 <w:sz w:val="18"/>
               </w:rPr>
-              <w:t>Catálogo maestro de documentos requeridos **por actor** (declaraciones juradas, resolución del cargo, documento de identidad) a adjuntar tras el registro</w:t>
+              <w:t>Catálogo maestro de documentos requeridos **por actor** (declaraciones juradas, resolución del cargo, documento de identidad), más los tipos genéricos absorbidos (ANEXO/CONVENIO/RESOLUCION, con tipo_actor vacío). Ex documentos_anexos</w:t>
             </w:r>
           </w:p>
         </w:tc>
@@ -16929,7 +18729,7 @@
               <w:rPr>
                 <w:sz w:val="18"/>
               </w:rPr>
-              <w:t>tipo_actor (choices: INTERNO / AUTORIDAD_UNIVERSIDAD / REPRESENTANTE, default INTERNO), descripcion (text), obligatorio (bool, default True)</w:t>
+              <w:t>tipo_actor (choices: INTERNO / AUTORIDAD_UNIVERSIDAD / REPRESENTANTE / CONVENIO / CAMPO_CLINICO, default INTERNO, **admite vacío**), obligatorio (bool, default True). Se retiró descripcion</w:t>
             </w:r>
           </w:p>
         </w:tc>
@@ -17018,7 +18818,7 @@
           <w:b/>
           <w:sz w:val="20"/>
         </w:rPr>
-        <w:t>Valores de documentos_anexos (semilla)</w:t>
+        <w:t>Valores de documento_anexo (semilla)</w:t>
       </w:r>
     </w:p>
     <w:p>
@@ -17026,7 +18826,7 @@
         <w:rPr>
           <w:sz w:val="18"/>
         </w:rPr>
-        <w:t>**`tipo_actor = INTERNO`** (declaraciones juradas del estudiante): `DJ_DATOS` (Declaración jurada de veracidad de datos), `DJ_ANTECEDENTES` (Declaración jurada de no tener antecedentes penales/policiales), `DJ_SALUD` (Declaración jurada de aptitud de salud), `DJ_CONFIDENCIALIDAD` (Compromiso de confidencialidad). **`tipo_actor = AUTORIDAD_UNIVERSIDAD`**: `RESOL_AUTUNI` (Resolución de designación del cargo), `DNI_AUTUNI` (Documento de identidad). **`tipo_actor = REPRESENTANTE`** (incluye autoridades de CONAPRES): `RESOL_REP` (Resolución de designación del cargo), `DNI_REP` (Documento de identidad). Todos con `obligatorio = True`.</w:t>
+        <w:t>**`tipo_actor = INTERNO`** (declaraciones juradas del estudiante): `DJ_DATOS` (Declaración jurada de veracidad de datos), `DJ_ANTECEDENTES` (Declaración jurada de no tener antecedentes penales/policiales), `DJ_SALUD` (Declaración jurada de aptitud de salud), `DJ_CONFIDENCIALIDAD` (Compromiso de confidencialidad). **`tipo_actor = AUTORIDAD_UNIVERSIDAD`**: `RESOL_AUTUNI` (Resolución de designación del cargo), `DNI_AUTUNI` (Documento de identidad). **`tipo_actor = REPRESENTANTE`** (incluye autoridades de CONAPRES): `RESOL_REP` (Resolución de designación del cargo), `DNI_REP` (Documento de identidad). **`tipo_actor = CONVENIO`** (resoluciones del convenio, `obligatorio = False`): `RESOL_MARCO` (Resolución de aprobación del Convenio Marco), `RESOL_ESPECIFICO` (Resolución de aprobación del Convenio Específico), `RESOL_ADENDA` (Resolución de aprobación de la adenda). **PDF generados por el módulo Convenios** (`obligatorio = False`, migración `internados/0020_seed_anexos_proyecto`): `PROYECTO_CONVENIO` (Proyecto de convenio — PDF generado), `PROYECTO_ADENDA` (Proyecto de adenda — PDF generado), `EXPEDIENTE` (Expediente del convenio — PDF consolidado). Se adjuntan sobre `convenio` vía las acciones `conventions/{id}/generar-proyecto/` y `.../generar-expediente/` (versionadas por `(convenio, documento_anexo)`). **`tipo_actor = CAMPO_CLINICO`** (resolución CONAPRES de campos clínicos, `obligatorio = False`): `RESOL_CONAPRES` (Resolución CONAPRES de campos clínicos). Los `tipo_actor` `INTERNO`/`AUTORIDAD_UNIVERSIDAD`/`REPRESENTANTE` con `obligatorio = True`. **Tipos genéricos** (`tipo_actor` vacío, `obligatorio = False`): `ANEXO`, `CONVENIO`, `RESOLUCION`.</w:t>
       </w:r>
     </w:p>
     <w:p/>
@@ -23001,7 +24801,7 @@
         <w:t>rotacion ──&lt; autorizacion_rotacion &gt;── participante_convenio (módulo 1)</w:t>
         <w:br/>
         <w:br/>
-        <w:t>documento          &gt;── django_content_type  (genérico → interno / rotacion / autorizacion_rotacion)</w:t>
+        <w:t>documento_adjunto  &gt;── django_content_type  (genérico → interno / rotacion / autorizacion_rotacion)</w:t>
         <w:br/>
         <w:t>bitacora_auditoria &gt;── django_content_type  (genérico)</w:t>
       </w:r>
@@ -27200,7 +29000,7 @@
               <w:rPr>
                 <w:sz w:val="18"/>
               </w:rPr>
-              <w:t>/api/v1/document-types/</w:t>
+              <w:t>/api/v1/documents/</w:t>
             </w:r>
           </w:p>
         </w:tc>
@@ -27226,7 +29026,7 @@
               <w:rPr>
                 <w:sz w:val="18"/>
               </w:rPr>
-              <w:t>Administrador RENADS</w:t>
+              <w:t>Según módulo</w:t>
             </w:r>
           </w:p>
         </w:tc>
@@ -27254,7 +29054,7 @@
               <w:rPr>
                 <w:sz w:val="18"/>
               </w:rPr>
-              <w:t>/api/v1/documents/</w:t>
+              <w:t>/api/v1/executing-units/</w:t>
             </w:r>
           </w:p>
         </w:tc>
@@ -27280,7 +29080,7 @@
               <w:rPr>
                 <w:sz w:val="18"/>
               </w:rPr>
-              <w:t>Según módulo</w:t>
+              <w:t>Administrador RENADS</w:t>
             </w:r>
           </w:p>
         </w:tc>
@@ -27308,46 +29108,46 @@
               <w:rPr>
                 <w:sz w:val="18"/>
               </w:rPr>
-              <w:t>/api/v1/executing-unit-types/</w:t>
-            </w:r>
-          </w:p>
-        </w:tc>
-        <w:tc>
-          <w:tcPr>
-            <w:tcW w:type="dxa" w:w="2160"/>
-          </w:tcPr>
-          <w:p>
-            <w:r>
-              <w:rPr>
-                <w:sz w:val="18"/>
-              </w:rPr>
-              <w:t>GET</w:t>
-            </w:r>
-          </w:p>
-        </w:tc>
-        <w:tc>
-          <w:tcPr>
-            <w:tcW w:type="dxa" w:w="2160"/>
-          </w:tcPr>
-          <w:p>
-            <w:r>
-              <w:rPr>
-                <w:sz w:val="18"/>
-              </w:rPr>
-              <w:t>—</w:t>
-            </w:r>
-          </w:p>
-        </w:tc>
-        <w:tc>
-          <w:tcPr>
-            <w:tcW w:type="dxa" w:w="2160"/>
-          </w:tcPr>
-          <w:p>
-            <w:r>
-              <w:rPr>
-                <w:sz w:val="18"/>
-              </w:rPr>
-              <w:t>Solo lectura</w:t>
+              <w:t>/api/v1/executive-positions/</w:t>
+            </w:r>
+          </w:p>
+        </w:tc>
+        <w:tc>
+          <w:tcPr>
+            <w:tcW w:type="dxa" w:w="2160"/>
+          </w:tcPr>
+          <w:p>
+            <w:r>
+              <w:rPr>
+                <w:sz w:val="18"/>
+              </w:rPr>
+              <w:t>GET/POST/PUT/PATCH/DELETE</w:t>
+            </w:r>
+          </w:p>
+        </w:tc>
+        <w:tc>
+          <w:tcPr>
+            <w:tcW w:type="dxa" w:w="2160"/>
+          </w:tcPr>
+          <w:p>
+            <w:r>
+              <w:rPr>
+                <w:sz w:val="18"/>
+              </w:rPr>
+              <w:t>Administrador RENADS</w:t>
+            </w:r>
+          </w:p>
+        </w:tc>
+        <w:tc>
+          <w:tcPr>
+            <w:tcW w:type="dxa" w:w="2160"/>
+          </w:tcPr>
+          <w:p>
+            <w:r>
+              <w:rPr>
+                <w:sz w:val="18"/>
+              </w:rPr>
+              <w:t>CRUD</w:t>
             </w:r>
           </w:p>
         </w:tc>
@@ -27362,7 +29162,7 @@
               <w:rPr>
                 <w:sz w:val="18"/>
               </w:rPr>
-              <w:t>/api/v1/executing-units/</w:t>
+              <w:t>/api/v1/faculties/</w:t>
             </w:r>
           </w:p>
         </w:tc>
@@ -27416,46 +29216,46 @@
               <w:rPr>
                 <w:sz w:val="18"/>
               </w:rPr>
-              <w:t>/api/v1/executive-positions/</w:t>
-            </w:r>
-          </w:p>
-        </w:tc>
-        <w:tc>
-          <w:tcPr>
-            <w:tcW w:type="dxa" w:w="2160"/>
-          </w:tcPr>
-          <w:p>
-            <w:r>
-              <w:rPr>
-                <w:sz w:val="18"/>
-              </w:rPr>
-              <w:t>GET</w:t>
-            </w:r>
-          </w:p>
-        </w:tc>
-        <w:tc>
-          <w:tcPr>
-            <w:tcW w:type="dxa" w:w="2160"/>
-          </w:tcPr>
-          <w:p>
-            <w:r>
-              <w:rPr>
-                <w:sz w:val="18"/>
-              </w:rPr>
-              <w:t>—</w:t>
-            </w:r>
-          </w:p>
-        </w:tc>
-        <w:tc>
-          <w:tcPr>
-            <w:tcW w:type="dxa" w:w="2160"/>
-          </w:tcPr>
-          <w:p>
-            <w:r>
-              <w:rPr>
-                <w:sz w:val="18"/>
-              </w:rPr>
-              <w:t>Solo lectura</w:t>
+              <w:t>/api/v1/health-geographic-scopes/</w:t>
+            </w:r>
+          </w:p>
+        </w:tc>
+        <w:tc>
+          <w:tcPr>
+            <w:tcW w:type="dxa" w:w="2160"/>
+          </w:tcPr>
+          <w:p>
+            <w:r>
+              <w:rPr>
+                <w:sz w:val="18"/>
+              </w:rPr>
+              <w:t>GET/POST/PUT/PATCH/DELETE</w:t>
+            </w:r>
+          </w:p>
+        </w:tc>
+        <w:tc>
+          <w:tcPr>
+            <w:tcW w:type="dxa" w:w="2160"/>
+          </w:tcPr>
+          <w:p>
+            <w:r>
+              <w:rPr>
+                <w:sz w:val="18"/>
+              </w:rPr>
+              <w:t>Administrador RENADS</w:t>
+            </w:r>
+          </w:p>
+        </w:tc>
+        <w:tc>
+          <w:tcPr>
+            <w:tcW w:type="dxa" w:w="2160"/>
+          </w:tcPr>
+          <w:p>
+            <w:r>
+              <w:rPr>
+                <w:sz w:val="18"/>
+              </w:rPr>
+              <w:t>CRUD</w:t>
             </w:r>
           </w:p>
         </w:tc>
@@ -27470,7 +29270,7 @@
               <w:rPr>
                 <w:sz w:val="18"/>
               </w:rPr>
-              <w:t>/api/v1/faculties/</w:t>
+              <w:t>/api/v1/ipress/</w:t>
             </w:r>
           </w:p>
         </w:tc>
@@ -27524,7 +29324,7 @@
               <w:rPr>
                 <w:sz w:val="18"/>
               </w:rPr>
-              <w:t>/api/v1/health-geographic-scopes/</w:t>
+              <w:t>/api/v1/micro-networks/</w:t>
             </w:r>
           </w:p>
         </w:tc>
@@ -27578,7 +29378,7 @@
               <w:rPr>
                 <w:sz w:val="18"/>
               </w:rPr>
-              <w:t>/api/v1/ipress/</w:t>
+              <w:t>/api/v1/networks/</w:t>
             </w:r>
           </w:p>
         </w:tc>
@@ -27632,46 +29432,46 @@
               <w:rPr>
                 <w:sz w:val="18"/>
               </w:rPr>
-              <w:t>/api/v1/micro-networks/</w:t>
-            </w:r>
-          </w:p>
-        </w:tc>
-        <w:tc>
-          <w:tcPr>
-            <w:tcW w:type="dxa" w:w="2160"/>
-          </w:tcPr>
-          <w:p>
-            <w:r>
-              <w:rPr>
-                <w:sz w:val="18"/>
-              </w:rPr>
-              <w:t>GET/POST/PUT/PATCH/DELETE</w:t>
-            </w:r>
-          </w:p>
-        </w:tc>
-        <w:tc>
-          <w:tcPr>
-            <w:tcW w:type="dxa" w:w="2160"/>
-          </w:tcPr>
-          <w:p>
-            <w:r>
-              <w:rPr>
-                <w:sz w:val="18"/>
-              </w:rPr>
-              <w:t>Administrador RENADS</w:t>
-            </w:r>
-          </w:p>
-        </w:tc>
-        <w:tc>
-          <w:tcPr>
-            <w:tcW w:type="dxa" w:w="2160"/>
-          </w:tcPr>
-          <w:p>
-            <w:r>
-              <w:rPr>
-                <w:sz w:val="18"/>
-              </w:rPr>
-              <w:t>CRUD</w:t>
+              <w:t>/api/v1/observation-reasons/</w:t>
+            </w:r>
+          </w:p>
+        </w:tc>
+        <w:tc>
+          <w:tcPr>
+            <w:tcW w:type="dxa" w:w="2160"/>
+          </w:tcPr>
+          <w:p>
+            <w:r>
+              <w:rPr>
+                <w:sz w:val="18"/>
+              </w:rPr>
+              <w:t>GET</w:t>
+            </w:r>
+          </w:p>
+        </w:tc>
+        <w:tc>
+          <w:tcPr>
+            <w:tcW w:type="dxa" w:w="2160"/>
+          </w:tcPr>
+          <w:p>
+            <w:r>
+              <w:rPr>
+                <w:sz w:val="18"/>
+              </w:rPr>
+              <w:t>—</w:t>
+            </w:r>
+          </w:p>
+        </w:tc>
+        <w:tc>
+          <w:tcPr>
+            <w:tcW w:type="dxa" w:w="2160"/>
+          </w:tcPr>
+          <w:p>
+            <w:r>
+              <w:rPr>
+                <w:sz w:val="18"/>
+              </w:rPr>
+              <w:t>Solo lectura</w:t>
             </w:r>
           </w:p>
         </w:tc>
@@ -27686,7 +29486,7 @@
               <w:rPr>
                 <w:sz w:val="18"/>
               </w:rPr>
-              <w:t>/api/v1/minsa-organ-types/</w:t>
+              <w:t>/api/v1/organ-directories/</w:t>
             </w:r>
           </w:p>
         </w:tc>
@@ -27740,46 +29540,46 @@
               <w:rPr>
                 <w:sz w:val="18"/>
               </w:rPr>
-              <w:t>/api/v1/minsa-organs/</w:t>
-            </w:r>
-          </w:p>
-        </w:tc>
-        <w:tc>
-          <w:tcPr>
-            <w:tcW w:type="dxa" w:w="2160"/>
-          </w:tcPr>
-          <w:p>
-            <w:r>
-              <w:rPr>
-                <w:sz w:val="18"/>
-              </w:rPr>
-              <w:t>GET/POST/PUT/PATCH/DELETE</w:t>
-            </w:r>
-          </w:p>
-        </w:tc>
-        <w:tc>
-          <w:tcPr>
-            <w:tcW w:type="dxa" w:w="2160"/>
-          </w:tcPr>
-          <w:p>
-            <w:r>
-              <w:rPr>
-                <w:sz w:val="18"/>
-              </w:rPr>
-              <w:t>Administrador RENADS</w:t>
-            </w:r>
-          </w:p>
-        </w:tc>
-        <w:tc>
-          <w:tcPr>
-            <w:tcW w:type="dxa" w:w="2160"/>
-          </w:tcPr>
-          <w:p>
-            <w:r>
-              <w:rPr>
-                <w:sz w:val="18"/>
-              </w:rPr>
-              <w:t>CRUD</w:t>
+              <w:t>/api/v1/organ-representative-history/</w:t>
+            </w:r>
+          </w:p>
+        </w:tc>
+        <w:tc>
+          <w:tcPr>
+            <w:tcW w:type="dxa" w:w="2160"/>
+          </w:tcPr>
+          <w:p>
+            <w:r>
+              <w:rPr>
+                <w:sz w:val="18"/>
+              </w:rPr>
+              <w:t>GET</w:t>
+            </w:r>
+          </w:p>
+        </w:tc>
+        <w:tc>
+          <w:tcPr>
+            <w:tcW w:type="dxa" w:w="2160"/>
+          </w:tcPr>
+          <w:p>
+            <w:r>
+              <w:rPr>
+                <w:sz w:val="18"/>
+              </w:rPr>
+              <w:t>—</w:t>
+            </w:r>
+          </w:p>
+        </w:tc>
+        <w:tc>
+          <w:tcPr>
+            <w:tcW w:type="dxa" w:w="2160"/>
+          </w:tcPr>
+          <w:p>
+            <w:r>
+              <w:rPr>
+                <w:sz w:val="18"/>
+              </w:rPr>
+              <w:t>Solo lectura</w:t>
             </w:r>
           </w:p>
         </w:tc>
@@ -27794,7 +29594,7 @@
               <w:rPr>
                 <w:sz w:val="18"/>
               </w:rPr>
-              <w:t>/api/v1/networks/</w:t>
+              <w:t>/api/v1/organ-representatives/</w:t>
             </w:r>
           </w:p>
         </w:tc>
@@ -27848,46 +29648,46 @@
               <w:rPr>
                 <w:sz w:val="18"/>
               </w:rPr>
-              <w:t>/api/v1/observation-reasons/</w:t>
-            </w:r>
-          </w:p>
-        </w:tc>
-        <w:tc>
-          <w:tcPr>
-            <w:tcW w:type="dxa" w:w="2160"/>
-          </w:tcPr>
-          <w:p>
-            <w:r>
-              <w:rPr>
-                <w:sz w:val="18"/>
-              </w:rPr>
-              <w:t>GET</w:t>
-            </w:r>
-          </w:p>
-        </w:tc>
-        <w:tc>
-          <w:tcPr>
-            <w:tcW w:type="dxa" w:w="2160"/>
-          </w:tcPr>
-          <w:p>
-            <w:r>
-              <w:rPr>
-                <w:sz w:val="18"/>
-              </w:rPr>
-              <w:t>—</w:t>
-            </w:r>
-          </w:p>
-        </w:tc>
-        <w:tc>
-          <w:tcPr>
-            <w:tcW w:type="dxa" w:w="2160"/>
-          </w:tcPr>
-          <w:p>
-            <w:r>
-              <w:rPr>
-                <w:sz w:val="18"/>
-              </w:rPr>
-              <w:t>Solo lectura</w:t>
+              <w:t>/api/v1/organs/</w:t>
+            </w:r>
+          </w:p>
+        </w:tc>
+        <w:tc>
+          <w:tcPr>
+            <w:tcW w:type="dxa" w:w="2160"/>
+          </w:tcPr>
+          <w:p>
+            <w:r>
+              <w:rPr>
+                <w:sz w:val="18"/>
+              </w:rPr>
+              <w:t>GET/POST/PUT/PATCH/DELETE</w:t>
+            </w:r>
+          </w:p>
+        </w:tc>
+        <w:tc>
+          <w:tcPr>
+            <w:tcW w:type="dxa" w:w="2160"/>
+          </w:tcPr>
+          <w:p>
+            <w:r>
+              <w:rPr>
+                <w:sz w:val="18"/>
+              </w:rPr>
+              <w:t>Administrador RENADS</w:t>
+            </w:r>
+          </w:p>
+        </w:tc>
+        <w:tc>
+          <w:tcPr>
+            <w:tcW w:type="dxa" w:w="2160"/>
+          </w:tcPr>
+          <w:p>
+            <w:r>
+              <w:rPr>
+                <w:sz w:val="18"/>
+              </w:rPr>
+              <w:t>CRUD</w:t>
             </w:r>
           </w:p>
         </w:tc>
@@ -28010,46 +29810,46 @@
               <w:rPr>
                 <w:sz w:val="18"/>
               </w:rPr>
-              <w:t>/api/v1/regional-organ-types/</w:t>
-            </w:r>
-          </w:p>
-        </w:tc>
-        <w:tc>
-          <w:tcPr>
-            <w:tcW w:type="dxa" w:w="2160"/>
-          </w:tcPr>
-          <w:p>
-            <w:r>
-              <w:rPr>
-                <w:sz w:val="18"/>
-              </w:rPr>
-              <w:t>GET/POST/PUT/PATCH/DELETE</w:t>
-            </w:r>
-          </w:p>
-        </w:tc>
-        <w:tc>
-          <w:tcPr>
-            <w:tcW w:type="dxa" w:w="2160"/>
-          </w:tcPr>
-          <w:p>
-            <w:r>
-              <w:rPr>
-                <w:sz w:val="18"/>
-              </w:rPr>
-              <w:t>Administrador RENADS</w:t>
-            </w:r>
-          </w:p>
-        </w:tc>
-        <w:tc>
-          <w:tcPr>
-            <w:tcW w:type="dxa" w:w="2160"/>
-          </w:tcPr>
-          <w:p>
-            <w:r>
-              <w:rPr>
-                <w:sz w:val="18"/>
-              </w:rPr>
-              <w:t>CRUD</w:t>
+              <w:t>/api/v1/regions/</w:t>
+            </w:r>
+          </w:p>
+        </w:tc>
+        <w:tc>
+          <w:tcPr>
+            <w:tcW w:type="dxa" w:w="2160"/>
+          </w:tcPr>
+          <w:p>
+            <w:r>
+              <w:rPr>
+                <w:sz w:val="18"/>
+              </w:rPr>
+              <w:t>GET</w:t>
+            </w:r>
+          </w:p>
+        </w:tc>
+        <w:tc>
+          <w:tcPr>
+            <w:tcW w:type="dxa" w:w="2160"/>
+          </w:tcPr>
+          <w:p>
+            <w:r>
+              <w:rPr>
+                <w:sz w:val="18"/>
+              </w:rPr>
+              <w:t>—</w:t>
+            </w:r>
+          </w:p>
+        </w:tc>
+        <w:tc>
+          <w:tcPr>
+            <w:tcW w:type="dxa" w:w="2160"/>
+          </w:tcPr>
+          <w:p>
+            <w:r>
+              <w:rPr>
+                <w:sz w:val="18"/>
+              </w:rPr>
+              <w:t>Solo lectura</w:t>
             </w:r>
           </w:p>
         </w:tc>
@@ -28064,46 +29864,46 @@
               <w:rPr>
                 <w:sz w:val="18"/>
               </w:rPr>
-              <w:t>/api/v1/regional-organs/</w:t>
-            </w:r>
-          </w:p>
-        </w:tc>
-        <w:tc>
-          <w:tcPr>
-            <w:tcW w:type="dxa" w:w="2160"/>
-          </w:tcPr>
-          <w:p>
-            <w:r>
-              <w:rPr>
-                <w:sz w:val="18"/>
-              </w:rPr>
-              <w:t>GET/POST/PUT/PATCH/DELETE</w:t>
-            </w:r>
-          </w:p>
-        </w:tc>
-        <w:tc>
-          <w:tcPr>
-            <w:tcW w:type="dxa" w:w="2160"/>
-          </w:tcPr>
-          <w:p>
-            <w:r>
-              <w:rPr>
-                <w:sz w:val="18"/>
-              </w:rPr>
-              <w:t>Administrador RENADS</w:t>
-            </w:r>
-          </w:p>
-        </w:tc>
-        <w:tc>
-          <w:tcPr>
-            <w:tcW w:type="dxa" w:w="2160"/>
-          </w:tcPr>
-          <w:p>
-            <w:r>
-              <w:rPr>
-                <w:sz w:val="18"/>
-              </w:rPr>
-              <w:t>CRUD</w:t>
+              <w:t>/api/v1/rejection-reasons/</w:t>
+            </w:r>
+          </w:p>
+        </w:tc>
+        <w:tc>
+          <w:tcPr>
+            <w:tcW w:type="dxa" w:w="2160"/>
+          </w:tcPr>
+          <w:p>
+            <w:r>
+              <w:rPr>
+                <w:sz w:val="18"/>
+              </w:rPr>
+              <w:t>GET</w:t>
+            </w:r>
+          </w:p>
+        </w:tc>
+        <w:tc>
+          <w:tcPr>
+            <w:tcW w:type="dxa" w:w="2160"/>
+          </w:tcPr>
+          <w:p>
+            <w:r>
+              <w:rPr>
+                <w:sz w:val="18"/>
+              </w:rPr>
+              <w:t>—</w:t>
+            </w:r>
+          </w:p>
+        </w:tc>
+        <w:tc>
+          <w:tcPr>
+            <w:tcW w:type="dxa" w:w="2160"/>
+          </w:tcPr>
+          <w:p>
+            <w:r>
+              <w:rPr>
+                <w:sz w:val="18"/>
+              </w:rPr>
+              <w:t>Solo lectura</w:t>
             </w:r>
           </w:p>
         </w:tc>
@@ -28118,7 +29918,7 @@
               <w:rPr>
                 <w:sz w:val="18"/>
               </w:rPr>
-              <w:t>/api/v1/regions/</w:t>
+              <w:t>/api/v1/signing-authority-types/</w:t>
             </w:r>
           </w:p>
         </w:tc>
@@ -28172,7 +29972,7 @@
               <w:rPr>
                 <w:sz w:val="18"/>
               </w:rPr>
-              <w:t>/api/v1/rejection-reasons/</w:t>
+              <w:t>/api/v1/specialties/</w:t>
             </w:r>
           </w:p>
         </w:tc>
@@ -28226,46 +30026,46 @@
               <w:rPr>
                 <w:sz w:val="18"/>
               </w:rPr>
-              <w:t>/api/v1/representatives/</w:t>
-            </w:r>
-          </w:p>
-        </w:tc>
-        <w:tc>
-          <w:tcPr>
-            <w:tcW w:type="dxa" w:w="2160"/>
-          </w:tcPr>
-          <w:p>
-            <w:r>
-              <w:rPr>
-                <w:sz w:val="18"/>
-              </w:rPr>
-              <w:t>GET/POST/PUT/PATCH/DELETE</w:t>
-            </w:r>
-          </w:p>
-        </w:tc>
-        <w:tc>
-          <w:tcPr>
-            <w:tcW w:type="dxa" w:w="2160"/>
-          </w:tcPr>
-          <w:p>
-            <w:r>
-              <w:rPr>
-                <w:sz w:val="18"/>
-              </w:rPr>
-              <w:t>Administrador RENADS</w:t>
-            </w:r>
-          </w:p>
-        </w:tc>
-        <w:tc>
-          <w:tcPr>
-            <w:tcW w:type="dxa" w:w="2160"/>
-          </w:tcPr>
-          <w:p>
-            <w:r>
-              <w:rPr>
-                <w:sz w:val="18"/>
-              </w:rPr>
-              <w:t>CRUD</w:t>
+              <w:t>/api/v1/ubigeos/</w:t>
+            </w:r>
+          </w:p>
+        </w:tc>
+        <w:tc>
+          <w:tcPr>
+            <w:tcW w:type="dxa" w:w="2160"/>
+          </w:tcPr>
+          <w:p>
+            <w:r>
+              <w:rPr>
+                <w:sz w:val="18"/>
+              </w:rPr>
+              <w:t>GET</w:t>
+            </w:r>
+          </w:p>
+        </w:tc>
+        <w:tc>
+          <w:tcPr>
+            <w:tcW w:type="dxa" w:w="2160"/>
+          </w:tcPr>
+          <w:p>
+            <w:r>
+              <w:rPr>
+                <w:sz w:val="18"/>
+              </w:rPr>
+              <w:t>—</w:t>
+            </w:r>
+          </w:p>
+        </w:tc>
+        <w:tc>
+          <w:tcPr>
+            <w:tcW w:type="dxa" w:w="2160"/>
+          </w:tcPr>
+          <w:p>
+            <w:r>
+              <w:rPr>
+                <w:sz w:val="18"/>
+              </w:rPr>
+              <w:t>Solo lectura</w:t>
             </w:r>
           </w:p>
         </w:tc>
@@ -28280,46 +30080,46 @@
               <w:rPr>
                 <w:sz w:val="18"/>
               </w:rPr>
-              <w:t>/api/v1/signing-authority-types/</w:t>
-            </w:r>
-          </w:p>
-        </w:tc>
-        <w:tc>
-          <w:tcPr>
-            <w:tcW w:type="dxa" w:w="2160"/>
-          </w:tcPr>
-          <w:p>
-            <w:r>
-              <w:rPr>
-                <w:sz w:val="18"/>
-              </w:rPr>
-              <w:t>GET</w:t>
-            </w:r>
-          </w:p>
-        </w:tc>
-        <w:tc>
-          <w:tcPr>
-            <w:tcW w:type="dxa" w:w="2160"/>
-          </w:tcPr>
-          <w:p>
-            <w:r>
-              <w:rPr>
-                <w:sz w:val="18"/>
-              </w:rPr>
-              <w:t>—</w:t>
-            </w:r>
-          </w:p>
-        </w:tc>
-        <w:tc>
-          <w:tcPr>
-            <w:tcW w:type="dxa" w:w="2160"/>
-          </w:tcPr>
-          <w:p>
-            <w:r>
-              <w:rPr>
-                <w:sz w:val="18"/>
-              </w:rPr>
-              <w:t>Solo lectura</w:t>
+              <w:t>/api/v1/universities/</w:t>
+            </w:r>
+          </w:p>
+        </w:tc>
+        <w:tc>
+          <w:tcPr>
+            <w:tcW w:type="dxa" w:w="2160"/>
+          </w:tcPr>
+          <w:p>
+            <w:r>
+              <w:rPr>
+                <w:sz w:val="18"/>
+              </w:rPr>
+              <w:t>GET/POST/PUT/PATCH/DELETE</w:t>
+            </w:r>
+          </w:p>
+        </w:tc>
+        <w:tc>
+          <w:tcPr>
+            <w:tcW w:type="dxa" w:w="2160"/>
+          </w:tcPr>
+          <w:p>
+            <w:r>
+              <w:rPr>
+                <w:sz w:val="18"/>
+              </w:rPr>
+              <w:t>Administrador RENADS</w:t>
+            </w:r>
+          </w:p>
+        </w:tc>
+        <w:tc>
+          <w:tcPr>
+            <w:tcW w:type="dxa" w:w="2160"/>
+          </w:tcPr>
+          <w:p>
+            <w:r>
+              <w:rPr>
+                <w:sz w:val="18"/>
+              </w:rPr>
+              <w:t>CRUD</w:t>
             </w:r>
           </w:p>
         </w:tc>
@@ -28334,46 +30134,46 @@
               <w:rPr>
                 <w:sz w:val="18"/>
               </w:rPr>
-              <w:t>/api/v1/specialties/</w:t>
-            </w:r>
-          </w:p>
-        </w:tc>
-        <w:tc>
-          <w:tcPr>
-            <w:tcW w:type="dxa" w:w="2160"/>
-          </w:tcPr>
-          <w:p>
-            <w:r>
-              <w:rPr>
-                <w:sz w:val="18"/>
-              </w:rPr>
-              <w:t>GET</w:t>
-            </w:r>
-          </w:p>
-        </w:tc>
-        <w:tc>
-          <w:tcPr>
-            <w:tcW w:type="dxa" w:w="2160"/>
-          </w:tcPr>
-          <w:p>
-            <w:r>
-              <w:rPr>
-                <w:sz w:val="18"/>
-              </w:rPr>
-              <w:t>—</w:t>
-            </w:r>
-          </w:p>
-        </w:tc>
-        <w:tc>
-          <w:tcPr>
-            <w:tcW w:type="dxa" w:w="2160"/>
-          </w:tcPr>
-          <w:p>
-            <w:r>
-              <w:rPr>
-                <w:sz w:val="18"/>
-              </w:rPr>
-              <w:t>Solo lectura</w:t>
+              <w:t>/api/v1/university-campuses/</w:t>
+            </w:r>
+          </w:p>
+        </w:tc>
+        <w:tc>
+          <w:tcPr>
+            <w:tcW w:type="dxa" w:w="2160"/>
+          </w:tcPr>
+          <w:p>
+            <w:r>
+              <w:rPr>
+                <w:sz w:val="18"/>
+              </w:rPr>
+              <w:t>GET/POST/PUT/PATCH/DELETE</w:t>
+            </w:r>
+          </w:p>
+        </w:tc>
+        <w:tc>
+          <w:tcPr>
+            <w:tcW w:type="dxa" w:w="2160"/>
+          </w:tcPr>
+          <w:p>
+            <w:r>
+              <w:rPr>
+                <w:sz w:val="18"/>
+              </w:rPr>
+              <w:t>Administrador RENADS</w:t>
+            </w:r>
+          </w:p>
+        </w:tc>
+        <w:tc>
+          <w:tcPr>
+            <w:tcW w:type="dxa" w:w="2160"/>
+          </w:tcPr>
+          <w:p>
+            <w:r>
+              <w:rPr>
+                <w:sz w:val="18"/>
+              </w:rPr>
+              <w:t>CRUD</w:t>
             </w:r>
           </w:p>
         </w:tc>
@@ -28388,223 +30188,7 @@
               <w:rPr>
                 <w:sz w:val="18"/>
               </w:rPr>
-              <w:t>/api/v1/ubigeos/</w:t>
-            </w:r>
-          </w:p>
-        </w:tc>
-        <w:tc>
-          <w:tcPr>
-            <w:tcW w:type="dxa" w:w="2160"/>
-          </w:tcPr>
-          <w:p>
-            <w:r>
-              <w:rPr>
-                <w:sz w:val="18"/>
-              </w:rPr>
-              <w:t>GET</w:t>
-            </w:r>
-          </w:p>
-        </w:tc>
-        <w:tc>
-          <w:tcPr>
-            <w:tcW w:type="dxa" w:w="2160"/>
-          </w:tcPr>
-          <w:p>
-            <w:r>
-              <w:rPr>
-                <w:sz w:val="18"/>
-              </w:rPr>
-              <w:t>—</w:t>
-            </w:r>
-          </w:p>
-        </w:tc>
-        <w:tc>
-          <w:tcPr>
-            <w:tcW w:type="dxa" w:w="2160"/>
-          </w:tcPr>
-          <w:p>
-            <w:r>
-              <w:rPr>
-                <w:sz w:val="18"/>
-              </w:rPr>
-              <w:t>Solo lectura</w:t>
-            </w:r>
-          </w:p>
-        </w:tc>
-      </w:tr>
-      <w:tr>
-        <w:tc>
-          <w:tcPr>
-            <w:tcW w:type="dxa" w:w="2160"/>
-          </w:tcPr>
-          <w:p>
-            <w:r>
-              <w:rPr>
-                <w:sz w:val="18"/>
-              </w:rPr>
-              <w:t>/api/v1/universities/</w:t>
-            </w:r>
-          </w:p>
-        </w:tc>
-        <w:tc>
-          <w:tcPr>
-            <w:tcW w:type="dxa" w:w="2160"/>
-          </w:tcPr>
-          <w:p>
-            <w:r>
-              <w:rPr>
-                <w:sz w:val="18"/>
-              </w:rPr>
-              <w:t>GET/POST/PUT/PATCH/DELETE</w:t>
-            </w:r>
-          </w:p>
-        </w:tc>
-        <w:tc>
-          <w:tcPr>
-            <w:tcW w:type="dxa" w:w="2160"/>
-          </w:tcPr>
-          <w:p>
-            <w:r>
-              <w:rPr>
-                <w:sz w:val="18"/>
-              </w:rPr>
-              <w:t>Administrador RENADS</w:t>
-            </w:r>
-          </w:p>
-        </w:tc>
-        <w:tc>
-          <w:tcPr>
-            <w:tcW w:type="dxa" w:w="2160"/>
-          </w:tcPr>
-          <w:p>
-            <w:r>
-              <w:rPr>
-                <w:sz w:val="18"/>
-              </w:rPr>
-              <w:t>CRUD</w:t>
-            </w:r>
-          </w:p>
-        </w:tc>
-      </w:tr>
-      <w:tr>
-        <w:tc>
-          <w:tcPr>
-            <w:tcW w:type="dxa" w:w="2160"/>
-          </w:tcPr>
-          <w:p>
-            <w:r>
-              <w:rPr>
-                <w:sz w:val="18"/>
-              </w:rPr>
-              <w:t>/api/v1/university-authorities/</w:t>
-            </w:r>
-          </w:p>
-        </w:tc>
-        <w:tc>
-          <w:tcPr>
-            <w:tcW w:type="dxa" w:w="2160"/>
-          </w:tcPr>
-          <w:p>
-            <w:r>
-              <w:rPr>
-                <w:sz w:val="18"/>
-              </w:rPr>
-              <w:t>GET/POST/PUT/PATCH/DELETE</w:t>
-            </w:r>
-          </w:p>
-        </w:tc>
-        <w:tc>
-          <w:tcPr>
-            <w:tcW w:type="dxa" w:w="2160"/>
-          </w:tcPr>
-          <w:p>
-            <w:r>
-              <w:rPr>
-                <w:sz w:val="18"/>
-              </w:rPr>
-              <w:t>Administrador RENADS</w:t>
-            </w:r>
-          </w:p>
-        </w:tc>
-        <w:tc>
-          <w:tcPr>
-            <w:tcW w:type="dxa" w:w="2160"/>
-          </w:tcPr>
-          <w:p>
-            <w:r>
-              <w:rPr>
-                <w:sz w:val="18"/>
-              </w:rPr>
-              <w:t>CRUD</w:t>
-            </w:r>
-          </w:p>
-        </w:tc>
-      </w:tr>
-      <w:tr>
-        <w:tc>
-          <w:tcPr>
-            <w:tcW w:type="dxa" w:w="2160"/>
-          </w:tcPr>
-          <w:p>
-            <w:r>
-              <w:rPr>
-                <w:sz w:val="18"/>
-              </w:rPr>
-              <w:t>/api/v1/university-campuses/</w:t>
-            </w:r>
-          </w:p>
-        </w:tc>
-        <w:tc>
-          <w:tcPr>
-            <w:tcW w:type="dxa" w:w="2160"/>
-          </w:tcPr>
-          <w:p>
-            <w:r>
-              <w:rPr>
-                <w:sz w:val="18"/>
-              </w:rPr>
-              <w:t>GET/POST/PUT/PATCH/DELETE</w:t>
-            </w:r>
-          </w:p>
-        </w:tc>
-        <w:tc>
-          <w:tcPr>
-            <w:tcW w:type="dxa" w:w="2160"/>
-          </w:tcPr>
-          <w:p>
-            <w:r>
-              <w:rPr>
-                <w:sz w:val="18"/>
-              </w:rPr>
-              <w:t>Administrador RENADS</w:t>
-            </w:r>
-          </w:p>
-        </w:tc>
-        <w:tc>
-          <w:tcPr>
-            <w:tcW w:type="dxa" w:w="2160"/>
-          </w:tcPr>
-          <w:p>
-            <w:r>
-              <w:rPr>
-                <w:sz w:val="18"/>
-              </w:rPr>
-              <w:t>CRUD</w:t>
-            </w:r>
-          </w:p>
-        </w:tc>
-      </w:tr>
-      <w:tr>
-        <w:tc>
-          <w:tcPr>
-            <w:tcW w:type="dxa" w:w="2160"/>
-          </w:tcPr>
-          <w:p>
-            <w:r>
-              <w:rPr>
-                <w:sz w:val="18"/>
-              </w:rPr>
-              <w:t>/api/v1/university-entity-types/</w:t>
+              <w:t>/api/v1/university-careers/</w:t>
             </w:r>
           </w:p>
         </w:tc>
@@ -30247,9 +31831,13 @@
         <w:br/>
         <w:t xml:space="preserve">    %% ===== M1: Jerarquía GORE =====</w:t>
         <w:br/>
-        <w:t xml:space="preserve">    gobierno_regional ||--o{ organo_regional : ""</w:t>
+        <w:t xml:space="preserve">    %% organo_directorio se discrimina por `categoria` (choices), sin FK a `organo`.</w:t>
         <w:br/>
-        <w:t xml:space="preserve">    organo_regional ||--o{ unidad_ejecutora : ""</w:t>
+        <w:t xml:space="preserve">    gobierno_regional ||--o{ organo_directorio : "solo regionales"</w:t>
+        <w:br/>
+        <w:t xml:space="preserve">    organo_directorio ||--o{ unidad_ejecutora : "tipo_organo (UNIDAD_EJECUTORA)"</w:t>
+        <w:br/>
+        <w:t xml:space="preserve">    organo_directorio ||--o{ universidad : "tipo_entidad (UNIVERSIDAD)"</w:t>
         <w:br/>
         <w:t xml:space="preserve">    unidad_ejecutora ||--o{ ipress : ""</w:t>
         <w:br/>
@@ -30267,13 +31855,28 @@
         <w:t xml:space="preserve">    tipo_clasificacion ||--o{ ipress : ""</w:t>
         <w:br/>
         <w:br/>
+        <w:t xml:space="preserve">    %% ===== M1: Representantes de órgano =====</w:t>
+        <w:br/>
+        <w:t xml:space="preserve">    organo_directorio ||--o{ organo_representante : ""</w:t>
+        <w:br/>
+        <w:t xml:space="preserve">    cargo_ejecutivo ||--o{ organo_representante : ""</w:t>
+        <w:br/>
+        <w:t xml:space="preserve">    organo_representante ||--o{ historial_organo_representante : "baja"</w:t>
+        <w:br/>
+        <w:t xml:space="preserve">    organo ||--o{ cargo_ejecutivo : ""</w:t>
+        <w:br/>
+        <w:br/>
         <w:t xml:space="preserve">    %% ===== M1: Universidad =====</w:t>
-        <w:br/>
-        <w:t xml:space="preserve">    universidad ||--o{ autoridad_universidad : ""</w:t>
         <w:br/>
         <w:t xml:space="preserve">    universidad ||--o{ facultad : ""</w:t>
         <w:br/>
         <w:t xml:space="preserve">    universidad ||--o{ local_universidad : ""</w:t>
+        <w:br/>
+        <w:t xml:space="preserve">    universidad ||--o{ universidad_carrera : ""</w:t>
+        <w:br/>
+        <w:t xml:space="preserve">    carrera_profesional ||--o{ universidad_carrera : ""</w:t>
+        <w:br/>
+        <w:t xml:space="preserve">    facultad ||--o{ universidad_carrera : ""</w:t>
         <w:br/>
         <w:t xml:space="preserve">    nivel_academico ||--o{ carrera_profesional : ""</w:t>
         <w:br/>
@@ -30365,13 +31968,13 @@
         <w:br/>
         <w:t xml:space="preserve">    rotacion ||--o{ historial_estado_rotacion : ""</w:t>
         <w:br/>
-        <w:t xml:space="preserve">    %% Catálogo maestro de documentos requeridos por actor (interno / autoridad universidad /</w:t>
+        <w:t xml:space="preserve">    %% Catálogo maestro de documentos requeridos por actor (interno / representante — cubre</w:t>
         <w:br/>
-        <w:t xml:space="preserve">    %% representante-CONAPRES) vía tipo_actor; el adjunto real por entidad se guarda en `documento`</w:t>
+        <w:t xml:space="preserve">    %% autoridad de universidad y CONAPRES) vía tipo_actor; el adjunto real por entidad se guarda</w:t>
         <w:br/>
-        <w:t xml:space="preserve">    %% (FK documento_anexo_id, versionado por (objeto, documento_anexo)).</w:t>
+        <w:t xml:space="preserve">    %% en `documento_adjunto` (FK documento_anexo_id obligatoria, versionado por (objeto, documento_anexo)).</w:t>
         <w:br/>
-        <w:t xml:space="preserve">    documentos_anexos {</w:t>
+        <w:t xml:space="preserve">    documento_anexo {</w:t>
         <w:br/>
         <w:t xml:space="preserve">    }</w:t>
         <w:br/>
@@ -30410,13 +32013,11 @@
         <w:br/>
         <w:t xml:space="preserve">    %% ===== Transversales (polimórficas) =====</w:t>
         <w:br/>
-        <w:t xml:space="preserve">    documento }o--o| documentos_anexos : "anexo (nulo salvo anexos por actor)"</w:t>
+        <w:t xml:space="preserve">    documento_adjunto }o--|| documento_anexo : "anexo (obligatorio, discriminador de versionado)"</w:t>
         <w:br/>
-        <w:t xml:space="preserve">    documento }o--|| django_content_type : "genérico"</w:t>
+        <w:t xml:space="preserve">    documento_adjunto }o--|| django_content_type : "genérico"</w:t>
         <w:br/>
         <w:t xml:space="preserve">    bitacora_auditoria }o--|| django_content_type : "genérico"</w:t>
-        <w:br/>
-        <w:t xml:space="preserve">    representante }o--|| django_content_type : "genérico"</w:t>
         <w:br/>
         <w:t xml:space="preserve">    perfil_usuario_entidad }o--|| django_content_type : "genérico"</w:t>
       </w:r>
@@ -30509,7 +32110,7 @@
               <w:rPr>
                 <w:sz w:val="18"/>
               </w:rPr>
-              <w:t>representante (M1)</w:t>
+              <w:t>perfil_usuario_entidad (M1)</w:t>
             </w:r>
           </w:p>
         </w:tc>
@@ -30522,7 +32123,7 @@
               <w:rPr>
                 <w:sz w:val="18"/>
               </w:rPr>
-              <w:t>organo_minsa, organo_regional, unidad_ejecutora, ipress, conapres</w:t>
+              <w:t>cualquier entidad organizacional</w:t>
             </w:r>
           </w:p>
         </w:tc>
@@ -30535,7 +32136,7 @@
               <w:rPr>
                 <w:sz w:val="18"/>
               </w:rPr>
-              <w:t>Representantes/autoridades por jerarquía</w:t>
+              <w:t>Vínculo usuario↔entidad↔rol</w:t>
             </w:r>
           </w:p>
         </w:tc>
@@ -30550,7 +32151,7 @@
               <w:rPr>
                 <w:sz w:val="18"/>
               </w:rPr>
-              <w:t>perfil_usuario_entidad (M1)</w:t>
+              <w:t>convenio.solicitante (M1)</w:t>
             </w:r>
           </w:p>
         </w:tc>
@@ -30563,7 +32164,7 @@
               <w:rPr>
                 <w:sz w:val="18"/>
               </w:rPr>
-              <w:t>cualquier entidad organizacional</w:t>
+              <w:t>universidad, organo_directorio, …</w:t>
             </w:r>
           </w:p>
         </w:tc>
@@ -30576,7 +32177,7 @@
               <w:rPr>
                 <w:sz w:val="18"/>
               </w:rPr>
-              <w:t>Vínculo usuario↔entidad↔rol</w:t>
+              <w:t>Entidad solicitante</w:t>
             </w:r>
           </w:p>
         </w:tc>
@@ -30591,7 +32192,7 @@
               <w:rPr>
                 <w:sz w:val="18"/>
               </w:rPr>
-              <w:t>convenio.solicitante (M1)</w:t>
+              <w:t>participante_convenio (M1)</w:t>
             </w:r>
           </w:p>
         </w:tc>
@@ -30604,7 +32205,7 @@
               <w:rPr>
                 <w:sz w:val="18"/>
               </w:rPr>
-              <w:t>universidad, organo_regional, …</w:t>
+              <w:t>cualquier entidad</w:t>
             </w:r>
           </w:p>
         </w:tc>
@@ -30617,7 +32218,7 @@
               <w:rPr>
                 <w:sz w:val="18"/>
               </w:rPr>
-              <w:t>Entidad solicitante</w:t>
+              <w:t>Entidades participantes/firmantes</w:t>
             </w:r>
           </w:p>
         </w:tc>
@@ -30632,7 +32233,7 @@
               <w:rPr>
                 <w:sz w:val="18"/>
               </w:rPr>
-              <w:t>participante_convenio (M1)</w:t>
+              <w:t>firma.firmante (M1)</w:t>
             </w:r>
           </w:p>
         </w:tc>
@@ -30645,7 +32246,7 @@
               <w:rPr>
                 <w:sz w:val="18"/>
               </w:rPr>
-              <w:t>cualquier entidad</w:t>
+              <w:t>organo_directorio, universidad, …</w:t>
             </w:r>
           </w:p>
         </w:tc>
@@ -30658,7 +32259,7 @@
               <w:rPr>
                 <w:sz w:val="18"/>
               </w:rPr>
-              <w:t>Entidades participantes/firmantes</w:t>
+              <w:t>Entidad firmante</w:t>
             </w:r>
           </w:p>
         </w:tc>
@@ -30673,48 +32274,7 @@
               <w:rPr>
                 <w:sz w:val="18"/>
               </w:rPr>
-              <w:t>firma.firmante (M1)</w:t>
-            </w:r>
-          </w:p>
-        </w:tc>
-        <w:tc>
-          <w:tcPr>
-            <w:tcW w:type="dxa" w:w="2880"/>
-          </w:tcPr>
-          <w:p>
-            <w:r>
-              <w:rPr>
-                <w:sz w:val="18"/>
-              </w:rPr>
-              <w:t>organo_minsa, universidad, …</w:t>
-            </w:r>
-          </w:p>
-        </w:tc>
-        <w:tc>
-          <w:tcPr>
-            <w:tcW w:type="dxa" w:w="2880"/>
-          </w:tcPr>
-          <w:p>
-            <w:r>
-              <w:rPr>
-                <w:sz w:val="18"/>
-              </w:rPr>
-              <w:t>Entidad firmante</w:t>
-            </w:r>
-          </w:p>
-        </w:tc>
-      </w:tr>
-      <w:tr>
-        <w:tc>
-          <w:tcPr>
-            <w:tcW w:type="dxa" w:w="2880"/>
-          </w:tcPr>
-          <w:p>
-            <w:r>
-              <w:rPr>
-                <w:sz w:val="18"/>
-              </w:rPr>
-              <w:t>documento (M1)</w:t>
+              <w:t>documento_adjunto (M1)</w:t>
             </w:r>
           </w:p>
         </w:tc>
@@ -30875,7 +32435,7 @@
         <w:br/>
         <w:t xml:space="preserve">                                  tutor / rotacion / servicio_area ──&gt; actividad_docente_asistencial</w:t>
         <w:br/>
-        <w:t>documento (M1) ─ genérico ──────&gt; [cualquier tabla de M1/M2/M3]</w:t>
+        <w:t>documento_adjunto (M1) ─ genérico ──────&gt; [cualquier tabla de M1/M2/M3]</w:t>
         <w:br/>
         <w:t>bitacora_auditoria (M1) ─ genérico ─&gt; [cualquier tabla]</w:t>
         <w:br/>
@@ -30966,7 +32526,7 @@
               <w:rPr>
                 <w:sz w:val="18"/>
               </w:rPr>
-              <w:t>ubigeo, region, ambito_geografico_sanitario, tipo_convenio, estado_convenio, tipo_documento, tipo_gestion_universidad, tipo_entidad_universidad, tipo_autorizacion, nivel_academico, especialidad, tipo_autoridad_firmante, tipo_organo_regional, tipo_unidad_ejecutora, tipo_organo_minsa, cargo_ejecutivo, motivo_observacion, motivo_rechazo, motivo_cierre, gobierno_regional, organo_regional, unidad_ejecutora, ipress, organo_minsa, conapres, representante, universidad, autoridad_universidad, facultad, carrera_profesional, local_universidad, perfil_usuario_entidad, plantilla_convenio, convenio, participante_convenio, historial_estado_convenio, evaluacion_tecnica, opinion_conapres, campo_clinico_ipress, campo_clinico_ipress_universidad, opinion_juridica, firma, publicacion, documento, bitacora_auditoria</w:t>
+              <w:t>ubigeo, region, ambito_geografico_sanitario, tipo_convenio, estado_convenio, tipo_gestion_universidad, organo, tipo_autorizacion, nivel_academico, especialidad, tipo_autoridad_firmante, cargo_ejecutivo, motivo_observacion, motivo_rechazo, motivo_cierre, gobierno_regional, organo_directorio (catálogo unificado de órganos/tipos, discriminado por categoria; absorbe la retirada tipo_organo y los antiguos organo_regional/organo_minsa), unidad_ejecutora, ipress, conapres, organo_representante, historial_organo_representante, universidad, facultad, carrera_profesional, universidad_carrera, local_universidad, perfil_usuario_entidad, plantilla_convenio, convenio, participante_convenio, historial_estado_convenio, evaluacion_tecnica, opinion_conapres, campo_clinico_ipress, campo_clinico_ipress_universidad, opinion_juridica, firma, publicacion, documento_adjunto, bitacora_auditoria</w:t>
             </w:r>
           </w:p>
         </w:tc>
@@ -30994,7 +32554,7 @@
               <w:rPr>
                 <w:sz w:val="18"/>
               </w:rPr>
-              <w:t>estado_internado, estado_rotacion, servicio_area, tipo_documento_identidad, parentesco, periodo_academico, documentos_anexos, estudiante, tutor, tutor_universidad, interno, historial_estado_internado, historial_tutor, rotacion, autorizacion_rotacion, historial_estado_rotacion</w:t>
+              <w:t>estado_internado, estado_rotacion, servicio_area, tipo_documento_identidad, parentesco, periodo_academico, documento_anexo, estudiante, tutor, tutor_universidad, interno, historial_estado_internado, historial_tutor, rotacion, autorizacion_rotacion, historial_estado_rotacion</w:t>
             </w:r>
           </w:p>
         </w:tc>

--- a/renads-api/docs/diccionario_datos.docx
+++ b/renads-api/docs/diccionario_datos.docx
@@ -45,7 +45,7 @@
         <w:rPr>
           <w:sz w:val="20"/>
         </w:rPr>
-        <w:t>Generado el 02/09/2026</w:t>
+        <w:t>Generado el 15/09/2026</w:t>
       </w:r>
     </w:p>
     <w:p>
@@ -165,7 +165,7 @@
               <w:rPr>
                 <w:sz w:val="18"/>
               </w:rPr>
-              <w:t>Ubicación geográfica del Perú a nivel distrito (INEI). Columnas propias: codigo (6 dígitos, único), departamento, provincia, distrito, activo. Carga vía comando load_ubigeo</w:t>
+              <w:t>Ubicación geográfica del Perú a nivel distrito (INEI). **PK textual: codigo varchar(6), sin columna id**. Columnas: codigo (6 dígitos, PK), departamento, provincia, distrito, activo. Carga vía comando load_ubigeo. FK desde otras tablas: columna ubigeo_id varchar(6)</w:t>
             </w:r>
           </w:p>
         </w:tc>
@@ -247,7 +247,7 @@
               <w:rPr>
                 <w:sz w:val="18"/>
               </w:rPr>
-              <w:t>Ámbito geográfico sanitario (seed: 29 — autoridades sanitarias regionales DIRESA/GERESA + 4 DIRIS de Lima Metropolitana)</w:t>
+              <w:t>Ámbito geográfico sanitario (seed: 29 — autoridades sanitarias regionales DIRESA/GERESA + 4 DIRIS de Lima Metropolitana). Ver sub-sección más abajo</w:t>
             </w:r>
           </w:p>
         </w:tc>
@@ -260,7 +260,7 @@
               <w:rPr>
                 <w:sz w:val="18"/>
               </w:rPr>
-              <w:t>—</w:t>
+              <w:t>gobierno_regional_id (FK nullable → gobierno_regional, PROTECT)</w:t>
             </w:r>
           </w:p>
         </w:tc>
@@ -575,7 +575,7 @@
               <w:rPr>
                 <w:sz w:val="18"/>
               </w:rPr>
-              <w:t>Cargos ejecutivos de representantes. **No** hereda de Catalog: FK organo_directivo_id → organo_directorio (1:N, nullable), unicidad (organo_directivo_id, nombre_masculino)</w:t>
+              <w:t>Cargos ejecutivos de representantes. **No** hereda de Catalog: FK obligatorio organo_id → organo (categoría canónica) + FK organo_directivo_id → organo_directorio (1:N, nullable); coherencia organo == organo_directivo.organo cuando este está seteado; unicidad (organo_directivo_id, nombre_masculino)</w:t>
             </w:r>
           </w:p>
         </w:tc>
@@ -588,7 +588,7 @@
               <w:rPr>
                 <w:sz w:val="18"/>
               </w:rPr>
-              <w:t>organo_directivo_id (FK → organo_directorio, null), nombre_masculino, nombre_femenino, activo</w:t>
+              <w:t>organo_id (FK → organo, no null), organo_directivo_id (FK → organo_directorio, null), nombre_masculino, nombre_femenino, activo</w:t>
             </w:r>
           </w:p>
         </w:tc>
@@ -726,7 +726,7 @@
               <w:rPr>
                 <w:sz w:val="18"/>
               </w:rPr>
-              <w:t>categoria</w:t>
+              <w:t>tipo_categoria</w:t>
             </w:r>
           </w:p>
         </w:tc>
@@ -739,7 +739,7 @@
               <w:rPr>
                 <w:sz w:val="18"/>
               </w:rPr>
-              <w:t>Categoría del establecimiento de salud (clasificación de IPRESS). Hereda de Catalog (codigo único global)</w:t>
+              <w:t>Categoría del establecimiento de salud (clasificación de IPRESS). Hereda de Catalog (codigo único global). Tabla renombrada de categoria → tipo_categoria</w:t>
             </w:r>
           </w:p>
         </w:tc>
@@ -1551,6 +1551,362 @@
         <w:pStyle w:val="Heading3"/>
       </w:pPr>
       <w:r>
+        <w:t>ambito_geografico_sanitario</w:t>
+      </w:r>
+    </w:p>
+    <w:tbl>
+      <w:tblPr>
+        <w:tblStyle w:val="LightGrid-Accent1"/>
+        <w:tblW w:type="auto" w:w="0"/>
+        <w:tblLook w:firstColumn="1" w:firstRow="1" w:lastColumn="0" w:lastRow="0" w:noHBand="0" w:noVBand="1" w:val="04A0"/>
+      </w:tblPr>
+      <w:tblGrid>
+        <w:gridCol w:w="2160"/>
+        <w:gridCol w:w="2160"/>
+        <w:gridCol w:w="2160"/>
+        <w:gridCol w:w="2160"/>
+      </w:tblGrid>
+      <w:tr>
+        <w:tc>
+          <w:tcPr>
+            <w:tcW w:type="dxa" w:w="2160"/>
+          </w:tcPr>
+          <w:p>
+            <w:r/>
+            <w:r>
+              <w:rPr>
+                <w:b/>
+                <w:color w:val="FFFFFF"/>
+                <w:sz w:val="18"/>
+              </w:rPr>
+              <w:t>Campo</w:t>
+            </w:r>
+          </w:p>
+        </w:tc>
+        <w:tc>
+          <w:tcPr>
+            <w:tcW w:type="dxa" w:w="2160"/>
+          </w:tcPr>
+          <w:p>
+            <w:r/>
+            <w:r>
+              <w:rPr>
+                <w:b/>
+                <w:color w:val="FFFFFF"/>
+                <w:sz w:val="18"/>
+              </w:rPr>
+              <w:t>Tipo</w:t>
+            </w:r>
+          </w:p>
+        </w:tc>
+        <w:tc>
+          <w:tcPr>
+            <w:tcW w:type="dxa" w:w="2160"/>
+          </w:tcPr>
+          <w:p>
+            <w:r/>
+            <w:r>
+              <w:rPr>
+                <w:b/>
+                <w:color w:val="FFFFFF"/>
+                <w:sz w:val="18"/>
+              </w:rPr>
+              <w:t>Nulo</w:t>
+            </w:r>
+          </w:p>
+        </w:tc>
+        <w:tc>
+          <w:tcPr>
+            <w:tcW w:type="dxa" w:w="2160"/>
+          </w:tcPr>
+          <w:p>
+            <w:r/>
+            <w:r>
+              <w:rPr>
+                <w:b/>
+                <w:color w:val="FFFFFF"/>
+                <w:sz w:val="18"/>
+              </w:rPr>
+              <w:t>Descripción</w:t>
+            </w:r>
+          </w:p>
+        </w:tc>
+      </w:tr>
+      <w:tr>
+        <w:tc>
+          <w:tcPr>
+            <w:tcW w:type="dxa" w:w="2160"/>
+          </w:tcPr>
+          <w:p>
+            <w:r>
+              <w:rPr>
+                <w:sz w:val="18"/>
+              </w:rPr>
+              <w:t>id</w:t>
+            </w:r>
+          </w:p>
+        </w:tc>
+        <w:tc>
+          <w:tcPr>
+            <w:tcW w:type="dxa" w:w="2160"/>
+          </w:tcPr>
+          <w:p>
+            <w:r>
+              <w:rPr>
+                <w:sz w:val="18"/>
+              </w:rPr>
+              <w:t>PK</w:t>
+            </w:r>
+          </w:p>
+        </w:tc>
+        <w:tc>
+          <w:tcPr>
+            <w:tcW w:type="dxa" w:w="2160"/>
+          </w:tcPr>
+          <w:p>
+            <w:r>
+              <w:rPr>
+                <w:sz w:val="18"/>
+              </w:rPr>
+              <w:t>No</w:t>
+            </w:r>
+          </w:p>
+        </w:tc>
+        <w:tc>
+          <w:tcPr>
+            <w:tcW w:type="dxa" w:w="2160"/>
+          </w:tcPr>
+          <w:p>
+            <w:r>
+              <w:rPr>
+                <w:sz w:val="18"/>
+              </w:rPr>
+            </w:r>
+          </w:p>
+        </w:tc>
+      </w:tr>
+      <w:tr>
+        <w:tc>
+          <w:tcPr>
+            <w:tcW w:type="dxa" w:w="2160"/>
+          </w:tcPr>
+          <w:p>
+            <w:r>
+              <w:rPr>
+                <w:sz w:val="18"/>
+              </w:rPr>
+              <w:t>codigo</w:t>
+            </w:r>
+          </w:p>
+        </w:tc>
+        <w:tc>
+          <w:tcPr>
+            <w:tcW w:type="dxa" w:w="2160"/>
+          </w:tcPr>
+          <w:p>
+            <w:r>
+              <w:rPr>
+                <w:sz w:val="18"/>
+              </w:rPr>
+              <w:t>varchar(50)</w:t>
+            </w:r>
+          </w:p>
+        </w:tc>
+        <w:tc>
+          <w:tcPr>
+            <w:tcW w:type="dxa" w:w="2160"/>
+          </w:tcPr>
+          <w:p>
+            <w:r>
+              <w:rPr>
+                <w:sz w:val="18"/>
+              </w:rPr>
+              <w:t>No</w:t>
+            </w:r>
+          </w:p>
+        </w:tc>
+        <w:tc>
+          <w:tcPr>
+            <w:tcW w:type="dxa" w:w="2160"/>
+          </w:tcPr>
+          <w:p>
+            <w:r>
+              <w:rPr>
+                <w:sz w:val="18"/>
+              </w:rPr>
+              <w:t>Código único del ámbito (equivalente al código DISA en RENIPRESS)</w:t>
+            </w:r>
+          </w:p>
+        </w:tc>
+      </w:tr>
+      <w:tr>
+        <w:tc>
+          <w:tcPr>
+            <w:tcW w:type="dxa" w:w="2160"/>
+          </w:tcPr>
+          <w:p>
+            <w:r>
+              <w:rPr>
+                <w:sz w:val="18"/>
+              </w:rPr>
+              <w:t>nombre</w:t>
+            </w:r>
+          </w:p>
+        </w:tc>
+        <w:tc>
+          <w:tcPr>
+            <w:tcW w:type="dxa" w:w="2160"/>
+          </w:tcPr>
+          <w:p>
+            <w:r>
+              <w:rPr>
+                <w:sz w:val="18"/>
+              </w:rPr>
+              <w:t>varchar(255)</w:t>
+            </w:r>
+          </w:p>
+        </w:tc>
+        <w:tc>
+          <w:tcPr>
+            <w:tcW w:type="dxa" w:w="2160"/>
+          </w:tcPr>
+          <w:p>
+            <w:r>
+              <w:rPr>
+                <w:sz w:val="18"/>
+              </w:rPr>
+              <w:t>No</w:t>
+            </w:r>
+          </w:p>
+        </w:tc>
+        <w:tc>
+          <w:tcPr>
+            <w:tcW w:type="dxa" w:w="2160"/>
+          </w:tcPr>
+          <w:p>
+            <w:r>
+              <w:rPr>
+                <w:sz w:val="18"/>
+              </w:rPr>
+              <w:t>Nombre del ámbito</w:t>
+            </w:r>
+          </w:p>
+        </w:tc>
+      </w:tr>
+      <w:tr>
+        <w:tc>
+          <w:tcPr>
+            <w:tcW w:type="dxa" w:w="2160"/>
+          </w:tcPr>
+          <w:p>
+            <w:r>
+              <w:rPr>
+                <w:sz w:val="18"/>
+              </w:rPr>
+              <w:t>activo</w:t>
+            </w:r>
+          </w:p>
+        </w:tc>
+        <w:tc>
+          <w:tcPr>
+            <w:tcW w:type="dxa" w:w="2160"/>
+          </w:tcPr>
+          <w:p>
+            <w:r>
+              <w:rPr>
+                <w:sz w:val="18"/>
+              </w:rPr>
+              <w:t>bool</w:t>
+            </w:r>
+          </w:p>
+        </w:tc>
+        <w:tc>
+          <w:tcPr>
+            <w:tcW w:type="dxa" w:w="2160"/>
+          </w:tcPr>
+          <w:p>
+            <w:r>
+              <w:rPr>
+                <w:sz w:val="18"/>
+              </w:rPr>
+              <w:t>No</w:t>
+            </w:r>
+          </w:p>
+        </w:tc>
+        <w:tc>
+          <w:tcPr>
+            <w:tcW w:type="dxa" w:w="2160"/>
+          </w:tcPr>
+          <w:p>
+            <w:r>
+              <w:rPr>
+                <w:sz w:val="18"/>
+              </w:rPr>
+            </w:r>
+          </w:p>
+        </w:tc>
+      </w:tr>
+      <w:tr>
+        <w:tc>
+          <w:tcPr>
+            <w:tcW w:type="dxa" w:w="2160"/>
+          </w:tcPr>
+          <w:p>
+            <w:r>
+              <w:rPr>
+                <w:sz w:val="18"/>
+              </w:rPr>
+              <w:t>gobierno_regional_id</w:t>
+            </w:r>
+          </w:p>
+        </w:tc>
+        <w:tc>
+          <w:tcPr>
+            <w:tcW w:type="dxa" w:w="2160"/>
+          </w:tcPr>
+          <w:p>
+            <w:r>
+              <w:rPr>
+                <w:sz w:val="18"/>
+              </w:rPr>
+              <w:t>FK → gobierno_regional (PROTECT)</w:t>
+            </w:r>
+          </w:p>
+        </w:tc>
+        <w:tc>
+          <w:tcPr>
+            <w:tcW w:type="dxa" w:w="2160"/>
+          </w:tcPr>
+          <w:p>
+            <w:r>
+              <w:rPr>
+                <w:sz w:val="18"/>
+              </w:rPr>
+              <w:t>Sí</w:t>
+            </w:r>
+          </w:p>
+        </w:tc>
+        <w:tc>
+          <w:tcPr>
+            <w:tcW w:type="dxa" w:w="2160"/>
+          </w:tcPr>
+          <w:p>
+            <w:r>
+              <w:rPr>
+                <w:sz w:val="18"/>
+              </w:rPr>
+              <w:t>Gobierno regional al que corresponde el ámbito sanitario (nulo para los 4 DIRIS de Lima Metropolitana)</w:t>
+            </w:r>
+          </w:p>
+        </w:tc>
+      </w:tr>
+    </w:tbl>
+    <w:p/>
+    <w:p>
+      <w:pPr>
+        <w:pStyle w:val="Heading3"/>
+      </w:pPr>
+      <w:r>
         <w:t>organo</w:t>
       </w:r>
     </w:p>
@@ -2119,7 +2475,7 @@
               <w:rPr>
                 <w:sz w:val="18"/>
               </w:rPr>
-              <w:t>FK → ubigeo (PROTECT)</w:t>
+              <w:t>FK → ubigeo (PROTECT) — varchar(6)</w:t>
             </w:r>
           </w:p>
         </w:tc>
@@ -2462,60 +2818,6 @@
               <w:rPr>
                 <w:sz w:val="18"/>
               </w:rPr>
-              <w:t>gobierno_regional_id</w:t>
-            </w:r>
-          </w:p>
-        </w:tc>
-        <w:tc>
-          <w:tcPr>
-            <w:tcW w:type="dxa" w:w="2160"/>
-          </w:tcPr>
-          <w:p>
-            <w:r>
-              <w:rPr>
-                <w:sz w:val="18"/>
-              </w:rPr>
-              <w:t>FK → gobierno_regional (PROTECT)</w:t>
-            </w:r>
-          </w:p>
-        </w:tc>
-        <w:tc>
-          <w:tcPr>
-            <w:tcW w:type="dxa" w:w="2160"/>
-          </w:tcPr>
-          <w:p>
-            <w:r>
-              <w:rPr>
-                <w:sz w:val="18"/>
-              </w:rPr>
-              <w:t>Sí</w:t>
-            </w:r>
-          </w:p>
-        </w:tc>
-        <w:tc>
-          <w:tcPr>
-            <w:tcW w:type="dxa" w:w="2160"/>
-          </w:tcPr>
-          <w:p>
-            <w:r>
-              <w:rPr>
-                <w:sz w:val="18"/>
-              </w:rPr>
-              <w:t>GORE (solo órganos regionales)</w:t>
-            </w:r>
-          </w:p>
-        </w:tc>
-      </w:tr>
-      <w:tr>
-        <w:tc>
-          <w:tcPr>
-            <w:tcW w:type="dxa" w:w="2160"/>
-          </w:tcPr>
-          <w:p>
-            <w:r>
-              <w:rPr>
-                <w:sz w:val="18"/>
-              </w:rPr>
               <w:t>nombre</w:t>
             </w:r>
           </w:p>
@@ -2818,6 +3120,60 @@
               <w:rPr>
                 <w:sz w:val="18"/>
               </w:rPr>
+              <w:t>organo_id</w:t>
+            </w:r>
+          </w:p>
+        </w:tc>
+        <w:tc>
+          <w:tcPr>
+            <w:tcW w:type="dxa" w:w="2160"/>
+          </w:tcPr>
+          <w:p>
+            <w:r>
+              <w:rPr>
+                <w:sz w:val="18"/>
+              </w:rPr>
+              <w:t>FK → organo (PROTECT, related_name='cargos_ejecutivos')</w:t>
+            </w:r>
+          </w:p>
+        </w:tc>
+        <w:tc>
+          <w:tcPr>
+            <w:tcW w:type="dxa" w:w="2160"/>
+          </w:tcPr>
+          <w:p>
+            <w:r>
+              <w:rPr>
+                <w:sz w:val="18"/>
+              </w:rPr>
+              <w:t>No</w:t>
+            </w:r>
+          </w:p>
+        </w:tc>
+        <w:tc>
+          <w:tcPr>
+            <w:tcW w:type="dxa" w:w="2160"/>
+          </w:tcPr>
+          <w:p>
+            <w:r>
+              <w:rPr>
+                <w:sz w:val="18"/>
+              </w:rPr>
+              <w:t>Categoría de órgano a la que pertenece el cargo; debe coincidir con organo_directivo.organo cuando este está seteado</w:t>
+            </w:r>
+          </w:p>
+        </w:tc>
+      </w:tr>
+      <w:tr>
+        <w:tc>
+          <w:tcPr>
+            <w:tcW w:type="dxa" w:w="2160"/>
+          </w:tcPr>
+          <w:p>
+            <w:r>
+              <w:rPr>
+                <w:sz w:val="18"/>
+              </w:rPr>
               <w:t>organo_directivo_id</w:t>
             </w:r>
           </w:p>
@@ -3121,20 +3477,20 @@
               <w:rPr>
                 <w:sz w:val="18"/>
               </w:rPr>
-              <w:t>id</w:t>
-            </w:r>
-          </w:p>
-        </w:tc>
-        <w:tc>
-          <w:tcPr>
-            <w:tcW w:type="dxa" w:w="2160"/>
-          </w:tcPr>
-          <w:p>
-            <w:r>
-              <w:rPr>
-                <w:sz w:val="18"/>
-              </w:rPr>
-              <w:t>PK</w:t>
+              <w:t>codigo</w:t>
+            </w:r>
+          </w:p>
+        </w:tc>
+        <w:tc>
+          <w:tcPr>
+            <w:tcW w:type="dxa" w:w="2160"/>
+          </w:tcPr>
+          <w:p>
+            <w:r>
+              <w:rPr>
+                <w:sz w:val="18"/>
+              </w:rPr>
+              <w:t>varchar(4) **PK**</w:t>
             </w:r>
           </w:p>
         </w:tc>
@@ -3160,6 +3516,7 @@
               <w:rPr>
                 <w:sz w:val="18"/>
               </w:rPr>
+              <w:t>Código presupuestal de 4 dígitos (PK textual)</w:t>
             </w:r>
           </w:p>
         </w:tc>
@@ -3174,46 +3531,46 @@
               <w:rPr>
                 <w:sz w:val="18"/>
               </w:rPr>
-              <w:t>codigo</w:t>
-            </w:r>
-          </w:p>
-        </w:tc>
-        <w:tc>
-          <w:tcPr>
-            <w:tcW w:type="dxa" w:w="2160"/>
-          </w:tcPr>
-          <w:p>
-            <w:r>
-              <w:rPr>
-                <w:sz w:val="18"/>
-              </w:rPr>
-              <w:t>varchar(50)</w:t>
-            </w:r>
-          </w:p>
-        </w:tc>
-        <w:tc>
-          <w:tcPr>
-            <w:tcW w:type="dxa" w:w="2160"/>
-          </w:tcPr>
-          <w:p>
-            <w:r>
-              <w:rPr>
-                <w:sz w:val="18"/>
-              </w:rPr>
-              <w:t>Sí</w:t>
-            </w:r>
-          </w:p>
-        </w:tc>
-        <w:tc>
-          <w:tcPr>
-            <w:tcW w:type="dxa" w:w="2160"/>
-          </w:tcPr>
-          <w:p>
-            <w:r>
-              <w:rPr>
-                <w:sz w:val="18"/>
-              </w:rPr>
-              <w:t>Código presupuestal</w:t>
+              <w:t>nombre</w:t>
+            </w:r>
+          </w:p>
+        </w:tc>
+        <w:tc>
+          <w:tcPr>
+            <w:tcW w:type="dxa" w:w="2160"/>
+          </w:tcPr>
+          <w:p>
+            <w:r>
+              <w:rPr>
+                <w:sz w:val="18"/>
+              </w:rPr>
+              <w:t>varchar(255)</w:t>
+            </w:r>
+          </w:p>
+        </w:tc>
+        <w:tc>
+          <w:tcPr>
+            <w:tcW w:type="dxa" w:w="2160"/>
+          </w:tcPr>
+          <w:p>
+            <w:r>
+              <w:rPr>
+                <w:sz w:val="18"/>
+              </w:rPr>
+              <w:t>No</w:t>
+            </w:r>
+          </w:p>
+        </w:tc>
+        <w:tc>
+          <w:tcPr>
+            <w:tcW w:type="dxa" w:w="2160"/>
+          </w:tcPr>
+          <w:p>
+            <w:r>
+              <w:rPr>
+                <w:sz w:val="18"/>
+              </w:rPr>
+              <w:t>Nombre de la unidad ejecutora</w:t>
             </w:r>
           </w:p>
         </w:tc>
@@ -3228,20 +3585,20 @@
               <w:rPr>
                 <w:sz w:val="18"/>
               </w:rPr>
-              <w:t>nombre</w:t>
-            </w:r>
-          </w:p>
-        </w:tc>
-        <w:tc>
-          <w:tcPr>
-            <w:tcW w:type="dxa" w:w="2160"/>
-          </w:tcPr>
-          <w:p>
-            <w:r>
-              <w:rPr>
-                <w:sz w:val="18"/>
-              </w:rPr>
-              <w:t>varchar(255)</w:t>
+              <w:t>ambito_geografico_sanitario_id</w:t>
+            </w:r>
+          </w:p>
+        </w:tc>
+        <w:tc>
+          <w:tcPr>
+            <w:tcW w:type="dxa" w:w="2160"/>
+          </w:tcPr>
+          <w:p>
+            <w:r>
+              <w:rPr>
+                <w:sz w:val="18"/>
+              </w:rPr>
+              <w:t>FK → ambito_geografico_sanitario (PROTECT)</w:t>
             </w:r>
           </w:p>
         </w:tc>
@@ -3267,277 +3624,7 @@
               <w:rPr>
                 <w:sz w:val="18"/>
               </w:rPr>
-              <w:t>Nombre</w:t>
-            </w:r>
-          </w:p>
-        </w:tc>
-      </w:tr>
-      <w:tr>
-        <w:tc>
-          <w:tcPr>
-            <w:tcW w:type="dxa" w:w="2160"/>
-          </w:tcPr>
-          <w:p>
-            <w:r>
-              <w:rPr>
-                <w:sz w:val="18"/>
-              </w:rPr>
-              <w:t>tipo_organo_id</w:t>
-            </w:r>
-          </w:p>
-        </w:tc>
-        <w:tc>
-          <w:tcPr>
-            <w:tcW w:type="dxa" w:w="2160"/>
-          </w:tcPr>
-          <w:p>
-            <w:r>
-              <w:rPr>
-                <w:sz w:val="18"/>
-              </w:rPr>
-              <w:t>FK → organo_directorio (PROTECT)</w:t>
-            </w:r>
-          </w:p>
-        </w:tc>
-        <w:tc>
-          <w:tcPr>
-            <w:tcW w:type="dxa" w:w="2160"/>
-          </w:tcPr>
-          <w:p>
-            <w:r>
-              <w:rPr>
-                <w:sz w:val="18"/>
-              </w:rPr>
-              <w:t>No</w:t>
-            </w:r>
-          </w:p>
-        </w:tc>
-        <w:tc>
-          <w:tcPr>
-            <w:tcW w:type="dxa" w:w="2160"/>
-          </w:tcPr>
-          <w:p>
-            <w:r>
-              <w:rPr>
-                <w:sz w:val="18"/>
-              </w:rPr>
-              <w:t>Tipo de unidad ejecutora del directorio (categoría UNIDAD_EJECUTORA)</w:t>
-            </w:r>
-          </w:p>
-        </w:tc>
-      </w:tr>
-      <w:tr>
-        <w:tc>
-          <w:tcPr>
-            <w:tcW w:type="dxa" w:w="2160"/>
-          </w:tcPr>
-          <w:p>
-            <w:r>
-              <w:rPr>
-                <w:sz w:val="18"/>
-              </w:rPr>
-              <w:t>gobierno_regional_id</w:t>
-            </w:r>
-          </w:p>
-        </w:tc>
-        <w:tc>
-          <w:tcPr>
-            <w:tcW w:type="dxa" w:w="2160"/>
-          </w:tcPr>
-          <w:p>
-            <w:r>
-              <w:rPr>
-                <w:sz w:val="18"/>
-              </w:rPr>
-              <w:t>FK → gobierno_regional (PROTECT)</w:t>
-            </w:r>
-          </w:p>
-        </w:tc>
-        <w:tc>
-          <w:tcPr>
-            <w:tcW w:type="dxa" w:w="2160"/>
-          </w:tcPr>
-          <w:p>
-            <w:r>
-              <w:rPr>
-                <w:sz w:val="18"/>
-              </w:rPr>
-              <w:t>No</w:t>
-            </w:r>
-          </w:p>
-        </w:tc>
-        <w:tc>
-          <w:tcPr>
-            <w:tcW w:type="dxa" w:w="2160"/>
-          </w:tcPr>
-          <w:p>
-            <w:r>
-              <w:rPr>
-                <w:sz w:val="18"/>
-              </w:rPr>
-              <w:t>Gobierno regional al que pertenece</w:t>
-            </w:r>
-          </w:p>
-        </w:tc>
-      </w:tr>
-      <w:tr>
-        <w:tc>
-          <w:tcPr>
-            <w:tcW w:type="dxa" w:w="2160"/>
-          </w:tcPr>
-          <w:p>
-            <w:r>
-              <w:rPr>
-                <w:sz w:val="18"/>
-              </w:rPr>
-              <w:t>direccion</w:t>
-            </w:r>
-          </w:p>
-        </w:tc>
-        <w:tc>
-          <w:tcPr>
-            <w:tcW w:type="dxa" w:w="2160"/>
-          </w:tcPr>
-          <w:p>
-            <w:r>
-              <w:rPr>
-                <w:sz w:val="18"/>
-              </w:rPr>
-              <w:t>varchar(500)</w:t>
-            </w:r>
-          </w:p>
-        </w:tc>
-        <w:tc>
-          <w:tcPr>
-            <w:tcW w:type="dxa" w:w="2160"/>
-          </w:tcPr>
-          <w:p>
-            <w:r>
-              <w:rPr>
-                <w:sz w:val="18"/>
-              </w:rPr>
-              <w:t>Sí</w:t>
-            </w:r>
-          </w:p>
-        </w:tc>
-        <w:tc>
-          <w:tcPr>
-            <w:tcW w:type="dxa" w:w="2160"/>
-          </w:tcPr>
-          <w:p>
-            <w:r>
-              <w:rPr>
-                <w:sz w:val="18"/>
-              </w:rPr>
-              <w:t>Dirección</w:t>
-            </w:r>
-          </w:p>
-        </w:tc>
-      </w:tr>
-      <w:tr>
-        <w:tc>
-          <w:tcPr>
-            <w:tcW w:type="dxa" w:w="2160"/>
-          </w:tcPr>
-          <w:p>
-            <w:r>
-              <w:rPr>
-                <w:sz w:val="18"/>
-              </w:rPr>
-              <w:t>ubigeo_id</w:t>
-            </w:r>
-          </w:p>
-        </w:tc>
-        <w:tc>
-          <w:tcPr>
-            <w:tcW w:type="dxa" w:w="2160"/>
-          </w:tcPr>
-          <w:p>
-            <w:r>
-              <w:rPr>
-                <w:sz w:val="18"/>
-              </w:rPr>
-              <w:t>FK → ubigeo</w:t>
-            </w:r>
-          </w:p>
-        </w:tc>
-        <w:tc>
-          <w:tcPr>
-            <w:tcW w:type="dxa" w:w="2160"/>
-          </w:tcPr>
-          <w:p>
-            <w:r>
-              <w:rPr>
-                <w:sz w:val="18"/>
-              </w:rPr>
-              <w:t>Sí</w:t>
-            </w:r>
-          </w:p>
-        </w:tc>
-        <w:tc>
-          <w:tcPr>
-            <w:tcW w:type="dxa" w:w="2160"/>
-          </w:tcPr>
-          <w:p>
-            <w:r>
-              <w:rPr>
-                <w:sz w:val="18"/>
-              </w:rPr>
-              <w:t>Ubicación geográfica (UBIGEO)</w:t>
-            </w:r>
-          </w:p>
-        </w:tc>
-      </w:tr>
-      <w:tr>
-        <w:tc>
-          <w:tcPr>
-            <w:tcW w:type="dxa" w:w="2160"/>
-          </w:tcPr>
-          <w:p>
-            <w:r>
-              <w:rPr>
-                <w:sz w:val="18"/>
-              </w:rPr>
-              <w:t>referencia_logo</w:t>
-            </w:r>
-          </w:p>
-        </w:tc>
-        <w:tc>
-          <w:tcPr>
-            <w:tcW w:type="dxa" w:w="2160"/>
-          </w:tcPr>
-          <w:p>
-            <w:r>
-              <w:rPr>
-                <w:sz w:val="18"/>
-              </w:rPr>
-              <w:t>varchar(500)</w:t>
-            </w:r>
-          </w:p>
-        </w:tc>
-        <w:tc>
-          <w:tcPr>
-            <w:tcW w:type="dxa" w:w="2160"/>
-          </w:tcPr>
-          <w:p>
-            <w:r>
-              <w:rPr>
-                <w:sz w:val="18"/>
-              </w:rPr>
-              <w:t>Sí</w:t>
-            </w:r>
-          </w:p>
-        </w:tc>
-        <w:tc>
-          <w:tcPr>
-            <w:tcW w:type="dxa" w:w="2160"/>
-          </w:tcPr>
-          <w:p>
-            <w:r>
-              <w:rPr>
-                <w:sz w:val="18"/>
-              </w:rPr>
-              <w:t>Logo institucional (ImageField; guarda el path del objeto en el repositorio de medios). Nullable.</w:t>
+              <w:t>Ámbito geográfico sanitario al que pertenece</w:t>
             </w:r>
           </w:p>
         </w:tc>
@@ -3693,20 +3780,20 @@
               <w:rPr>
                 <w:sz w:val="18"/>
               </w:rPr>
-              <w:t>id</w:t>
-            </w:r>
-          </w:p>
-        </w:tc>
-        <w:tc>
-          <w:tcPr>
-            <w:tcW w:type="dxa" w:w="2160"/>
-          </w:tcPr>
-          <w:p>
-            <w:r>
-              <w:rPr>
-                <w:sz w:val="18"/>
-              </w:rPr>
-              <w:t>PK</w:t>
+              <w:t>codigo_renipress</w:t>
+            </w:r>
+          </w:p>
+        </w:tc>
+        <w:tc>
+          <w:tcPr>
+            <w:tcW w:type="dxa" w:w="2160"/>
+          </w:tcPr>
+          <w:p>
+            <w:r>
+              <w:rPr>
+                <w:sz w:val="18"/>
+              </w:rPr>
+              <w:t>**PK** varchar(8)</w:t>
             </w:r>
           </w:p>
         </w:tc>
@@ -3732,6 +3819,7 @@
               <w:rPr>
                 <w:sz w:val="18"/>
               </w:rPr>
+              <w:t>Código RENIPRESS de 8 caracteres — **clave primaria** de la tabla (no hay columna id; el valor lo provee el cliente al crear)</w:t>
             </w:r>
           </w:p>
         </w:tc>
@@ -3759,7 +3847,7 @@
               <w:rPr>
                 <w:sz w:val="18"/>
               </w:rPr>
-              <w:t>FK → unidad_ejecutora</w:t>
+              <w:t>FK → unidad_ejecutora (PROTECT) — varchar(4)</w:t>
             </w:r>
           </w:p>
         </w:tc>
@@ -3785,7 +3873,7 @@
               <w:rPr>
                 <w:sz w:val="18"/>
               </w:rPr>
-              <w:t>Unidad ejecutora a la que pertenece</w:t>
+              <w:t>Unidad ejecutora a la que pertenece (el valor almacenado es el código presupuestal de 4 chars, no un int)</w:t>
             </w:r>
           </w:p>
         </w:tc>
@@ -3854,20 +3942,20 @@
               <w:rPr>
                 <w:sz w:val="18"/>
               </w:rPr>
-              <w:t>codigo_renipress</w:t>
-            </w:r>
-          </w:p>
-        </w:tc>
-        <w:tc>
-          <w:tcPr>
-            <w:tcW w:type="dxa" w:w="2160"/>
-          </w:tcPr>
-          <w:p>
-            <w:r>
-              <w:rPr>
-                <w:sz w:val="18"/>
-              </w:rPr>
-              <w:t>varchar(20)</w:t>
+              <w:t>direccion</w:t>
+            </w:r>
+          </w:p>
+        </w:tc>
+        <w:tc>
+          <w:tcPr>
+            <w:tcW w:type="dxa" w:w="2160"/>
+          </w:tcPr>
+          <w:p>
+            <w:r>
+              <w:rPr>
+                <w:sz w:val="18"/>
+              </w:rPr>
+              <w:t>varchar(500)</w:t>
             </w:r>
           </w:p>
         </w:tc>
@@ -3893,7 +3981,7 @@
               <w:rPr>
                 <w:sz w:val="18"/>
               </w:rPr>
-              <w:t>Código RENIPRESS</w:t>
+              <w:t>Dirección</w:t>
             </w:r>
           </w:p>
         </w:tc>
@@ -3908,20 +3996,20 @@
               <w:rPr>
                 <w:sz w:val="18"/>
               </w:rPr>
-              <w:t>direccion</w:t>
-            </w:r>
-          </w:p>
-        </w:tc>
-        <w:tc>
-          <w:tcPr>
-            <w:tcW w:type="dxa" w:w="2160"/>
-          </w:tcPr>
-          <w:p>
-            <w:r>
-              <w:rPr>
-                <w:sz w:val="18"/>
-              </w:rPr>
-              <w:t>varchar(500)</w:t>
+              <w:t>ubigeo_id</w:t>
+            </w:r>
+          </w:p>
+        </w:tc>
+        <w:tc>
+          <w:tcPr>
+            <w:tcW w:type="dxa" w:w="2160"/>
+          </w:tcPr>
+          <w:p>
+            <w:r>
+              <w:rPr>
+                <w:sz w:val="18"/>
+              </w:rPr>
+              <w:t>FK → ubigeo (PROTECT) — varchar(6)</w:t>
             </w:r>
           </w:p>
         </w:tc>
@@ -3947,7 +4035,7 @@
               <w:rPr>
                 <w:sz w:val="18"/>
               </w:rPr>
-              <w:t>Dirección</w:t>
+              <w:t>Ubicación geográfica (UBIGEO)</w:t>
             </w:r>
           </w:p>
         </w:tc>
@@ -3962,46 +4050,46 @@
               <w:rPr>
                 <w:sz w:val="18"/>
               </w:rPr>
-              <w:t>ubigeo_id</w:t>
-            </w:r>
-          </w:p>
-        </w:tc>
-        <w:tc>
-          <w:tcPr>
-            <w:tcW w:type="dxa" w:w="2160"/>
-          </w:tcPr>
-          <w:p>
-            <w:r>
-              <w:rPr>
-                <w:sz w:val="18"/>
-              </w:rPr>
-              <w:t>FK → ubigeo</w:t>
-            </w:r>
-          </w:p>
-        </w:tc>
-        <w:tc>
-          <w:tcPr>
-            <w:tcW w:type="dxa" w:w="2160"/>
-          </w:tcPr>
-          <w:p>
-            <w:r>
-              <w:rPr>
-                <w:sz w:val="18"/>
-              </w:rPr>
-              <w:t>Sí</w:t>
-            </w:r>
-          </w:p>
-        </w:tc>
-        <w:tc>
-          <w:tcPr>
-            <w:tcW w:type="dxa" w:w="2160"/>
-          </w:tcPr>
-          <w:p>
-            <w:r>
-              <w:rPr>
-                <w:sz w:val="18"/>
-              </w:rPr>
-              <w:t>Ubicación geográfica (UBIGEO)</w:t>
+              <w:t>ambito_geografico_sanitario_id</w:t>
+            </w:r>
+          </w:p>
+        </w:tc>
+        <w:tc>
+          <w:tcPr>
+            <w:tcW w:type="dxa" w:w="2160"/>
+          </w:tcPr>
+          <w:p>
+            <w:r>
+              <w:rPr>
+                <w:sz w:val="18"/>
+              </w:rPr>
+              <w:t>FK → ambito_geografico_sanitario</w:t>
+            </w:r>
+          </w:p>
+        </w:tc>
+        <w:tc>
+          <w:tcPr>
+            <w:tcW w:type="dxa" w:w="2160"/>
+          </w:tcPr>
+          <w:p>
+            <w:r>
+              <w:rPr>
+                <w:sz w:val="18"/>
+              </w:rPr>
+              <w:t>No</w:t>
+            </w:r>
+          </w:p>
+        </w:tc>
+        <w:tc>
+          <w:tcPr>
+            <w:tcW w:type="dxa" w:w="2160"/>
+          </w:tcPr>
+          <w:p>
+            <w:r>
+              <w:rPr>
+                <w:sz w:val="18"/>
+              </w:rPr>
+              <w:t>Ámbito geográfico sanitario</w:t>
             </w:r>
           </w:p>
         </w:tc>
@@ -4016,60 +4104,6 @@
               <w:rPr>
                 <w:sz w:val="18"/>
               </w:rPr>
-              <w:t>ambito_geografico_sanitario_id</w:t>
-            </w:r>
-          </w:p>
-        </w:tc>
-        <w:tc>
-          <w:tcPr>
-            <w:tcW w:type="dxa" w:w="2160"/>
-          </w:tcPr>
-          <w:p>
-            <w:r>
-              <w:rPr>
-                <w:sz w:val="18"/>
-              </w:rPr>
-              <w:t>FK → ambito_geografico_sanitario</w:t>
-            </w:r>
-          </w:p>
-        </w:tc>
-        <w:tc>
-          <w:tcPr>
-            <w:tcW w:type="dxa" w:w="2160"/>
-          </w:tcPr>
-          <w:p>
-            <w:r>
-              <w:rPr>
-                <w:sz w:val="18"/>
-              </w:rPr>
-              <w:t>No</w:t>
-            </w:r>
-          </w:p>
-        </w:tc>
-        <w:tc>
-          <w:tcPr>
-            <w:tcW w:type="dxa" w:w="2160"/>
-          </w:tcPr>
-          <w:p>
-            <w:r>
-              <w:rPr>
-                <w:sz w:val="18"/>
-              </w:rPr>
-              <w:t>Ámbito geográfico sanitario</w:t>
-            </w:r>
-          </w:p>
-        </w:tc>
-      </w:tr>
-      <w:tr>
-        <w:tc>
-          <w:tcPr>
-            <w:tcW w:type="dxa" w:w="2160"/>
-          </w:tcPr>
-          <w:p>
-            <w:r>
-              <w:rPr>
-                <w:sz w:val="18"/>
-              </w:rPr>
               <w:t>categoria_id</w:t>
             </w:r>
           </w:p>
@@ -4083,7 +4117,7 @@
               <w:rPr>
                 <w:sz w:val="18"/>
               </w:rPr>
-              <w:t>FK → categoria (PROTECT)</w:t>
+              <w:t>FK → tipo_categoria (PROTECT)</w:t>
             </w:r>
           </w:p>
         </w:tc>
@@ -5767,7 +5801,7 @@
               <w:rPr>
                 <w:sz w:val="18"/>
               </w:rPr>
-              <w:t>FK → ubigeo</w:t>
+              <w:t>FK → ubigeo (PROTECT) — varchar(6)</w:t>
             </w:r>
           </w:p>
         </w:tc>
@@ -6231,7 +6265,7 @@
               <w:rPr>
                 <w:sz w:val="18"/>
               </w:rPr>
-              <w:t>FK → ubigeo (PROTECT)</w:t>
+              <w:t>FK → ubigeo (PROTECT) — varchar(6)</w:t>
             </w:r>
           </w:p>
         </w:tc>
@@ -7407,7 +7441,7 @@
               <w:rPr>
                 <w:sz w:val="18"/>
               </w:rPr>
-              <w:t>FK → ubigeo</w:t>
+              <w:t>FK → ubigeo (PROTECT) — varchar(6)</w:t>
             </w:r>
           </w:p>
         </w:tc>
@@ -9394,7 +9428,7 @@
               <w:rPr>
                 <w:sz w:val="18"/>
               </w:rPr>
-              <w:t>int</w:t>
+              <w:t>varchar(64)</w:t>
             </w:r>
           </w:p>
         </w:tc>
@@ -9420,7 +9454,7 @@
               <w:rPr>
                 <w:sz w:val="18"/>
               </w:rPr>
-              <w:t>Identificador de la entidad asociada</w:t>
+              <w:t>Identificador de la entidad asociada. Texto: para IPRESS es el código RENIPRESS (PK textual); para el resto de entidades es el pk entero casteado a str. Las comparaciones de alcance se normalizan a str</w:t>
             </w:r>
           </w:p>
         </w:tc>
@@ -10695,46 +10729,46 @@
               <w:rPr>
                 <w:sz w:val="18"/>
               </w:rPr>
-              <w:t>universidad_id</w:t>
-            </w:r>
-          </w:p>
-        </w:tc>
-        <w:tc>
-          <w:tcPr>
-            <w:tcW w:type="dxa" w:w="2160"/>
-          </w:tcPr>
-          <w:p>
-            <w:r>
-              <w:rPr>
-                <w:sz w:val="18"/>
-              </w:rPr>
-              <w:t>FK → universidad</w:t>
-            </w:r>
-          </w:p>
-        </w:tc>
-        <w:tc>
-          <w:tcPr>
-            <w:tcW w:type="dxa" w:w="2160"/>
-          </w:tcPr>
-          <w:p>
-            <w:r>
-              <w:rPr>
-                <w:sz w:val="18"/>
-              </w:rPr>
-              <w:t>No</w:t>
-            </w:r>
-          </w:p>
-        </w:tc>
-        <w:tc>
-          <w:tcPr>
-            <w:tcW w:type="dxa" w:w="2160"/>
-          </w:tcPr>
-          <w:p>
-            <w:r>
-              <w:rPr>
-                <w:sz w:val="18"/>
-              </w:rPr>
-              <w:t>Universidad parte del convenio. Su tipo de entidad se deriva de la entidad</w:t>
+              <w:t>gobierno_regional_id</w:t>
+            </w:r>
+          </w:p>
+        </w:tc>
+        <w:tc>
+          <w:tcPr>
+            <w:tcW w:type="dxa" w:w="2160"/>
+          </w:tcPr>
+          <w:p>
+            <w:r>
+              <w:rPr>
+                <w:sz w:val="18"/>
+              </w:rPr>
+              <w:t>FK → gobierno_regional (PROTECT)</w:t>
+            </w:r>
+          </w:p>
+        </w:tc>
+        <w:tc>
+          <w:tcPr>
+            <w:tcW w:type="dxa" w:w="2160"/>
+          </w:tcPr>
+          <w:p>
+            <w:r>
+              <w:rPr>
+                <w:sz w:val="18"/>
+              </w:rPr>
+              <w:t>Sí</w:t>
+            </w:r>
+          </w:p>
+        </w:tc>
+        <w:tc>
+          <w:tcPr>
+            <w:tcW w:type="dxa" w:w="2160"/>
+          </w:tcPr>
+          <w:p>
+            <w:r>
+              <w:rPr>
+                <w:sz w:val="18"/>
+              </w:rPr>
+              <w:t>Gobierno Regional del convenio (solo Convenio Marco regional; related_name='convenios')</w:t>
             </w:r>
           </w:p>
         </w:tc>
@@ -10749,6 +10783,60 @@
               <w:rPr>
                 <w:sz w:val="18"/>
               </w:rPr>
+              <w:t>universidad_id</w:t>
+            </w:r>
+          </w:p>
+        </w:tc>
+        <w:tc>
+          <w:tcPr>
+            <w:tcW w:type="dxa" w:w="2160"/>
+          </w:tcPr>
+          <w:p>
+            <w:r>
+              <w:rPr>
+                <w:sz w:val="18"/>
+              </w:rPr>
+              <w:t>FK → universidad</w:t>
+            </w:r>
+          </w:p>
+        </w:tc>
+        <w:tc>
+          <w:tcPr>
+            <w:tcW w:type="dxa" w:w="2160"/>
+          </w:tcPr>
+          <w:p>
+            <w:r>
+              <w:rPr>
+                <w:sz w:val="18"/>
+              </w:rPr>
+              <w:t>No</w:t>
+            </w:r>
+          </w:p>
+        </w:tc>
+        <w:tc>
+          <w:tcPr>
+            <w:tcW w:type="dxa" w:w="2160"/>
+          </w:tcPr>
+          <w:p>
+            <w:r>
+              <w:rPr>
+                <w:sz w:val="18"/>
+              </w:rPr>
+              <w:t>Universidad parte del convenio. Su tipo de entidad se deriva de la entidad</w:t>
+            </w:r>
+          </w:p>
+        </w:tc>
+      </w:tr>
+      <w:tr>
+        <w:tc>
+          <w:tcPr>
+            <w:tcW w:type="dxa" w:w="2160"/>
+          </w:tcPr>
+          <w:p>
+            <w:r>
+              <w:rPr>
+                <w:sz w:val="18"/>
+              </w:rPr>
               <w:t>unidad_ejecutora_id</w:t>
             </w:r>
           </w:p>
@@ -10762,7 +10850,7 @@
               <w:rPr>
                 <w:sz w:val="18"/>
               </w:rPr>
-              <w:t>FK → unidad_ejecutora (PROTECT)</w:t>
+              <w:t>FK → unidad_ejecutora (PROTECT) — varchar(4)</w:t>
             </w:r>
           </w:p>
         </w:tc>
@@ -10788,7 +10876,7 @@
               <w:rPr>
                 <w:sz w:val="18"/>
               </w:rPr>
-              <w:t>Unidad ejecutora parte del Convenio Específico (nula en Marco; related_name='convenios')</w:t>
+              <w:t>Unidad ejecutora parte del Convenio Específico (nula en Marco; related_name='convenios'; valor almacenado es el código presupuestal de 4 chars)</w:t>
             </w:r>
           </w:p>
         </w:tc>
@@ -13924,20 +14012,20 @@
               <w:rPr>
                 <w:sz w:val="18"/>
               </w:rPr>
-              <w:t>convenio_id</w:t>
-            </w:r>
-          </w:p>
-        </w:tc>
-        <w:tc>
-          <w:tcPr>
-            <w:tcW w:type="dxa" w:w="2160"/>
-          </w:tcPr>
-          <w:p>
-            <w:r>
-              <w:rPr>
-                <w:sz w:val="18"/>
-              </w:rPr>
-              <w:t>FK → convenio (CASCADE)</w:t>
+              <w:t>ipress_id</w:t>
+            </w:r>
+          </w:p>
+        </w:tc>
+        <w:tc>
+          <w:tcPr>
+            <w:tcW w:type="dxa" w:w="2160"/>
+          </w:tcPr>
+          <w:p>
+            <w:r>
+              <w:rPr>
+                <w:sz w:val="18"/>
+              </w:rPr>
+              <w:t>FK → ipress (PROTECT) — varchar(8)</w:t>
             </w:r>
           </w:p>
         </w:tc>
@@ -13963,61 +14051,7 @@
               <w:rPr>
                 <w:sz w:val="18"/>
               </w:rPr>
-              <w:t>Convenio Específico</w:t>
-            </w:r>
-          </w:p>
-        </w:tc>
-      </w:tr>
-      <w:tr>
-        <w:tc>
-          <w:tcPr>
-            <w:tcW w:type="dxa" w:w="2160"/>
-          </w:tcPr>
-          <w:p>
-            <w:r>
-              <w:rPr>
-                <w:sz w:val="18"/>
-              </w:rPr>
-              <w:t>ipress_id</w:t>
-            </w:r>
-          </w:p>
-        </w:tc>
-        <w:tc>
-          <w:tcPr>
-            <w:tcW w:type="dxa" w:w="2160"/>
-          </w:tcPr>
-          <w:p>
-            <w:r>
-              <w:rPr>
-                <w:sz w:val="18"/>
-              </w:rPr>
-              <w:t>FK → ipress (PROTECT)</w:t>
-            </w:r>
-          </w:p>
-        </w:tc>
-        <w:tc>
-          <w:tcPr>
-            <w:tcW w:type="dxa" w:w="2160"/>
-          </w:tcPr>
-          <w:p>
-            <w:r>
-              <w:rPr>
-                <w:sz w:val="18"/>
-              </w:rPr>
-              <w:t>No</w:t>
-            </w:r>
-          </w:p>
-        </w:tc>
-        <w:tc>
-          <w:tcPr>
-            <w:tcW w:type="dxa" w:w="2160"/>
-          </w:tcPr>
-          <w:p>
-            <w:r>
-              <w:rPr>
-                <w:sz w:val="18"/>
-              </w:rPr>
-              <w:t>Sede docente (establecimiento) autorizada por CONAPRES (es_sede_docente = true)</w:t>
+              <w:t>Sede docente (establecimiento) autorizada por CONAPRES (es_sede_docente = true); el valor almacenado es el código RENIPRESS de 8 chars (PK textual de ipress)</w:t>
             </w:r>
           </w:p>
         </w:tc>
@@ -14832,7 +14866,7 @@
               <w:rPr>
                 <w:sz w:val="18"/>
               </w:rPr>
-              <w:t>FK → ipress (PROTECT)</w:t>
+              <w:t>FK → ipress (PROTECT) — varchar(8)</w:t>
             </w:r>
           </w:p>
         </w:tc>
@@ -14858,7 +14892,7 @@
               <w:rPr>
                 <w:sz w:val="18"/>
               </w:rPr>
-              <w:t>Sede docente (coherente con el registro padre)</w:t>
+              <w:t>Sede docente (coherente con el registro padre); el valor almacenado es el código RENIPRESS de 8 chars (PK textual de ipress)</w:t>
             </w:r>
           </w:p>
         </w:tc>
@@ -17958,7 +17992,7 @@
               <w:rPr>
                 <w:sz w:val="18"/>
               </w:rPr>
-              <w:t>int</w:t>
+              <w:t>varchar(64)</w:t>
             </w:r>
           </w:p>
         </w:tc>
@@ -17984,7 +18018,7 @@
               <w:rPr>
                 <w:sz w:val="18"/>
               </w:rPr>
-              <w:t>Registro afectado</w:t>
+              <w:t>Registro afectado. Texto: para IPRESS es el código RENIPRESS (PK textual); para el resto es el pk casteado a str. Las consultas por (tipo_contenido, id_objeto) usan str</w:t>
             </w:r>
           </w:p>
         </w:tc>
@@ -18275,17 +18309,19 @@
           <w:rFonts w:ascii="Consolas" w:hAnsi="Consolas"/>
           <w:sz w:val="16"/>
         </w:rPr>
-        <w:t>ubigeo (distrito INEI) &gt;──&lt; unidad_ejecutora / ipress / universidad / facultad / gobierno_regional / local_universidad   (también estudiante / tutor del módulo 2)</w:t>
+        <w:t>ubigeo (distrito INEI) &gt;──&lt; ipress / universidad / facultad / gobierno_regional / local_universidad   (también estudiante / tutor del módulo 2)</w:t>
         <w:br/>
         <w:t>gobierno_regional ──&lt; organo_directorio</w:t>
         <w:br/>
-        <w:t>gobierno_regional ──&lt; unidad_ejecutora ──&lt; ipress</w:t>
+        <w:t>gobierno_regional &gt;── region / ubigeo</w:t>
         <w:br/>
-        <w:t>gobierno_regional &gt;── region / ubigeo</w:t>
+        <w:t>gobierno_regional ──&lt; ambito_geografico_sanitario (gobierno_regional_id, nullable — los 4 DIRIS tienen NULL)</w:t>
         <w:br/>
         <w:t>organo_directorio (categoria: ORGANO_MINSA / UNIVERSIDAD / GOBIERNO_REGIONAL / MINSA_DIRIS / UNIDAD_EJECUTORA) &gt;── gobierno_regional (opcional, solo regionales)</w:t>
         <w:br/>
-        <w:t>unidad_ejecutora &gt;── gobierno_regional / tipo_organo (→ organo_directorio, categoría UNIDAD_EJECUTORA) / ubigeo</w:t>
+        <w:t>ambito_geografico_sanitario ──&lt; unidad_ejecutora (PK textual varchar 4)</w:t>
+        <w:br/>
+        <w:t>unidad_ejecutora ──&lt; ipress</w:t>
         <w:br/>
         <w:t>ipress &gt;── ambito_geografico_sanitario</w:t>
         <w:br/>
@@ -18344,7 +18380,7 @@
         <w:br/>
         <w:t>convenio ──&lt; opinion_conapres                    (solo Específico)</w:t>
         <w:br/>
-        <w:t>convenio ──&lt; campo_clinico_ipress &gt;── ipress / carrera_profesional / especialidad   (registro CONAPRES, solo Específico)</w:t>
+        <w:t>campo_clinico_ipress &gt;── ipress / carrera_profesional / especialidad   (registro CONAPRES — global, sin FK a convenio)</w:t>
         <w:br/>
         <w:t>campo_clinico_ipress ──&lt; campo_clinico_ipress_universidad &gt;── ipress / carrera_profesional / especialidad / universidad   (asignación Órgano Regional)</w:t>
         <w:br/>
@@ -18662,7 +18698,7 @@
               <w:rPr>
                 <w:sz w:val="18"/>
               </w:rPr>
-              <w:t>periodo_academico</w:t>
+              <w:t>periodo_internado</w:t>
             </w:r>
           </w:p>
         </w:tc>
@@ -18675,7 +18711,7 @@
               <w:rPr>
                 <w:sz w:val="18"/>
               </w:rPr>
-              <w:t>Periodo académico (semestre) del estudiante — aplica al nivel Pregrado (RN-19)</w:t>
+              <w:t>Periodo de internado del estudiante — aplica al nivel Pregrado (RN-19). Generalmente uno por año; puede haber excepciones</w:t>
             </w:r>
           </w:p>
         </w:tc>
@@ -18801,7 +18837,7 @@
           <w:b/>
           <w:sz w:val="20"/>
         </w:rPr>
-        <w:t>Valores de periodo_academico (semilla)</w:t>
+        <w:t>Valores de periodo_internado (semilla)</w:t>
       </w:r>
     </w:p>
     <w:p>
@@ -19540,7 +19576,7 @@
               <w:rPr>
                 <w:sz w:val="18"/>
               </w:rPr>
-              <w:t>FK → ubigeo (módulo 1)</w:t>
+              <w:t>FK → ubigeo (módulo 1, PROTECT) — varchar(6)</w:t>
             </w:r>
           </w:p>
         </w:tc>
@@ -19689,20 +19725,20 @@
               <w:rPr>
                 <w:sz w:val="18"/>
               </w:rPr>
-              <w:t>periodo_academico_id</w:t>
-            </w:r>
-          </w:p>
-        </w:tc>
-        <w:tc>
-          <w:tcPr>
-            <w:tcW w:type="dxa" w:w="2160"/>
-          </w:tcPr>
-          <w:p>
-            <w:r>
-              <w:rPr>
-                <w:sz w:val="18"/>
-              </w:rPr>
-              <w:t>FK → periodo_academico</w:t>
+              <w:t>periodo_internado_id</w:t>
+            </w:r>
+          </w:p>
+        </w:tc>
+        <w:tc>
+          <w:tcPr>
+            <w:tcW w:type="dxa" w:w="2160"/>
+          </w:tcPr>
+          <w:p>
+            <w:r>
+              <w:rPr>
+                <w:sz w:val="18"/>
+              </w:rPr>
+              <w:t>FK → periodo_internado</w:t>
             </w:r>
           </w:p>
         </w:tc>
@@ -19728,7 +19764,7 @@
               <w:rPr>
                 <w:sz w:val="18"/>
               </w:rPr>
-              <w:t>Periodo académico (obligatorio para nivel PREGRADO — RN-19; PROTECT)</w:t>
+              <w:t>Periodo de internado (obligatorio para nivel PREGRADO — RN-19; PROTECT)</w:t>
             </w:r>
           </w:p>
         </w:tc>
@@ -19797,20 +19833,20 @@
               <w:rPr>
                 <w:sz w:val="18"/>
               </w:rPr>
-              <w:t>codigo_universitario</w:t>
-            </w:r>
-          </w:p>
-        </w:tc>
-        <w:tc>
-          <w:tcPr>
-            <w:tcW w:type="dxa" w:w="2160"/>
-          </w:tcPr>
-          <w:p>
-            <w:r>
-              <w:rPr>
-                <w:sz w:val="18"/>
-              </w:rPr>
-              <w:t>varchar(50)</w:t>
+              <w:t>nota_promedio_ponderado</w:t>
+            </w:r>
+          </w:p>
+        </w:tc>
+        <w:tc>
+          <w:tcPr>
+            <w:tcW w:type="dxa" w:w="2160"/>
+          </w:tcPr>
+          <w:p>
+            <w:r>
+              <w:rPr>
+                <w:sz w:val="18"/>
+              </w:rPr>
+              <w:t>decimal(4,2)</w:t>
             </w:r>
           </w:p>
         </w:tc>
@@ -19836,7 +19872,7 @@
               <w:rPr>
                 <w:sz w:val="18"/>
               </w:rPr>
-              <w:t>Código universitario / matrícula</w:t>
+              <w:t>Nota promedio ponderado (escala 0–20)</w:t>
             </w:r>
           </w:p>
         </w:tc>
@@ -19851,20 +19887,20 @@
               <w:rPr>
                 <w:sz w:val="18"/>
               </w:rPr>
-              <w:t>nota_promedio_ponderado</w:t>
-            </w:r>
-          </w:p>
-        </w:tc>
-        <w:tc>
-          <w:tcPr>
-            <w:tcW w:type="dxa" w:w="2160"/>
-          </w:tcPr>
-          <w:p>
-            <w:r>
-              <w:rPr>
-                <w:sz w:val="18"/>
-              </w:rPr>
-              <w:t>decimal(4,2)</w:t>
+              <w:t>contacto_emergencia_nombre</w:t>
+            </w:r>
+          </w:p>
+        </w:tc>
+        <w:tc>
+          <w:tcPr>
+            <w:tcW w:type="dxa" w:w="2160"/>
+          </w:tcPr>
+          <w:p>
+            <w:r>
+              <w:rPr>
+                <w:sz w:val="18"/>
+              </w:rPr>
+              <w:t>varchar(255)</w:t>
             </w:r>
           </w:p>
         </w:tc>
@@ -19890,7 +19926,115 @@
               <w:rPr>
                 <w:sz w:val="18"/>
               </w:rPr>
-              <w:t>Nota promedio ponderado (escala 0–20)</w:t>
+              <w:t>Nombre del contacto de emergencia</w:t>
+            </w:r>
+          </w:p>
+        </w:tc>
+      </w:tr>
+      <w:tr>
+        <w:tc>
+          <w:tcPr>
+            <w:tcW w:type="dxa" w:w="2160"/>
+          </w:tcPr>
+          <w:p>
+            <w:r>
+              <w:rPr>
+                <w:sz w:val="18"/>
+              </w:rPr>
+              <w:t>contacto_emergencia_telefono</w:t>
+            </w:r>
+          </w:p>
+        </w:tc>
+        <w:tc>
+          <w:tcPr>
+            <w:tcW w:type="dxa" w:w="2160"/>
+          </w:tcPr>
+          <w:p>
+            <w:r>
+              <w:rPr>
+                <w:sz w:val="18"/>
+              </w:rPr>
+              <w:t>varchar(30)</w:t>
+            </w:r>
+          </w:p>
+        </w:tc>
+        <w:tc>
+          <w:tcPr>
+            <w:tcW w:type="dxa" w:w="2160"/>
+          </w:tcPr>
+          <w:p>
+            <w:r>
+              <w:rPr>
+                <w:sz w:val="18"/>
+              </w:rPr>
+              <w:t>Sí</w:t>
+            </w:r>
+          </w:p>
+        </w:tc>
+        <w:tc>
+          <w:tcPr>
+            <w:tcW w:type="dxa" w:w="2160"/>
+          </w:tcPr>
+          <w:p>
+            <w:r>
+              <w:rPr>
+                <w:sz w:val="18"/>
+              </w:rPr>
+              <w:t>Teléfono del contacto de emergencia</w:t>
+            </w:r>
+          </w:p>
+        </w:tc>
+      </w:tr>
+      <w:tr>
+        <w:tc>
+          <w:tcPr>
+            <w:tcW w:type="dxa" w:w="2160"/>
+          </w:tcPr>
+          <w:p>
+            <w:r>
+              <w:rPr>
+                <w:sz w:val="18"/>
+              </w:rPr>
+              <w:t>contacto_emergencia_parentesco_id</w:t>
+            </w:r>
+          </w:p>
+        </w:tc>
+        <w:tc>
+          <w:tcPr>
+            <w:tcW w:type="dxa" w:w="2160"/>
+          </w:tcPr>
+          <w:p>
+            <w:r>
+              <w:rPr>
+                <w:sz w:val="18"/>
+              </w:rPr>
+              <w:t>FK → parentesco (PROTECT)</w:t>
+            </w:r>
+          </w:p>
+        </w:tc>
+        <w:tc>
+          <w:tcPr>
+            <w:tcW w:type="dxa" w:w="2160"/>
+          </w:tcPr>
+          <w:p>
+            <w:r>
+              <w:rPr>
+                <w:sz w:val="18"/>
+              </w:rPr>
+              <w:t>Sí</w:t>
+            </w:r>
+          </w:p>
+        </w:tc>
+        <w:tc>
+          <w:tcPr>
+            <w:tcW w:type="dxa" w:w="2160"/>
+          </w:tcPr>
+          <w:p>
+            <w:r>
+              <w:rPr>
+                <w:sz w:val="18"/>
+              </w:rPr>
+              <w:t>Parentesco del contacto de emergencia</w:t>
             </w:r>
           </w:p>
         </w:tc>
@@ -20713,7 +20857,7 @@
               <w:rPr>
                 <w:sz w:val="18"/>
               </w:rPr>
-              <w:t>FK → ubigeo (módulo 1)</w:t>
+              <w:t>FK → ubigeo (módulo 1, PROTECT) — varchar(6)</w:t>
             </w:r>
           </w:p>
         </w:tc>
@@ -20808,20 +20952,20 @@
               <w:rPr>
                 <w:sz w:val="18"/>
               </w:rPr>
-              <w:t>ipress_id</w:t>
-            </w:r>
-          </w:p>
-        </w:tc>
-        <w:tc>
-          <w:tcPr>
-            <w:tcW w:type="dxa" w:w="2160"/>
-          </w:tcPr>
-          <w:p>
-            <w:r>
-              <w:rPr>
-                <w:sz w:val="18"/>
-              </w:rPr>
-              <w:t>FK → ipress</w:t>
+              <w:t>profesion_id</w:t>
+            </w:r>
+          </w:p>
+        </w:tc>
+        <w:tc>
+          <w:tcPr>
+            <w:tcW w:type="dxa" w:w="2160"/>
+          </w:tcPr>
+          <w:p>
+            <w:r>
+              <w:rPr>
+                <w:sz w:val="18"/>
+              </w:rPr>
+              <w:t>FK → carrera_profesional (PROTECT)</w:t>
             </w:r>
           </w:p>
         </w:tc>
@@ -20847,7 +20991,7 @@
               <w:rPr>
                 <w:sz w:val="18"/>
               </w:rPr>
-              <w:t>Establecimiento al que pertenece</w:t>
+              <w:t>Profesión del tutor (carrera profesional)</w:t>
             </w:r>
           </w:p>
         </w:tc>
@@ -21161,6 +21305,309 @@
         <w:pStyle w:val="Heading3"/>
       </w:pPr>
       <w:r>
+        <w:t>tutor_convenio</w:t>
+      </w:r>
+    </w:p>
+    <w:tbl>
+      <w:tblPr>
+        <w:tblStyle w:val="LightGrid-Accent1"/>
+        <w:tblW w:type="auto" w:w="0"/>
+        <w:tblLook w:firstColumn="1" w:firstRow="1" w:lastColumn="0" w:lastRow="0" w:noHBand="0" w:noVBand="1" w:val="04A0"/>
+      </w:tblPr>
+      <w:tblGrid>
+        <w:gridCol w:w="2160"/>
+        <w:gridCol w:w="2160"/>
+        <w:gridCol w:w="2160"/>
+        <w:gridCol w:w="2160"/>
+      </w:tblGrid>
+      <w:tr>
+        <w:tc>
+          <w:tcPr>
+            <w:tcW w:type="dxa" w:w="2160"/>
+          </w:tcPr>
+          <w:p>
+            <w:r/>
+            <w:r>
+              <w:rPr>
+                <w:b/>
+                <w:color w:val="FFFFFF"/>
+                <w:sz w:val="18"/>
+              </w:rPr>
+              <w:t>Campo</w:t>
+            </w:r>
+          </w:p>
+        </w:tc>
+        <w:tc>
+          <w:tcPr>
+            <w:tcW w:type="dxa" w:w="2160"/>
+          </w:tcPr>
+          <w:p>
+            <w:r/>
+            <w:r>
+              <w:rPr>
+                <w:b/>
+                <w:color w:val="FFFFFF"/>
+                <w:sz w:val="18"/>
+              </w:rPr>
+              <w:t>Tipo</w:t>
+            </w:r>
+          </w:p>
+        </w:tc>
+        <w:tc>
+          <w:tcPr>
+            <w:tcW w:type="dxa" w:w="2160"/>
+          </w:tcPr>
+          <w:p>
+            <w:r/>
+            <w:r>
+              <w:rPr>
+                <w:b/>
+                <w:color w:val="FFFFFF"/>
+                <w:sz w:val="18"/>
+              </w:rPr>
+              <w:t>Nulo</w:t>
+            </w:r>
+          </w:p>
+        </w:tc>
+        <w:tc>
+          <w:tcPr>
+            <w:tcW w:type="dxa" w:w="2160"/>
+          </w:tcPr>
+          <w:p>
+            <w:r/>
+            <w:r>
+              <w:rPr>
+                <w:b/>
+                <w:color w:val="FFFFFF"/>
+                <w:sz w:val="18"/>
+              </w:rPr>
+              <w:t>Descripción</w:t>
+            </w:r>
+          </w:p>
+        </w:tc>
+      </w:tr>
+      <w:tr>
+        <w:tc>
+          <w:tcPr>
+            <w:tcW w:type="dxa" w:w="2160"/>
+          </w:tcPr>
+          <w:p>
+            <w:r>
+              <w:rPr>
+                <w:sz w:val="18"/>
+              </w:rPr>
+              <w:t>id</w:t>
+            </w:r>
+          </w:p>
+        </w:tc>
+        <w:tc>
+          <w:tcPr>
+            <w:tcW w:type="dxa" w:w="2160"/>
+          </w:tcPr>
+          <w:p>
+            <w:r>
+              <w:rPr>
+                <w:sz w:val="18"/>
+              </w:rPr>
+              <w:t>PK</w:t>
+            </w:r>
+          </w:p>
+        </w:tc>
+        <w:tc>
+          <w:tcPr>
+            <w:tcW w:type="dxa" w:w="2160"/>
+          </w:tcPr>
+          <w:p>
+            <w:r>
+              <w:rPr>
+                <w:sz w:val="18"/>
+              </w:rPr>
+              <w:t>No</w:t>
+            </w:r>
+          </w:p>
+        </w:tc>
+        <w:tc>
+          <w:tcPr>
+            <w:tcW w:type="dxa" w:w="2160"/>
+          </w:tcPr>
+          <w:p>
+            <w:r>
+              <w:rPr>
+                <w:sz w:val="18"/>
+              </w:rPr>
+            </w:r>
+          </w:p>
+        </w:tc>
+      </w:tr>
+      <w:tr>
+        <w:tc>
+          <w:tcPr>
+            <w:tcW w:type="dxa" w:w="2160"/>
+          </w:tcPr>
+          <w:p>
+            <w:r>
+              <w:rPr>
+                <w:sz w:val="18"/>
+              </w:rPr>
+              <w:t>tutor_id</w:t>
+            </w:r>
+          </w:p>
+        </w:tc>
+        <w:tc>
+          <w:tcPr>
+            <w:tcW w:type="dxa" w:w="2160"/>
+          </w:tcPr>
+          <w:p>
+            <w:r>
+              <w:rPr>
+                <w:sz w:val="18"/>
+              </w:rPr>
+              <w:t>FK → tutor (CASCADE)</w:t>
+            </w:r>
+          </w:p>
+        </w:tc>
+        <w:tc>
+          <w:tcPr>
+            <w:tcW w:type="dxa" w:w="2160"/>
+          </w:tcPr>
+          <w:p>
+            <w:r>
+              <w:rPr>
+                <w:sz w:val="18"/>
+              </w:rPr>
+              <w:t>No</w:t>
+            </w:r>
+          </w:p>
+        </w:tc>
+        <w:tc>
+          <w:tcPr>
+            <w:tcW w:type="dxa" w:w="2160"/>
+          </w:tcPr>
+          <w:p>
+            <w:r>
+              <w:rPr>
+                <w:sz w:val="18"/>
+              </w:rPr>
+              <w:t>Tutor</w:t>
+            </w:r>
+          </w:p>
+        </w:tc>
+      </w:tr>
+      <w:tr>
+        <w:tc>
+          <w:tcPr>
+            <w:tcW w:type="dxa" w:w="2160"/>
+          </w:tcPr>
+          <w:p>
+            <w:r>
+              <w:rPr>
+                <w:sz w:val="18"/>
+              </w:rPr>
+              <w:t>convenio_id</w:t>
+            </w:r>
+          </w:p>
+        </w:tc>
+        <w:tc>
+          <w:tcPr>
+            <w:tcW w:type="dxa" w:w="2160"/>
+          </w:tcPr>
+          <w:p>
+            <w:r>
+              <w:rPr>
+                <w:sz w:val="18"/>
+              </w:rPr>
+              <w:t>FK → convenio (PROTECT)</w:t>
+            </w:r>
+          </w:p>
+        </w:tc>
+        <w:tc>
+          <w:tcPr>
+            <w:tcW w:type="dxa" w:w="2160"/>
+          </w:tcPr>
+          <w:p>
+            <w:r>
+              <w:rPr>
+                <w:sz w:val="18"/>
+              </w:rPr>
+              <w:t>No</w:t>
+            </w:r>
+          </w:p>
+        </w:tc>
+        <w:tc>
+          <w:tcPr>
+            <w:tcW w:type="dxa" w:w="2160"/>
+          </w:tcPr>
+          <w:p>
+            <w:r>
+              <w:rPr>
+                <w:sz w:val="18"/>
+              </w:rPr>
+              <w:t>Convenio Específico</w:t>
+            </w:r>
+          </w:p>
+        </w:tc>
+      </w:tr>
+      <w:tr>
+        <w:tc>
+          <w:tcPr>
+            <w:tcW w:type="dxa" w:w="2160"/>
+          </w:tcPr>
+          <w:p>
+            <w:r>
+              <w:rPr>
+                <w:sz w:val="18"/>
+              </w:rPr>
+              <w:t>ipress_id</w:t>
+            </w:r>
+          </w:p>
+        </w:tc>
+        <w:tc>
+          <w:tcPr>
+            <w:tcW w:type="dxa" w:w="2160"/>
+          </w:tcPr>
+          <w:p>
+            <w:r>
+              <w:rPr>
+                <w:sz w:val="18"/>
+              </w:rPr>
+              <w:t>FK → ipress (PROTECT) — varchar(8)</w:t>
+            </w:r>
+          </w:p>
+        </w:tc>
+        <w:tc>
+          <w:tcPr>
+            <w:tcW w:type="dxa" w:w="2160"/>
+          </w:tcPr>
+          <w:p>
+            <w:r>
+              <w:rPr>
+                <w:sz w:val="18"/>
+              </w:rPr>
+              <w:t>No</w:t>
+            </w:r>
+          </w:p>
+        </w:tc>
+        <w:tc>
+          <w:tcPr>
+            <w:tcW w:type="dxa" w:w="2160"/>
+          </w:tcPr>
+          <w:p>
+            <w:r>
+              <w:rPr>
+                <w:sz w:val="18"/>
+              </w:rPr>
+              <w:t>Establecimiento (código RENIPRESS de 8 chars, PK textual de ipress)</w:t>
+            </w:r>
+          </w:p>
+        </w:tc>
+      </w:tr>
+    </w:tbl>
+    <w:p/>
+    <w:p>
+      <w:pPr>
+        <w:pStyle w:val="Heading3"/>
+      </w:pPr>
+      <w:r>
         <w:t>interno</w:t>
       </w:r>
     </w:p>
@@ -21480,7 +21927,7 @@
               <w:rPr>
                 <w:sz w:val="18"/>
               </w:rPr>
-              <w:t>FK → ipress</w:t>
+              <w:t>FK → ipress (PROTECT) — varchar(8)</w:t>
             </w:r>
           </w:p>
         </w:tc>
@@ -21506,7 +21953,7 @@
               <w:rPr>
                 <w:sz w:val="18"/>
               </w:rPr>
-              <w:t>Sede docente principal</w:t>
+              <w:t>Sede docente principal (código RENIPRESS de 8 chars, PK textual de ipress)</w:t>
             </w:r>
           </w:p>
         </w:tc>
@@ -21723,168 +22170,6 @@
                 <w:sz w:val="18"/>
               </w:rPr>
               <w:t>Estado de las declaraciones juradas del interno (RN-23). Valores: PENDIENTE (default), COMPLETAS, OBSERVADAS, VALIDADAS</w:t>
-            </w:r>
-          </w:p>
-        </w:tc>
-      </w:tr>
-      <w:tr>
-        <w:tc>
-          <w:tcPr>
-            <w:tcW w:type="dxa" w:w="2160"/>
-          </w:tcPr>
-          <w:p>
-            <w:r>
-              <w:rPr>
-                <w:sz w:val="18"/>
-              </w:rPr>
-              <w:t>contacto_emergencia_nombre</w:t>
-            </w:r>
-          </w:p>
-        </w:tc>
-        <w:tc>
-          <w:tcPr>
-            <w:tcW w:type="dxa" w:w="2160"/>
-          </w:tcPr>
-          <w:p>
-            <w:r>
-              <w:rPr>
-                <w:sz w:val="18"/>
-              </w:rPr>
-              <w:t>varchar(255)</w:t>
-            </w:r>
-          </w:p>
-        </w:tc>
-        <w:tc>
-          <w:tcPr>
-            <w:tcW w:type="dxa" w:w="2160"/>
-          </w:tcPr>
-          <w:p>
-            <w:r>
-              <w:rPr>
-                <w:sz w:val="18"/>
-              </w:rPr>
-              <w:t>Sí</w:t>
-            </w:r>
-          </w:p>
-        </w:tc>
-        <w:tc>
-          <w:tcPr>
-            <w:tcW w:type="dxa" w:w="2160"/>
-          </w:tcPr>
-          <w:p>
-            <w:r>
-              <w:rPr>
-                <w:sz w:val="18"/>
-              </w:rPr>
-              <w:t>Nombre del contacto de emergencia</w:t>
-            </w:r>
-          </w:p>
-        </w:tc>
-      </w:tr>
-      <w:tr>
-        <w:tc>
-          <w:tcPr>
-            <w:tcW w:type="dxa" w:w="2160"/>
-          </w:tcPr>
-          <w:p>
-            <w:r>
-              <w:rPr>
-                <w:sz w:val="18"/>
-              </w:rPr>
-              <w:t>contacto_emergencia_telefono</w:t>
-            </w:r>
-          </w:p>
-        </w:tc>
-        <w:tc>
-          <w:tcPr>
-            <w:tcW w:type="dxa" w:w="2160"/>
-          </w:tcPr>
-          <w:p>
-            <w:r>
-              <w:rPr>
-                <w:sz w:val="18"/>
-              </w:rPr>
-              <w:t>varchar(30)</w:t>
-            </w:r>
-          </w:p>
-        </w:tc>
-        <w:tc>
-          <w:tcPr>
-            <w:tcW w:type="dxa" w:w="2160"/>
-          </w:tcPr>
-          <w:p>
-            <w:r>
-              <w:rPr>
-                <w:sz w:val="18"/>
-              </w:rPr>
-              <w:t>Sí</w:t>
-            </w:r>
-          </w:p>
-        </w:tc>
-        <w:tc>
-          <w:tcPr>
-            <w:tcW w:type="dxa" w:w="2160"/>
-          </w:tcPr>
-          <w:p>
-            <w:r>
-              <w:rPr>
-                <w:sz w:val="18"/>
-              </w:rPr>
-              <w:t>Teléfono del contacto de emergencia</w:t>
-            </w:r>
-          </w:p>
-        </w:tc>
-      </w:tr>
-      <w:tr>
-        <w:tc>
-          <w:tcPr>
-            <w:tcW w:type="dxa" w:w="2160"/>
-          </w:tcPr>
-          <w:p>
-            <w:r>
-              <w:rPr>
-                <w:sz w:val="18"/>
-              </w:rPr>
-              <w:t>contacto_emergencia_parentesco_id</w:t>
-            </w:r>
-          </w:p>
-        </w:tc>
-        <w:tc>
-          <w:tcPr>
-            <w:tcW w:type="dxa" w:w="2160"/>
-          </w:tcPr>
-          <w:p>
-            <w:r>
-              <w:rPr>
-                <w:sz w:val="18"/>
-              </w:rPr>
-              <w:t>FK → parentesco</w:t>
-            </w:r>
-          </w:p>
-        </w:tc>
-        <w:tc>
-          <w:tcPr>
-            <w:tcW w:type="dxa" w:w="2160"/>
-          </w:tcPr>
-          <w:p>
-            <w:r>
-              <w:rPr>
-                <w:sz w:val="18"/>
-              </w:rPr>
-              <w:t>Sí</w:t>
-            </w:r>
-          </w:p>
-        </w:tc>
-        <w:tc>
-          <w:tcPr>
-            <w:tcW w:type="dxa" w:w="2160"/>
-          </w:tcPr>
-          <w:p>
-            <w:r>
-              <w:rPr>
-                <w:sz w:val="18"/>
-              </w:rPr>
-              <w:t>Parentesco del contacto de emergencia (PROTECT)</w:t>
             </w:r>
           </w:p>
         </w:tc>
@@ -23355,7 +23640,7 @@
               <w:rPr>
                 <w:sz w:val="18"/>
               </w:rPr>
-              <w:t>FK → ipress</w:t>
+              <w:t>FK → ipress (PROTECT) — varchar(8)</w:t>
             </w:r>
           </w:p>
         </w:tc>
@@ -23381,7 +23666,7 @@
               <w:rPr>
                 <w:sz w:val="18"/>
               </w:rPr>
-              <w:t>Sede de origen</w:t>
+              <w:t>Sede de origen (código RENIPRESS de 8 chars, PK textual de ipress)</w:t>
             </w:r>
           </w:p>
         </w:tc>
@@ -23409,7 +23694,7 @@
               <w:rPr>
                 <w:sz w:val="18"/>
               </w:rPr>
-              <w:t>FK → ipress</w:t>
+              <w:t>FK → ipress (PROTECT) — varchar(8)</w:t>
             </w:r>
           </w:p>
         </w:tc>
@@ -23435,7 +23720,7 @@
               <w:rPr>
                 <w:sz w:val="18"/>
               </w:rPr>
-              <w:t>Sede de destino</w:t>
+              <w:t>Sede de destino (código RENIPRESS de 8 chars, PK textual de ipress)</w:t>
             </w:r>
           </w:p>
         </w:tc>
@@ -24762,11 +25047,13 @@
         </w:rPr>
         <w:t>estudiante &gt;── universidad / carrera_profesional / tipo_documento_identidad</w:t>
         <w:br/>
-        <w:t>estudiante &gt;── periodo_academico / especialidad   (uno u otro según nivel — RN-19)</w:t>
+        <w:t>estudiante &gt;── periodo_internado / especialidad   (uno u otro según nivel — RN-19)</w:t>
         <w:br/>
-        <w:t>tutor   &gt;── especialidad / ipress / tipo_documento_identidad</w:t>
+        <w:t>tutor   &gt;── especialidad / tipo_documento_identidad</w:t>
         <w:br/>
         <w:t>tutor   ──&lt; tutor_universidad &gt;── universidad   (1 a 2 universidades — RN-24)</w:t>
+        <w:br/>
+        <w:t>tutor   ──&lt; tutor_convenio &gt;── convenio / ipress   (por convenio específico — RN-TC-01)</w:t>
         <w:br/>
         <w:br/>
         <w:t>interno &gt;── estudiante</w:t>
@@ -25277,7 +25564,7 @@
               <w:rPr>
                 <w:sz w:val="18"/>
               </w:rPr>
-              <w:t>FK → ipress</w:t>
+              <w:t>FK → ipress (PROTECT) — varchar(8)</w:t>
             </w:r>
           </w:p>
         </w:tc>
@@ -25303,7 +25590,7 @@
               <w:rPr>
                 <w:sz w:val="18"/>
               </w:rPr>
-              <w:t>Sede docente</w:t>
+              <w:t>Sede docente (código RENIPRESS de 8 chars, PK textual de ipress)</w:t>
             </w:r>
           </w:p>
         </w:tc>
@@ -30438,7 +30725,7 @@
               <w:rPr>
                 <w:sz w:val="18"/>
               </w:rPr>
-              <w:t>/api/v1/academic-periods/</w:t>
+              <w:t>/api/v1/annex-documents/</w:t>
             </w:r>
           </w:p>
         </w:tc>
@@ -30492,46 +30779,46 @@
               <w:rPr>
                 <w:sz w:val="18"/>
               </w:rPr>
-              <w:t>/api/v1/annex-documents/</w:t>
-            </w:r>
-          </w:p>
-        </w:tc>
-        <w:tc>
-          <w:tcPr>
-            <w:tcW w:type="dxa" w:w="2160"/>
-          </w:tcPr>
-          <w:p>
-            <w:r>
-              <w:rPr>
-                <w:sz w:val="18"/>
-              </w:rPr>
-              <w:t>GET/POST/PUT/PATCH/DELETE</w:t>
-            </w:r>
-          </w:p>
-        </w:tc>
-        <w:tc>
-          <w:tcPr>
-            <w:tcW w:type="dxa" w:w="2160"/>
-          </w:tcPr>
-          <w:p>
-            <w:r>
-              <w:rPr>
-                <w:sz w:val="18"/>
-              </w:rPr>
-              <w:t>Administrador RENADS</w:t>
-            </w:r>
-          </w:p>
-        </w:tc>
-        <w:tc>
-          <w:tcPr>
-            <w:tcW w:type="dxa" w:w="2160"/>
-          </w:tcPr>
-          <w:p>
-            <w:r>
-              <w:rPr>
-                <w:sz w:val="18"/>
-              </w:rPr>
-              <w:t>CRUD</w:t>
+              <w:t>/api/v1/identity-document-types/</w:t>
+            </w:r>
+          </w:p>
+        </w:tc>
+        <w:tc>
+          <w:tcPr>
+            <w:tcW w:type="dxa" w:w="2160"/>
+          </w:tcPr>
+          <w:p>
+            <w:r>
+              <w:rPr>
+                <w:sz w:val="18"/>
+              </w:rPr>
+              <w:t>GET</w:t>
+            </w:r>
+          </w:p>
+        </w:tc>
+        <w:tc>
+          <w:tcPr>
+            <w:tcW w:type="dxa" w:w="2160"/>
+          </w:tcPr>
+          <w:p>
+            <w:r>
+              <w:rPr>
+                <w:sz w:val="18"/>
+              </w:rPr>
+              <w:t>—</w:t>
+            </w:r>
+          </w:p>
+        </w:tc>
+        <w:tc>
+          <w:tcPr>
+            <w:tcW w:type="dxa" w:w="2160"/>
+          </w:tcPr>
+          <w:p>
+            <w:r>
+              <w:rPr>
+                <w:sz w:val="18"/>
+              </w:rPr>
+              <w:t>Solo lectura</w:t>
             </w:r>
           </w:p>
         </w:tc>
@@ -30546,46 +30833,46 @@
               <w:rPr>
                 <w:sz w:val="18"/>
               </w:rPr>
-              <w:t>/api/v1/identity-document-types/</w:t>
-            </w:r>
-          </w:p>
-        </w:tc>
-        <w:tc>
-          <w:tcPr>
-            <w:tcW w:type="dxa" w:w="2160"/>
-          </w:tcPr>
-          <w:p>
-            <w:r>
-              <w:rPr>
-                <w:sz w:val="18"/>
-              </w:rPr>
-              <w:t>GET</w:t>
-            </w:r>
-          </w:p>
-        </w:tc>
-        <w:tc>
-          <w:tcPr>
-            <w:tcW w:type="dxa" w:w="2160"/>
-          </w:tcPr>
-          <w:p>
-            <w:r>
-              <w:rPr>
-                <w:sz w:val="18"/>
-              </w:rPr>
-              <w:t>—</w:t>
-            </w:r>
-          </w:p>
-        </w:tc>
-        <w:tc>
-          <w:tcPr>
-            <w:tcW w:type="dxa" w:w="2160"/>
-          </w:tcPr>
-          <w:p>
-            <w:r>
-              <w:rPr>
-                <w:sz w:val="18"/>
-              </w:rPr>
-              <w:t>Solo lectura</w:t>
+              <w:t>/api/v1/interns/</w:t>
+            </w:r>
+          </w:p>
+        </w:tc>
+        <w:tc>
+          <w:tcPr>
+            <w:tcW w:type="dxa" w:w="2160"/>
+          </w:tcPr>
+          <w:p>
+            <w:r>
+              <w:rPr>
+                <w:sz w:val="18"/>
+              </w:rPr>
+              <w:t>GET/POST/PUT/PATCH/DELETE</w:t>
+            </w:r>
+          </w:p>
+        </w:tc>
+        <w:tc>
+          <w:tcPr>
+            <w:tcW w:type="dxa" w:w="2160"/>
+          </w:tcPr>
+          <w:p>
+            <w:r>
+              <w:rPr>
+                <w:sz w:val="18"/>
+              </w:rPr>
+              <w:t>Universidad</w:t>
+            </w:r>
+          </w:p>
+        </w:tc>
+        <w:tc>
+          <w:tcPr>
+            <w:tcW w:type="dxa" w:w="2160"/>
+          </w:tcPr>
+          <w:p>
+            <w:r>
+              <w:rPr>
+                <w:sz w:val="18"/>
+              </w:rPr>
+              <w:t>CRUD</w:t>
             </w:r>
           </w:p>
         </w:tc>
@@ -30600,7 +30887,7 @@
               <w:rPr>
                 <w:sz w:val="18"/>
               </w:rPr>
-              <w:t>/api/v1/interns/</w:t>
+              <w:t>/api/v1/internship-periods/</w:t>
             </w:r>
           </w:p>
         </w:tc>
@@ -30626,7 +30913,7 @@
               <w:rPr>
                 <w:sz w:val="18"/>
               </w:rPr>
-              <w:t>Universidad</w:t>
+              <w:t>Administrador RENADS</w:t>
             </w:r>
           </w:p>
         </w:tc>
@@ -31831,9 +32118,11 @@
         <w:br/>
         <w:t xml:space="preserve">    %% ===== M1: Jerarquía GORE =====</w:t>
         <w:br/>
-        <w:t xml:space="preserve">    %% organo_directorio se discrimina por `categoria` (choices), sin FK a `organo`.</w:t>
+        <w:t xml:space="preserve">    %% organo_directorio referencia su categoría vía FK `organo` (organo_id, migración 0039).</w:t>
         <w:br/>
-        <w:t xml:space="preserve">    gobierno_regional ||--o{ organo_directorio : "solo regionales"</w:t>
+        <w:t xml:space="preserve">    %% El GORE del convenio vive en `convenio.gobierno_regional` (solo Marco regional).</w:t>
+        <w:br/>
+        <w:t xml:space="preserve">    organo ||--o{ organo_directorio : "organo (organo_id)"</w:t>
         <w:br/>
         <w:t xml:space="preserve">    organo_directorio ||--o{ unidad_ejecutora : "tipo_organo (UNIDAD_EJECUTORA)"</w:t>
         <w:br/>
@@ -31863,7 +32152,7 @@
         <w:br/>
         <w:t xml:space="preserve">    organo_representante ||--o{ historial_organo_representante : "baja"</w:t>
         <w:br/>
-        <w:t xml:space="preserve">    organo ||--o{ cargo_ejecutivo : ""</w:t>
+        <w:t xml:space="preserve">    organo ||--o{ cargo_ejecutivo : "organo (organo_id)"</w:t>
         <w:br/>
         <w:br/>
         <w:t xml:space="preserve">    %% ===== M1: Universidad =====</w:t>
@@ -31884,6 +32173,8 @@
         <w:t xml:space="preserve">    %% ===== M1: Convenio =====</w:t>
         <w:br/>
         <w:t xml:space="preserve">    tipo_convenio ||--o{ convenio : ""</w:t>
+        <w:br/>
+        <w:t xml:space="preserve">    gobierno_regional ||--o{ convenio : "opcional, solo Marco regional"</w:t>
         <w:br/>
         <w:t xml:space="preserve">    convenio ||--o{ convenio : "marco→especifico"</w:t>
         <w:br/>
@@ -31948,7 +32239,7 @@
         <w:br/>
         <w:t xml:space="preserve">    parentesco ||--o{ interno : "contacto emergencia"</w:t>
         <w:br/>
-        <w:t xml:space="preserve">    periodo_academico ||--o{ estudiante : "Pregrado (RN-19)"</w:t>
+        <w:t xml:space="preserve">    periodo_internado ||--o{ estudiante : "Pregrado (RN-19)"</w:t>
         <w:br/>
         <w:t xml:space="preserve">    especialidad ||--o{ estudiante : "otro nivel (RN-19)"</w:t>
         <w:br/>
@@ -32425,7 +32716,7 @@
         <w:br/>
         <w:t>carrera_profesional ────────────&gt; estudiante</w:t>
         <w:br/>
-        <w:t xml:space="preserve">                                  estudiante &gt;── periodo_academico / especialidad (RN-19)</w:t>
+        <w:t xml:space="preserve">                                  estudiante &gt;── periodo_internado / especialidad (RN-19)</w:t>
         <w:br/>
         <w:t>participante_convenio ──────────&gt; autorizacion_rotacion</w:t>
         <w:br/>
@@ -32554,7 +32845,7 @@
               <w:rPr>
                 <w:sz w:val="18"/>
               </w:rPr>
-              <w:t>estado_internado, estado_rotacion, servicio_area, tipo_documento_identidad, parentesco, periodo_academico, documento_anexo, estudiante, tutor, tutor_universidad, interno, historial_estado_internado, historial_tutor, rotacion, autorizacion_rotacion, historial_estado_rotacion</w:t>
+              <w:t>estado_internado, estado_rotacion, servicio_area, tipo_documento_identidad, parentesco, periodo_internado, documento_anexo, estudiante, tutor, tutor_universidad, interno, historial_estado_internado, historial_tutor, rotacion, autorizacion_rotacion, historial_estado_rotacion</w:t>
             </w:r>
           </w:p>
         </w:tc>
